--- a/EcoShare_AI_Patent_Architecture_Flowcharts.docx
+++ b/EcoShare_AI_Patent_Architecture_Flowcharts.docx
@@ -4,7 +4,7 @@
   <w:body>
     <w:p>
       <w:pPr>
-        <w:spacing w:before="0" w:after="40" w:line="264" w:lineRule="auto"/>
+        <w:spacing w:before="0" w:after="20" w:line="252" w:lineRule="auto"/>
         <w:jc w:val="right"/>
       </w:pPr>
       <w:r>
@@ -12,15 +12,15 @@
           <w:rFonts w:ascii="Cambria" w:hAnsi="Cambria"/>
           <w:b/>
           <w:i w:val="0"/>
-          <w:color w:val="64748B"/>
+          <w:color w:val="000000"/>
           <w:sz w:val="18"/>
         </w:rPr>
-        <w:t>PATENT DRAWINGS • SHEET 1 OF 6</w:t>
+        <w:t>SHEET 1 OF 6</w:t>
       </w:r>
     </w:p>
     <w:p>
       <w:pPr>
-        <w:spacing w:before="0" w:after="20" w:line="264" w:lineRule="auto"/>
+        <w:spacing w:before="0" w:after="20" w:line="252" w:lineRule="auto"/>
         <w:jc w:val="left"/>
       </w:pPr>
       <w:r>
@@ -28,15 +28,15 @@
           <w:rFonts w:ascii="Cambria" w:hAnsi="Cambria"/>
           <w:b/>
           <w:i w:val="0"/>
-          <w:color w:val="0F172A"/>
-          <w:sz w:val="26"/>
+          <w:color w:val="000000"/>
+          <w:sz w:val="25"/>
         </w:rPr>
         <w:t>FIG. 1: DISTRIBUTED CYBER-PHYSICAL SYSTEM ARCHITECTURE &amp; NETWORK TOPOLOGY</w:t>
       </w:r>
     </w:p>
     <w:p>
       <w:pPr>
-        <w:spacing w:before="0" w:after="120" w:line="264" w:lineRule="auto"/>
+        <w:spacing w:before="0" w:after="100" w:line="252" w:lineRule="auto"/>
         <w:jc w:val="left"/>
       </w:pPr>
       <w:r>
@@ -44,40 +44,39 @@
           <w:rFonts w:ascii="Cambria" w:hAnsi="Cambria"/>
           <w:b w:val="0"/>
           <w:i/>
-          <w:color w:val="475569"/>
-          <w:sz w:val="19"/>
+          <w:color w:val="000000"/>
+          <w:sz w:val="18"/>
         </w:rPr>
-        <w:t>Technical Field: Distributed multi-tier cloud computing architecture with computer vision, logistics optimization, and cryptographic verification modules [System Reference 100].</w:t>
+        <w:t>Technical Field: Distributed multi-tier cloud computing architecture integrating non-contact volumetric vision, dynamic perishability kinetics, combinatorial logistics, and cryptographic environmental ledgers.</w:t>
       </w:r>
     </w:p>
     <w:tbl>
       <w:tblPr>
         <w:tblW w:type="auto" w:w="0"/>
         <w:jc w:val="center"/>
-        <w:tblLayout w:type="fixed"/>
         <w:tblLook w:firstColumn="1" w:firstRow="1" w:lastColumn="0" w:lastRow="0" w:noHBand="0" w:noVBand="1" w:val="04A0"/>
       </w:tblPr>
       <w:tblGrid>
-        <w:gridCol w:w="3168"/>
         <w:gridCol w:w="3312"/>
-        <w:gridCol w:w="3456"/>
+        <w:gridCol w:w="3312"/>
+        <w:gridCol w:w="3312"/>
       </w:tblGrid>
       <w:tr>
         <w:tc>
           <w:tcPr>
             <w:tcW w:type="dxa" w:w="3408"/>
-            <w:shd w:fill="F0FDF4"/>
             <w:tcMar>
-              <w:top w:w="70" w:type="dxa"/>
-              <w:bottom w:w="70" w:type="dxa"/>
-              <w:left w:w="100" w:type="dxa"/>
-              <w:right w:w="100" w:type="dxa"/>
+              <w:top w:w="60" w:type="dxa"/>
+              <w:bottom w:w="60" w:type="dxa"/>
+              <w:left w:w="90" w:type="dxa"/>
+              <w:right w:w="90" w:type="dxa"/>
             </w:tcMar>
+            <w:shd w:fill="F2F2F2"/>
             <w:tcBorders>
-              <w:top w:val="single" w:sz="6" w:space="0" w:color="0D9668"/>
-              <w:left w:val="single" w:sz="6" w:space="0" w:color="0D9668"/>
-              <w:bottom w:val="single" w:sz="6" w:space="0" w:color="0D9668"/>
-              <w:right w:val="single" w:sz="6" w:space="0" w:color="0D9668"/>
+              <w:top w:val="single" w:sz="12" w:space="0" w:color="000000"/>
+              <w:left w:val="single" w:sz="12" w:space="0" w:color="000000"/>
+              <w:bottom w:val="single" w:sz="12" w:space="0" w:color="000000"/>
+              <w:right w:val="single" w:sz="12" w:space="0" w:color="000000"/>
             </w:tcBorders>
           </w:tcPr>
           <w:p>
@@ -89,17 +88,8 @@
               <w:rPr>
                 <w:rFonts w:ascii="Cambria" w:hAnsi="Cambria"/>
                 <w:b/>
-                <w:color w:val="0D9668"/>
-                <w:sz w:val="19"/>
-              </w:rPr>
-              <w:t xml:space="preserve">[102] </w:t>
-            </w:r>
-            <w:r>
-              <w:rPr>
-                <w:rFonts w:ascii="Cambria" w:hAnsi="Cambria"/>
-                <w:b/>
-                <w:color w:val="0F172A"/>
-                <w:sz w:val="19"/>
+                <w:color w:val="000000"/>
+                <w:sz w:val="18"/>
               </w:rPr>
               <w:t>DONOR CLIENT TERMINAL</w:t>
             </w:r>
@@ -113,12 +103,12 @@
               <w:rPr>
                 <w:rFonts w:ascii="Cambria" w:hAnsi="Cambria"/>
                 <w:i w:val="0"/>
-                <w:color w:val="475569"/>
-                <w:sz w:val="17"/>
+                <w:color w:val="000000"/>
+                <w:sz w:val="16"/>
               </w:rPr>
-              <w:t>• Optical Camera Subsystem [108]</w:t>
+              <w:t>• Optical Camera Subsystem</w:t>
               <w:br/>
-              <w:t>• Interactive GPS Geocoding [110]</w:t>
+              <w:t>• Interactive GPS Geocoding</w:t>
               <w:br/>
               <w:t>• Mobile Client GUI Interface</w:t>
             </w:r>
@@ -127,18 +117,18 @@
         <w:tc>
           <w:tcPr>
             <w:tcW w:type="dxa" w:w="3408"/>
-            <w:shd w:fill="F0F9FF"/>
             <w:tcMar>
-              <w:top w:w="70" w:type="dxa"/>
-              <w:bottom w:w="70" w:type="dxa"/>
-              <w:left w:w="100" w:type="dxa"/>
-              <w:right w:w="100" w:type="dxa"/>
+              <w:top w:w="60" w:type="dxa"/>
+              <w:bottom w:w="60" w:type="dxa"/>
+              <w:left w:w="90" w:type="dxa"/>
+              <w:right w:w="90" w:type="dxa"/>
             </w:tcMar>
+            <w:shd w:fill="F2F2F2"/>
             <w:tcBorders>
-              <w:top w:val="single" w:sz="6" w:space="0" w:color="0284C7"/>
-              <w:left w:val="single" w:sz="6" w:space="0" w:color="0284C7"/>
-              <w:bottom w:val="single" w:sz="6" w:space="0" w:color="0284C7"/>
-              <w:right w:val="single" w:sz="6" w:space="0" w:color="0284C7"/>
+              <w:top w:val="single" w:sz="12" w:space="0" w:color="000000"/>
+              <w:left w:val="single" w:sz="12" w:space="0" w:color="000000"/>
+              <w:bottom w:val="single" w:sz="12" w:space="0" w:color="000000"/>
+              <w:right w:val="single" w:sz="12" w:space="0" w:color="000000"/>
             </w:tcBorders>
           </w:tcPr>
           <w:p>
@@ -150,19 +140,10 @@
               <w:rPr>
                 <w:rFonts w:ascii="Cambria" w:hAnsi="Cambria"/>
                 <w:b/>
-                <w:color w:val="0284C7"/>
-                <w:sz w:val="19"/>
+                <w:color w:val="000000"/>
+                <w:sz w:val="18"/>
               </w:rPr>
-              <w:t xml:space="preserve">[104] </w:t>
-            </w:r>
-            <w:r>
-              <w:rPr>
-                <w:rFonts w:ascii="Cambria" w:hAnsi="Cambria"/>
-                <w:b/>
-                <w:color w:val="0F172A"/>
-                <w:sz w:val="19"/>
-              </w:rPr>
-              <w:t>VOLUNTEER TERMINAL</w:t>
+              <w:t>VOLUNTEER MOBILE TERMINAL</w:t>
             </w:r>
           </w:p>
           <w:p>
@@ -174,12 +155,12 @@
               <w:rPr>
                 <w:rFonts w:ascii="Cambria" w:hAnsi="Cambria"/>
                 <w:i w:val="0"/>
-                <w:color w:val="475569"/>
-                <w:sz w:val="17"/>
+                <w:color w:val="000000"/>
+                <w:sz w:val="16"/>
               </w:rPr>
-              <w:t>• Real-Time GPS Tracking [114]</w:t>
+              <w:t>• Real-Time GPS Tracking</w:t>
               <w:br/>
-              <w:t>• Optical QR Handover Scanner [116]</w:t>
+              <w:t>• Optical QR Handover Scanner</w:t>
               <w:br/>
               <w:t>• CVRP Route Navigation Client</w:t>
             </w:r>
@@ -188,18 +169,18 @@
         <w:tc>
           <w:tcPr>
             <w:tcW w:type="dxa" w:w="3408"/>
-            <w:shd w:fill="FFFBEB"/>
             <w:tcMar>
-              <w:top w:w="70" w:type="dxa"/>
-              <w:bottom w:w="70" w:type="dxa"/>
-              <w:left w:w="100" w:type="dxa"/>
-              <w:right w:w="100" w:type="dxa"/>
+              <w:top w:w="60" w:type="dxa"/>
+              <w:bottom w:w="60" w:type="dxa"/>
+              <w:left w:w="90" w:type="dxa"/>
+              <w:right w:w="90" w:type="dxa"/>
             </w:tcMar>
+            <w:shd w:fill="F2F2F2"/>
             <w:tcBorders>
-              <w:top w:val="single" w:sz="6" w:space="0" w:color="D97706"/>
-              <w:left w:val="single" w:sz="6" w:space="0" w:color="D97706"/>
-              <w:bottom w:val="single" w:sz="6" w:space="0" w:color="D97706"/>
-              <w:right w:val="single" w:sz="6" w:space="0" w:color="D97706"/>
+              <w:top w:val="single" w:sz="12" w:space="0" w:color="000000"/>
+              <w:left w:val="single" w:sz="12" w:space="0" w:color="000000"/>
+              <w:bottom w:val="single" w:sz="12" w:space="0" w:color="000000"/>
+              <w:right w:val="single" w:sz="12" w:space="0" w:color="000000"/>
             </w:tcBorders>
           </w:tcPr>
           <w:p>
@@ -211,17 +192,8 @@
               <w:rPr>
                 <w:rFonts w:ascii="Cambria" w:hAnsi="Cambria"/>
                 <w:b/>
-                <w:color w:val="0284C7"/>
-                <w:sz w:val="19"/>
-              </w:rPr>
-              <w:t xml:space="preserve">[106] </w:t>
-            </w:r>
-            <w:r>
-              <w:rPr>
-                <w:rFonts w:ascii="Cambria" w:hAnsi="Cambria"/>
-                <w:b/>
-                <w:color w:val="0F172A"/>
-                <w:sz w:val="19"/>
+                <w:color w:val="000000"/>
+                <w:sz w:val="18"/>
               </w:rPr>
               <w:t>NGO SHELTER PORTAL</w:t>
             </w:r>
@@ -235,12 +207,12 @@
               <w:rPr>
                 <w:rFonts w:ascii="Cambria" w:hAnsi="Cambria"/>
                 <w:i w:val="0"/>
-                <w:color w:val="475569"/>
-                <w:sz w:val="17"/>
+                <w:color w:val="000000"/>
+                <w:sz w:val="16"/>
               </w:rPr>
-              <w:t>• Shelter Capacity Telemetry [118]</w:t>
+              <w:t>• Shelter Capacity Telemetry</w:t>
               <w:br/>
-              <w:t>• Demand Logger &amp; Verification</w:t>
+              <w:t>• Demand Logger &amp; Check-in Scale</w:t>
               <w:br/>
               <w:t>• Local Redistribution Registry</w:t>
             </w:r>
@@ -257,10 +229,10 @@
         <w:rPr>
           <w:rFonts w:ascii="Cambria" w:hAnsi="Cambria"/>
           <w:b/>
-          <w:color w:val="64748B"/>
+          <w:color w:val="000000"/>
           <w:sz w:val="17"/>
         </w:rPr>
-        <w:t>▼  Encrypted Mutual TLS / HTTPS REST &amp; WebSocket Protocol Bus [112]  ▼</w:t>
+        <w:t>▼  Encrypted Mutual TLS / HTTPS REST &amp; WebSocket Protocol Bus  ▼</w:t>
       </w:r>
     </w:p>
     <w:tbl>
@@ -277,18 +249,18 @@
         <w:tc>
           <w:tcPr>
             <w:tcW w:type="dxa" w:w="5112"/>
-            <w:shd w:fill="F8FAFC"/>
             <w:tcMar>
-              <w:top w:w="70" w:type="dxa"/>
-              <w:bottom w:w="70" w:type="dxa"/>
-              <w:left w:w="100" w:type="dxa"/>
-              <w:right w:w="100" w:type="dxa"/>
+              <w:top w:w="60" w:type="dxa"/>
+              <w:bottom w:w="60" w:type="dxa"/>
+              <w:left w:w="90" w:type="dxa"/>
+              <w:right w:w="90" w:type="dxa"/>
             </w:tcMar>
+            <w:shd w:fill="FFFFFF"/>
             <w:tcBorders>
-              <w:top w:val="single" w:sz="6" w:space="0" w:color="0D9668"/>
-              <w:left w:val="single" w:sz="6" w:space="0" w:color="0D9668"/>
-              <w:bottom w:val="single" w:sz="6" w:space="0" w:color="0D9668"/>
-              <w:right w:val="single" w:sz="6" w:space="0" w:color="0D9668"/>
+              <w:top w:val="single" w:sz="6" w:space="0" w:color="000000"/>
+              <w:left w:val="single" w:sz="6" w:space="0" w:color="000000"/>
+              <w:bottom w:val="single" w:sz="6" w:space="0" w:color="000000"/>
+              <w:right w:val="single" w:sz="6" w:space="0" w:color="000000"/>
             </w:tcBorders>
           </w:tcPr>
           <w:p>
@@ -300,17 +272,8 @@
               <w:rPr>
                 <w:rFonts w:ascii="Cambria" w:hAnsi="Cambria"/>
                 <w:b/>
-                <w:color w:val="0D9668"/>
-                <w:sz w:val="19"/>
-              </w:rPr>
-              <w:t xml:space="preserve">[124] </w:t>
-            </w:r>
-            <w:r>
-              <w:rPr>
-                <w:rFonts w:ascii="Cambria" w:hAnsi="Cambria"/>
-                <w:b/>
-                <w:color w:val="0F172A"/>
-                <w:sz w:val="19"/>
+                <w:color w:val="000000"/>
+                <w:sz w:val="18"/>
               </w:rPr>
               <w:t>AI VOLUMETRIC ESTIMATION SUBSYSTEM</w:t>
             </w:r>
@@ -324,34 +287,34 @@
               <w:rPr>
                 <w:rFonts w:ascii="Cambria" w:hAnsi="Cambria"/>
                 <w:i w:val="0"/>
-                <w:color w:val="475569"/>
-                <w:sz w:val="17"/>
+                <w:color w:val="000000"/>
+                <w:sz w:val="16"/>
               </w:rPr>
-              <w:t>• Dual-Perspective Vision Module [126]</w:t>
+              <w:t>• Dual-Perspective Vision Module (Top/Lateral)</w:t>
               <w:br/>
-              <w:t>• Calibrated Container Geometry Matrix [128]</w:t>
+              <w:t>• Calibrated Container Geometry Matrix</w:t>
               <w:br/>
-              <w:t>• 12-Category Food Density Physics Tensor [130]</w:t>
+              <w:t>• 12-Category Food Density Physics Tensor</w:t>
               <w:br/>
-              <w:t>• Closed-Loop Continuous MAPE Engine [132]</w:t>
+              <w:t>• Closed-Loop Continuous MAPE Engine</w:t>
             </w:r>
           </w:p>
         </w:tc>
         <w:tc>
           <w:tcPr>
             <w:tcW w:type="dxa" w:w="5112"/>
-            <w:shd w:fill="F8FAFC"/>
             <w:tcMar>
-              <w:top w:w="70" w:type="dxa"/>
-              <w:bottom w:w="70" w:type="dxa"/>
-              <w:left w:w="100" w:type="dxa"/>
-              <w:right w:w="100" w:type="dxa"/>
+              <w:top w:w="60" w:type="dxa"/>
+              <w:bottom w:w="60" w:type="dxa"/>
+              <w:left w:w="90" w:type="dxa"/>
+              <w:right w:w="90" w:type="dxa"/>
             </w:tcMar>
+            <w:shd w:fill="FFFFFF"/>
             <w:tcBorders>
-              <w:top w:val="single" w:sz="6" w:space="0" w:color="0284C7"/>
-              <w:left w:val="single" w:sz="6" w:space="0" w:color="0284C7"/>
-              <w:bottom w:val="single" w:sz="6" w:space="0" w:color="0284C7"/>
-              <w:right w:val="single" w:sz="6" w:space="0" w:color="0284C7"/>
+              <w:top w:val="single" w:sz="6" w:space="0" w:color="000000"/>
+              <w:left w:val="single" w:sz="6" w:space="0" w:color="000000"/>
+              <w:bottom w:val="single" w:sz="6" w:space="0" w:color="000000"/>
+              <w:right w:val="single" w:sz="6" w:space="0" w:color="000000"/>
             </w:tcBorders>
           </w:tcPr>
           <w:p>
@@ -363,17 +326,8 @@
               <w:rPr>
                 <w:rFonts w:ascii="Cambria" w:hAnsi="Cambria"/>
                 <w:b/>
-                <w:color w:val="0284C7"/>
-                <w:sz w:val="19"/>
-              </w:rPr>
-              <w:t xml:space="preserve">[134] </w:t>
-            </w:r>
-            <w:r>
-              <w:rPr>
-                <w:rFonts w:ascii="Cambria" w:hAnsi="Cambria"/>
-                <w:b/>
-                <w:color w:val="0F172A"/>
-                <w:sz w:val="19"/>
+                <w:color w:val="000000"/>
+                <w:sz w:val="18"/>
               </w:rPr>
               <w:t>TRI-FACTOR DECAY &amp; PRIORITY ENGINE</w:t>
             </w:r>
@@ -387,14 +341,14 @@
               <w:rPr>
                 <w:rFonts w:ascii="Cambria" w:hAnsi="Cambria"/>
                 <w:i w:val="0"/>
-                <w:color w:val="475569"/>
-                <w:sz w:val="17"/>
+                <w:color w:val="000000"/>
+                <w:sz w:val="16"/>
               </w:rPr>
-              <w:t>• Dynamic Shelf-Life Decay Estimator [136]</w:t>
+              <w:t>• Dynamic Shelf-Life Decay Estimator</w:t>
               <w:br/>
               <w:t>• Biological Moisture &amp; Water Activity Curves</w:t>
               <w:br/>
-              <w:t>• Weighted Urgency Priority Function [138]</w:t>
+              <w:t>• Weighted Urgency Priority Scoring Function</w:t>
               <w:br/>
               <w:t>• Room-Temperature Threshold Watchdog</w:t>
             </w:r>
@@ -405,18 +359,18 @@
         <w:tc>
           <w:tcPr>
             <w:tcW w:type="dxa" w:w="5112"/>
-            <w:shd w:fill="F8FAFC"/>
             <w:tcMar>
-              <w:top w:w="70" w:type="dxa"/>
-              <w:bottom w:w="70" w:type="dxa"/>
-              <w:left w:w="100" w:type="dxa"/>
-              <w:right w:w="100" w:type="dxa"/>
+              <w:top w:w="60" w:type="dxa"/>
+              <w:bottom w:w="60" w:type="dxa"/>
+              <w:left w:w="90" w:type="dxa"/>
+              <w:right w:w="90" w:type="dxa"/>
             </w:tcMar>
+            <w:shd w:fill="FFFFFF"/>
             <w:tcBorders>
-              <w:top w:val="single" w:sz="6" w:space="0" w:color="D97706"/>
-              <w:left w:val="single" w:sz="6" w:space="0" w:color="D97706"/>
-              <w:bottom w:val="single" w:sz="6" w:space="0" w:color="D97706"/>
-              <w:right w:val="single" w:sz="6" w:space="0" w:color="D97706"/>
+              <w:top w:val="single" w:sz="6" w:space="0" w:color="000000"/>
+              <w:left w:val="single" w:sz="6" w:space="0" w:color="000000"/>
+              <w:bottom w:val="single" w:sz="6" w:space="0" w:color="000000"/>
+              <w:right w:val="single" w:sz="6" w:space="0" w:color="000000"/>
             </w:tcBorders>
           </w:tcPr>
           <w:p>
@@ -428,17 +382,8 @@
               <w:rPr>
                 <w:rFonts w:ascii="Cambria" w:hAnsi="Cambria"/>
                 <w:b/>
-                <w:color w:val="0284C7"/>
-                <w:sz w:val="19"/>
-              </w:rPr>
-              <w:t xml:space="preserve">[140] </w:t>
-            </w:r>
-            <w:r>
-              <w:rPr>
-                <w:rFonts w:ascii="Cambria" w:hAnsi="Cambria"/>
-                <w:b/>
-                <w:color w:val="0F172A"/>
-                <w:sz w:val="19"/>
+                <w:color w:val="000000"/>
+                <w:sz w:val="18"/>
               </w:rPr>
               <w:t>LOGISTICAL CVRP DISPATCH SUBSYSTEM</w:t>
             </w:r>
@@ -452,14 +397,14 @@
               <w:rPr>
                 <w:rFonts w:ascii="Cambria" w:hAnsi="Cambria"/>
                 <w:i w:val="0"/>
-                <w:color w:val="475569"/>
-                <w:sz w:val="17"/>
+                <w:color w:val="000000"/>
+                <w:sz w:val="16"/>
               </w:rPr>
-              <w:t>• Proactive Shelter Deficit Forecaster [142]</w:t>
+              <w:t>• Proactive Shelter Deficit Forecaster</w:t>
               <w:br/>
-              <w:t>• Haversine Spatial Clustered Graph [144]</w:t>
+              <w:t>• Haversine Spatial Clustered Graph</w:t>
               <w:br/>
-              <w:t>• Capacitated Vehicle Routing Solver [146]</w:t>
+              <w:t>• Capacitated Vehicle Routing Solver (CVRP)</w:t>
               <w:br/>
               <w:t>• Transport CO2e &amp; Diesel Minimization</w:t>
             </w:r>
@@ -468,18 +413,18 @@
         <w:tc>
           <w:tcPr>
             <w:tcW w:type="dxa" w:w="5112"/>
-            <w:shd w:fill="F8FAFC"/>
             <w:tcMar>
-              <w:top w:w="70" w:type="dxa"/>
-              <w:bottom w:w="70" w:type="dxa"/>
-              <w:left w:w="100" w:type="dxa"/>
-              <w:right w:w="100" w:type="dxa"/>
+              <w:top w:w="60" w:type="dxa"/>
+              <w:bottom w:w="60" w:type="dxa"/>
+              <w:left w:w="90" w:type="dxa"/>
+              <w:right w:w="90" w:type="dxa"/>
             </w:tcMar>
+            <w:shd w:fill="FFFFFF"/>
             <w:tcBorders>
-              <w:top w:val="single" w:sz="6" w:space="0" w:color="7C3AED"/>
-              <w:left w:val="single" w:sz="6" w:space="0" w:color="7C3AED"/>
-              <w:bottom w:val="single" w:sz="6" w:space="0" w:color="7C3AED"/>
-              <w:right w:val="single" w:sz="6" w:space="0" w:color="7C3AED"/>
+              <w:top w:val="single" w:sz="6" w:space="0" w:color="000000"/>
+              <w:left w:val="single" w:sz="6" w:space="0" w:color="000000"/>
+              <w:bottom w:val="single" w:sz="6" w:space="0" w:color="000000"/>
+              <w:right w:val="single" w:sz="6" w:space="0" w:color="000000"/>
             </w:tcBorders>
           </w:tcPr>
           <w:p>
@@ -491,17 +436,8 @@
               <w:rPr>
                 <w:rFonts w:ascii="Cambria" w:hAnsi="Cambria"/>
                 <w:b/>
-                <w:color w:val="0284C7"/>
-                <w:sz w:val="19"/>
-              </w:rPr>
-              <w:t xml:space="preserve">[148] </w:t>
-            </w:r>
-            <w:r>
-              <w:rPr>
-                <w:rFonts w:ascii="Cambria" w:hAnsi="Cambria"/>
-                <w:b/>
-                <w:color w:val="0F172A"/>
-                <w:sz w:val="19"/>
+                <w:color w:val="000000"/>
+                <w:sz w:val="18"/>
               </w:rPr>
               <w:t>CRYPTOGRAPHIC AUDIT SUBSYSTEM</w:t>
             </w:r>
@@ -515,16 +451,16 @@
               <w:rPr>
                 <w:rFonts w:ascii="Cambria" w:hAnsi="Cambria"/>
                 <w:i w:val="0"/>
-                <w:color w:val="475569"/>
-                <w:sz w:val="17"/>
+                <w:color w:val="000000"/>
+                <w:sz w:val="16"/>
               </w:rPr>
-              <w:t>• IPCC AR6 Multi-Gas Calculator [150]</w:t>
+              <w:t>• IPCC AR6 Multi-Gas Carbon Calculator</w:t>
               <w:br/>
-              <w:t>• Landfill Methane Mitigation Engine (GWP 28x) [152]</w:t>
+              <w:t>• Landfill Methane Mitigation Engine (GWP 28x)</w:t>
               <w:br/>
-              <w:t>• Zero-Trust Single-Use Token Gate (tau) [156]</w:t>
+              <w:t>• Zero-Trust Single-Use Handover Token Gate</w:t>
               <w:br/>
-              <w:t>• Immutable SHA-256 Distributed Ledger [158]</w:t>
+              <w:t>• Immutable SHA-256 Distributed Ledger</w:t>
             </w:r>
           </w:p>
         </w:tc>
@@ -539,10 +475,10 @@
         <w:rPr>
           <w:rFonts w:ascii="Cambria" w:hAnsi="Cambria"/>
           <w:b/>
-          <w:color w:val="64748B"/>
+          <w:color w:val="000000"/>
           <w:sz w:val="17"/>
         </w:rPr>
-        <w:t>▼  High-Throughput ACID Transaction Layer [159]  ▼</w:t>
+        <w:t>▼  High-Throughput ACID Transaction Layer  ▼</w:t>
       </w:r>
     </w:p>
     <w:tbl>
@@ -552,26 +488,26 @@
         <w:tblLook w:firstColumn="1" w:firstRow="1" w:lastColumn="0" w:lastRow="0" w:noHBand="0" w:noVBand="1" w:val="04A0"/>
       </w:tblPr>
       <w:tblGrid>
-        <w:gridCol w:w="3168"/>
         <w:gridCol w:w="3312"/>
-        <w:gridCol w:w="3456"/>
+        <w:gridCol w:w="3312"/>
+        <w:gridCol w:w="3312"/>
       </w:tblGrid>
       <w:tr>
         <w:tc>
           <w:tcPr>
             <w:tcW w:type="dxa" w:w="3408"/>
-            <w:shd w:fill="F8FAFC"/>
             <w:tcMar>
-              <w:top w:w="70" w:type="dxa"/>
-              <w:bottom w:w="70" w:type="dxa"/>
-              <w:left w:w="100" w:type="dxa"/>
-              <w:right w:w="100" w:type="dxa"/>
+              <w:top w:w="60" w:type="dxa"/>
+              <w:bottom w:w="60" w:type="dxa"/>
+              <w:left w:w="90" w:type="dxa"/>
+              <w:right w:w="90" w:type="dxa"/>
             </w:tcMar>
+            <w:shd w:fill="FFFFFF"/>
             <w:tcBorders>
-              <w:top w:val="single" w:sz="6" w:space="0" w:color="64748B"/>
-              <w:left w:val="single" w:sz="6" w:space="0" w:color="64748B"/>
-              <w:bottom w:val="single" w:sz="6" w:space="0" w:color="64748B"/>
-              <w:right w:val="single" w:sz="6" w:space="0" w:color="64748B"/>
+              <w:top w:val="single" w:sz="6" w:space="0" w:color="000000"/>
+              <w:left w:val="single" w:sz="6" w:space="0" w:color="000000"/>
+              <w:bottom w:val="single" w:sz="6" w:space="0" w:color="000000"/>
+              <w:right w:val="single" w:sz="6" w:space="0" w:color="000000"/>
             </w:tcBorders>
           </w:tcPr>
           <w:p>
@@ -583,19 +519,10 @@
               <w:rPr>
                 <w:rFonts w:ascii="Cambria" w:hAnsi="Cambria"/>
                 <w:b/>
-                <w:color w:val="0284C7"/>
-                <w:sz w:val="19"/>
+                <w:color w:val="000000"/>
+                <w:sz w:val="18"/>
               </w:rPr>
-              <w:t xml:space="preserve">[162] </w:t>
-            </w:r>
-            <w:r>
-              <w:rPr>
-                <w:rFonts w:ascii="Cambria" w:hAnsi="Cambria"/>
-                <w:b/>
-                <w:color w:val="0F172A"/>
-                <w:sz w:val="19"/>
-              </w:rPr>
-              <w:t>RELATIONAL STORE</w:t>
+              <w:t>RELATIONAL DATA STORE</w:t>
             </w:r>
           </w:p>
           <w:p>
@@ -607,8 +534,8 @@
               <w:rPr>
                 <w:rFonts w:ascii="Cambria" w:hAnsi="Cambria"/>
                 <w:i w:val="0"/>
-                <w:color w:val="475569"/>
-                <w:sz w:val="17"/>
+                <w:color w:val="000000"/>
+                <w:sz w:val="16"/>
               </w:rPr>
               <w:t>• User, NGO &amp; Donor Schemas</w:t>
               <w:br/>
@@ -621,18 +548,18 @@
         <w:tc>
           <w:tcPr>
             <w:tcW w:type="dxa" w:w="3408"/>
-            <w:shd w:fill="F8FAFC"/>
             <w:tcMar>
-              <w:top w:w="70" w:type="dxa"/>
-              <w:bottom w:w="70" w:type="dxa"/>
-              <w:left w:w="100" w:type="dxa"/>
-              <w:right w:w="100" w:type="dxa"/>
+              <w:top w:w="60" w:type="dxa"/>
+              <w:bottom w:w="60" w:type="dxa"/>
+              <w:left w:w="90" w:type="dxa"/>
+              <w:right w:w="90" w:type="dxa"/>
             </w:tcMar>
+            <w:shd w:fill="FFFFFF"/>
             <w:tcBorders>
-              <w:top w:val="single" w:sz="6" w:space="0" w:color="64748B"/>
-              <w:left w:val="single" w:sz="6" w:space="0" w:color="64748B"/>
-              <w:bottom w:val="single" w:sz="6" w:space="0" w:color="64748B"/>
-              <w:right w:val="single" w:sz="6" w:space="0" w:color="64748B"/>
+              <w:top w:val="single" w:sz="6" w:space="0" w:color="000000"/>
+              <w:left w:val="single" w:sz="6" w:space="0" w:color="000000"/>
+              <w:bottom w:val="single" w:sz="6" w:space="0" w:color="000000"/>
+              <w:right w:val="single" w:sz="6" w:space="0" w:color="000000"/>
             </w:tcBorders>
           </w:tcPr>
           <w:p>
@@ -644,19 +571,10 @@
               <w:rPr>
                 <w:rFonts w:ascii="Cambria" w:hAnsi="Cambria"/>
                 <w:b/>
-                <w:color w:val="0284C7"/>
-                <w:sz w:val="19"/>
+                <w:color w:val="000000"/>
+                <w:sz w:val="18"/>
               </w:rPr>
-              <w:t xml:space="preserve">[164] </w:t>
-            </w:r>
-            <w:r>
-              <w:rPr>
-                <w:rFonts w:ascii="Cambria" w:hAnsi="Cambria"/>
-                <w:b/>
-                <w:color w:val="0F172A"/>
-                <w:sz w:val="19"/>
-              </w:rPr>
-              <w:t>GEOSPATIAL REGISTRY</w:t>
+              <w:t>GEOSPATIAL RADAR REGISTRY</w:t>
             </w:r>
           </w:p>
           <w:p>
@@ -668,12 +586,12 @@
               <w:rPr>
                 <w:rFonts w:ascii="Cambria" w:hAnsi="Cambria"/>
                 <w:i w:val="0"/>
-                <w:color w:val="475569"/>
-                <w:sz w:val="17"/>
+                <w:color w:val="000000"/>
+                <w:sz w:val="16"/>
               </w:rPr>
               <w:t>• OpenStreetMap Spatial Coordinates</w:t>
               <w:br/>
-              <w:t>• 28 Live Node Pins (Trichy Radar)</w:t>
+              <w:t>• Live Donor / Shelter Pin Registry</w:t>
               <w:br/>
               <w:t>• Network Transit Distance Matrices</w:t>
             </w:r>
@@ -682,18 +600,18 @@
         <w:tc>
           <w:tcPr>
             <w:tcW w:type="dxa" w:w="3408"/>
-            <w:shd w:fill="F8FAFC"/>
             <w:tcMar>
-              <w:top w:w="70" w:type="dxa"/>
-              <w:bottom w:w="70" w:type="dxa"/>
-              <w:left w:w="100" w:type="dxa"/>
-              <w:right w:w="100" w:type="dxa"/>
+              <w:top w:w="60" w:type="dxa"/>
+              <w:bottom w:w="60" w:type="dxa"/>
+              <w:left w:w="90" w:type="dxa"/>
+              <w:right w:w="90" w:type="dxa"/>
             </w:tcMar>
+            <w:shd w:fill="FFFFFF"/>
             <w:tcBorders>
-              <w:top w:val="single" w:sz="6" w:space="0" w:color="64748B"/>
-              <w:left w:val="single" w:sz="6" w:space="0" w:color="64748B"/>
-              <w:bottom w:val="single" w:sz="6" w:space="0" w:color="64748B"/>
-              <w:right w:val="single" w:sz="6" w:space="0" w:color="64748B"/>
+              <w:top w:val="single" w:sz="6" w:space="0" w:color="000000"/>
+              <w:left w:val="single" w:sz="6" w:space="0" w:color="000000"/>
+              <w:bottom w:val="single" w:sz="6" w:space="0" w:color="000000"/>
+              <w:right w:val="single" w:sz="6" w:space="0" w:color="000000"/>
             </w:tcBorders>
           </w:tcPr>
           <w:p>
@@ -705,17 +623,8 @@
               <w:rPr>
                 <w:rFonts w:ascii="Cambria" w:hAnsi="Cambria"/>
                 <w:b/>
-                <w:color w:val="0284C7"/>
-                <w:sz w:val="19"/>
-              </w:rPr>
-              <w:t xml:space="preserve">[166] </w:t>
-            </w:r>
-            <w:r>
-              <w:rPr>
-                <w:rFonts w:ascii="Cambria" w:hAnsi="Cambria"/>
-                <w:b/>
-                <w:color w:val="0F172A"/>
-                <w:sz w:val="19"/>
+                <w:color w:val="000000"/>
+                <w:sz w:val="18"/>
               </w:rPr>
               <w:t>CRYPTOGRAPHIC AUDIT LOG</w:t>
             </w:r>
@@ -729,12 +638,12 @@
               <w:rPr>
                 <w:rFonts w:ascii="Cambria" w:hAnsi="Cambria"/>
                 <w:i w:val="0"/>
-                <w:color w:val="475569"/>
-                <w:sz w:val="17"/>
+                <w:color w:val="000000"/>
+                <w:sz w:val="16"/>
               </w:rPr>
               <w:t>• Immutable SHA-256 Ledger Hashes</w:t>
               <w:br/>
-              <w:t>• Single-Use Optical Token State (tau)</w:t>
+              <w:t>• Single-Use Optical Token State</w:t>
               <w:br/>
               <w:t>• Verified CSR Carbon Certificates</w:t>
             </w:r>
@@ -744,7 +653,7 @@
     </w:tbl>
     <w:p>
       <w:pPr>
-        <w:spacing w:before="80" w:after="20" w:line="264" w:lineRule="auto"/>
+        <w:spacing w:before="80" w:after="20" w:line="252" w:lineRule="auto"/>
         <w:jc w:val="left"/>
       </w:pPr>
       <w:r>
@@ -752,10 +661,10 @@
           <w:rFonts w:ascii="Cambria" w:hAnsi="Cambria"/>
           <w:b/>
           <w:i w:val="0"/>
-          <w:color w:val="0F172A"/>
-          <w:sz w:val="20"/>
+          <w:color w:val="000000"/>
+          <w:sz w:val="19"/>
         </w:rPr>
-        <w:t>Reference Numeral Key &amp; Technical Operation:</w:t>
+        <w:t>Technical Description of FIG. 1:</w:t>
       </w:r>
     </w:p>
     <w:p>
@@ -768,10 +677,10 @@
           <w:rFonts w:ascii="Cambria" w:hAnsi="Cambria"/>
           <w:b w:val="0"/>
           <w:i w:val="0"/>
-          <w:color w:val="334155"/>
+          <w:color w:val="000000"/>
           <w:sz w:val="17"/>
         </w:rPr>
-        <w:t>100: Overall cyber-physical platform; 102: Donor client device executing non-contact capture; 104: Volunteer mobile terminal; 106: NGO shelter node; 108: Optical camera; 110: GPS geocoder; 112: TLS communications bus; 120: Backend enterprise application server; 124: Volumetric AI estimator; 134: Dynamic shelf-life priority engine; 140: CVRP logistics solver; 148: SHA-256 cryptographic environmental ledger; 160: Persistent storage layer. The system eliminates physical scale hardware, minimizes fuel consumption, and prevents offset double-counting.</w:t>
+        <w:t>FIG. 1 illustrates the overall cyber-physical system architecture. Client endpoints capture non-contact image data and GPS telemetry, transmitting structured requests across an encrypted TLS protocol bus to the enterprise application server. The application server coordinates volumetric estimation, microbiological shelf-life prioritization, capacitated vehicle routing, and cryptographic ledger hashing, persistently synchronizing transactions across the persistent data layer to automate surplus food redistribution without physical scale hardware.</w:t>
       </w:r>
     </w:p>
     <w:p>
@@ -781,7 +690,7 @@
     </w:p>
     <w:p>
       <w:pPr>
-        <w:spacing w:before="0" w:after="40" w:line="264" w:lineRule="auto"/>
+        <w:spacing w:before="0" w:after="20" w:line="252" w:lineRule="auto"/>
         <w:jc w:val="right"/>
       </w:pPr>
       <w:r>
@@ -789,15 +698,15 @@
           <w:rFonts w:ascii="Cambria" w:hAnsi="Cambria"/>
           <w:b/>
           <w:i w:val="0"/>
-          <w:color w:val="64748B"/>
+          <w:color w:val="000000"/>
           <w:sz w:val="18"/>
         </w:rPr>
-        <w:t>PATENT DRAWINGS • SHEET 2 OF 6</w:t>
+        <w:t>SHEET 2 OF 6</w:t>
       </w:r>
     </w:p>
     <w:p>
       <w:pPr>
-        <w:spacing w:before="0" w:after="20" w:line="264" w:lineRule="auto"/>
+        <w:spacing w:before="0" w:after="20" w:line="252" w:lineRule="auto"/>
         <w:jc w:val="left"/>
       </w:pPr>
       <w:r>
@@ -805,15 +714,15 @@
           <w:rFonts w:ascii="Cambria" w:hAnsi="Cambria"/>
           <w:b/>
           <w:i w:val="0"/>
-          <w:color w:val="0F172A"/>
-          <w:sz w:val="26"/>
+          <w:color w:val="000000"/>
+          <w:sz w:val="25"/>
         </w:rPr>
         <w:t>FIG. 2: NON-CONTACT VOLUMETRIC FOOD MASS ESTIMATION &amp; ERROR-BOUNDING SUBSYSTEM</w:t>
       </w:r>
     </w:p>
     <w:p>
       <w:pPr>
-        <w:spacing w:before="0" w:after="120" w:line="264" w:lineRule="auto"/>
+        <w:spacing w:before="0" w:after="100" w:line="252" w:lineRule="auto"/>
         <w:jc w:val="left"/>
       </w:pPr>
       <w:r>
@@ -821,10 +730,10 @@
           <w:rFonts w:ascii="Cambria" w:hAnsi="Cambria"/>
           <w:b w:val="0"/>
           <w:i/>
-          <w:color w:val="475569"/>
-          <w:sz w:val="19"/>
+          <w:color w:val="000000"/>
+          <w:sz w:val="18"/>
         </w:rPr>
-        <w:t>Technical Field: Computer vision, container geometry modeling, bulk density physics tensors, and closed-loop statistical uncertainty bounding [Method Reference 200].</w:t>
+        <w:t>Technical Field: Computer vision, container geometry modeling, bulk density physics tensors, and closed-loop statistical uncertainty bounding.</w:t>
       </w:r>
     </w:p>
     <w:tbl>
@@ -840,18 +749,18 @@
         <w:tc>
           <w:tcPr>
             <w:tcW w:type="dxa" w:w="10224"/>
-            <w:shd w:fill="F0FDF4"/>
             <w:tcMar>
-              <w:top w:w="70" w:type="dxa"/>
-              <w:bottom w:w="70" w:type="dxa"/>
-              <w:left w:w="100" w:type="dxa"/>
-              <w:right w:w="100" w:type="dxa"/>
+              <w:top w:w="60" w:type="dxa"/>
+              <w:bottom w:w="60" w:type="dxa"/>
+              <w:left w:w="90" w:type="dxa"/>
+              <w:right w:w="90" w:type="dxa"/>
             </w:tcMar>
+            <w:shd w:fill="F2F2F2"/>
             <w:tcBorders>
-              <w:top w:val="single" w:sz="6" w:space="0" w:color="0D9668"/>
-              <w:left w:val="single" w:sz="6" w:space="0" w:color="0D9668"/>
-              <w:bottom w:val="single" w:sz="6" w:space="0" w:color="0D9668"/>
-              <w:right w:val="single" w:sz="6" w:space="0" w:color="0D9668"/>
+              <w:top w:val="single" w:sz="12" w:space="0" w:color="000000"/>
+              <w:left w:val="single" w:sz="12" w:space="0" w:color="000000"/>
+              <w:bottom w:val="single" w:sz="12" w:space="0" w:color="000000"/>
+              <w:right w:val="single" w:sz="12" w:space="0" w:color="000000"/>
             </w:tcBorders>
           </w:tcPr>
           <w:p>
@@ -863,19 +772,10 @@
               <w:rPr>
                 <w:rFonts w:ascii="Cambria" w:hAnsi="Cambria"/>
                 <w:b/>
-                <w:color w:val="0D9668"/>
-                <w:sz w:val="19"/>
+                <w:color w:val="000000"/>
+                <w:sz w:val="18"/>
               </w:rPr>
-              <w:t xml:space="preserve">[202] </w:t>
-            </w:r>
-            <w:r>
-              <w:rPr>
-                <w:rFonts w:ascii="Cambria" w:hAnsi="Cambria"/>
-                <w:b/>
-                <w:color w:val="0F172A"/>
-                <w:sz w:val="19"/>
-              </w:rPr>
-              <w:t>START: FOOD DONATION INITIATION</w:t>
+              <w:t>START: NON-CONTACT SURPLUS REGISTRATION</w:t>
             </w:r>
           </w:p>
           <w:p>
@@ -887,8 +787,8 @@
               <w:rPr>
                 <w:rFonts w:ascii="Cambria" w:hAnsi="Cambria"/>
                 <w:i w:val="0"/>
-                <w:color w:val="475569"/>
-                <w:sz w:val="17"/>
+                <w:color w:val="000000"/>
+                <w:sz w:val="16"/>
               </w:rPr>
               <w:t>Donor triggers non-contact surplus food registration routine on mobile terminal.</w:t>
             </w:r>
@@ -900,10 +800,10 @@
           <w:tcPr>
             <w:tcW w:type="dxa" w:w="10224"/>
             <w:tcBorders>
-              <w:top w:val="none" w:sz="4" w:space="0" w:color="auto"/>
-              <w:left w:val="none" w:sz="4" w:space="0" w:color="auto"/>
-              <w:bottom w:val="none" w:sz="4" w:space="0" w:color="auto"/>
-              <w:right w:val="none" w:sz="4" w:space="0" w:color="auto"/>
+              <w:top w:val="none" w:sz="6" w:space="0" w:color="auto"/>
+              <w:left w:val="none" w:sz="6" w:space="0" w:color="auto"/>
+              <w:bottom w:val="none" w:sz="6" w:space="0" w:color="auto"/>
+              <w:right w:val="none" w:sz="6" w:space="0" w:color="auto"/>
             </w:tcBorders>
           </w:tcPr>
           <w:p>
@@ -915,8 +815,8 @@
               <w:rPr>
                 <w:rFonts w:ascii="Cambria" w:hAnsi="Cambria"/>
                 <w:b/>
-                <w:color w:val="94A3B8"/>
-                <w:sz w:val="18"/>
+                <w:color w:val="000000"/>
+                <w:sz w:val="17"/>
               </w:rPr>
               <w:t>▼</w:t>
             </w:r>
@@ -927,18 +827,18 @@
         <w:tc>
           <w:tcPr>
             <w:tcW w:type="dxa" w:w="10224"/>
-            <w:shd w:fill="F8FAFC"/>
             <w:tcMar>
-              <w:top w:w="70" w:type="dxa"/>
-              <w:bottom w:w="70" w:type="dxa"/>
-              <w:left w:w="100" w:type="dxa"/>
-              <w:right w:w="100" w:type="dxa"/>
+              <w:top w:w="60" w:type="dxa"/>
+              <w:bottom w:w="60" w:type="dxa"/>
+              <w:left w:w="90" w:type="dxa"/>
+              <w:right w:w="90" w:type="dxa"/>
             </w:tcMar>
+            <w:shd w:fill="FFFFFF"/>
             <w:tcBorders>
-              <w:top w:val="single" w:sz="6" w:space="0" w:color="0D9668"/>
-              <w:left w:val="single" w:sz="6" w:space="0" w:color="0D9668"/>
-              <w:bottom w:val="single" w:sz="6" w:space="0" w:color="0D9668"/>
-              <w:right w:val="single" w:sz="6" w:space="0" w:color="0D9668"/>
+              <w:top w:val="single" w:sz="6" w:space="0" w:color="000000"/>
+              <w:left w:val="single" w:sz="6" w:space="0" w:color="000000"/>
+              <w:bottom w:val="single" w:sz="6" w:space="0" w:color="000000"/>
+              <w:right w:val="single" w:sz="6" w:space="0" w:color="000000"/>
             </w:tcBorders>
           </w:tcPr>
           <w:p>
@@ -950,17 +850,8 @@
               <w:rPr>
                 <w:rFonts w:ascii="Cambria" w:hAnsi="Cambria"/>
                 <w:b/>
-                <w:color w:val="0D9668"/>
-                <w:sz w:val="19"/>
-              </w:rPr>
-              <w:t xml:space="preserve">[204] </w:t>
-            </w:r>
-            <w:r>
-              <w:rPr>
-                <w:rFonts w:ascii="Cambria" w:hAnsi="Cambria"/>
-                <w:b/>
-                <w:color w:val="0F172A"/>
-                <w:sz w:val="19"/>
+                <w:color w:val="000000"/>
+                <w:sz w:val="18"/>
               </w:rPr>
               <w:t>INGEST IMAGE DATASET &amp; RECEPTACLE ATTRIBUTES</w:t>
             </w:r>
@@ -974,10 +865,10 @@
               <w:rPr>
                 <w:rFonts w:ascii="Cambria" w:hAnsi="Cambria"/>
                 <w:i w:val="0"/>
-                <w:color w:val="475569"/>
-                <w:sz w:val="17"/>
+                <w:color w:val="000000"/>
+                <w:sz w:val="16"/>
               </w:rPr>
-              <w:t>Receive Top-View Image (I_top), Optional Side-View Image (I_side), Container Receptacle Identifier (C_id), and Culinary Category Identifier (Cat_id).</w:t>
+              <w:t>Receive Top-View Image (I_top), Optional Side-View Image (I_side), Container Receptacle Identifier, and Culinary Category Identifier.</w:t>
             </w:r>
           </w:p>
         </w:tc>
@@ -987,10 +878,10 @@
           <w:tcPr>
             <w:tcW w:type="dxa" w:w="10224"/>
             <w:tcBorders>
-              <w:top w:val="none" w:sz="4" w:space="0" w:color="auto"/>
-              <w:left w:val="none" w:sz="4" w:space="0" w:color="auto"/>
-              <w:bottom w:val="none" w:sz="4" w:space="0" w:color="auto"/>
-              <w:right w:val="none" w:sz="4" w:space="0" w:color="auto"/>
+              <w:top w:val="none" w:sz="6" w:space="0" w:color="auto"/>
+              <w:left w:val="none" w:sz="6" w:space="0" w:color="auto"/>
+              <w:bottom w:val="none" w:sz="6" w:space="0" w:color="auto"/>
+              <w:right w:val="none" w:sz="6" w:space="0" w:color="auto"/>
             </w:tcBorders>
           </w:tcPr>
           <w:p>
@@ -1002,8 +893,8 @@
               <w:rPr>
                 <w:rFonts w:ascii="Cambria" w:hAnsi="Cambria"/>
                 <w:b/>
-                <w:color w:val="94A3B8"/>
-                <w:sz w:val="18"/>
+                <w:color w:val="000000"/>
+                <w:sz w:val="17"/>
               </w:rPr>
               <w:t>▼</w:t>
             </w:r>
@@ -1014,18 +905,18 @@
         <w:tc>
           <w:tcPr>
             <w:tcW w:type="dxa" w:w="10224"/>
-            <w:shd w:fill="F8FAFC"/>
             <w:tcMar>
-              <w:top w:w="70" w:type="dxa"/>
-              <w:bottom w:w="70" w:type="dxa"/>
-              <w:left w:w="100" w:type="dxa"/>
-              <w:right w:w="100" w:type="dxa"/>
+              <w:top w:w="60" w:type="dxa"/>
+              <w:bottom w:w="60" w:type="dxa"/>
+              <w:left w:w="90" w:type="dxa"/>
+              <w:right w:w="90" w:type="dxa"/>
             </w:tcMar>
+            <w:shd w:fill="FFFFFF"/>
             <w:tcBorders>
-              <w:top w:val="single" w:sz="6" w:space="0" w:color="0D9668"/>
-              <w:left w:val="single" w:sz="6" w:space="0" w:color="0D9668"/>
-              <w:bottom w:val="single" w:sz="6" w:space="0" w:color="0D9668"/>
-              <w:right w:val="single" w:sz="6" w:space="0" w:color="0D9668"/>
+              <w:top w:val="single" w:sz="6" w:space="0" w:color="000000"/>
+              <w:left w:val="single" w:sz="6" w:space="0" w:color="000000"/>
+              <w:bottom w:val="single" w:sz="6" w:space="0" w:color="000000"/>
+              <w:right w:val="single" w:sz="6" w:space="0" w:color="000000"/>
             </w:tcBorders>
           </w:tcPr>
           <w:p>
@@ -1037,17 +928,8 @@
               <w:rPr>
                 <w:rFonts w:ascii="Cambria" w:hAnsi="Cambria"/>
                 <w:b/>
-                <w:color w:val="0D9668"/>
-                <w:sz w:val="19"/>
-              </w:rPr>
-              <w:t xml:space="preserve">[206] </w:t>
-            </w:r>
-            <w:r>
-              <w:rPr>
-                <w:rFonts w:ascii="Cambria" w:hAnsi="Cambria"/>
-                <w:b/>
-                <w:color w:val="0F172A"/>
-                <w:sz w:val="19"/>
+                <w:color w:val="000000"/>
+                <w:sz w:val="18"/>
               </w:rPr>
               <w:t>QUERY CALIBRATED RECEPTACLE REFERENCE MATRIX</w:t>
             </w:r>
@@ -1061,10 +943,10 @@
               <w:rPr>
                 <w:rFonts w:ascii="Cambria" w:hAnsi="Cambria"/>
                 <w:i w:val="0"/>
-                <w:color w:val="475569"/>
-                <w:sz w:val="17"/>
+                <w:color w:val="000000"/>
+                <w:sz w:val="16"/>
               </w:rPr>
-              <w:t>Retrieve reference volume (V_calibrated): 5L Buffet Chafing Dish (5.0L), 10L Catering Pot (10.0L), 20L Feast Drum (20.0L), 50L Feast Pot (50.0L), or Custom Liters (V_custom).</w:t>
+              <w:t>Retrieve calibrated reference volume: 5L Buffet Chafing Dish (5.0L), 10L Catering Pot (10.0L), 20L Feast Drum (20.0L), 50L Banquet Pot (50.0L), or Custom Volume (V_custom).</w:t>
             </w:r>
           </w:p>
         </w:tc>
@@ -1074,10 +956,10 @@
           <w:tcPr>
             <w:tcW w:type="dxa" w:w="10224"/>
             <w:tcBorders>
-              <w:top w:val="none" w:sz="4" w:space="0" w:color="auto"/>
-              <w:left w:val="none" w:sz="4" w:space="0" w:color="auto"/>
-              <w:bottom w:val="none" w:sz="4" w:space="0" w:color="auto"/>
-              <w:right w:val="none" w:sz="4" w:space="0" w:color="auto"/>
+              <w:top w:val="none" w:sz="6" w:space="0" w:color="auto"/>
+              <w:left w:val="none" w:sz="6" w:space="0" w:color="auto"/>
+              <w:bottom w:val="none" w:sz="6" w:space="0" w:color="auto"/>
+              <w:right w:val="none" w:sz="6" w:space="0" w:color="auto"/>
             </w:tcBorders>
           </w:tcPr>
           <w:p>
@@ -1089,8 +971,8 @@
               <w:rPr>
                 <w:rFonts w:ascii="Cambria" w:hAnsi="Cambria"/>
                 <w:b/>
-                <w:color w:val="94A3B8"/>
-                <w:sz w:val="18"/>
+                <w:color w:val="000000"/>
+                <w:sz w:val="17"/>
               </w:rPr>
               <w:t>▼</w:t>
             </w:r>
@@ -1101,18 +983,18 @@
         <w:tc>
           <w:tcPr>
             <w:tcW w:type="dxa" w:w="10224"/>
-            <w:shd w:fill="F8FAFC"/>
             <w:tcMar>
-              <w:top w:w="70" w:type="dxa"/>
-              <w:bottom w:w="70" w:type="dxa"/>
-              <w:left w:w="100" w:type="dxa"/>
-              <w:right w:w="100" w:type="dxa"/>
+              <w:top w:w="60" w:type="dxa"/>
+              <w:bottom w:w="60" w:type="dxa"/>
+              <w:left w:w="90" w:type="dxa"/>
+              <w:right w:w="90" w:type="dxa"/>
             </w:tcMar>
+            <w:shd w:fill="FFFFFF"/>
             <w:tcBorders>
-              <w:top w:val="single" w:sz="6" w:space="0" w:color="0D9668"/>
-              <w:left w:val="single" w:sz="6" w:space="0" w:color="0D9668"/>
-              <w:bottom w:val="single" w:sz="6" w:space="0" w:color="0D9668"/>
-              <w:right w:val="single" w:sz="6" w:space="0" w:color="0D9668"/>
+              <w:top w:val="single" w:sz="6" w:space="0" w:color="000000"/>
+              <w:left w:val="single" w:sz="6" w:space="0" w:color="000000"/>
+              <w:bottom w:val="single" w:sz="6" w:space="0" w:color="000000"/>
+              <w:right w:val="single" w:sz="6" w:space="0" w:color="000000"/>
             </w:tcBorders>
           </w:tcPr>
           <w:p>
@@ -1124,17 +1006,8 @@
               <w:rPr>
                 <w:rFonts w:ascii="Cambria" w:hAnsi="Cambria"/>
                 <w:b/>
-                <w:color w:val="0D9668"/>
-                <w:sz w:val="19"/>
-              </w:rPr>
-              <w:t xml:space="preserve">[208] </w:t>
-            </w:r>
-            <w:r>
-              <w:rPr>
-                <w:rFonts w:ascii="Cambria" w:hAnsi="Cambria"/>
-                <w:b/>
-                <w:color w:val="0F172A"/>
-                <w:sz w:val="19"/>
+                <w:color w:val="000000"/>
+                <w:sz w:val="18"/>
               </w:rPr>
               <w:t>CALCULATE EFFECTIVE RECEPTACLE FLUID VOLUME</w:t>
             </w:r>
@@ -1148,10 +1021,10 @@
               <w:rPr>
                 <w:rFonts w:ascii="Cambria" w:hAnsi="Cambria"/>
                 <w:i w:val="0"/>
-                <w:color w:val="475569"/>
-                <w:sz w:val="17"/>
+                <w:color w:val="000000"/>
+                <w:sz w:val="16"/>
               </w:rPr>
-              <w:t>Execute volumetric transformation: V_eff = V_calibrated * (Fill_Percentage / 100.0).</w:t>
+              <w:t>Execute volumetric transformation: Effective Volume = Calibrated Reference Volume * (Fill Percentage / 100.0).</w:t>
             </w:r>
           </w:p>
         </w:tc>
@@ -1161,10 +1034,10 @@
           <w:tcPr>
             <w:tcW w:type="dxa" w:w="10224"/>
             <w:tcBorders>
-              <w:top w:val="none" w:sz="4" w:space="0" w:color="auto"/>
-              <w:left w:val="none" w:sz="4" w:space="0" w:color="auto"/>
-              <w:bottom w:val="none" w:sz="4" w:space="0" w:color="auto"/>
-              <w:right w:val="none" w:sz="4" w:space="0" w:color="auto"/>
+              <w:top w:val="none" w:sz="6" w:space="0" w:color="auto"/>
+              <w:left w:val="none" w:sz="6" w:space="0" w:color="auto"/>
+              <w:bottom w:val="none" w:sz="6" w:space="0" w:color="auto"/>
+              <w:right w:val="none" w:sz="6" w:space="0" w:color="auto"/>
             </w:tcBorders>
           </w:tcPr>
           <w:p>
@@ -1176,8 +1049,8 @@
               <w:rPr>
                 <w:rFonts w:ascii="Cambria" w:hAnsi="Cambria"/>
                 <w:b/>
-                <w:color w:val="94A3B8"/>
-                <w:sz w:val="18"/>
+                <w:color w:val="000000"/>
+                <w:sz w:val="17"/>
               </w:rPr>
               <w:t>▼</w:t>
             </w:r>
@@ -1188,18 +1061,18 @@
         <w:tc>
           <w:tcPr>
             <w:tcW w:type="dxa" w:w="10224"/>
-            <w:shd w:fill="F8FAFC"/>
             <w:tcMar>
-              <w:top w:w="70" w:type="dxa"/>
-              <w:bottom w:w="70" w:type="dxa"/>
-              <w:left w:w="100" w:type="dxa"/>
-              <w:right w:w="100" w:type="dxa"/>
+              <w:top w:w="60" w:type="dxa"/>
+              <w:bottom w:w="60" w:type="dxa"/>
+              <w:left w:w="90" w:type="dxa"/>
+              <w:right w:w="90" w:type="dxa"/>
             </w:tcMar>
+            <w:shd w:fill="FFFFFF"/>
             <w:tcBorders>
-              <w:top w:val="single" w:sz="6" w:space="0" w:color="0D9668"/>
-              <w:left w:val="single" w:sz="6" w:space="0" w:color="0D9668"/>
-              <w:bottom w:val="single" w:sz="6" w:space="0" w:color="0D9668"/>
-              <w:right w:val="single" w:sz="6" w:space="0" w:color="0D9668"/>
+              <w:top w:val="single" w:sz="6" w:space="0" w:color="000000"/>
+              <w:left w:val="single" w:sz="6" w:space="0" w:color="000000"/>
+              <w:bottom w:val="single" w:sz="6" w:space="0" w:color="000000"/>
+              <w:right w:val="single" w:sz="6" w:space="0" w:color="000000"/>
             </w:tcBorders>
           </w:tcPr>
           <w:p>
@@ -1211,17 +1084,8 @@
               <w:rPr>
                 <w:rFonts w:ascii="Cambria" w:hAnsi="Cambria"/>
                 <w:b/>
-                <w:color w:val="0D9668"/>
-                <w:sz w:val="19"/>
-              </w:rPr>
-              <w:t xml:space="preserve">[210] </w:t>
-            </w:r>
-            <w:r>
-              <w:rPr>
-                <w:rFonts w:ascii="Cambria" w:hAnsi="Cambria"/>
-                <w:b/>
-                <w:color w:val="0F172A"/>
-                <w:sz w:val="19"/>
+                <w:color w:val="000000"/>
+                <w:sz w:val="18"/>
               </w:rPr>
               <w:t>RETRIEVE 12-CATEGORY BULK DENSITY PHYSICS COEFFICIENT</w:t>
             </w:r>
@@ -1235,10 +1099,10 @@
               <w:rPr>
                 <w:rFonts w:ascii="Cambria" w:hAnsi="Cambria"/>
                 <w:i w:val="0"/>
-                <w:color w:val="475569"/>
-                <w:sz w:val="17"/>
+                <w:color w:val="000000"/>
+                <w:sz w:val="16"/>
               </w:rPr>
-              <w:t>Map Cat_id to bulk density tensor (rho_c, kg/L): Cooked Rice (0.80), Cooked Curry (0.95), Mixed Biryani (0.85), Vegetables (0.70), Bread/Bakery (0.35), Dairy (1.03), Sweets (0.90).</w:t>
+              <w:t>Map culinary category to bulk density tensor (kg/L): Cooked Rice (0.80), Cooked Curry (0.95), Mixed Biryani (0.85), Vegetables (0.70), Bread/Bakery (0.35), Dairy (1.03), Sweets (0.90).</w:t>
             </w:r>
           </w:p>
         </w:tc>
@@ -1248,10 +1112,10 @@
           <w:tcPr>
             <w:tcW w:type="dxa" w:w="10224"/>
             <w:tcBorders>
-              <w:top w:val="none" w:sz="4" w:space="0" w:color="auto"/>
-              <w:left w:val="none" w:sz="4" w:space="0" w:color="auto"/>
-              <w:bottom w:val="none" w:sz="4" w:space="0" w:color="auto"/>
-              <w:right w:val="none" w:sz="4" w:space="0" w:color="auto"/>
+              <w:top w:val="none" w:sz="6" w:space="0" w:color="auto"/>
+              <w:left w:val="none" w:sz="6" w:space="0" w:color="auto"/>
+              <w:bottom w:val="none" w:sz="6" w:space="0" w:color="auto"/>
+              <w:right w:val="none" w:sz="6" w:space="0" w:color="auto"/>
             </w:tcBorders>
           </w:tcPr>
           <w:p>
@@ -1263,8 +1127,8 @@
               <w:rPr>
                 <w:rFonts w:ascii="Cambria" w:hAnsi="Cambria"/>
                 <w:b/>
-                <w:color w:val="94A3B8"/>
-                <w:sz w:val="18"/>
+                <w:color w:val="000000"/>
+                <w:sz w:val="17"/>
               </w:rPr>
               <w:t>▼</w:t>
             </w:r>
@@ -1275,18 +1139,18 @@
         <w:tc>
           <w:tcPr>
             <w:tcW w:type="dxa" w:w="10224"/>
-            <w:shd w:fill="F8FAFC"/>
             <w:tcMar>
-              <w:top w:w="70" w:type="dxa"/>
-              <w:bottom w:w="70" w:type="dxa"/>
-              <w:left w:w="100" w:type="dxa"/>
-              <w:right w:w="100" w:type="dxa"/>
+              <w:top w:w="60" w:type="dxa"/>
+              <w:bottom w:w="60" w:type="dxa"/>
+              <w:left w:w="90" w:type="dxa"/>
+              <w:right w:w="90" w:type="dxa"/>
             </w:tcMar>
+            <w:shd w:fill="FFFFFF"/>
             <w:tcBorders>
-              <w:top w:val="single" w:sz="6" w:space="0" w:color="0D9668"/>
-              <w:left w:val="single" w:sz="6" w:space="0" w:color="0D9668"/>
-              <w:bottom w:val="single" w:sz="6" w:space="0" w:color="0D9668"/>
-              <w:right w:val="single" w:sz="6" w:space="0" w:color="0D9668"/>
+              <w:top w:val="single" w:sz="6" w:space="0" w:color="000000"/>
+              <w:left w:val="single" w:sz="6" w:space="0" w:color="000000"/>
+              <w:bottom w:val="single" w:sz="6" w:space="0" w:color="000000"/>
+              <w:right w:val="single" w:sz="6" w:space="0" w:color="000000"/>
             </w:tcBorders>
           </w:tcPr>
           <w:p>
@@ -1298,17 +1162,8 @@
               <w:rPr>
                 <w:rFonts w:ascii="Cambria" w:hAnsi="Cambria"/>
                 <w:b/>
-                <w:color w:val="0D9668"/>
-                <w:sz w:val="19"/>
-              </w:rPr>
-              <w:t xml:space="preserve">[212] </w:t>
-            </w:r>
-            <w:r>
-              <w:rPr>
-                <w:rFonts w:ascii="Cambria" w:hAnsi="Cambria"/>
-                <w:b/>
-                <w:color w:val="0F172A"/>
-                <w:sz w:val="19"/>
+                <w:color w:val="000000"/>
+                <w:sz w:val="18"/>
               </w:rPr>
               <w:t>COMPUTE MIDPOINT PHYSICAL MASS &amp; SERVING EQUIVALENTS</w:t>
             </w:r>
@@ -1322,10 +1177,10 @@
               <w:rPr>
                 <w:rFonts w:ascii="Cambria" w:hAnsi="Cambria"/>
                 <w:i w:val="0"/>
-                <w:color w:val="475569"/>
-                <w:sz w:val="17"/>
+                <w:color w:val="000000"/>
+                <w:sz w:val="16"/>
               </w:rPr>
-              <w:t>Calculate deterministic midpoint mass: M_mid = V_eff * rho_c. Calculate serving count: Servings_mid = round(M_mid / Portion_kg), where Portion_kg is category-specific (100g-250g).</w:t>
+              <w:t>Calculate deterministic midpoint mass = Effective Volume * Category Bulk Density. Calculate serving count = round(Midpoint Mass / Portion Mass), where portion mass is category-specific (100g to 250g).</w:t>
             </w:r>
           </w:p>
         </w:tc>
@@ -1335,10 +1190,10 @@
           <w:tcPr>
             <w:tcW w:type="dxa" w:w="10224"/>
             <w:tcBorders>
-              <w:top w:val="none" w:sz="4" w:space="0" w:color="auto"/>
-              <w:left w:val="none" w:sz="4" w:space="0" w:color="auto"/>
-              <w:bottom w:val="none" w:sz="4" w:space="0" w:color="auto"/>
-              <w:right w:val="none" w:sz="4" w:space="0" w:color="auto"/>
+              <w:top w:val="none" w:sz="6" w:space="0" w:color="auto"/>
+              <w:left w:val="none" w:sz="6" w:space="0" w:color="auto"/>
+              <w:bottom w:val="none" w:sz="6" w:space="0" w:color="auto"/>
+              <w:right w:val="none" w:sz="6" w:space="0" w:color="auto"/>
             </w:tcBorders>
           </w:tcPr>
           <w:p>
@@ -1350,8 +1205,8 @@
               <w:rPr>
                 <w:rFonts w:ascii="Cambria" w:hAnsi="Cambria"/>
                 <w:b/>
-                <w:color w:val="94A3B8"/>
-                <w:sz w:val="18"/>
+                <w:color w:val="000000"/>
+                <w:sz w:val="17"/>
               </w:rPr>
               <w:t>▼</w:t>
             </w:r>
@@ -1362,18 +1217,18 @@
         <w:tc>
           <w:tcPr>
             <w:tcW w:type="dxa" w:w="10224"/>
-            <w:shd w:fill="F0F9FF"/>
             <w:tcMar>
-              <w:top w:w="70" w:type="dxa"/>
-              <w:bottom w:w="70" w:type="dxa"/>
-              <w:left w:w="100" w:type="dxa"/>
-              <w:right w:w="100" w:type="dxa"/>
+              <w:top w:w="60" w:type="dxa"/>
+              <w:bottom w:w="60" w:type="dxa"/>
+              <w:left w:w="90" w:type="dxa"/>
+              <w:right w:w="90" w:type="dxa"/>
             </w:tcMar>
+            <w:shd w:fill="FFFFFF"/>
             <w:tcBorders>
-              <w:top w:val="single" w:sz="6" w:space="0" w:color="0284C7"/>
-              <w:left w:val="single" w:sz="6" w:space="0" w:color="0284C7"/>
-              <w:bottom w:val="single" w:sz="6" w:space="0" w:color="0284C7"/>
-              <w:right w:val="single" w:sz="6" w:space="0" w:color="0284C7"/>
+              <w:top w:val="double" w:sz="10" w:space="0" w:color="000000"/>
+              <w:left w:val="double" w:sz="10" w:space="0" w:color="000000"/>
+              <w:bottom w:val="double" w:sz="10" w:space="0" w:color="000000"/>
+              <w:right w:val="double" w:sz="10" w:space="0" w:color="000000"/>
             </w:tcBorders>
           </w:tcPr>
           <w:p>
@@ -1385,17 +1240,8 @@
               <w:rPr>
                 <w:rFonts w:ascii="Cambria" w:hAnsi="Cambria"/>
                 <w:b/>
-                <w:color w:val="0284C7"/>
-                <w:sz w:val="19"/>
-              </w:rPr>
-              <w:t xml:space="preserve">[214] </w:t>
-            </w:r>
-            <w:r>
-              <w:rPr>
-                <w:rFonts w:ascii="Cambria" w:hAnsi="Cambria"/>
-                <w:b/>
-                <w:color w:val="0F172A"/>
-                <w:sz w:val="19"/>
+                <w:color w:val="000000"/>
+                <w:sz w:val="18"/>
               </w:rPr>
               <w:t>DECISION: EVALUATE IMAGE PERSPECTIVE COUNT (DUAL VS. MONOCULAR)</w:t>
             </w:r>
@@ -1409,10 +1255,10 @@
               <w:rPr>
                 <w:rFonts w:ascii="Cambria" w:hAnsi="Cambria"/>
                 <w:i w:val="0"/>
-                <w:color w:val="475569"/>
-                <w:sz w:val="17"/>
+                <w:color w:val="000000"/>
+                <w:sz w:val="16"/>
               </w:rPr>
-              <w:t>Assess whether both orthogonal Top-View (I_top) and Side-View (I_side) images exist in payload.</w:t>
+              <w:t>Assess whether both orthogonal Top-View and Side-View images exist in input payload.</w:t>
             </w:r>
           </w:p>
         </w:tc>
@@ -1422,10 +1268,10 @@
           <w:tcPr>
             <w:tcW w:type="dxa" w:w="10224"/>
             <w:tcBorders>
-              <w:top w:val="none" w:sz="4" w:space="0" w:color="auto"/>
-              <w:left w:val="none" w:sz="4" w:space="0" w:color="auto"/>
-              <w:bottom w:val="none" w:sz="4" w:space="0" w:color="auto"/>
-              <w:right w:val="none" w:sz="4" w:space="0" w:color="auto"/>
+              <w:top w:val="none" w:sz="6" w:space="0" w:color="auto"/>
+              <w:left w:val="none" w:sz="6" w:space="0" w:color="auto"/>
+              <w:bottom w:val="none" w:sz="6" w:space="0" w:color="auto"/>
+              <w:right w:val="none" w:sz="6" w:space="0" w:color="auto"/>
             </w:tcBorders>
           </w:tcPr>
           <w:p>
@@ -1437,8 +1283,8 @@
               <w:rPr>
                 <w:rFonts w:ascii="Cambria" w:hAnsi="Cambria"/>
                 <w:b/>
-                <w:color w:val="94A3B8"/>
-                <w:sz w:val="18"/>
+                <w:color w:val="000000"/>
+                <w:sz w:val="17"/>
               </w:rPr>
               <w:t>▼</w:t>
             </w:r>
@@ -1449,18 +1295,18 @@
         <w:tc>
           <w:tcPr>
             <w:tcW w:type="dxa" w:w="10224"/>
-            <w:shd w:fill="F8FAFC"/>
             <w:tcMar>
-              <w:top w:w="70" w:type="dxa"/>
-              <w:bottom w:w="70" w:type="dxa"/>
-              <w:left w:w="100" w:type="dxa"/>
-              <w:right w:w="100" w:type="dxa"/>
+              <w:top w:w="60" w:type="dxa"/>
+              <w:bottom w:w="60" w:type="dxa"/>
+              <w:left w:w="90" w:type="dxa"/>
+              <w:right w:w="90" w:type="dxa"/>
             </w:tcMar>
+            <w:shd w:fill="FFFFFF"/>
             <w:tcBorders>
-              <w:top w:val="single" w:sz="6" w:space="0" w:color="0D9668"/>
-              <w:left w:val="single" w:sz="6" w:space="0" w:color="0D9668"/>
-              <w:bottom w:val="single" w:sz="6" w:space="0" w:color="0D9668"/>
-              <w:right w:val="single" w:sz="6" w:space="0" w:color="0D9668"/>
+              <w:top w:val="single" w:sz="6" w:space="0" w:color="000000"/>
+              <w:left w:val="single" w:sz="6" w:space="0" w:color="000000"/>
+              <w:bottom w:val="single" w:sz="6" w:space="0" w:color="000000"/>
+              <w:right w:val="single" w:sz="6" w:space="0" w:color="000000"/>
             </w:tcBorders>
           </w:tcPr>
           <w:p>
@@ -1472,17 +1318,8 @@
               <w:rPr>
                 <w:rFonts w:ascii="Cambria" w:hAnsi="Cambria"/>
                 <w:b/>
-                <w:color w:val="0D9668"/>
-                <w:sz w:val="19"/>
-              </w:rPr>
-              <w:t xml:space="preserve">[216/218] </w:t>
-            </w:r>
-            <w:r>
-              <w:rPr>
-                <w:rFonts w:ascii="Cambria" w:hAnsi="Cambria"/>
-                <w:b/>
-                <w:color w:val="0F172A"/>
-                <w:sz w:val="19"/>
+                <w:color w:val="000000"/>
+                <w:sz w:val="18"/>
               </w:rPr>
               <w:t>APPLY DYNAMIC STATISTICAL UNCERTAINTY ERROR BOUNDARY</w:t>
             </w:r>
@@ -1496,12 +1333,12 @@
               <w:rPr>
                 <w:rFonts w:ascii="Cambria" w:hAnsi="Cambria"/>
                 <w:i w:val="0"/>
-                <w:color w:val="475569"/>
-                <w:sz w:val="17"/>
+                <w:color w:val="000000"/>
+                <w:sz w:val="16"/>
               </w:rPr>
-              <w:t>Branch 218 (Dual-View): Assign tight uncertainty margin of +/- 8% (Base Confidence: 89%).</w:t>
+              <w:t>Dual-View Branch: Assign tight uncertainty margin of +/- 8% (Base Confidence: 89%).</w:t>
               <w:br/>
-              <w:t>Branch 216 (Monocular Top-View): Assign baseline uncertainty margin of +/- 12% (Base Confidence: 82%).</w:t>
+              <w:t>Monocular Top-View Branch: Assign baseline uncertainty margin of +/- 12% (Base Confidence: 82%).</w:t>
             </w:r>
           </w:p>
         </w:tc>
@@ -1511,10 +1348,10 @@
           <w:tcPr>
             <w:tcW w:type="dxa" w:w="10224"/>
             <w:tcBorders>
-              <w:top w:val="none" w:sz="4" w:space="0" w:color="auto"/>
-              <w:left w:val="none" w:sz="4" w:space="0" w:color="auto"/>
-              <w:bottom w:val="none" w:sz="4" w:space="0" w:color="auto"/>
-              <w:right w:val="none" w:sz="4" w:space="0" w:color="auto"/>
+              <w:top w:val="none" w:sz="6" w:space="0" w:color="auto"/>
+              <w:left w:val="none" w:sz="6" w:space="0" w:color="auto"/>
+              <w:bottom w:val="none" w:sz="6" w:space="0" w:color="auto"/>
+              <w:right w:val="none" w:sz="6" w:space="0" w:color="auto"/>
             </w:tcBorders>
           </w:tcPr>
           <w:p>
@@ -1526,8 +1363,8 @@
               <w:rPr>
                 <w:rFonts w:ascii="Cambria" w:hAnsi="Cambria"/>
                 <w:b/>
-                <w:color w:val="94A3B8"/>
-                <w:sz w:val="18"/>
+                <w:color w:val="000000"/>
+                <w:sz w:val="17"/>
               </w:rPr>
               <w:t>▼</w:t>
             </w:r>
@@ -1538,18 +1375,18 @@
         <w:tc>
           <w:tcPr>
             <w:tcW w:type="dxa" w:w="10224"/>
-            <w:shd w:fill="F8FAFC"/>
             <w:tcMar>
-              <w:top w:w="70" w:type="dxa"/>
-              <w:bottom w:w="70" w:type="dxa"/>
-              <w:left w:w="100" w:type="dxa"/>
-              <w:right w:w="100" w:type="dxa"/>
+              <w:top w:w="60" w:type="dxa"/>
+              <w:bottom w:w="60" w:type="dxa"/>
+              <w:left w:w="90" w:type="dxa"/>
+              <w:right w:w="90" w:type="dxa"/>
             </w:tcMar>
+            <w:shd w:fill="FFFFFF"/>
             <w:tcBorders>
-              <w:top w:val="single" w:sz="6" w:space="0" w:color="0D9668"/>
-              <w:left w:val="single" w:sz="6" w:space="0" w:color="0D9668"/>
-              <w:bottom w:val="single" w:sz="6" w:space="0" w:color="0D9668"/>
-              <w:right w:val="single" w:sz="6" w:space="0" w:color="0D9668"/>
+              <w:top w:val="single" w:sz="6" w:space="0" w:color="000000"/>
+              <w:left w:val="single" w:sz="6" w:space="0" w:color="000000"/>
+              <w:bottom w:val="single" w:sz="6" w:space="0" w:color="000000"/>
+              <w:right w:val="single" w:sz="6" w:space="0" w:color="000000"/>
             </w:tcBorders>
           </w:tcPr>
           <w:p>
@@ -1561,17 +1398,8 @@
               <w:rPr>
                 <w:rFonts w:ascii="Cambria" w:hAnsi="Cambria"/>
                 <w:b/>
-                <w:color w:val="0D9668"/>
-                <w:sz w:val="19"/>
-              </w:rPr>
-              <w:t xml:space="preserve">[220/222] </w:t>
-            </w:r>
-            <w:r>
-              <w:rPr>
-                <w:rFonts w:ascii="Cambria" w:hAnsi="Cambria"/>
-                <w:b/>
-                <w:color w:val="0F172A"/>
-                <w:sz w:val="19"/>
+                <w:color w:val="000000"/>
+                <w:sz w:val="18"/>
               </w:rPr>
               <w:t>CALCULATE CONTAINER REPEATABILITY BONUS</w:t>
             </w:r>
@@ -1585,12 +1413,12 @@
               <w:rPr>
                 <w:rFonts w:ascii="Cambria" w:hAnsi="Cambria"/>
                 <w:i w:val="0"/>
-                <w:color w:val="475569"/>
-                <w:sz w:val="17"/>
+                <w:color w:val="000000"/>
+                <w:sz w:val="16"/>
               </w:rPr>
-              <w:t>Branch 222: If C_id corresponds to a Standard Calibrated Vessel, add +5% repeatability confidence bonus.</w:t>
+              <w:t>Standard Calibrated Vessel: Add +5% repeatability confidence bonus.</w:t>
               <w:br/>
-              <w:t>Branch 224: If custom receptacle, retain base confidence score.</w:t>
+              <w:t>Custom Receptacle: Retain baseline confidence score.</w:t>
             </w:r>
           </w:p>
         </w:tc>
@@ -1600,10 +1428,10 @@
           <w:tcPr>
             <w:tcW w:type="dxa" w:w="10224"/>
             <w:tcBorders>
-              <w:top w:val="none" w:sz="4" w:space="0" w:color="auto"/>
-              <w:left w:val="none" w:sz="4" w:space="0" w:color="auto"/>
-              <w:bottom w:val="none" w:sz="4" w:space="0" w:color="auto"/>
-              <w:right w:val="none" w:sz="4" w:space="0" w:color="auto"/>
+              <w:top w:val="none" w:sz="6" w:space="0" w:color="auto"/>
+              <w:left w:val="none" w:sz="6" w:space="0" w:color="auto"/>
+              <w:bottom w:val="none" w:sz="6" w:space="0" w:color="auto"/>
+              <w:right w:val="none" w:sz="6" w:space="0" w:color="auto"/>
             </w:tcBorders>
           </w:tcPr>
           <w:p>
@@ -1615,8 +1443,8 @@
               <w:rPr>
                 <w:rFonts w:ascii="Cambria" w:hAnsi="Cambria"/>
                 <w:b/>
-                <w:color w:val="94A3B8"/>
-                <w:sz w:val="18"/>
+                <w:color w:val="000000"/>
+                <w:sz w:val="17"/>
               </w:rPr>
               <w:t>▼</w:t>
             </w:r>
@@ -1627,18 +1455,18 @@
         <w:tc>
           <w:tcPr>
             <w:tcW w:type="dxa" w:w="10224"/>
-            <w:shd w:fill="F8FAFC"/>
             <w:tcMar>
-              <w:top w:w="70" w:type="dxa"/>
-              <w:bottom w:w="70" w:type="dxa"/>
-              <w:left w:w="100" w:type="dxa"/>
-              <w:right w:w="100" w:type="dxa"/>
+              <w:top w:w="60" w:type="dxa"/>
+              <w:bottom w:w="60" w:type="dxa"/>
+              <w:left w:w="90" w:type="dxa"/>
+              <w:right w:w="90" w:type="dxa"/>
             </w:tcMar>
+            <w:shd w:fill="FFFFFF"/>
             <w:tcBorders>
-              <w:top w:val="single" w:sz="6" w:space="0" w:color="0D9668"/>
-              <w:left w:val="single" w:sz="6" w:space="0" w:color="0D9668"/>
-              <w:bottom w:val="single" w:sz="6" w:space="0" w:color="0D9668"/>
-              <w:right w:val="single" w:sz="6" w:space="0" w:color="0D9668"/>
+              <w:top w:val="single" w:sz="6" w:space="0" w:color="000000"/>
+              <w:left w:val="single" w:sz="6" w:space="0" w:color="000000"/>
+              <w:bottom w:val="single" w:sz="6" w:space="0" w:color="000000"/>
+              <w:right w:val="single" w:sz="6" w:space="0" w:color="000000"/>
             </w:tcBorders>
           </w:tcPr>
           <w:p>
@@ -1650,17 +1478,8 @@
               <w:rPr>
                 <w:rFonts w:ascii="Cambria" w:hAnsi="Cambria"/>
                 <w:b/>
-                <w:color w:val="0D9668"/>
-                <w:sz w:val="19"/>
-              </w:rPr>
-              <w:t xml:space="preserve">[226] </w:t>
-            </w:r>
-            <w:r>
-              <w:rPr>
-                <w:rFonts w:ascii="Cambria" w:hAnsi="Cambria"/>
-                <w:b/>
-                <w:color w:val="0F172A"/>
-                <w:sz w:val="19"/>
+                <w:color w:val="000000"/>
+                <w:sz w:val="18"/>
               </w:rPr>
               <w:t>SYNTHESIZE BOUNDED MASS &amp; MEAL TUPLE</w:t>
             </w:r>
@@ -1674,10 +1493,10 @@
               <w:rPr>
                 <w:rFonts w:ascii="Cambria" w:hAnsi="Cambria"/>
                 <w:i w:val="0"/>
-                <w:color w:val="475569"/>
-                <w:sz w:val="17"/>
+                <w:color w:val="000000"/>
+                <w:sz w:val="16"/>
               </w:rPr>
-              <w:t>Generate statistical bound tuple: [M_min, M_max] = [M_mid * (1 - Margin), M_mid * (1 + Margin)], and serving span [Servings_min, Servings_max].</w:t>
+              <w:t>Generate statistical bound tuple: [Minimum Mass, Maximum Mass] = [Midpoint Mass * (1 - Margin), Midpoint Mass * (1 + Margin)], and bounded serving range [Minimum Servings, Maximum Servings].</w:t>
             </w:r>
           </w:p>
         </w:tc>
@@ -1687,10 +1506,10 @@
           <w:tcPr>
             <w:tcW w:type="dxa" w:w="10224"/>
             <w:tcBorders>
-              <w:top w:val="none" w:sz="4" w:space="0" w:color="auto"/>
-              <w:left w:val="none" w:sz="4" w:space="0" w:color="auto"/>
-              <w:bottom w:val="none" w:sz="4" w:space="0" w:color="auto"/>
-              <w:right w:val="none" w:sz="4" w:space="0" w:color="auto"/>
+              <w:top w:val="none" w:sz="6" w:space="0" w:color="auto"/>
+              <w:left w:val="none" w:sz="6" w:space="0" w:color="auto"/>
+              <w:bottom w:val="none" w:sz="6" w:space="0" w:color="auto"/>
+              <w:right w:val="none" w:sz="6" w:space="0" w:color="auto"/>
             </w:tcBorders>
           </w:tcPr>
           <w:p>
@@ -1702,8 +1521,8 @@
               <w:rPr>
                 <w:rFonts w:ascii="Cambria" w:hAnsi="Cambria"/>
                 <w:b/>
-                <w:color w:val="94A3B8"/>
-                <w:sz w:val="18"/>
+                <w:color w:val="000000"/>
+                <w:sz w:val="17"/>
               </w:rPr>
               <w:t>▼</w:t>
             </w:r>
@@ -1714,18 +1533,18 @@
         <w:tc>
           <w:tcPr>
             <w:tcW w:type="dxa" w:w="10224"/>
-            <w:shd w:fill="F8FAFC"/>
             <w:tcMar>
-              <w:top w:w="70" w:type="dxa"/>
-              <w:bottom w:w="70" w:type="dxa"/>
-              <w:left w:w="100" w:type="dxa"/>
-              <w:right w:w="100" w:type="dxa"/>
+              <w:top w:w="60" w:type="dxa"/>
+              <w:bottom w:w="60" w:type="dxa"/>
+              <w:left w:w="90" w:type="dxa"/>
+              <w:right w:w="90" w:type="dxa"/>
             </w:tcMar>
+            <w:shd w:fill="FFFFFF"/>
             <w:tcBorders>
-              <w:top w:val="single" w:sz="6" w:space="0" w:color="0D9668"/>
-              <w:left w:val="single" w:sz="6" w:space="0" w:color="0D9668"/>
-              <w:bottom w:val="single" w:sz="6" w:space="0" w:color="0D9668"/>
-              <w:right w:val="single" w:sz="6" w:space="0" w:color="0D9668"/>
+              <w:top w:val="single" w:sz="6" w:space="0" w:color="000000"/>
+              <w:left w:val="single" w:sz="6" w:space="0" w:color="000000"/>
+              <w:bottom w:val="single" w:sz="6" w:space="0" w:color="000000"/>
+              <w:right w:val="single" w:sz="6" w:space="0" w:color="000000"/>
             </w:tcBorders>
           </w:tcPr>
           <w:p>
@@ -1737,17 +1556,8 @@
               <w:rPr>
                 <w:rFonts w:ascii="Cambria" w:hAnsi="Cambria"/>
                 <w:b/>
-                <w:color w:val="0D9668"/>
-                <w:sz w:val="19"/>
-              </w:rPr>
-              <w:t xml:space="preserve">[228/230] </w:t>
-            </w:r>
-            <w:r>
-              <w:rPr>
-                <w:rFonts w:ascii="Cambria" w:hAnsi="Cambria"/>
-                <w:b/>
-                <w:color w:val="0F172A"/>
-                <w:sz w:val="19"/>
+                <w:color w:val="000000"/>
+                <w:sz w:val="18"/>
               </w:rPr>
               <w:t>CLOSED-LOOP SELF-LEARNING MAPE MODEL RECALIBRATION</w:t>
             </w:r>
@@ -1761,12 +1571,12 @@
               <w:rPr>
                 <w:rFonts w:ascii="Cambria" w:hAnsi="Cambria"/>
                 <w:i w:val="0"/>
-                <w:color w:val="475569"/>
-                <w:sz w:val="17"/>
+                <w:color w:val="000000"/>
+                <w:sz w:val="16"/>
               </w:rPr>
-              <w:t>Step 228: Log verified physical scale weight (M_actual) upon recipient check-in.</w:t>
+              <w:t>Step A: Log verified physical scale weight upon recipient shelter check-in.</w:t>
               <w:br/>
-              <w:t>Step 230: Continuously compute rolling Mean Absolute Percentage Error: MAPE = (1/N) * SUM( |M_mid - M_actual| / M_actual ) * 100.</w:t>
+              <w:t>Step B: Continuously compute rolling Mean Absolute Percentage Error: MAPE = (1/N) * SUM( |Estimated Mass - Actual Mass| / Actual Mass ) * 100.</w:t>
             </w:r>
           </w:p>
         </w:tc>
@@ -1776,10 +1586,10 @@
           <w:tcPr>
             <w:tcW w:type="dxa" w:w="10224"/>
             <w:tcBorders>
-              <w:top w:val="none" w:sz="4" w:space="0" w:color="auto"/>
-              <w:left w:val="none" w:sz="4" w:space="0" w:color="auto"/>
-              <w:bottom w:val="none" w:sz="4" w:space="0" w:color="auto"/>
-              <w:right w:val="none" w:sz="4" w:space="0" w:color="auto"/>
+              <w:top w:val="none" w:sz="6" w:space="0" w:color="auto"/>
+              <w:left w:val="none" w:sz="6" w:space="0" w:color="auto"/>
+              <w:bottom w:val="none" w:sz="6" w:space="0" w:color="auto"/>
+              <w:right w:val="none" w:sz="6" w:space="0" w:color="auto"/>
             </w:tcBorders>
           </w:tcPr>
           <w:p>
@@ -1791,8 +1601,8 @@
               <w:rPr>
                 <w:rFonts w:ascii="Cambria" w:hAnsi="Cambria"/>
                 <w:b/>
-                <w:color w:val="94A3B8"/>
-                <w:sz w:val="18"/>
+                <w:color w:val="000000"/>
+                <w:sz w:val="17"/>
               </w:rPr>
               <w:t>▼</w:t>
             </w:r>
@@ -1803,18 +1613,18 @@
         <w:tc>
           <w:tcPr>
             <w:tcW w:type="dxa" w:w="10224"/>
-            <w:shd w:fill="F0FDF4"/>
             <w:tcMar>
-              <w:top w:w="70" w:type="dxa"/>
-              <w:bottom w:w="70" w:type="dxa"/>
-              <w:left w:w="100" w:type="dxa"/>
-              <w:right w:w="100" w:type="dxa"/>
+              <w:top w:w="60" w:type="dxa"/>
+              <w:bottom w:w="60" w:type="dxa"/>
+              <w:left w:w="90" w:type="dxa"/>
+              <w:right w:w="90" w:type="dxa"/>
             </w:tcMar>
+            <w:shd w:fill="F2F2F2"/>
             <w:tcBorders>
-              <w:top w:val="single" w:sz="6" w:space="0" w:color="0D9668"/>
-              <w:left w:val="single" w:sz="6" w:space="0" w:color="0D9668"/>
-              <w:bottom w:val="single" w:sz="6" w:space="0" w:color="0D9668"/>
-              <w:right w:val="single" w:sz="6" w:space="0" w:color="0D9668"/>
+              <w:top w:val="single" w:sz="12" w:space="0" w:color="000000"/>
+              <w:left w:val="single" w:sz="12" w:space="0" w:color="000000"/>
+              <w:bottom w:val="single" w:sz="12" w:space="0" w:color="000000"/>
+              <w:right w:val="single" w:sz="12" w:space="0" w:color="000000"/>
             </w:tcBorders>
           </w:tcPr>
           <w:p>
@@ -1826,17 +1636,8 @@
               <w:rPr>
                 <w:rFonts w:ascii="Cambria" w:hAnsi="Cambria"/>
                 <w:b/>
-                <w:color w:val="0D9668"/>
-                <w:sz w:val="19"/>
-              </w:rPr>
-              <w:t xml:space="preserve">[232] </w:t>
-            </w:r>
-            <w:r>
-              <w:rPr>
-                <w:rFonts w:ascii="Cambria" w:hAnsi="Cambria"/>
-                <w:b/>
-                <w:color w:val="0F172A"/>
-                <w:sz w:val="19"/>
+                <w:color w:val="000000"/>
+                <w:sz w:val="18"/>
               </w:rPr>
               <w:t>OUTPUT VALIDATED RECORD TO REDISTRIBUTION RADAR</w:t>
             </w:r>
@@ -1850,10 +1651,10 @@
               <w:rPr>
                 <w:rFonts w:ascii="Cambria" w:hAnsi="Cambria"/>
                 <w:i w:val="0"/>
-                <w:color w:val="475569"/>
-                <w:sz w:val="17"/>
+                <w:color w:val="000000"/>
+                <w:sz w:val="16"/>
               </w:rPr>
-              <w:t>Bind estimated mass tuple, confidence score, and error margin into donation entity.</w:t>
+              <w:t>Bind estimated mass tuple, confidence score, and error margin into validated donation record.</w:t>
             </w:r>
           </w:p>
         </w:tc>
@@ -1861,7 +1662,7 @@
     </w:tbl>
     <w:p>
       <w:pPr>
-        <w:spacing w:before="80" w:after="20" w:line="264" w:lineRule="auto"/>
+        <w:spacing w:before="60" w:after="20" w:line="252" w:lineRule="auto"/>
         <w:jc w:val="left"/>
       </w:pPr>
       <w:r>
@@ -1869,10 +1670,10 @@
           <w:rFonts w:ascii="Cambria" w:hAnsi="Cambria"/>
           <w:b/>
           <w:i w:val="0"/>
-          <w:color w:val="0F172A"/>
-          <w:sz w:val="20"/>
+          <w:color w:val="000000"/>
+          <w:sz w:val="19"/>
         </w:rPr>
-        <w:t>Technical Significance of FIG. 2:</w:t>
+        <w:t>Technical Description of FIG. 2:</w:t>
       </w:r>
     </w:p>
     <w:p>
@@ -1885,10 +1686,10 @@
           <w:rFonts w:ascii="Cambria" w:hAnsi="Cambria"/>
           <w:b w:val="0"/>
           <w:i w:val="0"/>
-          <w:color w:val="334155"/>
+          <w:color w:val="000000"/>
           <w:sz w:val="17"/>
         </w:rPr>
-        <w:t>The method overcomes monocular scale ambiguity by grounding computer vision in standardized catering receptacle geometry, dynamic density transformation tensors, and multi-perspective statistical bounding. The closed-loop MAPE feedback mechanism dynamically improves accuracy without requiring manual model retraining.</w:t>
+        <w:t>FIG. 2 discloses the non-contact mass estimation process. Grounding visual fill percentages in standardized catering geometry and category-specific density coefficients eliminates scale ambiguity. Dual-perspective capture bounds statistical uncertainty to +/- 8%, while the closed-loop MAPE feedback mechanism dynamically recalibrates historical error rates using verified check-in data.</w:t>
       </w:r>
     </w:p>
     <w:p>
@@ -1898,7 +1699,7 @@
     </w:p>
     <w:p>
       <w:pPr>
-        <w:spacing w:before="0" w:after="40" w:line="264" w:lineRule="auto"/>
+        <w:spacing w:before="0" w:after="20" w:line="252" w:lineRule="auto"/>
         <w:jc w:val="right"/>
       </w:pPr>
       <w:r>
@@ -1906,15 +1707,15 @@
           <w:rFonts w:ascii="Cambria" w:hAnsi="Cambria"/>
           <w:b/>
           <w:i w:val="0"/>
-          <w:color w:val="64748B"/>
+          <w:color w:val="000000"/>
           <w:sz w:val="18"/>
         </w:rPr>
-        <w:t>PATENT DRAWINGS • SHEET 3 OF 6</w:t>
+        <w:t>SHEET 3 OF 6</w:t>
       </w:r>
     </w:p>
     <w:p>
       <w:pPr>
-        <w:spacing w:before="0" w:after="20" w:line="264" w:lineRule="auto"/>
+        <w:spacing w:before="0" w:after="20" w:line="252" w:lineRule="auto"/>
         <w:jc w:val="left"/>
       </w:pPr>
       <w:r>
@@ -1922,15 +1723,15 @@
           <w:rFonts w:ascii="Cambria" w:hAnsi="Cambria"/>
           <w:b/>
           <w:i w:val="0"/>
-          <w:color w:val="0F172A"/>
-          <w:sz w:val="26"/>
+          <w:color w:val="000000"/>
+          <w:sz w:val="25"/>
         </w:rPr>
         <w:t>FIG. 3: TRI-FACTOR MICROBIOLOGICAL DECAY &amp; PRIORITY URGENCY SCORING SUBSYSTEM</w:t>
       </w:r>
     </w:p>
     <w:p>
       <w:pPr>
-        <w:spacing w:before="0" w:after="120" w:line="264" w:lineRule="auto"/>
+        <w:spacing w:before="0" w:after="100" w:line="252" w:lineRule="auto"/>
         <w:jc w:val="left"/>
       </w:pPr>
       <w:r>
@@ -1938,10 +1739,10 @@
           <w:rFonts w:ascii="Cambria" w:hAnsi="Cambria"/>
           <w:b w:val="0"/>
           <w:i/>
-          <w:color w:val="475569"/>
-          <w:sz w:val="19"/>
+          <w:color w:val="000000"/>
+          <w:sz w:val="18"/>
         </w:rPr>
-        <w:t>Technical Field: Food microbiology kinetics, room-temperature shelf-life curves, and multi-objective priority optimization [Method Reference 300].</w:t>
+        <w:t>Technical Field: Food microbiology kinetics, room-temperature shelf-life curves, and multi-objective priority optimization.</w:t>
       </w:r>
     </w:p>
     <w:tbl>
@@ -1957,18 +1758,18 @@
         <w:tc>
           <w:tcPr>
             <w:tcW w:type="dxa" w:w="10224"/>
-            <w:shd w:fill="F0FDF4"/>
             <w:tcMar>
-              <w:top w:w="70" w:type="dxa"/>
-              <w:bottom w:w="70" w:type="dxa"/>
-              <w:left w:w="100" w:type="dxa"/>
-              <w:right w:w="100" w:type="dxa"/>
+              <w:top w:w="60" w:type="dxa"/>
+              <w:bottom w:w="60" w:type="dxa"/>
+              <w:left w:w="90" w:type="dxa"/>
+              <w:right w:w="90" w:type="dxa"/>
             </w:tcMar>
+            <w:shd w:fill="F2F2F2"/>
             <w:tcBorders>
-              <w:top w:val="single" w:sz="6" w:space="0" w:color="0D9668"/>
-              <w:left w:val="single" w:sz="6" w:space="0" w:color="0D9668"/>
-              <w:bottom w:val="single" w:sz="6" w:space="0" w:color="0D9668"/>
-              <w:right w:val="single" w:sz="6" w:space="0" w:color="0D9668"/>
+              <w:top w:val="single" w:sz="12" w:space="0" w:color="000000"/>
+              <w:left w:val="single" w:sz="12" w:space="0" w:color="000000"/>
+              <w:bottom w:val="single" w:sz="12" w:space="0" w:color="000000"/>
+              <w:right w:val="single" w:sz="12" w:space="0" w:color="000000"/>
             </w:tcBorders>
           </w:tcPr>
           <w:p>
@@ -1980,17 +1781,8 @@
               <w:rPr>
                 <w:rFonts w:ascii="Cambria" w:hAnsi="Cambria"/>
                 <w:b/>
-                <w:color w:val="0D9668"/>
-                <w:sz w:val="19"/>
-              </w:rPr>
-              <w:t xml:space="preserve">[302] </w:t>
-            </w:r>
-            <w:r>
-              <w:rPr>
-                <w:rFonts w:ascii="Cambria" w:hAnsi="Cambria"/>
-                <w:b/>
-                <w:color w:val="0F172A"/>
-                <w:sz w:val="19"/>
+                <w:color w:val="000000"/>
+                <w:sz w:val="18"/>
               </w:rPr>
               <w:t>START: DONATION TIMESTAMP VALIDATION</w:t>
             </w:r>
@@ -2004,8 +1796,8 @@
               <w:rPr>
                 <w:rFonts w:ascii="Cambria" w:hAnsi="Cambria"/>
                 <w:i w:val="0"/>
-                <w:color w:val="475569"/>
-                <w:sz w:val="17"/>
+                <w:color w:val="000000"/>
+                <w:sz w:val="16"/>
               </w:rPr>
               <w:t>System initializes perishability assessment upon receipt of confirmed food creation record.</w:t>
             </w:r>
@@ -2017,10 +1809,10 @@
           <w:tcPr>
             <w:tcW w:type="dxa" w:w="10224"/>
             <w:tcBorders>
-              <w:top w:val="none" w:sz="4" w:space="0" w:color="auto"/>
-              <w:left w:val="none" w:sz="4" w:space="0" w:color="auto"/>
-              <w:bottom w:val="none" w:sz="4" w:space="0" w:color="auto"/>
-              <w:right w:val="none" w:sz="4" w:space="0" w:color="auto"/>
+              <w:top w:val="none" w:sz="6" w:space="0" w:color="auto"/>
+              <w:left w:val="none" w:sz="6" w:space="0" w:color="auto"/>
+              <w:bottom w:val="none" w:sz="6" w:space="0" w:color="auto"/>
+              <w:right w:val="none" w:sz="6" w:space="0" w:color="auto"/>
             </w:tcBorders>
           </w:tcPr>
           <w:p>
@@ -2032,8 +1824,8 @@
               <w:rPr>
                 <w:rFonts w:ascii="Cambria" w:hAnsi="Cambria"/>
                 <w:b/>
-                <w:color w:val="94A3B8"/>
-                <w:sz w:val="18"/>
+                <w:color w:val="000000"/>
+                <w:sz w:val="17"/>
               </w:rPr>
               <w:t>▼</w:t>
             </w:r>
@@ -2044,18 +1836,18 @@
         <w:tc>
           <w:tcPr>
             <w:tcW w:type="dxa" w:w="10224"/>
-            <w:shd w:fill="F8FAFC"/>
             <w:tcMar>
-              <w:top w:w="70" w:type="dxa"/>
-              <w:bottom w:w="70" w:type="dxa"/>
-              <w:left w:w="100" w:type="dxa"/>
-              <w:right w:w="100" w:type="dxa"/>
+              <w:top w:w="60" w:type="dxa"/>
+              <w:bottom w:w="60" w:type="dxa"/>
+              <w:left w:w="90" w:type="dxa"/>
+              <w:right w:w="90" w:type="dxa"/>
             </w:tcMar>
+            <w:shd w:fill="FFFFFF"/>
             <w:tcBorders>
-              <w:top w:val="single" w:sz="6" w:space="0" w:color="0D9668"/>
-              <w:left w:val="single" w:sz="6" w:space="0" w:color="0D9668"/>
-              <w:bottom w:val="single" w:sz="6" w:space="0" w:color="0D9668"/>
-              <w:right w:val="single" w:sz="6" w:space="0" w:color="0D9668"/>
+              <w:top w:val="single" w:sz="6" w:space="0" w:color="000000"/>
+              <w:left w:val="single" w:sz="6" w:space="0" w:color="000000"/>
+              <w:bottom w:val="single" w:sz="6" w:space="0" w:color="000000"/>
+              <w:right w:val="single" w:sz="6" w:space="0" w:color="000000"/>
             </w:tcBorders>
           </w:tcPr>
           <w:p>
@@ -2067,17 +1859,8 @@
               <w:rPr>
                 <w:rFonts w:ascii="Cambria" w:hAnsi="Cambria"/>
                 <w:b/>
-                <w:color w:val="0D9668"/>
-                <w:sz w:val="19"/>
-              </w:rPr>
-              <w:t xml:space="preserve">[304] </w:t>
-            </w:r>
-            <w:r>
-              <w:rPr>
-                <w:rFonts w:ascii="Cambria" w:hAnsi="Cambria"/>
-                <w:b/>
-                <w:color w:val="0F172A"/>
-                <w:sz w:val="19"/>
+                <w:color w:val="000000"/>
+                <w:sz w:val="18"/>
               </w:rPr>
               <w:t>INGEST PERISHABLE INPUT PARAMETERS</w:t>
             </w:r>
@@ -2091,10 +1874,10 @@
               <w:rPr>
                 <w:rFonts w:ascii="Cambria" w:hAnsi="Cambria"/>
                 <w:i w:val="0"/>
-                <w:color w:val="475569"/>
-                <w:sz w:val="17"/>
+                <w:color w:val="000000"/>
+                <w:sz w:val="16"/>
               </w:rPr>
-              <w:t>Extract food mass M (kg), culinary category classification Cat, preparation timestamp T_prep, and current system timestamp T_now.</w:t>
+              <w:t>Extract confirmed food mass (kg), culinary category classification, preparation timestamp, and current system timestamp.</w:t>
             </w:r>
           </w:p>
         </w:tc>
@@ -2104,10 +1887,10 @@
           <w:tcPr>
             <w:tcW w:type="dxa" w:w="10224"/>
             <w:tcBorders>
-              <w:top w:val="none" w:sz="4" w:space="0" w:color="auto"/>
-              <w:left w:val="none" w:sz="4" w:space="0" w:color="auto"/>
-              <w:bottom w:val="none" w:sz="4" w:space="0" w:color="auto"/>
-              <w:right w:val="none" w:sz="4" w:space="0" w:color="auto"/>
+              <w:top w:val="none" w:sz="6" w:space="0" w:color="auto"/>
+              <w:left w:val="none" w:sz="6" w:space="0" w:color="auto"/>
+              <w:bottom w:val="none" w:sz="6" w:space="0" w:color="auto"/>
+              <w:right w:val="none" w:sz="6" w:space="0" w:color="auto"/>
             </w:tcBorders>
           </w:tcPr>
           <w:p>
@@ -2119,8 +1902,8 @@
               <w:rPr>
                 <w:rFonts w:ascii="Cambria" w:hAnsi="Cambria"/>
                 <w:b/>
-                <w:color w:val="94A3B8"/>
-                <w:sz w:val="18"/>
+                <w:color w:val="000000"/>
+                <w:sz w:val="17"/>
               </w:rPr>
               <w:t>▼</w:t>
             </w:r>
@@ -2131,18 +1914,18 @@
         <w:tc>
           <w:tcPr>
             <w:tcW w:type="dxa" w:w="10224"/>
-            <w:shd w:fill="F8FAFC"/>
             <w:tcMar>
-              <w:top w:w="70" w:type="dxa"/>
-              <w:bottom w:w="70" w:type="dxa"/>
-              <w:left w:w="100" w:type="dxa"/>
-              <w:right w:w="100" w:type="dxa"/>
+              <w:top w:w="60" w:type="dxa"/>
+              <w:bottom w:w="60" w:type="dxa"/>
+              <w:left w:w="90" w:type="dxa"/>
+              <w:right w:w="90" w:type="dxa"/>
             </w:tcMar>
+            <w:shd w:fill="FFFFFF"/>
             <w:tcBorders>
-              <w:top w:val="single" w:sz="6" w:space="0" w:color="0D9668"/>
-              <w:left w:val="single" w:sz="6" w:space="0" w:color="0D9668"/>
-              <w:bottom w:val="single" w:sz="6" w:space="0" w:color="0D9668"/>
-              <w:right w:val="single" w:sz="6" w:space="0" w:color="0D9668"/>
+              <w:top w:val="single" w:sz="6" w:space="0" w:color="000000"/>
+              <w:left w:val="single" w:sz="6" w:space="0" w:color="000000"/>
+              <w:bottom w:val="single" w:sz="6" w:space="0" w:color="000000"/>
+              <w:right w:val="single" w:sz="6" w:space="0" w:color="000000"/>
             </w:tcBorders>
           </w:tcPr>
           <w:p>
@@ -2154,19 +1937,10 @@
               <w:rPr>
                 <w:rFonts w:ascii="Cambria" w:hAnsi="Cambria"/>
                 <w:b/>
-                <w:color w:val="0D9668"/>
-                <w:sz w:val="19"/>
+                <w:color w:val="000000"/>
+                <w:sz w:val="18"/>
               </w:rPr>
-              <w:t xml:space="preserve">[306] </w:t>
-            </w:r>
-            <w:r>
-              <w:rPr>
-                <w:rFonts w:ascii="Cambria" w:hAnsi="Cambria"/>
-                <w:b/>
-                <w:color w:val="0F172A"/>
-                <w:sz w:val="19"/>
-              </w:rPr>
-              <w:t>RETRIEVE MICROBIAL SHELF-LIFE ARRAY T_shelf(Cat)</w:t>
+              <w:t>RETRIEVE MICROBIAL SHELF-LIFE MATRIX</w:t>
             </w:r>
           </w:p>
           <w:p>
@@ -2178,12 +1952,12 @@
               <w:rPr>
                 <w:rFonts w:ascii="Cambria" w:hAnsi="Cambria"/>
                 <w:i w:val="0"/>
-                <w:color w:val="475569"/>
-                <w:sz w:val="17"/>
+                <w:color w:val="000000"/>
+                <w:sz w:val="16"/>
               </w:rPr>
               <w:t>Query empirical room-temperature bacterial safety thresholds:</w:t>
               <w:br/>
-              <w:t>• Cooked Rice (6.0h), Cooked Gravy/Curry (5.0h), Dairy/Milk (4.0h), Mixed Feasts (4.0h), Bakery (24.0h), Produce (48.0h).</w:t>
+              <w:t>Cooked Rice (6.0h), Cooked Gravy/Curry (5.0h), Dairy/Milk (4.0h), Mixed Feasts (4.0h), Bakery (24.0h), Produce (48.0h).</w:t>
             </w:r>
           </w:p>
         </w:tc>
@@ -2193,10 +1967,10 @@
           <w:tcPr>
             <w:tcW w:type="dxa" w:w="10224"/>
             <w:tcBorders>
-              <w:top w:val="none" w:sz="4" w:space="0" w:color="auto"/>
-              <w:left w:val="none" w:sz="4" w:space="0" w:color="auto"/>
-              <w:bottom w:val="none" w:sz="4" w:space="0" w:color="auto"/>
-              <w:right w:val="none" w:sz="4" w:space="0" w:color="auto"/>
+              <w:top w:val="none" w:sz="6" w:space="0" w:color="auto"/>
+              <w:left w:val="none" w:sz="6" w:space="0" w:color="auto"/>
+              <w:bottom w:val="none" w:sz="6" w:space="0" w:color="auto"/>
+              <w:right w:val="none" w:sz="6" w:space="0" w:color="auto"/>
             </w:tcBorders>
           </w:tcPr>
           <w:p>
@@ -2208,8 +1982,8 @@
               <w:rPr>
                 <w:rFonts w:ascii="Cambria" w:hAnsi="Cambria"/>
                 <w:b/>
-                <w:color w:val="94A3B8"/>
-                <w:sz w:val="18"/>
+                <w:color w:val="000000"/>
+                <w:sz w:val="17"/>
               </w:rPr>
               <w:t>▼</w:t>
             </w:r>
@@ -2220,18 +1994,18 @@
         <w:tc>
           <w:tcPr>
             <w:tcW w:type="dxa" w:w="10224"/>
-            <w:shd w:fill="F8FAFC"/>
             <w:tcMar>
-              <w:top w:w="70" w:type="dxa"/>
-              <w:bottom w:w="70" w:type="dxa"/>
-              <w:left w:w="100" w:type="dxa"/>
-              <w:right w:w="100" w:type="dxa"/>
+              <w:top w:w="60" w:type="dxa"/>
+              <w:bottom w:w="60" w:type="dxa"/>
+              <w:left w:w="90" w:type="dxa"/>
+              <w:right w:w="90" w:type="dxa"/>
             </w:tcMar>
+            <w:shd w:fill="FFFFFF"/>
             <w:tcBorders>
-              <w:top w:val="single" w:sz="6" w:space="0" w:color="0D9668"/>
-              <w:left w:val="single" w:sz="6" w:space="0" w:color="0D9668"/>
-              <w:bottom w:val="single" w:sz="6" w:space="0" w:color="0D9668"/>
-              <w:right w:val="single" w:sz="6" w:space="0" w:color="0D9668"/>
+              <w:top w:val="single" w:sz="6" w:space="0" w:color="000000"/>
+              <w:left w:val="single" w:sz="6" w:space="0" w:color="000000"/>
+              <w:bottom w:val="single" w:sz="6" w:space="0" w:color="000000"/>
+              <w:right w:val="single" w:sz="6" w:space="0" w:color="000000"/>
             </w:tcBorders>
           </w:tcPr>
           <w:p>
@@ -2243,19 +2017,10 @@
               <w:rPr>
                 <w:rFonts w:ascii="Cambria" w:hAnsi="Cambria"/>
                 <w:b/>
-                <w:color w:val="0D9668"/>
-                <w:sz w:val="19"/>
+                <w:color w:val="000000"/>
+                <w:sz w:val="18"/>
               </w:rPr>
-              <w:t xml:space="preserve">[308] </w:t>
-            </w:r>
-            <w:r>
-              <w:rPr>
-                <w:rFonts w:ascii="Cambria" w:hAnsi="Cambria"/>
-                <w:b/>
-                <w:color w:val="0F172A"/>
-                <w:sz w:val="19"/>
-              </w:rPr>
-              <w:t>COMPUTE REMAINING SAFE DISTRIBUTION TIME (t_rem)</w:t>
+              <w:t>COMPUTE REMAINING SAFE DISTRIBUTION TIME</w:t>
             </w:r>
           </w:p>
           <w:p>
@@ -2267,10 +2032,10 @@
               <w:rPr>
                 <w:rFonts w:ascii="Cambria" w:hAnsi="Cambria"/>
                 <w:i w:val="0"/>
-                <w:color w:val="475569"/>
-                <w:sz w:val="17"/>
+                <w:color w:val="000000"/>
+                <w:sz w:val="16"/>
               </w:rPr>
-              <w:t>Calculate remaining safe hours: t_rem = max(0, T_shelf(Cat) - (T_now - T_prep)/60.0). Calculate predicted expiry timestamp: T_exp = T_prep + T_shelf(Cat).</w:t>
+              <w:t>Calculate remaining safe hours = max(0, Category Shelf-Life - (Current Time - Preparation Time) / 60.0). Calculate predicted expiry timestamp = Preparation Time + Category Shelf-Life.</w:t>
             </w:r>
           </w:p>
         </w:tc>
@@ -2280,10 +2045,10 @@
           <w:tcPr>
             <w:tcW w:type="dxa" w:w="10224"/>
             <w:tcBorders>
-              <w:top w:val="none" w:sz="4" w:space="0" w:color="auto"/>
-              <w:left w:val="none" w:sz="4" w:space="0" w:color="auto"/>
-              <w:bottom w:val="none" w:sz="4" w:space="0" w:color="auto"/>
-              <w:right w:val="none" w:sz="4" w:space="0" w:color="auto"/>
+              <w:top w:val="none" w:sz="6" w:space="0" w:color="auto"/>
+              <w:left w:val="none" w:sz="6" w:space="0" w:color="auto"/>
+              <w:bottom w:val="none" w:sz="6" w:space="0" w:color="auto"/>
+              <w:right w:val="none" w:sz="6" w:space="0" w:color="auto"/>
             </w:tcBorders>
           </w:tcPr>
           <w:p>
@@ -2295,8 +2060,8 @@
               <w:rPr>
                 <w:rFonts w:ascii="Cambria" w:hAnsi="Cambria"/>
                 <w:b/>
-                <w:color w:val="94A3B8"/>
-                <w:sz w:val="18"/>
+                <w:color w:val="000000"/>
+                <w:sz w:val="17"/>
               </w:rPr>
               <w:t>▼</w:t>
             </w:r>
@@ -2307,18 +2072,18 @@
         <w:tc>
           <w:tcPr>
             <w:tcW w:type="dxa" w:w="10224"/>
-            <w:shd w:fill="F8FAFC"/>
             <w:tcMar>
-              <w:top w:w="70" w:type="dxa"/>
-              <w:bottom w:w="70" w:type="dxa"/>
-              <w:left w:w="100" w:type="dxa"/>
-              <w:right w:w="100" w:type="dxa"/>
+              <w:top w:w="60" w:type="dxa"/>
+              <w:bottom w:w="60" w:type="dxa"/>
+              <w:left w:w="90" w:type="dxa"/>
+              <w:right w:w="90" w:type="dxa"/>
             </w:tcMar>
+            <w:shd w:fill="FFFFFF"/>
             <w:tcBorders>
-              <w:top w:val="single" w:sz="6" w:space="0" w:color="0D9668"/>
-              <w:left w:val="single" w:sz="6" w:space="0" w:color="0D9668"/>
-              <w:bottom w:val="single" w:sz="6" w:space="0" w:color="0D9668"/>
-              <w:right w:val="single" w:sz="6" w:space="0" w:color="0D9668"/>
+              <w:top w:val="single" w:sz="6" w:space="0" w:color="000000"/>
+              <w:left w:val="single" w:sz="6" w:space="0" w:color="000000"/>
+              <w:bottom w:val="single" w:sz="6" w:space="0" w:color="000000"/>
+              <w:right w:val="single" w:sz="6" w:space="0" w:color="000000"/>
             </w:tcBorders>
           </w:tcPr>
           <w:p>
@@ -2330,17 +2095,8 @@
               <w:rPr>
                 <w:rFonts w:ascii="Cambria" w:hAnsi="Cambria"/>
                 <w:b/>
-                <w:color w:val="0D9668"/>
-                <w:sz w:val="19"/>
-              </w:rPr>
-              <w:t xml:space="preserve">[310] </w:t>
-            </w:r>
-            <w:r>
-              <w:rPr>
-                <w:rFonts w:ascii="Cambria" w:hAnsi="Cambria"/>
-                <w:b/>
-                <w:color w:val="0F172A"/>
-                <w:sz w:val="19"/>
+                <w:color w:val="000000"/>
+                <w:sz w:val="18"/>
               </w:rPr>
               <w:t>COMPUTE NORMALIZED MULTI-OBJECTIVE SUB-SCORE VECTORS</w:t>
             </w:r>
@@ -2354,16 +2110,16 @@
               <w:rPr>
                 <w:rFonts w:ascii="Cambria" w:hAnsi="Cambria"/>
                 <w:i w:val="0"/>
-                <w:color w:val="475569"/>
-                <w:sz w:val="17"/>
+                <w:color w:val="000000"/>
+                <w:sz w:val="16"/>
               </w:rPr>
               <w:t>Calculate sub-scores:</w:t>
               <w:br/>
-              <w:t>1. Mass Impact Vector: S_qty = min(100, (M / 100.0) * 100)</w:t>
+              <w:t>1. Mass Impact Vector: S_qty = min(100, (Mass / 100.0) * 100)</w:t>
               <w:br/>
-              <w:t>2. Freshness Urgency Vector: S_fresh derived from step-function mapping of t_rem (t_rem&lt;=0h -&gt; 100, &lt;=1h -&gt; 95, &lt;=2h -&gt; 80, &lt;=4h -&gt; 60, &lt;=8h -&gt; 40)</w:t>
+              <w:t>2. Freshness Urgency Vector: S_fresh derived from step-function mapping of remaining safe hours</w:t>
               <w:br/>
-              <w:t>3. Elapsed Time Vector: S_time derived from elapsed preparation time.</w:t>
+              <w:t>3. Elapsed Time Vector: S_time derived from elapsed duration since food preparation.</w:t>
             </w:r>
           </w:p>
         </w:tc>
@@ -2373,10 +2129,10 @@
           <w:tcPr>
             <w:tcW w:type="dxa" w:w="10224"/>
             <w:tcBorders>
-              <w:top w:val="none" w:sz="4" w:space="0" w:color="auto"/>
-              <w:left w:val="none" w:sz="4" w:space="0" w:color="auto"/>
-              <w:bottom w:val="none" w:sz="4" w:space="0" w:color="auto"/>
-              <w:right w:val="none" w:sz="4" w:space="0" w:color="auto"/>
+              <w:top w:val="none" w:sz="6" w:space="0" w:color="auto"/>
+              <w:left w:val="none" w:sz="6" w:space="0" w:color="auto"/>
+              <w:bottom w:val="none" w:sz="6" w:space="0" w:color="auto"/>
+              <w:right w:val="none" w:sz="6" w:space="0" w:color="auto"/>
             </w:tcBorders>
           </w:tcPr>
           <w:p>
@@ -2388,8 +2144,8 @@
               <w:rPr>
                 <w:rFonts w:ascii="Cambria" w:hAnsi="Cambria"/>
                 <w:b/>
-                <w:color w:val="94A3B8"/>
-                <w:sz w:val="18"/>
+                <w:color w:val="000000"/>
+                <w:sz w:val="17"/>
               </w:rPr>
               <w:t>▼</w:t>
             </w:r>
@@ -2400,18 +2156,18 @@
         <w:tc>
           <w:tcPr>
             <w:tcW w:type="dxa" w:w="10224"/>
-            <w:shd w:fill="F8FAFC"/>
             <w:tcMar>
-              <w:top w:w="70" w:type="dxa"/>
-              <w:bottom w:w="70" w:type="dxa"/>
-              <w:left w:w="100" w:type="dxa"/>
-              <w:right w:w="100" w:type="dxa"/>
+              <w:top w:w="60" w:type="dxa"/>
+              <w:bottom w:w="60" w:type="dxa"/>
+              <w:left w:w="90" w:type="dxa"/>
+              <w:right w:w="90" w:type="dxa"/>
             </w:tcMar>
+            <w:shd w:fill="FFFFFF"/>
             <w:tcBorders>
-              <w:top w:val="single" w:sz="6" w:space="0" w:color="0D9668"/>
-              <w:left w:val="single" w:sz="6" w:space="0" w:color="0D9668"/>
-              <w:bottom w:val="single" w:sz="6" w:space="0" w:color="0D9668"/>
-              <w:right w:val="single" w:sz="6" w:space="0" w:color="0D9668"/>
+              <w:top w:val="single" w:sz="6" w:space="0" w:color="000000"/>
+              <w:left w:val="single" w:sz="6" w:space="0" w:color="000000"/>
+              <w:bottom w:val="single" w:sz="6" w:space="0" w:color="000000"/>
+              <w:right w:val="single" w:sz="6" w:space="0" w:color="000000"/>
             </w:tcBorders>
           </w:tcPr>
           <w:p>
@@ -2423,17 +2179,8 @@
               <w:rPr>
                 <w:rFonts w:ascii="Cambria" w:hAnsi="Cambria"/>
                 <w:b/>
-                <w:color w:val="0D9668"/>
-                <w:sz w:val="19"/>
-              </w:rPr>
-              <w:t xml:space="preserve">[312] </w:t>
-            </w:r>
-            <w:r>
-              <w:rPr>
-                <w:rFonts w:ascii="Cambria" w:hAnsi="Cambria"/>
-                <w:b/>
-                <w:color w:val="0F172A"/>
-                <w:sz w:val="19"/>
+                <w:color w:val="000000"/>
+                <w:sz w:val="18"/>
               </w:rPr>
               <w:t>EVALUATE COMPOSITE PRIORITY SCORING EQUATION</w:t>
             </w:r>
@@ -2447,12 +2194,12 @@
               <w:rPr>
                 <w:rFonts w:ascii="Cambria" w:hAnsi="Cambria"/>
                 <w:i w:val="0"/>
-                <w:color w:val="475569"/>
-                <w:sz w:val="17"/>
+                <w:color w:val="000000"/>
+                <w:sz w:val="16"/>
               </w:rPr>
               <w:t>Compute scalar priority score P in range [0, 100]:</w:t>
               <w:br/>
-              <w:t>P = clamp(0, 100, [0.30 * S_qty] + [0.50 * S_fresh] + [0.20 * S_time]).</w:t>
+              <w:t>Priority Score = clamp(0, 100, [0.30 * S_qty] + [0.50 * S_fresh] + [0.20 * S_time]).</w:t>
             </w:r>
           </w:p>
         </w:tc>
@@ -2462,10 +2209,10 @@
           <w:tcPr>
             <w:tcW w:type="dxa" w:w="10224"/>
             <w:tcBorders>
-              <w:top w:val="none" w:sz="4" w:space="0" w:color="auto"/>
-              <w:left w:val="none" w:sz="4" w:space="0" w:color="auto"/>
-              <w:bottom w:val="none" w:sz="4" w:space="0" w:color="auto"/>
-              <w:right w:val="none" w:sz="4" w:space="0" w:color="auto"/>
+              <w:top w:val="none" w:sz="6" w:space="0" w:color="auto"/>
+              <w:left w:val="none" w:sz="6" w:space="0" w:color="auto"/>
+              <w:bottom w:val="none" w:sz="6" w:space="0" w:color="auto"/>
+              <w:right w:val="none" w:sz="6" w:space="0" w:color="auto"/>
             </w:tcBorders>
           </w:tcPr>
           <w:p>
@@ -2477,8 +2224,8 @@
               <w:rPr>
                 <w:rFonts w:ascii="Cambria" w:hAnsi="Cambria"/>
                 <w:b/>
-                <w:color w:val="94A3B8"/>
-                <w:sz w:val="18"/>
+                <w:color w:val="000000"/>
+                <w:sz w:val="17"/>
               </w:rPr>
               <w:t>▼</w:t>
             </w:r>
@@ -2489,18 +2236,18 @@
         <w:tc>
           <w:tcPr>
             <w:tcW w:type="dxa" w:w="10224"/>
-            <w:shd w:fill="FFFBEB"/>
             <w:tcMar>
-              <w:top w:w="70" w:type="dxa"/>
-              <w:bottom w:w="70" w:type="dxa"/>
-              <w:left w:w="100" w:type="dxa"/>
-              <w:right w:w="100" w:type="dxa"/>
+              <w:top w:w="60" w:type="dxa"/>
+              <w:bottom w:w="60" w:type="dxa"/>
+              <w:left w:w="90" w:type="dxa"/>
+              <w:right w:w="90" w:type="dxa"/>
             </w:tcMar>
+            <w:shd w:fill="FFFFFF"/>
             <w:tcBorders>
-              <w:top w:val="single" w:sz="6" w:space="0" w:color="D97706"/>
-              <w:left w:val="single" w:sz="6" w:space="0" w:color="D97706"/>
-              <w:bottom w:val="single" w:sz="6" w:space="0" w:color="D97706"/>
-              <w:right w:val="single" w:sz="6" w:space="0" w:color="D97706"/>
+              <w:top w:val="double" w:sz="10" w:space="0" w:color="000000"/>
+              <w:left w:val="double" w:sz="10" w:space="0" w:color="000000"/>
+              <w:bottom w:val="double" w:sz="10" w:space="0" w:color="000000"/>
+              <w:right w:val="double" w:sz="10" w:space="0" w:color="000000"/>
             </w:tcBorders>
           </w:tcPr>
           <w:p>
@@ -2512,19 +2259,10 @@
               <w:rPr>
                 <w:rFonts w:ascii="Cambria" w:hAnsi="Cambria"/>
                 <w:b/>
-                <w:color w:val="0284C7"/>
-                <w:sz w:val="19"/>
+                <w:color w:val="000000"/>
+                <w:sz w:val="18"/>
               </w:rPr>
-              <w:t xml:space="preserve">[314] </w:t>
-            </w:r>
-            <w:r>
-              <w:rPr>
-                <w:rFonts w:ascii="Cambria" w:hAnsi="Cambria"/>
-                <w:b/>
-                <w:color w:val="0F172A"/>
-                <w:sz w:val="19"/>
-              </w:rPr>
-              <w:t>DECISION: IS FOOD FRESHNESS REMAINING (t_rem &gt; 0)?</w:t>
+              <w:t>DECISION: IS FOOD FRESHNESS REMAINING (SAFE HOURS &gt; 0)?</w:t>
             </w:r>
           </w:p>
           <w:p>
@@ -2536,10 +2274,10 @@
               <w:rPr>
                 <w:rFonts w:ascii="Cambria" w:hAnsi="Cambria"/>
                 <w:i w:val="0"/>
-                <w:color w:val="475569"/>
-                <w:sz w:val="17"/>
+                <w:color w:val="000000"/>
+                <w:sz w:val="16"/>
               </w:rPr>
-              <w:t>Verify whether food remains within safe microbiological consumption limits prior to dispatch.</w:t>
+              <w:t>Verify whether food remains within safe microbiological consumption limits prior to logistical dispatch.</w:t>
             </w:r>
           </w:p>
         </w:tc>
@@ -2549,10 +2287,10 @@
           <w:tcPr>
             <w:tcW w:type="dxa" w:w="10224"/>
             <w:tcBorders>
-              <w:top w:val="none" w:sz="4" w:space="0" w:color="auto"/>
-              <w:left w:val="none" w:sz="4" w:space="0" w:color="auto"/>
-              <w:bottom w:val="none" w:sz="4" w:space="0" w:color="auto"/>
-              <w:right w:val="none" w:sz="4" w:space="0" w:color="auto"/>
+              <w:top w:val="none" w:sz="6" w:space="0" w:color="auto"/>
+              <w:left w:val="none" w:sz="6" w:space="0" w:color="auto"/>
+              <w:bottom w:val="none" w:sz="6" w:space="0" w:color="auto"/>
+              <w:right w:val="none" w:sz="6" w:space="0" w:color="auto"/>
             </w:tcBorders>
           </w:tcPr>
           <w:p>
@@ -2564,8 +2302,8 @@
               <w:rPr>
                 <w:rFonts w:ascii="Cambria" w:hAnsi="Cambria"/>
                 <w:b/>
-                <w:color w:val="94A3B8"/>
-                <w:sz w:val="18"/>
+                <w:color w:val="000000"/>
+                <w:sz w:val="17"/>
               </w:rPr>
               <w:t>▼</w:t>
             </w:r>
@@ -2576,18 +2314,18 @@
         <w:tc>
           <w:tcPr>
             <w:tcW w:type="dxa" w:w="10224"/>
-            <w:shd w:fill="F8FAFC"/>
             <w:tcMar>
-              <w:top w:w="70" w:type="dxa"/>
-              <w:bottom w:w="70" w:type="dxa"/>
-              <w:left w:w="100" w:type="dxa"/>
-              <w:right w:w="100" w:type="dxa"/>
+              <w:top w:w="60" w:type="dxa"/>
+              <w:bottom w:w="60" w:type="dxa"/>
+              <w:left w:w="90" w:type="dxa"/>
+              <w:right w:w="90" w:type="dxa"/>
             </w:tcMar>
+            <w:shd w:fill="FFFFFF"/>
             <w:tcBorders>
-              <w:top w:val="single" w:sz="6" w:space="0" w:color="0D9668"/>
-              <w:left w:val="single" w:sz="6" w:space="0" w:color="0D9668"/>
-              <w:bottom w:val="single" w:sz="6" w:space="0" w:color="0D9668"/>
-              <w:right w:val="single" w:sz="6" w:space="0" w:color="0D9668"/>
+              <w:top w:val="single" w:sz="6" w:space="0" w:color="000000"/>
+              <w:left w:val="single" w:sz="6" w:space="0" w:color="000000"/>
+              <w:bottom w:val="single" w:sz="6" w:space="0" w:color="000000"/>
+              <w:right w:val="single" w:sz="6" w:space="0" w:color="000000"/>
             </w:tcBorders>
           </w:tcPr>
           <w:p>
@@ -2599,17 +2337,8 @@
               <w:rPr>
                 <w:rFonts w:ascii="Cambria" w:hAnsi="Cambria"/>
                 <w:b/>
-                <w:color w:val="0D9668"/>
-                <w:sz w:val="19"/>
-              </w:rPr>
-              <w:t xml:space="preserve">[316] </w:t>
-            </w:r>
-            <w:r>
-              <w:rPr>
-                <w:rFonts w:ascii="Cambria" w:hAnsi="Cambria"/>
-                <w:b/>
-                <w:color w:val="0F172A"/>
-                <w:sz w:val="19"/>
+                <w:color w:val="000000"/>
+                <w:sz w:val="18"/>
               </w:rPr>
               <w:t>BRANCH: VALIDATED FOR RAPID REDISTRIBUTION</w:t>
             </w:r>
@@ -2623,10 +2352,10 @@
               <w:rPr>
                 <w:rFonts w:ascii="Cambria" w:hAnsi="Cambria"/>
                 <w:i w:val="0"/>
-                <w:color w:val="475569"/>
-                <w:sz w:val="17"/>
+                <w:color w:val="000000"/>
+                <w:sz w:val="16"/>
               </w:rPr>
-              <w:t>If t_rem &gt; 0: Assign priority classification (Critical: P&gt;=85, High: P&gt;=70, Medium: P&gt;=50). Broadcast real-time dispatch alerts to nearest NGO shelters.</w:t>
+              <w:t>If safe hours &gt; 0: Assign priority classification (Critical: P&gt;=85, High: P&gt;=70, Medium: P&gt;=50). Broadcast real-time dispatch alerts to nearest NGO shelters.</w:t>
             </w:r>
           </w:p>
         </w:tc>
@@ -2636,10 +2365,10 @@
           <w:tcPr>
             <w:tcW w:type="dxa" w:w="10224"/>
             <w:tcBorders>
-              <w:top w:val="none" w:sz="4" w:space="0" w:color="auto"/>
-              <w:left w:val="none" w:sz="4" w:space="0" w:color="auto"/>
-              <w:bottom w:val="none" w:sz="4" w:space="0" w:color="auto"/>
-              <w:right w:val="none" w:sz="4" w:space="0" w:color="auto"/>
+              <w:top w:val="none" w:sz="6" w:space="0" w:color="auto"/>
+              <w:left w:val="none" w:sz="6" w:space="0" w:color="auto"/>
+              <w:bottom w:val="none" w:sz="6" w:space="0" w:color="auto"/>
+              <w:right w:val="none" w:sz="6" w:space="0" w:color="auto"/>
             </w:tcBorders>
           </w:tcPr>
           <w:p>
@@ -2651,8 +2380,8 @@
               <w:rPr>
                 <w:rFonts w:ascii="Cambria" w:hAnsi="Cambria"/>
                 <w:b/>
-                <w:color w:val="94A3B8"/>
-                <w:sz w:val="18"/>
+                <w:color w:val="000000"/>
+                <w:sz w:val="17"/>
               </w:rPr>
               <w:t>▼</w:t>
             </w:r>
@@ -2663,18 +2392,18 @@
         <w:tc>
           <w:tcPr>
             <w:tcW w:type="dxa" w:w="10224"/>
-            <w:shd w:fill="F8FAFC"/>
             <w:tcMar>
-              <w:top w:w="70" w:type="dxa"/>
-              <w:bottom w:w="70" w:type="dxa"/>
-              <w:left w:w="100" w:type="dxa"/>
-              <w:right w:w="100" w:type="dxa"/>
+              <w:top w:w="60" w:type="dxa"/>
+              <w:bottom w:w="60" w:type="dxa"/>
+              <w:left w:w="90" w:type="dxa"/>
+              <w:right w:w="90" w:type="dxa"/>
             </w:tcMar>
+            <w:shd w:fill="FFFFFF"/>
             <w:tcBorders>
-              <w:top w:val="single" w:sz="6" w:space="0" w:color="0D9668"/>
-              <w:left w:val="single" w:sz="6" w:space="0" w:color="0D9668"/>
-              <w:bottom w:val="single" w:sz="6" w:space="0" w:color="0D9668"/>
-              <w:right w:val="single" w:sz="6" w:space="0" w:color="0D9668"/>
+              <w:top w:val="single" w:sz="6" w:space="0" w:color="000000"/>
+              <w:left w:val="single" w:sz="6" w:space="0" w:color="000000"/>
+              <w:bottom w:val="single" w:sz="6" w:space="0" w:color="000000"/>
+              <w:right w:val="single" w:sz="6" w:space="0" w:color="000000"/>
             </w:tcBorders>
           </w:tcPr>
           <w:p>
@@ -2686,17 +2415,8 @@
               <w:rPr>
                 <w:rFonts w:ascii="Cambria" w:hAnsi="Cambria"/>
                 <w:b/>
-                <w:color w:val="0D9668"/>
-                <w:sz w:val="19"/>
-              </w:rPr>
-              <w:t xml:space="preserve">[318] </w:t>
-            </w:r>
-            <w:r>
-              <w:rPr>
-                <w:rFonts w:ascii="Cambria" w:hAnsi="Cambria"/>
-                <w:b/>
-                <w:color w:val="0F172A"/>
-                <w:sz w:val="19"/>
+                <w:color w:val="000000"/>
+                <w:sz w:val="18"/>
               </w:rPr>
               <w:t>BRANCH: EXPIRED / CRITICAL BIO-HAZARD DETECTED</w:t>
             </w:r>
@@ -2710,10 +2430,10 @@
               <w:rPr>
                 <w:rFonts w:ascii="Cambria" w:hAnsi="Cambria"/>
                 <w:i w:val="0"/>
-                <w:color w:val="475569"/>
-                <w:sz w:val="17"/>
+                <w:color w:val="000000"/>
+                <w:sz w:val="16"/>
               </w:rPr>
-              <w:t>If t_rem &lt;= 0: Block human consumption redistribution state. Automatically re-route batch to municipal anaerobic biogas or composting stream.</w:t>
+              <w:t>If safe hours &lt;= 0: Block human consumption redistribution state. Automatically re-route batch to municipal anaerobic biogas or composting stream.</w:t>
             </w:r>
           </w:p>
         </w:tc>
@@ -2723,10 +2443,10 @@
           <w:tcPr>
             <w:tcW w:type="dxa" w:w="10224"/>
             <w:tcBorders>
-              <w:top w:val="none" w:sz="4" w:space="0" w:color="auto"/>
-              <w:left w:val="none" w:sz="4" w:space="0" w:color="auto"/>
-              <w:bottom w:val="none" w:sz="4" w:space="0" w:color="auto"/>
-              <w:right w:val="none" w:sz="4" w:space="0" w:color="auto"/>
+              <w:top w:val="none" w:sz="6" w:space="0" w:color="auto"/>
+              <w:left w:val="none" w:sz="6" w:space="0" w:color="auto"/>
+              <w:bottom w:val="none" w:sz="6" w:space="0" w:color="auto"/>
+              <w:right w:val="none" w:sz="6" w:space="0" w:color="auto"/>
             </w:tcBorders>
           </w:tcPr>
           <w:p>
@@ -2738,8 +2458,8 @@
               <w:rPr>
                 <w:rFonts w:ascii="Cambria" w:hAnsi="Cambria"/>
                 <w:b/>
-                <w:color w:val="94A3B8"/>
-                <w:sz w:val="18"/>
+                <w:color w:val="000000"/>
+                <w:sz w:val="17"/>
               </w:rPr>
               <w:t>▼</w:t>
             </w:r>
@@ -2750,18 +2470,18 @@
         <w:tc>
           <w:tcPr>
             <w:tcW w:type="dxa" w:w="10224"/>
-            <w:shd w:fill="F0FDF4"/>
             <w:tcMar>
-              <w:top w:w="70" w:type="dxa"/>
-              <w:bottom w:w="70" w:type="dxa"/>
-              <w:left w:w="100" w:type="dxa"/>
-              <w:right w:w="100" w:type="dxa"/>
+              <w:top w:w="60" w:type="dxa"/>
+              <w:bottom w:w="60" w:type="dxa"/>
+              <w:left w:w="90" w:type="dxa"/>
+              <w:right w:w="90" w:type="dxa"/>
             </w:tcMar>
+            <w:shd w:fill="F2F2F2"/>
             <w:tcBorders>
-              <w:top w:val="single" w:sz="6" w:space="0" w:color="0D9668"/>
-              <w:left w:val="single" w:sz="6" w:space="0" w:color="0D9668"/>
-              <w:bottom w:val="single" w:sz="6" w:space="0" w:color="0D9668"/>
-              <w:right w:val="single" w:sz="6" w:space="0" w:color="0D9668"/>
+              <w:top w:val="single" w:sz="12" w:space="0" w:color="000000"/>
+              <w:left w:val="single" w:sz="12" w:space="0" w:color="000000"/>
+              <w:bottom w:val="single" w:sz="12" w:space="0" w:color="000000"/>
+              <w:right w:val="single" w:sz="12" w:space="0" w:color="000000"/>
             </w:tcBorders>
           </w:tcPr>
           <w:p>
@@ -2773,17 +2493,8 @@
               <w:rPr>
                 <w:rFonts w:ascii="Cambria" w:hAnsi="Cambria"/>
                 <w:b/>
-                <w:color w:val="0D9668"/>
-                <w:sz w:val="19"/>
-              </w:rPr>
-              <w:t xml:space="preserve">[320] </w:t>
-            </w:r>
-            <w:r>
-              <w:rPr>
-                <w:rFonts w:ascii="Cambria" w:hAnsi="Cambria"/>
-                <w:b/>
-                <w:color w:val="0F172A"/>
-                <w:sz w:val="19"/>
+                <w:color w:val="000000"/>
+                <w:sz w:val="18"/>
               </w:rPr>
               <w:t>COMMIT PRIORITY METRICS TO RECORD</w:t>
             </w:r>
@@ -2797,8 +2508,8 @@
               <w:rPr>
                 <w:rFonts w:ascii="Cambria" w:hAnsi="Cambria"/>
                 <w:i w:val="0"/>
-                <w:color w:val="475569"/>
-                <w:sz w:val="17"/>
+                <w:color w:val="000000"/>
+                <w:sz w:val="16"/>
               </w:rPr>
               <w:t>Persist priority score, safe hours remaining, and expiry timestamp to database registry.</w:t>
             </w:r>
@@ -2808,7 +2519,7 @@
     </w:tbl>
     <w:p>
       <w:pPr>
-        <w:spacing w:before="80" w:after="20" w:line="264" w:lineRule="auto"/>
+        <w:spacing w:before="60" w:after="20" w:line="252" w:lineRule="auto"/>
         <w:jc w:val="left"/>
       </w:pPr>
       <w:r>
@@ -2816,10 +2527,10 @@
           <w:rFonts w:ascii="Cambria" w:hAnsi="Cambria"/>
           <w:b/>
           <w:i w:val="0"/>
-          <w:color w:val="0F172A"/>
-          <w:sz w:val="20"/>
+          <w:color w:val="000000"/>
+          <w:sz w:val="19"/>
         </w:rPr>
-        <w:t>Technical Significance of FIG. 3:</w:t>
+        <w:t>Technical Description of FIG. 3:</w:t>
       </w:r>
     </w:p>
     <w:p>
@@ -2832,10 +2543,10 @@
           <w:rFonts w:ascii="Cambria" w:hAnsi="Cambria"/>
           <w:b w:val="0"/>
           <w:i w:val="0"/>
-          <w:color w:val="334155"/>
+          <w:color w:val="000000"/>
           <w:sz w:val="17"/>
         </w:rPr>
-        <w:t>The priority engine dynamically couples category-specific bacterial growth kinetics with batch mass and chronological transit deadlines, preventing the redistribution of spoiled food while guaranteeing that high-volume perishable batches are matched to nearby NGOs within minimum latency windows.</w:t>
+        <w:t>FIG. 3 details the microbiological decay logic. The priority engine dynamically couples category-specific bacterial growth kinetics with batch mass and chronological transit deadlines, preventing the redistribution of spoiled food while guaranteeing that high-volume perishable batches are matched to nearby NGOs within minimum latency windows.</w:t>
       </w:r>
     </w:p>
     <w:p>
@@ -2845,7 +2556,7 @@
     </w:p>
     <w:p>
       <w:pPr>
-        <w:spacing w:before="0" w:after="40" w:line="264" w:lineRule="auto"/>
+        <w:spacing w:before="0" w:after="20" w:line="252" w:lineRule="auto"/>
         <w:jc w:val="right"/>
       </w:pPr>
       <w:r>
@@ -2853,15 +2564,15 @@
           <w:rFonts w:ascii="Cambria" w:hAnsi="Cambria"/>
           <w:b/>
           <w:i w:val="0"/>
-          <w:color w:val="64748B"/>
+          <w:color w:val="000000"/>
           <w:sz w:val="18"/>
         </w:rPr>
-        <w:t>PATENT DRAWINGS • SHEET 4 OF 6</w:t>
+        <w:t>SHEET 4 OF 6</w:t>
       </w:r>
     </w:p>
     <w:p>
       <w:pPr>
-        <w:spacing w:before="0" w:after="20" w:line="264" w:lineRule="auto"/>
+        <w:spacing w:before="0" w:after="20" w:line="252" w:lineRule="auto"/>
         <w:jc w:val="left"/>
       </w:pPr>
       <w:r>
@@ -2869,15 +2580,15 @@
           <w:rFonts w:ascii="Cambria" w:hAnsi="Cambria"/>
           <w:b/>
           <w:i w:val="0"/>
-          <w:color w:val="0F172A"/>
-          <w:sz w:val="26"/>
+          <w:color w:val="000000"/>
+          <w:sz w:val="25"/>
         </w:rPr>
         <w:t>FIG. 4: PERISHABILITY-CONSTRAINED MULTI-STOP CVRP LOGISTICS ROUTING SUBSYSTEM</w:t>
       </w:r>
     </w:p>
     <w:p>
       <w:pPr>
-        <w:spacing w:before="0" w:after="120" w:line="264" w:lineRule="auto"/>
+        <w:spacing w:before="0" w:after="100" w:line="252" w:lineRule="auto"/>
         <w:jc w:val="left"/>
       </w:pPr>
       <w:r>
@@ -2885,10 +2596,10 @@
           <w:rFonts w:ascii="Cambria" w:hAnsi="Cambria"/>
           <w:b w:val="0"/>
           <w:i/>
-          <w:color w:val="475569"/>
-          <w:sz w:val="19"/>
+          <w:color w:val="000000"/>
+          <w:sz w:val="18"/>
         </w:rPr>
-        <w:t>Technical Field: Operations research, Capacitated Vehicle Routing Problem (CVRP), payload capacity boundaries, and transport emission minimization [Method Reference 400].</w:t>
+        <w:t>Technical Field: Operations research, Capacitated Vehicle Routing Problem (CVRP), payload capacity boundaries, and transport emission minimization.</w:t>
       </w:r>
     </w:p>
     <w:tbl>
@@ -2904,18 +2615,18 @@
         <w:tc>
           <w:tcPr>
             <w:tcW w:type="dxa" w:w="10224"/>
-            <w:shd w:fill="F0FDF4"/>
             <w:tcMar>
-              <w:top w:w="70" w:type="dxa"/>
-              <w:bottom w:w="70" w:type="dxa"/>
-              <w:left w:w="100" w:type="dxa"/>
-              <w:right w:w="100" w:type="dxa"/>
+              <w:top w:w="60" w:type="dxa"/>
+              <w:bottom w:w="60" w:type="dxa"/>
+              <w:left w:w="90" w:type="dxa"/>
+              <w:right w:w="90" w:type="dxa"/>
             </w:tcMar>
+            <w:shd w:fill="F2F2F2"/>
             <w:tcBorders>
-              <w:top w:val="single" w:sz="6" w:space="0" w:color="0D9668"/>
-              <w:left w:val="single" w:sz="6" w:space="0" w:color="0D9668"/>
-              <w:bottom w:val="single" w:sz="6" w:space="0" w:color="0D9668"/>
-              <w:right w:val="single" w:sz="6" w:space="0" w:color="0D9668"/>
+              <w:top w:val="single" w:sz="12" w:space="0" w:color="000000"/>
+              <w:left w:val="single" w:sz="12" w:space="0" w:color="000000"/>
+              <w:bottom w:val="single" w:sz="12" w:space="0" w:color="000000"/>
+              <w:right w:val="single" w:sz="12" w:space="0" w:color="000000"/>
             </w:tcBorders>
           </w:tcPr>
           <w:p>
@@ -2927,17 +2638,8 @@
               <w:rPr>
                 <w:rFonts w:ascii="Cambria" w:hAnsi="Cambria"/>
                 <w:b/>
-                <w:color w:val="0D9668"/>
-                <w:sz w:val="19"/>
-              </w:rPr>
-              <w:t xml:space="preserve">[402] </w:t>
-            </w:r>
-            <w:r>
-              <w:rPr>
-                <w:rFonts w:ascii="Cambria" w:hAnsi="Cambria"/>
-                <w:b/>
-                <w:color w:val="0F172A"/>
-                <w:sz w:val="19"/>
+                <w:color w:val="000000"/>
+                <w:sz w:val="18"/>
               </w:rPr>
               <w:t>START: VOLUNTEER MULTI-STOP DISPATCH REQUEST</w:t>
             </w:r>
@@ -2951,8 +2653,8 @@
               <w:rPr>
                 <w:rFonts w:ascii="Cambria" w:hAnsi="Cambria"/>
                 <w:i w:val="0"/>
-                <w:color w:val="475569"/>
-                <w:sz w:val="17"/>
+                <w:color w:val="000000"/>
+                <w:sz w:val="16"/>
               </w:rPr>
               <w:t>Volunteer client requests optimal routing for multi-batch collection mission.</w:t>
             </w:r>
@@ -2964,10 +2666,10 @@
           <w:tcPr>
             <w:tcW w:type="dxa" w:w="10224"/>
             <w:tcBorders>
-              <w:top w:val="none" w:sz="4" w:space="0" w:color="auto"/>
-              <w:left w:val="none" w:sz="4" w:space="0" w:color="auto"/>
-              <w:bottom w:val="none" w:sz="4" w:space="0" w:color="auto"/>
-              <w:right w:val="none" w:sz="4" w:space="0" w:color="auto"/>
+              <w:top w:val="none" w:sz="6" w:space="0" w:color="auto"/>
+              <w:left w:val="none" w:sz="6" w:space="0" w:color="auto"/>
+              <w:bottom w:val="none" w:sz="6" w:space="0" w:color="auto"/>
+              <w:right w:val="none" w:sz="6" w:space="0" w:color="auto"/>
             </w:tcBorders>
           </w:tcPr>
           <w:p>
@@ -2979,8 +2681,8 @@
               <w:rPr>
                 <w:rFonts w:ascii="Cambria" w:hAnsi="Cambria"/>
                 <w:b/>
-                <w:color w:val="94A3B8"/>
-                <w:sz w:val="18"/>
+                <w:color w:val="000000"/>
+                <w:sz w:val="17"/>
               </w:rPr>
               <w:t>▼</w:t>
             </w:r>
@@ -2991,18 +2693,18 @@
         <w:tc>
           <w:tcPr>
             <w:tcW w:type="dxa" w:w="10224"/>
-            <w:shd w:fill="F8FAFC"/>
             <w:tcMar>
-              <w:top w:w="70" w:type="dxa"/>
-              <w:bottom w:w="70" w:type="dxa"/>
-              <w:left w:w="100" w:type="dxa"/>
-              <w:right w:w="100" w:type="dxa"/>
+              <w:top w:w="60" w:type="dxa"/>
+              <w:bottom w:w="60" w:type="dxa"/>
+              <w:left w:w="90" w:type="dxa"/>
+              <w:right w:w="90" w:type="dxa"/>
             </w:tcMar>
+            <w:shd w:fill="FFFFFF"/>
             <w:tcBorders>
-              <w:top w:val="single" w:sz="6" w:space="0" w:color="0D9668"/>
-              <w:left w:val="single" w:sz="6" w:space="0" w:color="0D9668"/>
-              <w:bottom w:val="single" w:sz="6" w:space="0" w:color="0D9668"/>
-              <w:right w:val="single" w:sz="6" w:space="0" w:color="0D9668"/>
+              <w:top w:val="single" w:sz="6" w:space="0" w:color="000000"/>
+              <w:left w:val="single" w:sz="6" w:space="0" w:color="000000"/>
+              <w:bottom w:val="single" w:sz="6" w:space="0" w:color="000000"/>
+              <w:right w:val="single" w:sz="6" w:space="0" w:color="000000"/>
             </w:tcBorders>
           </w:tcPr>
           <w:p>
@@ -3014,17 +2716,8 @@
               <w:rPr>
                 <w:rFonts w:ascii="Cambria" w:hAnsi="Cambria"/>
                 <w:b/>
-                <w:color w:val="0D9668"/>
-                <w:sz w:val="19"/>
-              </w:rPr>
-              <w:t xml:space="preserve">[404] </w:t>
-            </w:r>
-            <w:r>
-              <w:rPr>
-                <w:rFonts w:ascii="Cambria" w:hAnsi="Cambria"/>
-                <w:b/>
-                <w:color w:val="0F172A"/>
-                <w:sz w:val="19"/>
+                <w:color w:val="000000"/>
+                <w:sz w:val="18"/>
               </w:rPr>
               <w:t>INGEST MISSION GEOMETRY &amp; VEHICLE BOUNDARIES</w:t>
             </w:r>
@@ -3038,10 +2731,10 @@
               <w:rPr>
                 <w:rFonts w:ascii="Cambria" w:hAnsi="Cambria"/>
                 <w:i w:val="0"/>
-                <w:color w:val="475569"/>
-                <w:sz w:val="17"/>
+                <w:color w:val="000000"/>
+                <w:sz w:val="16"/>
               </w:rPr>
-              <w:t>Receive Volunteer Origin (lat_0, lng_0), Vehicle Payload Capacity Limit C_max (kg), Candidate Pickup Set P = {P_1...P_n}, Candidate Delivery Set D = {D_1...D_m}.</w:t>
+              <w:t>Receive Volunteer Origin Coordinates, Vehicle Payload Capacity Limit (kg), Candidate Pickup Set P, and Candidate Delivery Shelter Set D.</w:t>
             </w:r>
           </w:p>
         </w:tc>
@@ -3051,10 +2744,10 @@
           <w:tcPr>
             <w:tcW w:type="dxa" w:w="10224"/>
             <w:tcBorders>
-              <w:top w:val="none" w:sz="4" w:space="0" w:color="auto"/>
-              <w:left w:val="none" w:sz="4" w:space="0" w:color="auto"/>
-              <w:bottom w:val="none" w:sz="4" w:space="0" w:color="auto"/>
-              <w:right w:val="none" w:sz="4" w:space="0" w:color="auto"/>
+              <w:top w:val="none" w:sz="6" w:space="0" w:color="auto"/>
+              <w:left w:val="none" w:sz="6" w:space="0" w:color="auto"/>
+              <w:bottom w:val="none" w:sz="6" w:space="0" w:color="auto"/>
+              <w:right w:val="none" w:sz="6" w:space="0" w:color="auto"/>
             </w:tcBorders>
           </w:tcPr>
           <w:p>
@@ -3066,8 +2759,8 @@
               <w:rPr>
                 <w:rFonts w:ascii="Cambria" w:hAnsi="Cambria"/>
                 <w:b/>
-                <w:color w:val="94A3B8"/>
-                <w:sz w:val="18"/>
+                <w:color w:val="000000"/>
+                <w:sz w:val="17"/>
               </w:rPr>
               <w:t>▼</w:t>
             </w:r>
@@ -3078,18 +2771,18 @@
         <w:tc>
           <w:tcPr>
             <w:tcW w:type="dxa" w:w="10224"/>
-            <w:shd w:fill="F8FAFC"/>
             <w:tcMar>
-              <w:top w:w="70" w:type="dxa"/>
-              <w:bottom w:w="70" w:type="dxa"/>
-              <w:left w:w="100" w:type="dxa"/>
-              <w:right w:w="100" w:type="dxa"/>
+              <w:top w:w="60" w:type="dxa"/>
+              <w:bottom w:w="60" w:type="dxa"/>
+              <w:left w:w="90" w:type="dxa"/>
+              <w:right w:w="90" w:type="dxa"/>
             </w:tcMar>
+            <w:shd w:fill="FFFFFF"/>
             <w:tcBorders>
-              <w:top w:val="single" w:sz="6" w:space="0" w:color="0D9668"/>
-              <w:left w:val="single" w:sz="6" w:space="0" w:color="0D9668"/>
-              <w:bottom w:val="single" w:sz="6" w:space="0" w:color="0D9668"/>
-              <w:right w:val="single" w:sz="6" w:space="0" w:color="0D9668"/>
+              <w:top w:val="single" w:sz="6" w:space="0" w:color="000000"/>
+              <w:left w:val="single" w:sz="6" w:space="0" w:color="000000"/>
+              <w:bottom w:val="single" w:sz="6" w:space="0" w:color="000000"/>
+              <w:right w:val="single" w:sz="6" w:space="0" w:color="000000"/>
             </w:tcBorders>
           </w:tcPr>
           <w:p>
@@ -3101,17 +2794,8 @@
               <w:rPr>
                 <w:rFonts w:ascii="Cambria" w:hAnsi="Cambria"/>
                 <w:b/>
-                <w:color w:val="0D9668"/>
-                <w:sz w:val="19"/>
-              </w:rPr>
-              <w:t xml:space="preserve">[406] </w:t>
-            </w:r>
-            <w:r>
-              <w:rPr>
-                <w:rFonts w:ascii="Cambria" w:hAnsi="Cambria"/>
-                <w:b/>
-                <w:color w:val="0F172A"/>
-                <w:sz w:val="19"/>
+                <w:color w:val="000000"/>
+                <w:sz w:val="18"/>
               </w:rPr>
               <w:t>COMPUTE ALL-PAIRS HAVERSINE SPATIAL DISTANCE MATRIX</w:t>
             </w:r>
@@ -3125,12 +2809,10 @@
               <w:rPr>
                 <w:rFonts w:ascii="Cambria" w:hAnsi="Cambria"/>
                 <w:i w:val="0"/>
-                <w:color w:val="475569"/>
-                <w:sz w:val="17"/>
+                <w:color w:val="000000"/>
+                <w:sz w:val="16"/>
               </w:rPr>
-              <w:t>Calculate spherical distance matrix d(i, j) for all candidate node pairs:</w:t>
-              <w:br/>
-              <w:t>d(i, j) = 2 * R * arcsin( sqrt( sin^2(dlat/2) + cos(lat_i)*cos(lat_j)*sin^2(dlng/2) ) ).</w:t>
+              <w:t>Calculate spherical distance matrix for all candidate node pairs using Haversine formula based on Earth radius R = 6,371 km.</w:t>
             </w:r>
           </w:p>
         </w:tc>
@@ -3140,10 +2822,10 @@
           <w:tcPr>
             <w:tcW w:type="dxa" w:w="10224"/>
             <w:tcBorders>
-              <w:top w:val="none" w:sz="4" w:space="0" w:color="auto"/>
-              <w:left w:val="none" w:sz="4" w:space="0" w:color="auto"/>
-              <w:bottom w:val="none" w:sz="4" w:space="0" w:color="auto"/>
-              <w:right w:val="none" w:sz="4" w:space="0" w:color="auto"/>
+              <w:top w:val="none" w:sz="6" w:space="0" w:color="auto"/>
+              <w:left w:val="none" w:sz="6" w:space="0" w:color="auto"/>
+              <w:bottom w:val="none" w:sz="6" w:space="0" w:color="auto"/>
+              <w:right w:val="none" w:sz="6" w:space="0" w:color="auto"/>
             </w:tcBorders>
           </w:tcPr>
           <w:p>
@@ -3155,8 +2837,8 @@
               <w:rPr>
                 <w:rFonts w:ascii="Cambria" w:hAnsi="Cambria"/>
                 <w:b/>
-                <w:color w:val="94A3B8"/>
-                <w:sz w:val="18"/>
+                <w:color w:val="000000"/>
+                <w:sz w:val="17"/>
               </w:rPr>
               <w:t>▼</w:t>
             </w:r>
@@ -3167,18 +2849,18 @@
         <w:tc>
           <w:tcPr>
             <w:tcW w:type="dxa" w:w="10224"/>
-            <w:shd w:fill="F8FAFC"/>
             <w:tcMar>
-              <w:top w:w="70" w:type="dxa"/>
-              <w:bottom w:w="70" w:type="dxa"/>
-              <w:left w:w="100" w:type="dxa"/>
-              <w:right w:w="100" w:type="dxa"/>
+              <w:top w:w="60" w:type="dxa"/>
+              <w:bottom w:w="60" w:type="dxa"/>
+              <w:left w:w="90" w:type="dxa"/>
+              <w:right w:w="90" w:type="dxa"/>
             </w:tcMar>
+            <w:shd w:fill="FFFFFF"/>
             <w:tcBorders>
-              <w:top w:val="single" w:sz="6" w:space="0" w:color="0D9668"/>
-              <w:left w:val="single" w:sz="6" w:space="0" w:color="0D9668"/>
-              <w:bottom w:val="single" w:sz="6" w:space="0" w:color="0D9668"/>
-              <w:right w:val="single" w:sz="6" w:space="0" w:color="0D9668"/>
+              <w:top w:val="single" w:sz="6" w:space="0" w:color="000000"/>
+              <w:left w:val="single" w:sz="6" w:space="0" w:color="000000"/>
+              <w:bottom w:val="single" w:sz="6" w:space="0" w:color="000000"/>
+              <w:right w:val="single" w:sz="6" w:space="0" w:color="000000"/>
             </w:tcBorders>
           </w:tcPr>
           <w:p>
@@ -3190,17 +2872,8 @@
               <w:rPr>
                 <w:rFonts w:ascii="Cambria" w:hAnsi="Cambria"/>
                 <w:b/>
-                <w:color w:val="0D9668"/>
-                <w:sz w:val="19"/>
-              </w:rPr>
-              <w:t xml:space="preserve">[408] </w:t>
-            </w:r>
-            <w:r>
-              <w:rPr>
-                <w:rFonts w:ascii="Cambria" w:hAnsi="Cambria"/>
-                <w:b/>
-                <w:color w:val="0F172A"/>
-                <w:sz w:val="19"/>
+                <w:color w:val="000000"/>
+                <w:sz w:val="18"/>
               </w:rPr>
               <w:t>INITIALIZE VEHICLE TRAJECTORY &amp; PAYLOAD REGISTERS</w:t>
             </w:r>
@@ -3214,10 +2887,10 @@
               <w:rPr>
                 <w:rFonts w:ascii="Cambria" w:hAnsi="Cambria"/>
                 <w:i w:val="0"/>
-                <w:color w:val="475569"/>
-                <w:sz w:val="17"/>
+                <w:color w:val="000000"/>
+                <w:sz w:val="16"/>
               </w:rPr>
-              <w:t>Set Current_Location = Origin, Current_Payload L = 0 kg, Total_Distance d_opt = 0 km, Trajectory Array = [Stop_0 (Depot)].</w:t>
+              <w:t>Set Current Location = Origin, Current Payload = 0 kg, Total Distance = 0 km, Trajectory Array = [Depot Start].</w:t>
             </w:r>
           </w:p>
         </w:tc>
@@ -3227,10 +2900,10 @@
           <w:tcPr>
             <w:tcW w:type="dxa" w:w="10224"/>
             <w:tcBorders>
-              <w:top w:val="none" w:sz="4" w:space="0" w:color="auto"/>
-              <w:left w:val="none" w:sz="4" w:space="0" w:color="auto"/>
-              <w:bottom w:val="none" w:sz="4" w:space="0" w:color="auto"/>
-              <w:right w:val="none" w:sz="4" w:space="0" w:color="auto"/>
+              <w:top w:val="none" w:sz="6" w:space="0" w:color="auto"/>
+              <w:left w:val="none" w:sz="6" w:space="0" w:color="auto"/>
+              <w:bottom w:val="none" w:sz="6" w:space="0" w:color="auto"/>
+              <w:right w:val="none" w:sz="6" w:space="0" w:color="auto"/>
             </w:tcBorders>
           </w:tcPr>
           <w:p>
@@ -3242,8 +2915,8 @@
               <w:rPr>
                 <w:rFonts w:ascii="Cambria" w:hAnsi="Cambria"/>
                 <w:b/>
-                <w:color w:val="94A3B8"/>
-                <w:sz w:val="18"/>
+                <w:color w:val="000000"/>
+                <w:sz w:val="17"/>
               </w:rPr>
               <w:t>▼</w:t>
             </w:r>
@@ -3254,18 +2927,18 @@
         <w:tc>
           <w:tcPr>
             <w:tcW w:type="dxa" w:w="10224"/>
-            <w:shd w:fill="F0F9FF"/>
             <w:tcMar>
-              <w:top w:w="70" w:type="dxa"/>
-              <w:bottom w:w="70" w:type="dxa"/>
-              <w:left w:w="100" w:type="dxa"/>
-              <w:right w:w="100" w:type="dxa"/>
+              <w:top w:w="60" w:type="dxa"/>
+              <w:bottom w:w="60" w:type="dxa"/>
+              <w:left w:w="90" w:type="dxa"/>
+              <w:right w:w="90" w:type="dxa"/>
             </w:tcMar>
+            <w:shd w:fill="FFFFFF"/>
             <w:tcBorders>
-              <w:top w:val="single" w:sz="6" w:space="0" w:color="0284C7"/>
-              <w:left w:val="single" w:sz="6" w:space="0" w:color="0284C7"/>
-              <w:bottom w:val="single" w:sz="6" w:space="0" w:color="0284C7"/>
-              <w:right w:val="single" w:sz="6" w:space="0" w:color="0284C7"/>
+              <w:top w:val="double" w:sz="10" w:space="0" w:color="000000"/>
+              <w:left w:val="double" w:sz="10" w:space="0" w:color="000000"/>
+              <w:bottom w:val="double" w:sz="10" w:space="0" w:color="000000"/>
+              <w:right w:val="double" w:sz="10" w:space="0" w:color="000000"/>
             </w:tcBorders>
           </w:tcPr>
           <w:p>
@@ -3277,19 +2950,10 @@
               <w:rPr>
                 <w:rFonts w:ascii="Cambria" w:hAnsi="Cambria"/>
                 <w:b/>
-                <w:color w:val="0284C7"/>
-                <w:sz w:val="19"/>
+                <w:color w:val="000000"/>
+                <w:sz w:val="18"/>
               </w:rPr>
-              <w:t xml:space="preserve">[410] </w:t>
-            </w:r>
-            <w:r>
-              <w:rPr>
-                <w:rFonts w:ascii="Cambria" w:hAnsi="Cambria"/>
-                <w:b/>
-                <w:color w:val="0F172A"/>
-                <w:sz w:val="19"/>
-              </w:rPr>
-              <w:t>DECISION: ARE UNVISITED PICKUP NODES REMAINING IN SET P?</w:t>
+              <w:t>DECISION: ARE UNVISITED PICKUP NODES REMAINING?</w:t>
             </w:r>
           </w:p>
           <w:p>
@@ -3301,8 +2965,8 @@
               <w:rPr>
                 <w:rFonts w:ascii="Cambria" w:hAnsi="Cambria"/>
                 <w:i w:val="0"/>
-                <w:color w:val="475569"/>
-                <w:sz w:val="17"/>
+                <w:color w:val="000000"/>
+                <w:sz w:val="16"/>
               </w:rPr>
               <w:t>Check if surplus food donors require collection along the active corridor.</w:t>
             </w:r>
@@ -3314,10 +2978,10 @@
           <w:tcPr>
             <w:tcW w:type="dxa" w:w="10224"/>
             <w:tcBorders>
-              <w:top w:val="none" w:sz="4" w:space="0" w:color="auto"/>
-              <w:left w:val="none" w:sz="4" w:space="0" w:color="auto"/>
-              <w:bottom w:val="none" w:sz="4" w:space="0" w:color="auto"/>
-              <w:right w:val="none" w:sz="4" w:space="0" w:color="auto"/>
+              <w:top w:val="none" w:sz="6" w:space="0" w:color="auto"/>
+              <w:left w:val="none" w:sz="6" w:space="0" w:color="auto"/>
+              <w:bottom w:val="none" w:sz="6" w:space="0" w:color="auto"/>
+              <w:right w:val="none" w:sz="6" w:space="0" w:color="auto"/>
             </w:tcBorders>
           </w:tcPr>
           <w:p>
@@ -3329,8 +2993,8 @@
               <w:rPr>
                 <w:rFonts w:ascii="Cambria" w:hAnsi="Cambria"/>
                 <w:b/>
-                <w:color w:val="94A3B8"/>
-                <w:sz w:val="18"/>
+                <w:color w:val="000000"/>
+                <w:sz w:val="17"/>
               </w:rPr>
               <w:t>▼</w:t>
             </w:r>
@@ -3341,18 +3005,18 @@
         <w:tc>
           <w:tcPr>
             <w:tcW w:type="dxa" w:w="10224"/>
-            <w:shd w:fill="F8FAFC"/>
             <w:tcMar>
-              <w:top w:w="70" w:type="dxa"/>
-              <w:bottom w:w="70" w:type="dxa"/>
-              <w:left w:w="100" w:type="dxa"/>
-              <w:right w:w="100" w:type="dxa"/>
+              <w:top w:w="60" w:type="dxa"/>
+              <w:bottom w:w="60" w:type="dxa"/>
+              <w:left w:w="90" w:type="dxa"/>
+              <w:right w:w="90" w:type="dxa"/>
             </w:tcMar>
+            <w:shd w:fill="FFFFFF"/>
             <w:tcBorders>
-              <w:top w:val="single" w:sz="6" w:space="0" w:color="0D9668"/>
-              <w:left w:val="single" w:sz="6" w:space="0" w:color="0D9668"/>
-              <w:bottom w:val="single" w:sz="6" w:space="0" w:color="0D9668"/>
-              <w:right w:val="single" w:sz="6" w:space="0" w:color="0D9668"/>
+              <w:top w:val="single" w:sz="6" w:space="0" w:color="000000"/>
+              <w:left w:val="single" w:sz="6" w:space="0" w:color="000000"/>
+              <w:bottom w:val="single" w:sz="6" w:space="0" w:color="000000"/>
+              <w:right w:val="single" w:sz="6" w:space="0" w:color="000000"/>
             </w:tcBorders>
           </w:tcPr>
           <w:p>
@@ -3364,19 +3028,10 @@
               <w:rPr>
                 <w:rFonts w:ascii="Cambria" w:hAnsi="Cambria"/>
                 <w:b/>
-                <w:color w:val="0D9668"/>
-                <w:sz w:val="19"/>
+                <w:color w:val="000000"/>
+                <w:sz w:val="18"/>
               </w:rPr>
-              <w:t xml:space="preserve">[412] </w:t>
-            </w:r>
-            <w:r>
-              <w:rPr>
-                <w:rFonts w:ascii="Cambria" w:hAnsi="Cambria"/>
-                <w:b/>
-                <w:color w:val="0F172A"/>
-                <w:sz w:val="19"/>
-              </w:rPr>
-              <w:t>LOCATE NEAREST CANDIDATE PICKUP NODE P_k</w:t>
+              <w:t>LOCATE NEAREST CANDIDATE PICKUP NODE</w:t>
             </w:r>
           </w:p>
           <w:p>
@@ -3388,10 +3043,10 @@
               <w:rPr>
                 <w:rFonts w:ascii="Cambria" w:hAnsi="Cambria"/>
                 <w:i w:val="0"/>
-                <w:color w:val="475569"/>
-                <w:sz w:val="17"/>
+                <w:color w:val="000000"/>
+                <w:sz w:val="16"/>
               </w:rPr>
-              <w:t>Identify node P_k in P that minimizes spatial distance: min( d(Current_Location, P_k) ).</w:t>
+              <w:t>Identify unvisited pickup node in candidate set that minimizes spatial distance from current vehicle location.</w:t>
             </w:r>
           </w:p>
         </w:tc>
@@ -3401,10 +3056,10 @@
           <w:tcPr>
             <w:tcW w:type="dxa" w:w="10224"/>
             <w:tcBorders>
-              <w:top w:val="none" w:sz="4" w:space="0" w:color="auto"/>
-              <w:left w:val="none" w:sz="4" w:space="0" w:color="auto"/>
-              <w:bottom w:val="none" w:sz="4" w:space="0" w:color="auto"/>
-              <w:right w:val="none" w:sz="4" w:space="0" w:color="auto"/>
+              <w:top w:val="none" w:sz="6" w:space="0" w:color="auto"/>
+              <w:left w:val="none" w:sz="6" w:space="0" w:color="auto"/>
+              <w:bottom w:val="none" w:sz="6" w:space="0" w:color="auto"/>
+              <w:right w:val="none" w:sz="6" w:space="0" w:color="auto"/>
             </w:tcBorders>
           </w:tcPr>
           <w:p>
@@ -3416,8 +3071,8 @@
               <w:rPr>
                 <w:rFonts w:ascii="Cambria" w:hAnsi="Cambria"/>
                 <w:b/>
-                <w:color w:val="94A3B8"/>
-                <w:sz w:val="18"/>
+                <w:color w:val="000000"/>
+                <w:sz w:val="17"/>
               </w:rPr>
               <w:t>▼</w:t>
             </w:r>
@@ -3428,18 +3083,18 @@
         <w:tc>
           <w:tcPr>
             <w:tcW w:type="dxa" w:w="10224"/>
-            <w:shd w:fill="F0F9FF"/>
             <w:tcMar>
-              <w:top w:w="70" w:type="dxa"/>
-              <w:bottom w:w="70" w:type="dxa"/>
-              <w:left w:w="100" w:type="dxa"/>
-              <w:right w:w="100" w:type="dxa"/>
+              <w:top w:w="60" w:type="dxa"/>
+              <w:bottom w:w="60" w:type="dxa"/>
+              <w:left w:w="90" w:type="dxa"/>
+              <w:right w:w="90" w:type="dxa"/>
             </w:tcMar>
+            <w:shd w:fill="FFFFFF"/>
             <w:tcBorders>
-              <w:top w:val="single" w:sz="6" w:space="0" w:color="0284C7"/>
-              <w:left w:val="single" w:sz="6" w:space="0" w:color="0284C7"/>
-              <w:bottom w:val="single" w:sz="6" w:space="0" w:color="0284C7"/>
-              <w:right w:val="single" w:sz="6" w:space="0" w:color="0284C7"/>
+              <w:top w:val="double" w:sz="10" w:space="0" w:color="000000"/>
+              <w:left w:val="double" w:sz="10" w:space="0" w:color="000000"/>
+              <w:bottom w:val="double" w:sz="10" w:space="0" w:color="000000"/>
+              <w:right w:val="double" w:sz="10" w:space="0" w:color="000000"/>
             </w:tcBorders>
           </w:tcPr>
           <w:p>
@@ -3451,19 +3106,10 @@
               <w:rPr>
                 <w:rFonts w:ascii="Cambria" w:hAnsi="Cambria"/>
                 <w:b/>
-                <w:color w:val="0284C7"/>
-                <w:sz w:val="19"/>
+                <w:color w:val="000000"/>
+                <w:sz w:val="18"/>
               </w:rPr>
-              <w:t xml:space="preserve">[414] </w:t>
-            </w:r>
-            <w:r>
-              <w:rPr>
-                <w:rFonts w:ascii="Cambria" w:hAnsi="Cambria"/>
-                <w:b/>
-                <w:color w:val="0F172A"/>
-                <w:sz w:val="19"/>
-              </w:rPr>
-              <w:t>DECISION: DOES PAYLOAD SATISFY CAPACITY (L + M_k &lt;= C_max)?</w:t>
+              <w:t>DECISION: DOES PAYLOAD SATISFY CAPACITY (PAYLOAD + MASS &lt;= CAPACITY)?</w:t>
             </w:r>
           </w:p>
           <w:p>
@@ -3475,10 +3121,10 @@
               <w:rPr>
                 <w:rFonts w:ascii="Cambria" w:hAnsi="Cambria"/>
                 <w:i w:val="0"/>
-                <w:color w:val="475569"/>
-                <w:sz w:val="17"/>
+                <w:color w:val="000000"/>
+                <w:sz w:val="16"/>
               </w:rPr>
-              <w:t>Verify that adding donor batch M_k does not breach vehicle gross payload limit C_max.</w:t>
+              <w:t>Verify that adding candidate donor batch does not breach vehicle gross payload limit.</w:t>
             </w:r>
           </w:p>
         </w:tc>
@@ -3488,10 +3134,10 @@
           <w:tcPr>
             <w:tcW w:type="dxa" w:w="10224"/>
             <w:tcBorders>
-              <w:top w:val="none" w:sz="4" w:space="0" w:color="auto"/>
-              <w:left w:val="none" w:sz="4" w:space="0" w:color="auto"/>
-              <w:bottom w:val="none" w:sz="4" w:space="0" w:color="auto"/>
-              <w:right w:val="none" w:sz="4" w:space="0" w:color="auto"/>
+              <w:top w:val="none" w:sz="6" w:space="0" w:color="auto"/>
+              <w:left w:val="none" w:sz="6" w:space="0" w:color="auto"/>
+              <w:bottom w:val="none" w:sz="6" w:space="0" w:color="auto"/>
+              <w:right w:val="none" w:sz="6" w:space="0" w:color="auto"/>
             </w:tcBorders>
           </w:tcPr>
           <w:p>
@@ -3503,8 +3149,8 @@
               <w:rPr>
                 <w:rFonts w:ascii="Cambria" w:hAnsi="Cambria"/>
                 <w:b/>
-                <w:color w:val="94A3B8"/>
-                <w:sz w:val="18"/>
+                <w:color w:val="000000"/>
+                <w:sz w:val="17"/>
               </w:rPr>
               <w:t>▼</w:t>
             </w:r>
@@ -3515,18 +3161,18 @@
         <w:tc>
           <w:tcPr>
             <w:tcW w:type="dxa" w:w="10224"/>
-            <w:shd w:fill="F8FAFC"/>
             <w:tcMar>
-              <w:top w:w="70" w:type="dxa"/>
-              <w:bottom w:w="70" w:type="dxa"/>
-              <w:left w:w="100" w:type="dxa"/>
-              <w:right w:w="100" w:type="dxa"/>
+              <w:top w:w="60" w:type="dxa"/>
+              <w:bottom w:w="60" w:type="dxa"/>
+              <w:left w:w="90" w:type="dxa"/>
+              <w:right w:w="90" w:type="dxa"/>
             </w:tcMar>
+            <w:shd w:fill="FFFFFF"/>
             <w:tcBorders>
-              <w:top w:val="single" w:sz="6" w:space="0" w:color="0D9668"/>
-              <w:left w:val="single" w:sz="6" w:space="0" w:color="0D9668"/>
-              <w:bottom w:val="single" w:sz="6" w:space="0" w:color="0D9668"/>
-              <w:right w:val="single" w:sz="6" w:space="0" w:color="0D9668"/>
+              <w:top w:val="single" w:sz="6" w:space="0" w:color="000000"/>
+              <w:left w:val="single" w:sz="6" w:space="0" w:color="000000"/>
+              <w:bottom w:val="single" w:sz="6" w:space="0" w:color="000000"/>
+              <w:right w:val="single" w:sz="6" w:space="0" w:color="000000"/>
             </w:tcBorders>
           </w:tcPr>
           <w:p>
@@ -3538,17 +3184,8 @@
               <w:rPr>
                 <w:rFonts w:ascii="Cambria" w:hAnsi="Cambria"/>
                 <w:b/>
-                <w:color w:val="0D9668"/>
-                <w:sz w:val="19"/>
-              </w:rPr>
-              <w:t xml:space="preserve">[416/418] </w:t>
-            </w:r>
-            <w:r>
-              <w:rPr>
-                <w:rFonts w:ascii="Cambria" w:hAnsi="Cambria"/>
-                <w:b/>
-                <w:color w:val="0F172A"/>
-                <w:sz w:val="19"/>
+                <w:color w:val="000000"/>
+                <w:sz w:val="18"/>
               </w:rPr>
               <w:t>APPEND PICKUP STOP &amp; UPDATE VEHICLE PAYLOAD</w:t>
             </w:r>
@@ -3562,12 +3199,10 @@
               <w:rPr>
                 <w:rFonts w:ascii="Cambria" w:hAnsi="Cambria"/>
                 <w:i w:val="0"/>
-                <w:color w:val="475569"/>
-                <w:sz w:val="17"/>
+                <w:color w:val="000000"/>
+                <w:sz w:val="16"/>
               </w:rPr>
-              <w:t>Branch 416 (Capacity OK): Append P_k to Trajectory. Update L += M_k. Accumulate d_opt. Remove P_k from P.</w:t>
-              <w:br/>
-              <w:t>Branch 418 (Capacity Exceeded): Trigger mandatory intermediate delivery dropoff to nearest shelter before collecting further surplus.</w:t>
+              <w:t>Capacity Satisfied: Append pickup node to trajectory. Update current payload. Accumulate optimized distance. Remove node from candidate set.</w:t>
             </w:r>
           </w:p>
         </w:tc>
@@ -3577,10 +3212,10 @@
           <w:tcPr>
             <w:tcW w:type="dxa" w:w="10224"/>
             <w:tcBorders>
-              <w:top w:val="none" w:sz="4" w:space="0" w:color="auto"/>
-              <w:left w:val="none" w:sz="4" w:space="0" w:color="auto"/>
-              <w:bottom w:val="none" w:sz="4" w:space="0" w:color="auto"/>
-              <w:right w:val="none" w:sz="4" w:space="0" w:color="auto"/>
+              <w:top w:val="none" w:sz="6" w:space="0" w:color="auto"/>
+              <w:left w:val="none" w:sz="6" w:space="0" w:color="auto"/>
+              <w:bottom w:val="none" w:sz="6" w:space="0" w:color="auto"/>
+              <w:right w:val="none" w:sz="6" w:space="0" w:color="auto"/>
             </w:tcBorders>
           </w:tcPr>
           <w:p>
@@ -3592,8 +3227,8 @@
               <w:rPr>
                 <w:rFonts w:ascii="Cambria" w:hAnsi="Cambria"/>
                 <w:b/>
-                <w:color w:val="94A3B8"/>
-                <w:sz w:val="18"/>
+                <w:color w:val="000000"/>
+                <w:sz w:val="17"/>
               </w:rPr>
               <w:t>▼</w:t>
             </w:r>
@@ -3604,18 +3239,18 @@
         <w:tc>
           <w:tcPr>
             <w:tcW w:type="dxa" w:w="10224"/>
-            <w:shd w:fill="F8FAFC"/>
             <w:tcMar>
-              <w:top w:w="70" w:type="dxa"/>
-              <w:bottom w:w="70" w:type="dxa"/>
-              <w:left w:w="100" w:type="dxa"/>
-              <w:right w:w="100" w:type="dxa"/>
+              <w:top w:w="60" w:type="dxa"/>
+              <w:bottom w:w="60" w:type="dxa"/>
+              <w:left w:w="90" w:type="dxa"/>
+              <w:right w:w="90" w:type="dxa"/>
             </w:tcMar>
+            <w:shd w:fill="FFFFFF"/>
             <w:tcBorders>
-              <w:top w:val="single" w:sz="6" w:space="0" w:color="0D9668"/>
-              <w:left w:val="single" w:sz="6" w:space="0" w:color="0D9668"/>
-              <w:bottom w:val="single" w:sz="6" w:space="0" w:color="0D9668"/>
-              <w:right w:val="single" w:sz="6" w:space="0" w:color="0D9668"/>
+              <w:top w:val="single" w:sz="6" w:space="0" w:color="000000"/>
+              <w:left w:val="single" w:sz="6" w:space="0" w:color="000000"/>
+              <w:bottom w:val="single" w:sz="6" w:space="0" w:color="000000"/>
+              <w:right w:val="single" w:sz="6" w:space="0" w:color="000000"/>
             </w:tcBorders>
           </w:tcPr>
           <w:p>
@@ -3627,17 +3262,86 @@
               <w:rPr>
                 <w:rFonts w:ascii="Cambria" w:hAnsi="Cambria"/>
                 <w:b/>
-                <w:color w:val="0D9668"/>
-                <w:sz w:val="19"/>
+                <w:color w:val="000000"/>
+                <w:sz w:val="18"/>
               </w:rPr>
-              <w:t xml:space="preserve">[420/422] </w:t>
+              <w:t>FORCE INTERMEDIATE DELIVERY DROPOFF IF CAPACITY EXCEEDED</w:t>
             </w:r>
+          </w:p>
+          <w:p>
+            <w:pPr>
+              <w:spacing w:before="20" w:after="0" w:line="252" w:lineRule="auto"/>
+              <w:jc w:val="left"/>
+            </w:pPr>
+            <w:r>
+              <w:rPr>
+                <w:rFonts w:ascii="Cambria" w:hAnsi="Cambria"/>
+                <w:i w:val="0"/>
+                <w:color w:val="000000"/>
+                <w:sz w:val="16"/>
+              </w:rPr>
+              <w:t>Capacity Exceeded: Trigger mandatory intermediate delivery dropoff to nearest shelter before collecting further surplus.</w:t>
+            </w:r>
+          </w:p>
+        </w:tc>
+      </w:tr>
+      <w:tr>
+        <w:tc>
+          <w:tcPr>
+            <w:tcW w:type="dxa" w:w="10224"/>
+            <w:tcBorders>
+              <w:top w:val="none" w:sz="6" w:space="0" w:color="auto"/>
+              <w:left w:val="none" w:sz="6" w:space="0" w:color="auto"/>
+              <w:bottom w:val="none" w:sz="6" w:space="0" w:color="auto"/>
+              <w:right w:val="none" w:sz="6" w:space="0" w:color="auto"/>
+            </w:tcBorders>
+          </w:tcPr>
+          <w:p>
+            <w:pPr>
+              <w:spacing w:before="0" w:after="0"/>
+              <w:jc w:val="center"/>
+            </w:pPr>
             <w:r>
               <w:rPr>
                 <w:rFonts w:ascii="Cambria" w:hAnsi="Cambria"/>
                 <w:b/>
-                <w:color w:val="0F172A"/>
-                <w:sz w:val="19"/>
+                <w:color w:val="000000"/>
+                <w:sz w:val="17"/>
+              </w:rPr>
+              <w:t>▼</w:t>
+            </w:r>
+          </w:p>
+        </w:tc>
+      </w:tr>
+      <w:tr>
+        <w:tc>
+          <w:tcPr>
+            <w:tcW w:type="dxa" w:w="10224"/>
+            <w:tcMar>
+              <w:top w:w="60" w:type="dxa"/>
+              <w:bottom w:w="60" w:type="dxa"/>
+              <w:left w:w="90" w:type="dxa"/>
+              <w:right w:w="90" w:type="dxa"/>
+            </w:tcMar>
+            <w:shd w:fill="FFFFFF"/>
+            <w:tcBorders>
+              <w:top w:val="single" w:sz="6" w:space="0" w:color="000000"/>
+              <w:left w:val="single" w:sz="6" w:space="0" w:color="000000"/>
+              <w:bottom w:val="single" w:sz="6" w:space="0" w:color="000000"/>
+              <w:right w:val="single" w:sz="6" w:space="0" w:color="000000"/>
+            </w:tcBorders>
+          </w:tcPr>
+          <w:p>
+            <w:pPr>
+              <w:spacing w:before="0" w:after="20" w:line="252" w:lineRule="auto"/>
+              <w:jc w:val="left"/>
+            </w:pPr>
+            <w:r>
+              <w:rPr>
+                <w:rFonts w:ascii="Cambria" w:hAnsi="Cambria"/>
+                <w:b/>
+                <w:color w:val="000000"/>
+                <w:sz w:val="18"/>
               </w:rPr>
               <w:t>EXECUTE TOPOLOGICALLY PRECEDENT DELIVERY DROPOFFS</w:t>
             </w:r>
@@ -3651,12 +3355,10 @@
               <w:rPr>
                 <w:rFonts w:ascii="Cambria" w:hAnsi="Cambria"/>
                 <w:i w:val="0"/>
-                <w:color w:val="475569"/>
-                <w:sz w:val="17"/>
+                <w:color w:val="000000"/>
+                <w:sz w:val="16"/>
               </w:rPr>
-              <w:t>Step 420: Evaluate remaining candidate shelters in Set D.</w:t>
-              <w:br/>
-              <w:t>Step 422: Enforce topological dependency (Pickup P_i must precede Delivery D_i). Append nearest shelter D_j to Trajectory. Update L -= M_j. Accumulate d_opt.</w:t>
+              <w:t>Enforce topological precedence dependency (Donor pickup must precede shelter delivery). Append nearest candidate shelter to trajectory. Decrement vehicle payload. Accumulate optimized distance.</w:t>
             </w:r>
           </w:p>
         </w:tc>
@@ -3666,10 +3368,10 @@
           <w:tcPr>
             <w:tcW w:type="dxa" w:w="10224"/>
             <w:tcBorders>
-              <w:top w:val="none" w:sz="4" w:space="0" w:color="auto"/>
-              <w:left w:val="none" w:sz="4" w:space="0" w:color="auto"/>
-              <w:bottom w:val="none" w:sz="4" w:space="0" w:color="auto"/>
-              <w:right w:val="none" w:sz="4" w:space="0" w:color="auto"/>
+              <w:top w:val="none" w:sz="6" w:space="0" w:color="auto"/>
+              <w:left w:val="none" w:sz="6" w:space="0" w:color="auto"/>
+              <w:bottom w:val="none" w:sz="6" w:space="0" w:color="auto"/>
+              <w:right w:val="none" w:sz="6" w:space="0" w:color="auto"/>
             </w:tcBorders>
           </w:tcPr>
           <w:p>
@@ -3681,8 +3383,8 @@
               <w:rPr>
                 <w:rFonts w:ascii="Cambria" w:hAnsi="Cambria"/>
                 <w:b/>
-                <w:color w:val="94A3B8"/>
-                <w:sz w:val="18"/>
+                <w:color w:val="000000"/>
+                <w:sz w:val="17"/>
               </w:rPr>
               <w:t>▼</w:t>
             </w:r>
@@ -3693,18 +3395,18 @@
         <w:tc>
           <w:tcPr>
             <w:tcW w:type="dxa" w:w="10224"/>
-            <w:shd w:fill="F8FAFC"/>
             <w:tcMar>
-              <w:top w:w="70" w:type="dxa"/>
-              <w:bottom w:w="70" w:type="dxa"/>
-              <w:left w:w="100" w:type="dxa"/>
-              <w:right w:w="100" w:type="dxa"/>
+              <w:top w:w="60" w:type="dxa"/>
+              <w:bottom w:w="60" w:type="dxa"/>
+              <w:left w:w="90" w:type="dxa"/>
+              <w:right w:w="90" w:type="dxa"/>
             </w:tcMar>
+            <w:shd w:fill="FFFFFF"/>
             <w:tcBorders>
-              <w:top w:val="single" w:sz="6" w:space="0" w:color="0D9668"/>
-              <w:left w:val="single" w:sz="6" w:space="0" w:color="0D9668"/>
-              <w:bottom w:val="single" w:sz="6" w:space="0" w:color="0D9668"/>
-              <w:right w:val="single" w:sz="6" w:space="0" w:color="0D9668"/>
+              <w:top w:val="single" w:sz="6" w:space="0" w:color="000000"/>
+              <w:left w:val="single" w:sz="6" w:space="0" w:color="000000"/>
+              <w:bottom w:val="single" w:sz="6" w:space="0" w:color="000000"/>
+              <w:right w:val="single" w:sz="6" w:space="0" w:color="000000"/>
             </w:tcBorders>
           </w:tcPr>
           <w:p>
@@ -3716,17 +3418,8 @@
               <w:rPr>
                 <w:rFonts w:ascii="Cambria" w:hAnsi="Cambria"/>
                 <w:b/>
-                <w:color w:val="0D9668"/>
-                <w:sz w:val="19"/>
-              </w:rPr>
-              <w:t xml:space="preserve">[424] </w:t>
-            </w:r>
-            <w:r>
-              <w:rPr>
-                <w:rFonts w:ascii="Cambria" w:hAnsi="Cambria"/>
-                <w:b/>
-                <w:color w:val="0F172A"/>
-                <w:sz w:val="19"/>
+                <w:color w:val="000000"/>
+                <w:sz w:val="18"/>
               </w:rPr>
               <w:t>COMPUTE TRANSPORT EMISSION &amp; FUEL SAVINGS</w:t>
             </w:r>
@@ -3740,18 +3433,18 @@
               <w:rPr>
                 <w:rFonts w:ascii="Cambria" w:hAnsi="Cambria"/>
                 <w:i w:val="0"/>
-                <w:color w:val="475569"/>
-                <w:sz w:val="17"/>
+                <w:color w:val="000000"/>
+                <w:sz w:val="16"/>
               </w:rPr>
               <w:t>Calculate conserved metrics relative to unoptimized radial transit:</w:t>
               <w:br/>
-              <w:t>• Baseline Radial Distance: d_unopt = d_opt * 1.40</w:t>
+              <w:t>• Baseline Radial Distance = Optimized Distance * 1.40</w:t>
               <w:br/>
-              <w:t>• Distance Saved: Delta_d = d_unopt - d_opt</w:t>
+              <w:t>• Distance Saved = Baseline Distance - Optimized Distance</w:t>
               <w:br/>
-              <w:t>• Diesel Conserved: Delta_Fuel = Delta_d * 0.12 L/km</w:t>
+              <w:t>• Diesel Conserved = Distance Saved * 0.12 L/km</w:t>
               <w:br/>
-              <w:t>• Transport CO2e Avoided: Delta_CO2 = Delta_Fuel * 2.31 kg/L.</w:t>
+              <w:t>• Transport CO2e Avoided = Diesel Conserved * 2.31 kg CO2/L.</w:t>
             </w:r>
           </w:p>
         </w:tc>
@@ -3761,10 +3454,10 @@
           <w:tcPr>
             <w:tcW w:type="dxa" w:w="10224"/>
             <w:tcBorders>
-              <w:top w:val="none" w:sz="4" w:space="0" w:color="auto"/>
-              <w:left w:val="none" w:sz="4" w:space="0" w:color="auto"/>
-              <w:bottom w:val="none" w:sz="4" w:space="0" w:color="auto"/>
-              <w:right w:val="none" w:sz="4" w:space="0" w:color="auto"/>
+              <w:top w:val="none" w:sz="6" w:space="0" w:color="auto"/>
+              <w:left w:val="none" w:sz="6" w:space="0" w:color="auto"/>
+              <w:bottom w:val="none" w:sz="6" w:space="0" w:color="auto"/>
+              <w:right w:val="none" w:sz="6" w:space="0" w:color="auto"/>
             </w:tcBorders>
           </w:tcPr>
           <w:p>
@@ -3776,8 +3469,8 @@
               <w:rPr>
                 <w:rFonts w:ascii="Cambria" w:hAnsi="Cambria"/>
                 <w:b/>
-                <w:color w:val="94A3B8"/>
-                <w:sz w:val="18"/>
+                <w:color w:val="000000"/>
+                <w:sz w:val="17"/>
               </w:rPr>
               <w:t>▼</w:t>
             </w:r>
@@ -3788,18 +3481,18 @@
         <w:tc>
           <w:tcPr>
             <w:tcW w:type="dxa" w:w="10224"/>
-            <w:shd w:fill="F8FAFC"/>
             <w:tcMar>
-              <w:top w:w="70" w:type="dxa"/>
-              <w:bottom w:w="70" w:type="dxa"/>
-              <w:left w:w="100" w:type="dxa"/>
-              <w:right w:w="100" w:type="dxa"/>
+              <w:top w:w="60" w:type="dxa"/>
+              <w:bottom w:w="60" w:type="dxa"/>
+              <w:left w:w="90" w:type="dxa"/>
+              <w:right w:w="90" w:type="dxa"/>
             </w:tcMar>
+            <w:shd w:fill="F2F2F2"/>
             <w:tcBorders>
-              <w:top w:val="single" w:sz="6" w:space="0" w:color="0D9668"/>
-              <w:left w:val="single" w:sz="6" w:space="0" w:color="0D9668"/>
-              <w:bottom w:val="single" w:sz="6" w:space="0" w:color="0D9668"/>
-              <w:right w:val="single" w:sz="6" w:space="0" w:color="0D9668"/>
+              <w:top w:val="single" w:sz="12" w:space="0" w:color="000000"/>
+              <w:left w:val="single" w:sz="12" w:space="0" w:color="000000"/>
+              <w:bottom w:val="single" w:sz="12" w:space="0" w:color="000000"/>
+              <w:right w:val="single" w:sz="12" w:space="0" w:color="000000"/>
             </w:tcBorders>
           </w:tcPr>
           <w:p>
@@ -3811,17 +3504,8 @@
               <w:rPr>
                 <w:rFonts w:ascii="Cambria" w:hAnsi="Cambria"/>
                 <w:b/>
-                <w:color w:val="0D9668"/>
-                <w:sz w:val="19"/>
-              </w:rPr>
-              <w:t xml:space="preserve">[426] </w:t>
-            </w:r>
-            <w:r>
-              <w:rPr>
-                <w:rFonts w:ascii="Cambria" w:hAnsi="Cambria"/>
-                <w:b/>
-                <w:color w:val="0F172A"/>
-                <w:sz w:val="19"/>
+                <w:color w:val="000000"/>
+                <w:sz w:val="18"/>
               </w:rPr>
               <w:t>TRANSMIT ORDERED MULTI-STOP MANIFEST TO CLIENT</w:t>
             </w:r>
@@ -3835,97 +3519,10 @@
               <w:rPr>
                 <w:rFonts w:ascii="Cambria" w:hAnsi="Cambria"/>
                 <w:i w:val="0"/>
-                <w:color w:val="475569"/>
-                <w:sz w:val="17"/>
+                <w:color w:val="000000"/>
+                <w:sz w:val="16"/>
               </w:rPr>
               <w:t>Stream structured waypoint array with live turn-by-turn navigation instructions to volunteer terminal.</w:t>
-            </w:r>
-          </w:p>
-        </w:tc>
-      </w:tr>
-      <w:tr>
-        <w:tc>
-          <w:tcPr>
-            <w:tcW w:type="dxa" w:w="10224"/>
-            <w:tcBorders>
-              <w:top w:val="none" w:sz="4" w:space="0" w:color="auto"/>
-              <w:left w:val="none" w:sz="4" w:space="0" w:color="auto"/>
-              <w:bottom w:val="none" w:sz="4" w:space="0" w:color="auto"/>
-              <w:right w:val="none" w:sz="4" w:space="0" w:color="auto"/>
-            </w:tcBorders>
-          </w:tcPr>
-          <w:p>
-            <w:pPr>
-              <w:spacing w:before="0" w:after="0"/>
-              <w:jc w:val="center"/>
-            </w:pPr>
-            <w:r>
-              <w:rPr>
-                <w:rFonts w:ascii="Cambria" w:hAnsi="Cambria"/>
-                <w:b/>
-                <w:color w:val="94A3B8"/>
-                <w:sz w:val="18"/>
-              </w:rPr>
-              <w:t>▼</w:t>
-            </w:r>
-          </w:p>
-        </w:tc>
-      </w:tr>
-      <w:tr>
-        <w:tc>
-          <w:tcPr>
-            <w:tcW w:type="dxa" w:w="10224"/>
-            <w:shd w:fill="F0FDF4"/>
-            <w:tcMar>
-              <w:top w:w="70" w:type="dxa"/>
-              <w:bottom w:w="70" w:type="dxa"/>
-              <w:left w:w="100" w:type="dxa"/>
-              <w:right w:w="100" w:type="dxa"/>
-            </w:tcMar>
-            <w:tcBorders>
-              <w:top w:val="single" w:sz="6" w:space="0" w:color="0D9668"/>
-              <w:left w:val="single" w:sz="6" w:space="0" w:color="0D9668"/>
-              <w:bottom w:val="single" w:sz="6" w:space="0" w:color="0D9668"/>
-              <w:right w:val="single" w:sz="6" w:space="0" w:color="0D9668"/>
-            </w:tcBorders>
-          </w:tcPr>
-          <w:p>
-            <w:pPr>
-              <w:spacing w:before="0" w:after="20" w:line="252" w:lineRule="auto"/>
-              <w:jc w:val="left"/>
-            </w:pPr>
-            <w:r>
-              <w:rPr>
-                <w:rFonts w:ascii="Cambria" w:hAnsi="Cambria"/>
-                <w:b/>
-                <w:color w:val="0D9668"/>
-                <w:sz w:val="19"/>
-              </w:rPr>
-              <w:t xml:space="preserve">[428] </w:t>
-            </w:r>
-            <w:r>
-              <w:rPr>
-                <w:rFonts w:ascii="Cambria" w:hAnsi="Cambria"/>
-                <w:b/>
-                <w:color w:val="0F172A"/>
-                <w:sz w:val="19"/>
-              </w:rPr>
-              <w:t>END: ROUTE SYNTHESIS TERMINATION</w:t>
-            </w:r>
-          </w:p>
-          <w:p>
-            <w:pPr>
-              <w:spacing w:before="20" w:after="0" w:line="252" w:lineRule="auto"/>
-              <w:jc w:val="left"/>
-            </w:pPr>
-            <w:r>
-              <w:rPr>
-                <w:rFonts w:ascii="Cambria" w:hAnsi="Cambria"/>
-                <w:i w:val="0"/>
-                <w:color w:val="475569"/>
-                <w:sz w:val="17"/>
-              </w:rPr>
-              <w:t>Route manifest executed and locked.</w:t>
             </w:r>
           </w:p>
         </w:tc>
@@ -3933,7 +3530,7 @@
     </w:tbl>
     <w:p>
       <w:pPr>
-        <w:spacing w:before="80" w:after="20" w:line="264" w:lineRule="auto"/>
+        <w:spacing w:before="60" w:after="20" w:line="252" w:lineRule="auto"/>
         <w:jc w:val="left"/>
       </w:pPr>
       <w:r>
@@ -3941,10 +3538,10 @@
           <w:rFonts w:ascii="Cambria" w:hAnsi="Cambria"/>
           <w:b/>
           <w:i w:val="0"/>
-          <w:color w:val="0F172A"/>
-          <w:sz w:val="20"/>
+          <w:color w:val="000000"/>
+          <w:sz w:val="19"/>
         </w:rPr>
-        <w:t>Technical Significance of FIG. 4:</w:t>
+        <w:t>Technical Description of FIG. 4:</w:t>
       </w:r>
     </w:p>
     <w:p>
@@ -3957,10 +3554,10 @@
           <w:rFonts w:ascii="Cambria" w:hAnsi="Cambria"/>
           <w:b w:val="0"/>
           <w:i w:val="0"/>
-          <w:color w:val="334155"/>
+          <w:color w:val="000000"/>
           <w:sz w:val="17"/>
         </w:rPr>
-        <w:t>The CVRP routine solves the NP-hard vehicle routing problem under simultaneous payload weight constraints, chronological pickup-before-delivery ordering, and perishability time windows, directly quantifying transport carbon mitigation achieved through multi-stop route consolidation.</w:t>
+        <w:t>FIG. 4 illustrates the CVRP routing solver. The algorithm resolves multi-stop vehicle trajectories subject to gross payload weight limits and strict chronological pickup-before-delivery dependencies. In doing so, it consolidates disparate donor batches into fuel-minimized routes and directly quantifies transport greenhouse gas emission reductions.</w:t>
       </w:r>
     </w:p>
     <w:p>
@@ -3970,7 +3567,7 @@
     </w:p>
     <w:p>
       <w:pPr>
-        <w:spacing w:before="0" w:after="40" w:line="264" w:lineRule="auto"/>
+        <w:spacing w:before="0" w:after="20" w:line="252" w:lineRule="auto"/>
         <w:jc w:val="right"/>
       </w:pPr>
       <w:r>
@@ -3978,15 +3575,15 @@
           <w:rFonts w:ascii="Cambria" w:hAnsi="Cambria"/>
           <w:b/>
           <w:i w:val="0"/>
-          <w:color w:val="64748B"/>
+          <w:color w:val="000000"/>
           <w:sz w:val="18"/>
         </w:rPr>
-        <w:t>PATENT DRAWINGS • SHEET 5 OF 6</w:t>
+        <w:t>SHEET 5 OF 6</w:t>
       </w:r>
     </w:p>
     <w:p>
       <w:pPr>
-        <w:spacing w:before="0" w:after="20" w:line="264" w:lineRule="auto"/>
+        <w:spacing w:before="0" w:after="20" w:line="252" w:lineRule="auto"/>
         <w:jc w:val="left"/>
       </w:pPr>
       <w:r>
@@ -3994,15 +3591,15 @@
           <w:rFonts w:ascii="Cambria" w:hAnsi="Cambria"/>
           <w:b/>
           <w:i w:val="0"/>
-          <w:color w:val="0F172A"/>
-          <w:sz w:val="26"/>
+          <w:color w:val="000000"/>
+          <w:sz w:val="25"/>
         </w:rPr>
         <w:t>FIG. 5: PROACTIVE SHELTER DEFICIT &amp; TIME-SERIES DEMAND FORECASTING SUBSYSTEM</w:t>
       </w:r>
     </w:p>
     <w:p>
       <w:pPr>
-        <w:spacing w:before="0" w:after="120" w:line="264" w:lineRule="auto"/>
+        <w:spacing w:before="0" w:after="100" w:line="252" w:lineRule="auto"/>
         <w:jc w:val="left"/>
       </w:pPr>
       <w:r>
@@ -4010,10 +3607,10 @@
           <w:rFonts w:ascii="Cambria" w:hAnsi="Cambria"/>
           <w:b w:val="0"/>
           <w:i/>
-          <w:color w:val="475569"/>
-          <w:sz w:val="19"/>
+          <w:color w:val="000000"/>
+          <w:sz w:val="18"/>
         </w:rPr>
-        <w:t>Technical Field: Time-series statistical forecasting, recipient inventory telemetry, and proactive commercial surplus solicitation [Method Reference 500].</w:t>
+        <w:t>Technical Field: Time-series statistical forecasting, recipient inventory telemetry, and proactive commercial surplus solicitation.</w:t>
       </w:r>
     </w:p>
     <w:tbl>
@@ -4029,18 +3626,18 @@
         <w:tc>
           <w:tcPr>
             <w:tcW w:type="dxa" w:w="10224"/>
-            <w:shd w:fill="F0F9FF"/>
             <w:tcMar>
-              <w:top w:w="70" w:type="dxa"/>
-              <w:bottom w:w="70" w:type="dxa"/>
-              <w:left w:w="100" w:type="dxa"/>
-              <w:right w:w="100" w:type="dxa"/>
+              <w:top w:w="60" w:type="dxa"/>
+              <w:bottom w:w="60" w:type="dxa"/>
+              <w:left w:w="90" w:type="dxa"/>
+              <w:right w:w="90" w:type="dxa"/>
             </w:tcMar>
+            <w:shd w:fill="F2F2F2"/>
             <w:tcBorders>
-              <w:top w:val="single" w:sz="6" w:space="0" w:color="0284C7"/>
-              <w:left w:val="single" w:sz="6" w:space="0" w:color="0284C7"/>
-              <w:bottom w:val="single" w:sz="6" w:space="0" w:color="0284C7"/>
-              <w:right w:val="single" w:sz="6" w:space="0" w:color="0284C7"/>
+              <w:top w:val="single" w:sz="12" w:space="0" w:color="000000"/>
+              <w:left w:val="single" w:sz="12" w:space="0" w:color="000000"/>
+              <w:bottom w:val="single" w:sz="12" w:space="0" w:color="000000"/>
+              <w:right w:val="single" w:sz="12" w:space="0" w:color="000000"/>
             </w:tcBorders>
           </w:tcPr>
           <w:p>
@@ -4052,17 +3649,8 @@
               <w:rPr>
                 <w:rFonts w:ascii="Cambria" w:hAnsi="Cambria"/>
                 <w:b/>
-                <w:color w:val="0284C7"/>
-                <w:sz w:val="19"/>
-              </w:rPr>
-              <w:t xml:space="preserve">[502] </w:t>
-            </w:r>
-            <w:r>
-              <w:rPr>
-                <w:rFonts w:ascii="Cambria" w:hAnsi="Cambria"/>
-                <w:b/>
-                <w:color w:val="0F172A"/>
-                <w:sz w:val="19"/>
+                <w:color w:val="000000"/>
+                <w:sz w:val="18"/>
               </w:rPr>
               <w:t>START: 24-HOUR RECURRENT FORECAST CYCLE</w:t>
             </w:r>
@@ -4076,8 +3664,8 @@
               <w:rPr>
                 <w:rFonts w:ascii="Cambria" w:hAnsi="Cambria"/>
                 <w:i w:val="0"/>
-                <w:color w:val="475569"/>
-                <w:sz w:val="17"/>
+                <w:color w:val="000000"/>
+                <w:sz w:val="16"/>
               </w:rPr>
               <w:t>Engine triggers automated regional forecasting routine across urban ecosystem.</w:t>
             </w:r>
@@ -4089,10 +3677,10 @@
           <w:tcPr>
             <w:tcW w:type="dxa" w:w="10224"/>
             <w:tcBorders>
-              <w:top w:val="none" w:sz="4" w:space="0" w:color="auto"/>
-              <w:left w:val="none" w:sz="4" w:space="0" w:color="auto"/>
-              <w:bottom w:val="none" w:sz="4" w:space="0" w:color="auto"/>
-              <w:right w:val="none" w:sz="4" w:space="0" w:color="auto"/>
+              <w:top w:val="none" w:sz="6" w:space="0" w:color="auto"/>
+              <w:left w:val="none" w:sz="6" w:space="0" w:color="auto"/>
+              <w:bottom w:val="none" w:sz="6" w:space="0" w:color="auto"/>
+              <w:right w:val="none" w:sz="6" w:space="0" w:color="auto"/>
             </w:tcBorders>
           </w:tcPr>
           <w:p>
@@ -4104,8 +3692,8 @@
               <w:rPr>
                 <w:rFonts w:ascii="Cambria" w:hAnsi="Cambria"/>
                 <w:b/>
-                <w:color w:val="94A3B8"/>
-                <w:sz w:val="18"/>
+                <w:color w:val="000000"/>
+                <w:sz w:val="17"/>
               </w:rPr>
               <w:t>▼</w:t>
             </w:r>
@@ -4116,18 +3704,18 @@
         <w:tc>
           <w:tcPr>
             <w:tcW w:type="dxa" w:w="10224"/>
-            <w:shd w:fill="F8FAFC"/>
             <w:tcMar>
-              <w:top w:w="70" w:type="dxa"/>
-              <w:bottom w:w="70" w:type="dxa"/>
-              <w:left w:w="100" w:type="dxa"/>
-              <w:right w:w="100" w:type="dxa"/>
+              <w:top w:w="60" w:type="dxa"/>
+              <w:bottom w:w="60" w:type="dxa"/>
+              <w:left w:w="90" w:type="dxa"/>
+              <w:right w:w="90" w:type="dxa"/>
             </w:tcMar>
+            <w:shd w:fill="FFFFFF"/>
             <w:tcBorders>
-              <w:top w:val="single" w:sz="6" w:space="0" w:color="0284C7"/>
-              <w:left w:val="single" w:sz="6" w:space="0" w:color="0284C7"/>
-              <w:bottom w:val="single" w:sz="6" w:space="0" w:color="0284C7"/>
-              <w:right w:val="single" w:sz="6" w:space="0" w:color="0284C7"/>
+              <w:top w:val="single" w:sz="6" w:space="0" w:color="000000"/>
+              <w:left w:val="single" w:sz="6" w:space="0" w:color="000000"/>
+              <w:bottom w:val="single" w:sz="6" w:space="0" w:color="000000"/>
+              <w:right w:val="single" w:sz="6" w:space="0" w:color="000000"/>
             </w:tcBorders>
           </w:tcPr>
           <w:p>
@@ -4139,17 +3727,8 @@
               <w:rPr>
                 <w:rFonts w:ascii="Cambria" w:hAnsi="Cambria"/>
                 <w:b/>
-                <w:color w:val="0284C7"/>
-                <w:sz w:val="19"/>
-              </w:rPr>
-              <w:t xml:space="preserve">[504] </w:t>
-            </w:r>
-            <w:r>
-              <w:rPr>
-                <w:rFonts w:ascii="Cambria" w:hAnsi="Cambria"/>
-                <w:b/>
-                <w:color w:val="0F172A"/>
-                <w:sz w:val="19"/>
+                <w:color w:val="000000"/>
+                <w:sz w:val="18"/>
               </w:rPr>
               <w:t>INGEST RECIPIENT SHELTER INVENTORY &amp; CAPACITY TELEMETRY</w:t>
             </w:r>
@@ -4163,10 +3742,10 @@
               <w:rPr>
                 <w:rFonts w:ascii="Cambria" w:hAnsi="Cambria"/>
                 <w:i w:val="0"/>
-                <w:color w:val="475569"/>
-                <w:sz w:val="17"/>
+                <w:color w:val="000000"/>
+                <w:sz w:val="16"/>
               </w:rPr>
-              <w:t>Query registered NGO shelter network (k = 1...N). Retrieve certified meal capacities Cap_k, cold-storage flags Stor_k, and on-hand inventory reserves R_k.</w:t>
+              <w:t>Query registered NGO shelter network. Retrieve certified meal capacities, cold-storage availability flags, and on-hand inventory reserves.</w:t>
             </w:r>
           </w:p>
         </w:tc>
@@ -4176,10 +3755,10 @@
           <w:tcPr>
             <w:tcW w:type="dxa" w:w="10224"/>
             <w:tcBorders>
-              <w:top w:val="none" w:sz="4" w:space="0" w:color="auto"/>
-              <w:left w:val="none" w:sz="4" w:space="0" w:color="auto"/>
-              <w:bottom w:val="none" w:sz="4" w:space="0" w:color="auto"/>
-              <w:right w:val="none" w:sz="4" w:space="0" w:color="auto"/>
+              <w:top w:val="none" w:sz="6" w:space="0" w:color="auto"/>
+              <w:left w:val="none" w:sz="6" w:space="0" w:color="auto"/>
+              <w:bottom w:val="none" w:sz="6" w:space="0" w:color="auto"/>
+              <w:right w:val="none" w:sz="6" w:space="0" w:color="auto"/>
             </w:tcBorders>
           </w:tcPr>
           <w:p>
@@ -4191,8 +3770,8 @@
               <w:rPr>
                 <w:rFonts w:ascii="Cambria" w:hAnsi="Cambria"/>
                 <w:b/>
-                <w:color w:val="94A3B8"/>
-                <w:sz w:val="18"/>
+                <w:color w:val="000000"/>
+                <w:sz w:val="17"/>
               </w:rPr>
               <w:t>▼</w:t>
             </w:r>
@@ -4203,18 +3782,18 @@
         <w:tc>
           <w:tcPr>
             <w:tcW w:type="dxa" w:w="10224"/>
-            <w:shd w:fill="F8FAFC"/>
             <w:tcMar>
-              <w:top w:w="70" w:type="dxa"/>
-              <w:bottom w:w="70" w:type="dxa"/>
-              <w:left w:w="100" w:type="dxa"/>
-              <w:right w:w="100" w:type="dxa"/>
+              <w:top w:w="60" w:type="dxa"/>
+              <w:bottom w:w="60" w:type="dxa"/>
+              <w:left w:w="90" w:type="dxa"/>
+              <w:right w:w="90" w:type="dxa"/>
             </w:tcMar>
+            <w:shd w:fill="FFFFFF"/>
             <w:tcBorders>
-              <w:top w:val="single" w:sz="6" w:space="0" w:color="0284C7"/>
-              <w:left w:val="single" w:sz="6" w:space="0" w:color="0284C7"/>
-              <w:bottom w:val="single" w:sz="6" w:space="0" w:color="0284C7"/>
-              <w:right w:val="single" w:sz="6" w:space="0" w:color="0284C7"/>
+              <w:top w:val="single" w:sz="6" w:space="0" w:color="000000"/>
+              <w:left w:val="single" w:sz="6" w:space="0" w:color="000000"/>
+              <w:bottom w:val="single" w:sz="6" w:space="0" w:color="000000"/>
+              <w:right w:val="single" w:sz="6" w:space="0" w:color="000000"/>
             </w:tcBorders>
           </w:tcPr>
           <w:p>
@@ -4226,17 +3805,8 @@
               <w:rPr>
                 <w:rFonts w:ascii="Cambria" w:hAnsi="Cambria"/>
                 <w:b/>
-                <w:color w:val="0284C7"/>
-                <w:sz w:val="19"/>
-              </w:rPr>
-              <w:t xml:space="preserve">[506] </w:t>
-            </w:r>
-            <w:r>
-              <w:rPr>
-                <w:rFonts w:ascii="Cambria" w:hAnsi="Cambria"/>
-                <w:b/>
-                <w:color w:val="0F172A"/>
-                <w:sz w:val="19"/>
+                <w:color w:val="000000"/>
+                <w:sz w:val="18"/>
               </w:rPr>
               <w:t>APPLY TIME-SERIES MEAL CONSUMPTION HEURISTIC</w:t>
             </w:r>
@@ -4250,18 +3820,18 @@
               <w:rPr>
                 <w:rFonts w:ascii="Cambria" w:hAnsi="Cambria"/>
                 <w:i w:val="0"/>
-                <w:color w:val="475569"/>
-                <w:sz w:val="17"/>
+                <w:color w:val="000000"/>
+                <w:sz w:val="16"/>
               </w:rPr>
               <w:t>Apply multi-factor consumption coefficients:</w:t>
               <w:br/>
-              <w:t>• Day-of-Week Trend Factor (gamma_dow)</w:t>
+              <w:t>• Day-of-Week Trend Multiplier</w:t>
               <w:br/>
-              <w:t>• Holiday / Festival Calendar Multiplier (gamma_fest)</w:t>
+              <w:t>• Regional Holiday / Festival Calendar Multiplier</w:t>
               <w:br/>
-              <w:t>Compute estimated meals needed: Meals_k = round(Cap_k * 2.20 * gamma_dow * gamma_fest).</w:t>
+              <w:t>Compute estimated meals needed = round(Capacity * 2.20 * Multipliers).</w:t>
               <w:br/>
-              <w:t>Compute physical mass deficit: Deficit_kg = Meals_k / 6.25 meals/kg.</w:t>
+              <w:t>Compute physical mass deficit (kg) = Estimated Meals Needed / 6.25 meals/kg.</w:t>
             </w:r>
           </w:p>
         </w:tc>
@@ -4271,10 +3841,10 @@
           <w:tcPr>
             <w:tcW w:type="dxa" w:w="10224"/>
             <w:tcBorders>
-              <w:top w:val="none" w:sz="4" w:space="0" w:color="auto"/>
-              <w:left w:val="none" w:sz="4" w:space="0" w:color="auto"/>
-              <w:bottom w:val="none" w:sz="4" w:space="0" w:color="auto"/>
-              <w:right w:val="none" w:sz="4" w:space="0" w:color="auto"/>
+              <w:top w:val="none" w:sz="6" w:space="0" w:color="auto"/>
+              <w:left w:val="none" w:sz="6" w:space="0" w:color="auto"/>
+              <w:bottom w:val="none" w:sz="6" w:space="0" w:color="auto"/>
+              <w:right w:val="none" w:sz="6" w:space="0" w:color="auto"/>
             </w:tcBorders>
           </w:tcPr>
           <w:p>
@@ -4286,8 +3856,8 @@
               <w:rPr>
                 <w:rFonts w:ascii="Cambria" w:hAnsi="Cambria"/>
                 <w:b/>
-                <w:color w:val="94A3B8"/>
-                <w:sz w:val="18"/>
+                <w:color w:val="000000"/>
+                <w:sz w:val="17"/>
               </w:rPr>
               <w:t>▼</w:t>
             </w:r>
@@ -4298,18 +3868,18 @@
         <w:tc>
           <w:tcPr>
             <w:tcW w:type="dxa" w:w="10224"/>
-            <w:shd w:fill="F8FAFC"/>
             <w:tcMar>
-              <w:top w:w="70" w:type="dxa"/>
-              <w:bottom w:w="70" w:type="dxa"/>
-              <w:left w:w="100" w:type="dxa"/>
-              <w:right w:w="100" w:type="dxa"/>
+              <w:top w:w="60" w:type="dxa"/>
+              <w:bottom w:w="60" w:type="dxa"/>
+              <w:left w:w="90" w:type="dxa"/>
+              <w:right w:w="90" w:type="dxa"/>
             </w:tcMar>
+            <w:shd w:fill="FFFFFF"/>
             <w:tcBorders>
-              <w:top w:val="single" w:sz="6" w:space="0" w:color="0284C7"/>
-              <w:left w:val="single" w:sz="6" w:space="0" w:color="0284C7"/>
-              <w:bottom w:val="single" w:sz="6" w:space="0" w:color="0284C7"/>
-              <w:right w:val="single" w:sz="6" w:space="0" w:color="0284C7"/>
+              <w:top w:val="single" w:sz="6" w:space="0" w:color="000000"/>
+              <w:left w:val="single" w:sz="6" w:space="0" w:color="000000"/>
+              <w:bottom w:val="single" w:sz="6" w:space="0" w:color="000000"/>
+              <w:right w:val="single" w:sz="6" w:space="0" w:color="000000"/>
             </w:tcBorders>
           </w:tcPr>
           <w:p>
@@ -4321,17 +3891,8 @@
               <w:rPr>
                 <w:rFonts w:ascii="Cambria" w:hAnsi="Cambria"/>
                 <w:b/>
-                <w:color w:val="0284C7"/>
-                <w:sz w:val="19"/>
-              </w:rPr>
-              <w:t xml:space="preserve">[508] </w:t>
-            </w:r>
-            <w:r>
-              <w:rPr>
-                <w:rFonts w:ascii="Cambria" w:hAnsi="Cambria"/>
-                <w:b/>
-                <w:color w:val="0F172A"/>
-                <w:sz w:val="19"/>
+                <w:color w:val="000000"/>
+                <w:sz w:val="18"/>
               </w:rPr>
               <w:t>CLUSTER GEOSPATIAL DEFICIT CORRIDORS &amp; HIGH-DEMAND ZONES</w:t>
             </w:r>
@@ -4345,10 +3906,10 @@
               <w:rPr>
                 <w:rFonts w:ascii="Cambria" w:hAnsi="Cambria"/>
                 <w:i w:val="0"/>
-                <w:color w:val="475569"/>
-                <w:sz w:val="17"/>
+                <w:color w:val="000000"/>
+                <w:sz w:val="16"/>
               </w:rPr>
-              <w:t>Aggregate shelter requirements into spatial clusters (e.g., Chathiram Corridor, Thillai Nagar Hub, TVS Tollgate District).</w:t>
+              <w:t>Aggregate shelter requirements into spatial clusters across urban transit corridors.</w:t>
             </w:r>
           </w:p>
         </w:tc>
@@ -4358,10 +3919,10 @@
           <w:tcPr>
             <w:tcW w:type="dxa" w:w="10224"/>
             <w:tcBorders>
-              <w:top w:val="none" w:sz="4" w:space="0" w:color="auto"/>
-              <w:left w:val="none" w:sz="4" w:space="0" w:color="auto"/>
-              <w:bottom w:val="none" w:sz="4" w:space="0" w:color="auto"/>
-              <w:right w:val="none" w:sz="4" w:space="0" w:color="auto"/>
+              <w:top w:val="none" w:sz="6" w:space="0" w:color="auto"/>
+              <w:left w:val="none" w:sz="6" w:space="0" w:color="auto"/>
+              <w:bottom w:val="none" w:sz="6" w:space="0" w:color="auto"/>
+              <w:right w:val="none" w:sz="6" w:space="0" w:color="auto"/>
             </w:tcBorders>
           </w:tcPr>
           <w:p>
@@ -4373,8 +3934,8 @@
               <w:rPr>
                 <w:rFonts w:ascii="Cambria" w:hAnsi="Cambria"/>
                 <w:b/>
-                <w:color w:val="94A3B8"/>
-                <w:sz w:val="18"/>
+                <w:color w:val="000000"/>
+                <w:sz w:val="17"/>
               </w:rPr>
               <w:t>▼</w:t>
             </w:r>
@@ -4385,18 +3946,18 @@
         <w:tc>
           <w:tcPr>
             <w:tcW w:type="dxa" w:w="10224"/>
-            <w:shd w:fill="F8FAFC"/>
             <w:tcMar>
-              <w:top w:w="70" w:type="dxa"/>
-              <w:bottom w:w="70" w:type="dxa"/>
-              <w:left w:w="100" w:type="dxa"/>
-              <w:right w:w="100" w:type="dxa"/>
+              <w:top w:w="60" w:type="dxa"/>
+              <w:bottom w:w="60" w:type="dxa"/>
+              <w:left w:w="90" w:type="dxa"/>
+              <w:right w:w="90" w:type="dxa"/>
             </w:tcMar>
+            <w:shd w:fill="FFFFFF"/>
             <w:tcBorders>
-              <w:top w:val="single" w:sz="6" w:space="0" w:color="0284C7"/>
-              <w:left w:val="single" w:sz="6" w:space="0" w:color="0284C7"/>
-              <w:bottom w:val="single" w:sz="6" w:space="0" w:color="0284C7"/>
-              <w:right w:val="single" w:sz="6" w:space="0" w:color="0284C7"/>
+              <w:top w:val="double" w:sz="10" w:space="0" w:color="000000"/>
+              <w:left w:val="double" w:sz="10" w:space="0" w:color="000000"/>
+              <w:bottom w:val="double" w:sz="10" w:space="0" w:color="000000"/>
+              <w:right w:val="double" w:sz="10" w:space="0" w:color="000000"/>
             </w:tcBorders>
           </w:tcPr>
           <w:p>
@@ -4408,19 +3969,10 @@
               <w:rPr>
                 <w:rFonts w:ascii="Cambria" w:hAnsi="Cambria"/>
                 <w:b/>
-                <w:color w:val="0284C7"/>
-                <w:sz w:val="19"/>
+                <w:color w:val="000000"/>
+                <w:sz w:val="18"/>
               </w:rPr>
-              <w:t xml:space="preserve">[510] </w:t>
-            </w:r>
-            <w:r>
-              <w:rPr>
-                <w:rFonts w:ascii="Cambria" w:hAnsi="Cambria"/>
-                <w:b/>
-                <w:color w:val="0F172A"/>
-                <w:sz w:val="19"/>
-              </w:rPr>
-              <w:t>CLASSIFY DEFICIT CRITICALITY &amp; PEAK TIMING WINDOWS</w:t>
+              <w:t>DECISION: CLASSIFY DEFICIT CRITICALITY &amp; PEAK TIMING WINDOWS</w:t>
             </w:r>
           </w:p>
           <w:p>
@@ -4432,16 +3984,16 @@
               <w:rPr>
                 <w:rFonts w:ascii="Cambria" w:hAnsi="Cambria"/>
                 <w:i w:val="0"/>
-                <w:color w:val="475569"/>
-                <w:sz w:val="17"/>
+                <w:color w:val="000000"/>
+                <w:sz w:val="16"/>
               </w:rPr>
               <w:t>Categorize urgency levels:</w:t>
               <w:br/>
-              <w:t>• Capacity &gt; 300 kg -&gt; CRITICAL (Peak Deficit Window: 12:30 PM - 02:00 PM Lunch Peak)</w:t>
+              <w:t>• Capacity &gt; 300 kg: CRITICAL (Peak Deficit Window: 12:30 PM - 02:00 PM Lunch Peak)</w:t>
               <w:br/>
-              <w:t>• Capacity &gt; 150 kg -&gt; HIGH (Peak Deficit Window: 07:00 PM - 08:30 PM Dinner Peak)</w:t>
+              <w:t>• Capacity &gt; 150 kg: HIGH (Peak Deficit Window: 07:00 PM - 08:30 PM Dinner Peak)</w:t>
               <w:br/>
-              <w:t>• Capacity &lt;= 150 kg -&gt; MODERATE (Breakfast Window).</w:t>
+              <w:t>• Capacity &lt;= 150 kg: MODERATE (Breakfast Window).</w:t>
             </w:r>
           </w:p>
         </w:tc>
@@ -4451,10 +4003,10 @@
           <w:tcPr>
             <w:tcW w:type="dxa" w:w="10224"/>
             <w:tcBorders>
-              <w:top w:val="none" w:sz="4" w:space="0" w:color="auto"/>
-              <w:left w:val="none" w:sz="4" w:space="0" w:color="auto"/>
-              <w:bottom w:val="none" w:sz="4" w:space="0" w:color="auto"/>
-              <w:right w:val="none" w:sz="4" w:space="0" w:color="auto"/>
+              <w:top w:val="none" w:sz="6" w:space="0" w:color="auto"/>
+              <w:left w:val="none" w:sz="6" w:space="0" w:color="auto"/>
+              <w:bottom w:val="none" w:sz="6" w:space="0" w:color="auto"/>
+              <w:right w:val="none" w:sz="6" w:space="0" w:color="auto"/>
             </w:tcBorders>
           </w:tcPr>
           <w:p>
@@ -4466,8 +4018,8 @@
               <w:rPr>
                 <w:rFonts w:ascii="Cambria" w:hAnsi="Cambria"/>
                 <w:b/>
-                <w:color w:val="94A3B8"/>
-                <w:sz w:val="18"/>
+                <w:color w:val="000000"/>
+                <w:sz w:val="17"/>
               </w:rPr>
               <w:t>▼</w:t>
             </w:r>
@@ -4478,18 +4030,18 @@
         <w:tc>
           <w:tcPr>
             <w:tcW w:type="dxa" w:w="10224"/>
-            <w:shd w:fill="F8FAFC"/>
             <w:tcMar>
-              <w:top w:w="70" w:type="dxa"/>
-              <w:bottom w:w="70" w:type="dxa"/>
-              <w:left w:w="100" w:type="dxa"/>
-              <w:right w:w="100" w:type="dxa"/>
+              <w:top w:w="60" w:type="dxa"/>
+              <w:bottom w:w="60" w:type="dxa"/>
+              <w:left w:w="90" w:type="dxa"/>
+              <w:right w:w="90" w:type="dxa"/>
             </w:tcMar>
+            <w:shd w:fill="FFFFFF"/>
             <w:tcBorders>
-              <w:top w:val="single" w:sz="6" w:space="0" w:color="0284C7"/>
-              <w:left w:val="single" w:sz="6" w:space="0" w:color="0284C7"/>
-              <w:bottom w:val="single" w:sz="6" w:space="0" w:color="0284C7"/>
-              <w:right w:val="single" w:sz="6" w:space="0" w:color="0284C7"/>
+              <w:top w:val="single" w:sz="6" w:space="0" w:color="000000"/>
+              <w:left w:val="single" w:sz="6" w:space="0" w:color="000000"/>
+              <w:bottom w:val="single" w:sz="6" w:space="0" w:color="000000"/>
+              <w:right w:val="single" w:sz="6" w:space="0" w:color="000000"/>
             </w:tcBorders>
           </w:tcPr>
           <w:p>
@@ -4501,17 +4053,8 @@
               <w:rPr>
                 <w:rFonts w:ascii="Cambria" w:hAnsi="Cambria"/>
                 <w:b/>
-                <w:color w:val="0284C7"/>
-                <w:sz w:val="19"/>
-              </w:rPr>
-              <w:t xml:space="preserve">[512] </w:t>
-            </w:r>
-            <w:r>
-              <w:rPr>
-                <w:rFonts w:ascii="Cambria" w:hAnsi="Cambria"/>
-                <w:b/>
-                <w:color w:val="0F172A"/>
-                <w:sz w:val="19"/>
+                <w:color w:val="000000"/>
+                <w:sz w:val="18"/>
               </w:rPr>
               <w:t>AGGREGATE EXPECTED ACTIVE COMMERCIAL SURPLUS INVENTORY</w:t>
             </w:r>
@@ -4525,10 +4068,10 @@
               <w:rPr>
                 <w:rFonts w:ascii="Cambria" w:hAnsi="Cambria"/>
                 <w:i w:val="0"/>
-                <w:color w:val="475569"/>
-                <w:sz w:val="17"/>
+                <w:color w:val="000000"/>
+                <w:sz w:val="16"/>
               </w:rPr>
-              <w:t>Query scheduled commercial kitchen buffets, banquet bookings, and institutional canteen schedules. Calculate Deficit Coverage Percentage: Coverage_% = (Expected_Surplus / Total_Deficit) * 100.</w:t>
+              <w:t>Query scheduled commercial kitchen buffets, banquet bookings, and institutional canteen schedules. Calculate Deficit Coverage Percentage = (Expected Surplus / Total Deficit) * 100.</w:t>
             </w:r>
           </w:p>
         </w:tc>
@@ -4538,10 +4081,10 @@
           <w:tcPr>
             <w:tcW w:type="dxa" w:w="10224"/>
             <w:tcBorders>
-              <w:top w:val="none" w:sz="4" w:space="0" w:color="auto"/>
-              <w:left w:val="none" w:sz="4" w:space="0" w:color="auto"/>
-              <w:bottom w:val="none" w:sz="4" w:space="0" w:color="auto"/>
-              <w:right w:val="none" w:sz="4" w:space="0" w:color="auto"/>
+              <w:top w:val="none" w:sz="6" w:space="0" w:color="auto"/>
+              <w:left w:val="none" w:sz="6" w:space="0" w:color="auto"/>
+              <w:bottom w:val="none" w:sz="6" w:space="0" w:color="auto"/>
+              <w:right w:val="none" w:sz="6" w:space="0" w:color="auto"/>
             </w:tcBorders>
           </w:tcPr>
           <w:p>
@@ -4553,8 +4096,8 @@
               <w:rPr>
                 <w:rFonts w:ascii="Cambria" w:hAnsi="Cambria"/>
                 <w:b/>
-                <w:color w:val="94A3B8"/>
-                <w:sz w:val="18"/>
+                <w:color w:val="000000"/>
+                <w:sz w:val="17"/>
               </w:rPr>
               <w:t>▼</w:t>
             </w:r>
@@ -4565,18 +4108,18 @@
         <w:tc>
           <w:tcPr>
             <w:tcW w:type="dxa" w:w="10224"/>
-            <w:shd w:fill="F8FAFC"/>
             <w:tcMar>
-              <w:top w:w="70" w:type="dxa"/>
-              <w:bottom w:w="70" w:type="dxa"/>
-              <w:left w:w="100" w:type="dxa"/>
-              <w:right w:w="100" w:type="dxa"/>
+              <w:top w:w="60" w:type="dxa"/>
+              <w:bottom w:w="60" w:type="dxa"/>
+              <w:left w:w="90" w:type="dxa"/>
+              <w:right w:w="90" w:type="dxa"/>
             </w:tcMar>
+            <w:shd w:fill="FFFFFF"/>
             <w:tcBorders>
-              <w:top w:val="single" w:sz="6" w:space="0" w:color="0284C7"/>
-              <w:left w:val="single" w:sz="6" w:space="0" w:color="0284C7"/>
-              <w:bottom w:val="single" w:sz="6" w:space="0" w:color="0284C7"/>
-              <w:right w:val="single" w:sz="6" w:space="0" w:color="0284C7"/>
+              <w:top w:val="single" w:sz="6" w:space="0" w:color="000000"/>
+              <w:left w:val="single" w:sz="6" w:space="0" w:color="000000"/>
+              <w:bottom w:val="single" w:sz="6" w:space="0" w:color="000000"/>
+              <w:right w:val="single" w:sz="6" w:space="0" w:color="000000"/>
             </w:tcBorders>
           </w:tcPr>
           <w:p>
@@ -4588,17 +4131,8 @@
               <w:rPr>
                 <w:rFonts w:ascii="Cambria" w:hAnsi="Cambria"/>
                 <w:b/>
-                <w:color w:val="0284C7"/>
-                <w:sz w:val="19"/>
-              </w:rPr>
-              <w:t xml:space="preserve">[514] </w:t>
-            </w:r>
-            <w:r>
-              <w:rPr>
-                <w:rFonts w:ascii="Cambria" w:hAnsi="Cambria"/>
-                <w:b/>
-                <w:color w:val="0F172A"/>
-                <w:sz w:val="19"/>
+                <w:color w:val="000000"/>
+                <w:sz w:val="18"/>
               </w:rPr>
               <w:t>GENERATE PROACTIVE INVENTORY DISPATCH &amp; SOLICITATION NOTICES</w:t>
             </w:r>
@@ -4612,10 +4146,10 @@
               <w:rPr>
                 <w:rFonts w:ascii="Cambria" w:hAnsi="Cambria"/>
                 <w:i w:val="0"/>
-                <w:color w:val="475569"/>
-                <w:sz w:val="17"/>
+                <w:color w:val="000000"/>
+                <w:sz w:val="16"/>
               </w:rPr>
-              <w:t>Synthesize proactive surplus request alerts transmitted to commercial hotels and marriage halls 6 hours prior to predicted peak deficit windows.</w:t>
+              <w:t>Synthesize proactive surplus request alerts transmitted to commercial hotels and banquet halls 6 hours prior to predicted peak deficit windows.</w:t>
             </w:r>
           </w:p>
         </w:tc>
@@ -4625,10 +4159,10 @@
           <w:tcPr>
             <w:tcW w:type="dxa" w:w="10224"/>
             <w:tcBorders>
-              <w:top w:val="none" w:sz="4" w:space="0" w:color="auto"/>
-              <w:left w:val="none" w:sz="4" w:space="0" w:color="auto"/>
-              <w:bottom w:val="none" w:sz="4" w:space="0" w:color="auto"/>
-              <w:right w:val="none" w:sz="4" w:space="0" w:color="auto"/>
+              <w:top w:val="none" w:sz="6" w:space="0" w:color="auto"/>
+              <w:left w:val="none" w:sz="6" w:space="0" w:color="auto"/>
+              <w:bottom w:val="none" w:sz="6" w:space="0" w:color="auto"/>
+              <w:right w:val="none" w:sz="6" w:space="0" w:color="auto"/>
             </w:tcBorders>
           </w:tcPr>
           <w:p>
@@ -4640,8 +4174,8 @@
               <w:rPr>
                 <w:rFonts w:ascii="Cambria" w:hAnsi="Cambria"/>
                 <w:b/>
-                <w:color w:val="94A3B8"/>
-                <w:sz w:val="18"/>
+                <w:color w:val="000000"/>
+                <w:sz w:val="17"/>
               </w:rPr>
               <w:t>▼</w:t>
             </w:r>
@@ -4652,18 +4186,18 @@
         <w:tc>
           <w:tcPr>
             <w:tcW w:type="dxa" w:w="10224"/>
-            <w:shd w:fill="F0F9FF"/>
             <w:tcMar>
-              <w:top w:w="70" w:type="dxa"/>
-              <w:bottom w:w="70" w:type="dxa"/>
-              <w:left w:w="100" w:type="dxa"/>
-              <w:right w:w="100" w:type="dxa"/>
+              <w:top w:w="60" w:type="dxa"/>
+              <w:bottom w:w="60" w:type="dxa"/>
+              <w:left w:w="90" w:type="dxa"/>
+              <w:right w:w="90" w:type="dxa"/>
             </w:tcMar>
+            <w:shd w:fill="F2F2F2"/>
             <w:tcBorders>
-              <w:top w:val="single" w:sz="6" w:space="0" w:color="0284C7"/>
-              <w:left w:val="single" w:sz="6" w:space="0" w:color="0284C7"/>
-              <w:bottom w:val="single" w:sz="6" w:space="0" w:color="0284C7"/>
-              <w:right w:val="single" w:sz="6" w:space="0" w:color="0284C7"/>
+              <w:top w:val="single" w:sz="12" w:space="0" w:color="000000"/>
+              <w:left w:val="single" w:sz="12" w:space="0" w:color="000000"/>
+              <w:bottom w:val="single" w:sz="12" w:space="0" w:color="000000"/>
+              <w:right w:val="single" w:sz="12" w:space="0" w:color="000000"/>
             </w:tcBorders>
           </w:tcPr>
           <w:p>
@@ -4675,17 +4209,8 @@
               <w:rPr>
                 <w:rFonts w:ascii="Cambria" w:hAnsi="Cambria"/>
                 <w:b/>
-                <w:color w:val="0284C7"/>
-                <w:sz w:val="19"/>
-              </w:rPr>
-              <w:t xml:space="preserve">[516] </w:t>
-            </w:r>
-            <w:r>
-              <w:rPr>
-                <w:rFonts w:ascii="Cambria" w:hAnsi="Cambria"/>
-                <w:b/>
-                <w:color w:val="0F172A"/>
-                <w:sz w:val="19"/>
+                <w:color w:val="000000"/>
+                <w:sz w:val="18"/>
               </w:rPr>
               <w:t>OUTPUT FORECAST MATRIX TO ADMINISTRATIVE OBSERVATORY</w:t>
             </w:r>
@@ -4699,8 +4224,8 @@
               <w:rPr>
                 <w:rFonts w:ascii="Cambria" w:hAnsi="Cambria"/>
                 <w:i w:val="0"/>
-                <w:color w:val="475569"/>
-                <w:sz w:val="17"/>
+                <w:color w:val="000000"/>
+                <w:sz w:val="16"/>
               </w:rPr>
               <w:t>Render demand predictions, high-risk zones, and proactive dispatch recommendations on central dashboard.</w:t>
             </w:r>
@@ -4710,7 +4235,7 @@
     </w:tbl>
     <w:p>
       <w:pPr>
-        <w:spacing w:before="80" w:after="20" w:line="264" w:lineRule="auto"/>
+        <w:spacing w:before="60" w:after="20" w:line="252" w:lineRule="auto"/>
         <w:jc w:val="left"/>
       </w:pPr>
       <w:r>
@@ -4718,10 +4243,10 @@
           <w:rFonts w:ascii="Cambria" w:hAnsi="Cambria"/>
           <w:b/>
           <w:i w:val="0"/>
-          <w:color w:val="0F172A"/>
-          <w:sz w:val="20"/>
+          <w:color w:val="000000"/>
+          <w:sz w:val="19"/>
         </w:rPr>
-        <w:t>Technical Significance of FIG. 5:</w:t>
+        <w:t>Technical Description of FIG. 5:</w:t>
       </w:r>
     </w:p>
     <w:p>
@@ -4734,10 +4259,10 @@
           <w:rFonts w:ascii="Cambria" w:hAnsi="Cambria"/>
           <w:b w:val="0"/>
           <w:i w:val="0"/>
-          <w:color w:val="334155"/>
+          <w:color w:val="000000"/>
           <w:sz w:val="17"/>
         </w:rPr>
-        <w:t>This subsystem transforms surplus food distribution from a reactive model into a proactive, predictive allocation architecture. By anticipating shelter meal deficits hours before commercial food waste occurs, the system eliminates food shortages in high-density recipient zones.</w:t>
+        <w:t>FIG. 5 demonstrates the proactive demand forecasting architecture. By converting historical day-of-week consumption patterns and shelter storage capacities into forward-looking deficit horizons, the system solicits commercial surplus hours before waste occurs, mitigating supply shortages in critical urban feeding corridors.</w:t>
       </w:r>
     </w:p>
     <w:p>
@@ -4747,7 +4272,7 @@
     </w:p>
     <w:p>
       <w:pPr>
-        <w:spacing w:before="0" w:after="40" w:line="264" w:lineRule="auto"/>
+        <w:spacing w:before="0" w:after="20" w:line="252" w:lineRule="auto"/>
         <w:jc w:val="right"/>
       </w:pPr>
       <w:r>
@@ -4755,15 +4280,15 @@
           <w:rFonts w:ascii="Cambria" w:hAnsi="Cambria"/>
           <w:b/>
           <w:i w:val="0"/>
-          <w:color w:val="64748B"/>
+          <w:color w:val="000000"/>
           <w:sz w:val="18"/>
         </w:rPr>
-        <w:t>PATENT DRAWINGS • SHEET 6 OF 6</w:t>
+        <w:t>SHEET 6 OF 6</w:t>
       </w:r>
     </w:p>
     <w:p>
       <w:pPr>
-        <w:spacing w:before="0" w:after="20" w:line="264" w:lineRule="auto"/>
+        <w:spacing w:before="0" w:after="20" w:line="252" w:lineRule="auto"/>
         <w:jc w:val="left"/>
       </w:pPr>
       <w:r>
@@ -4771,15 +4296,15 @@
           <w:rFonts w:ascii="Cambria" w:hAnsi="Cambria"/>
           <w:b/>
           <w:i w:val="0"/>
-          <w:color w:val="0F172A"/>
-          <w:sz w:val="26"/>
+          <w:color w:val="000000"/>
+          <w:sz w:val="25"/>
         </w:rPr>
         <w:t>FIG. 6: ZERO-TRUST CHAIN OF CUSTODY &amp; CRYPTOGRAPHIC SHA-256 ENVIRONMENTAL LEDGER</w:t>
       </w:r>
     </w:p>
     <w:p>
       <w:pPr>
-        <w:spacing w:before="0" w:after="120" w:line="264" w:lineRule="auto"/>
+        <w:spacing w:before="0" w:after="100" w:line="252" w:lineRule="auto"/>
         <w:jc w:val="left"/>
       </w:pPr>
       <w:r>
@@ -4787,10 +4312,10 @@
           <w:rFonts w:ascii="Cambria" w:hAnsi="Cambria"/>
           <w:b w:val="0"/>
           <w:i/>
-          <w:color w:val="475569"/>
-          <w:sz w:val="19"/>
+          <w:color w:val="000000"/>
+          <w:sz w:val="18"/>
         </w:rPr>
-        <w:t>Technical Field: Cryptographic authentication, zero-trust token handshakes, IPCC AR6 multi-gas environmental accounting, and immutable SHA-256 ledgers [Method Reference 600].</w:t>
+        <w:t>Technical Field: Cryptographic authentication, zero-trust token handshakes, IPCC AR6 multi-gas environmental accounting, and immutable SHA-256 ledgers.</w:t>
       </w:r>
     </w:p>
     <w:tbl>
@@ -4806,18 +4331,18 @@
         <w:tc>
           <w:tcPr>
             <w:tcW w:type="dxa" w:w="10224"/>
-            <w:shd w:fill="F0FDF4"/>
             <w:tcMar>
-              <w:top w:w="70" w:type="dxa"/>
-              <w:bottom w:w="70" w:type="dxa"/>
-              <w:left w:w="100" w:type="dxa"/>
-              <w:right w:w="100" w:type="dxa"/>
+              <w:top w:w="60" w:type="dxa"/>
+              <w:bottom w:w="60" w:type="dxa"/>
+              <w:left w:w="90" w:type="dxa"/>
+              <w:right w:w="90" w:type="dxa"/>
             </w:tcMar>
+            <w:shd w:fill="F2F2F2"/>
             <w:tcBorders>
-              <w:top w:val="single" w:sz="6" w:space="0" w:color="0D9668"/>
-              <w:left w:val="single" w:sz="6" w:space="0" w:color="0D9668"/>
-              <w:bottom w:val="single" w:sz="6" w:space="0" w:color="0D9668"/>
-              <w:right w:val="single" w:sz="6" w:space="0" w:color="0D9668"/>
+              <w:top w:val="single" w:sz="12" w:space="0" w:color="000000"/>
+              <w:left w:val="single" w:sz="12" w:space="0" w:color="000000"/>
+              <w:bottom w:val="single" w:sz="12" w:space="0" w:color="000000"/>
+              <w:right w:val="single" w:sz="12" w:space="0" w:color="000000"/>
             </w:tcBorders>
           </w:tcPr>
           <w:p>
@@ -4829,17 +4354,8 @@
               <w:rPr>
                 <w:rFonts w:ascii="Cambria" w:hAnsi="Cambria"/>
                 <w:b/>
-                <w:color w:val="0D9668"/>
-                <w:sz w:val="19"/>
-              </w:rPr>
-              <w:t xml:space="preserve">[602] </w:t>
-            </w:r>
-            <w:r>
-              <w:rPr>
-                <w:rFonts w:ascii="Cambria" w:hAnsi="Cambria"/>
-                <w:b/>
-                <w:color w:val="0F172A"/>
-                <w:sz w:val="19"/>
+                <w:color w:val="000000"/>
+                <w:sz w:val="18"/>
               </w:rPr>
               <w:t>START: DONATION VALIDATION CONFIRMATION</w:t>
             </w:r>
@@ -4853,8 +4369,8 @@
               <w:rPr>
                 <w:rFonts w:ascii="Cambria" w:hAnsi="Cambria"/>
                 <w:i w:val="0"/>
-                <w:color w:val="475569"/>
-                <w:sz w:val="17"/>
+                <w:color w:val="000000"/>
+                <w:sz w:val="16"/>
               </w:rPr>
               <w:t>Donation entity validated and assigned to logistical transit pipeline.</w:t>
             </w:r>
@@ -4866,10 +4382,10 @@
           <w:tcPr>
             <w:tcW w:type="dxa" w:w="10224"/>
             <w:tcBorders>
-              <w:top w:val="none" w:sz="4" w:space="0" w:color="auto"/>
-              <w:left w:val="none" w:sz="4" w:space="0" w:color="auto"/>
-              <w:bottom w:val="none" w:sz="4" w:space="0" w:color="auto"/>
-              <w:right w:val="none" w:sz="4" w:space="0" w:color="auto"/>
+              <w:top w:val="none" w:sz="6" w:space="0" w:color="auto"/>
+              <w:left w:val="none" w:sz="6" w:space="0" w:color="auto"/>
+              <w:bottom w:val="none" w:sz="6" w:space="0" w:color="auto"/>
+              <w:right w:val="none" w:sz="6" w:space="0" w:color="auto"/>
             </w:tcBorders>
           </w:tcPr>
           <w:p>
@@ -4881,8 +4397,8 @@
               <w:rPr>
                 <w:rFonts w:ascii="Cambria" w:hAnsi="Cambria"/>
                 <w:b/>
-                <w:color w:val="94A3B8"/>
-                <w:sz w:val="18"/>
+                <w:color w:val="000000"/>
+                <w:sz w:val="17"/>
               </w:rPr>
               <w:t>▼</w:t>
             </w:r>
@@ -4893,18 +4409,18 @@
         <w:tc>
           <w:tcPr>
             <w:tcW w:type="dxa" w:w="10224"/>
-            <w:shd w:fill="F8FAFC"/>
             <w:tcMar>
-              <w:top w:w="70" w:type="dxa"/>
-              <w:bottom w:w="70" w:type="dxa"/>
-              <w:left w:w="100" w:type="dxa"/>
-              <w:right w:w="100" w:type="dxa"/>
+              <w:top w:w="60" w:type="dxa"/>
+              <w:bottom w:w="60" w:type="dxa"/>
+              <w:left w:w="90" w:type="dxa"/>
+              <w:right w:w="90" w:type="dxa"/>
             </w:tcMar>
+            <w:shd w:fill="FFFFFF"/>
             <w:tcBorders>
-              <w:top w:val="single" w:sz="6" w:space="0" w:color="0D9668"/>
-              <w:left w:val="single" w:sz="6" w:space="0" w:color="0D9668"/>
-              <w:bottom w:val="single" w:sz="6" w:space="0" w:color="0D9668"/>
-              <w:right w:val="single" w:sz="6" w:space="0" w:color="0D9668"/>
+              <w:top w:val="single" w:sz="6" w:space="0" w:color="000000"/>
+              <w:left w:val="single" w:sz="6" w:space="0" w:color="000000"/>
+              <w:bottom w:val="single" w:sz="6" w:space="0" w:color="000000"/>
+              <w:right w:val="single" w:sz="6" w:space="0" w:color="000000"/>
             </w:tcBorders>
           </w:tcPr>
           <w:p>
@@ -4916,19 +4432,10 @@
               <w:rPr>
                 <w:rFonts w:ascii="Cambria" w:hAnsi="Cambria"/>
                 <w:b/>
-                <w:color w:val="0D9668"/>
-                <w:sz w:val="19"/>
+                <w:color w:val="000000"/>
+                <w:sz w:val="18"/>
               </w:rPr>
-              <w:t xml:space="preserve">[604] </w:t>
-            </w:r>
-            <w:r>
-              <w:rPr>
-                <w:rFonts w:ascii="Cambria" w:hAnsi="Cambria"/>
-                <w:b/>
-                <w:color w:val="0F172A"/>
-                <w:sz w:val="19"/>
-              </w:rPr>
-              <w:t>GENERATE NON-DETERMINISTIC SINGLE-USE HANDOVER TOKEN (tau)</w:t>
+              <w:t>GENERATE NON-DETERMINISTIC SINGLE-USE HANDOVER TOKEN</w:t>
             </w:r>
           </w:p>
           <w:p>
@@ -4940,10 +4447,10 @@
               <w:rPr>
                 <w:rFonts w:ascii="Cambria" w:hAnsi="Cambria"/>
                 <w:i w:val="0"/>
-                <w:color w:val="475569"/>
-                <w:sz w:val="17"/>
+                <w:color w:val="000000"/>
+                <w:sz w:val="16"/>
               </w:rPr>
-              <w:t>Execute cryptographic entropy generation to synthesize unique 8-character single-use token: tau = Substring(UUID_v4(), 0, 8). Token is hashed and stored in database.</w:t>
+              <w:t>Execute cryptographic entropy generation to synthesize unique 8-character single-use token from UUID_v4 entropy source. Token is hashed and registered in database.</w:t>
             </w:r>
           </w:p>
         </w:tc>
@@ -4953,10 +4460,10 @@
           <w:tcPr>
             <w:tcW w:type="dxa" w:w="10224"/>
             <w:tcBorders>
-              <w:top w:val="none" w:sz="4" w:space="0" w:color="auto"/>
-              <w:left w:val="none" w:sz="4" w:space="0" w:color="auto"/>
-              <w:bottom w:val="none" w:sz="4" w:space="0" w:color="auto"/>
-              <w:right w:val="none" w:sz="4" w:space="0" w:color="auto"/>
+              <w:top w:val="none" w:sz="6" w:space="0" w:color="auto"/>
+              <w:left w:val="none" w:sz="6" w:space="0" w:color="auto"/>
+              <w:bottom w:val="none" w:sz="6" w:space="0" w:color="auto"/>
+              <w:right w:val="none" w:sz="6" w:space="0" w:color="auto"/>
             </w:tcBorders>
           </w:tcPr>
           <w:p>
@@ -4968,8 +4475,8 @@
               <w:rPr>
                 <w:rFonts w:ascii="Cambria" w:hAnsi="Cambria"/>
                 <w:b/>
-                <w:color w:val="94A3B8"/>
-                <w:sz w:val="18"/>
+                <w:color w:val="000000"/>
+                <w:sz w:val="17"/>
               </w:rPr>
               <w:t>▼</w:t>
             </w:r>
@@ -4980,18 +4487,18 @@
         <w:tc>
           <w:tcPr>
             <w:tcW w:type="dxa" w:w="10224"/>
-            <w:shd w:fill="F8FAFC"/>
             <w:tcMar>
-              <w:top w:w="70" w:type="dxa"/>
-              <w:bottom w:w="70" w:type="dxa"/>
-              <w:left w:w="100" w:type="dxa"/>
-              <w:right w:w="100" w:type="dxa"/>
+              <w:top w:w="60" w:type="dxa"/>
+              <w:bottom w:w="60" w:type="dxa"/>
+              <w:left w:w="90" w:type="dxa"/>
+              <w:right w:w="90" w:type="dxa"/>
             </w:tcMar>
+            <w:shd w:fill="FFFFFF"/>
             <w:tcBorders>
-              <w:top w:val="single" w:sz="6" w:space="0" w:color="0D9668"/>
-              <w:left w:val="single" w:sz="6" w:space="0" w:color="0D9668"/>
-              <w:bottom w:val="single" w:sz="6" w:space="0" w:color="0D9668"/>
-              <w:right w:val="single" w:sz="6" w:space="0" w:color="0D9668"/>
+              <w:top w:val="single" w:sz="6" w:space="0" w:color="000000"/>
+              <w:left w:val="single" w:sz="6" w:space="0" w:color="000000"/>
+              <w:bottom w:val="single" w:sz="6" w:space="0" w:color="000000"/>
+              <w:right w:val="single" w:sz="6" w:space="0" w:color="000000"/>
             </w:tcBorders>
           </w:tcPr>
           <w:p>
@@ -5003,17 +4510,8 @@
               <w:rPr>
                 <w:rFonts w:ascii="Cambria" w:hAnsi="Cambria"/>
                 <w:b/>
-                <w:color w:val="0D9668"/>
-                <w:sz w:val="19"/>
-              </w:rPr>
-              <w:t xml:space="preserve">[606] </w:t>
-            </w:r>
-            <w:r>
-              <w:rPr>
-                <w:rFonts w:ascii="Cambria" w:hAnsi="Cambria"/>
-                <w:b/>
-                <w:color w:val="0F172A"/>
-                <w:sz w:val="19"/>
+                <w:color w:val="000000"/>
+                <w:sz w:val="18"/>
               </w:rPr>
               <w:t>RENDER &amp; AFFIX 2D OPTICAL MACHINE-READABLE CODE</w:t>
             </w:r>
@@ -5027,10 +4525,10 @@
               <w:rPr>
                 <w:rFonts w:ascii="Cambria" w:hAnsi="Cambria"/>
                 <w:i w:val="0"/>
-                <w:color w:val="475569"/>
-                <w:sz w:val="17"/>
+                <w:color w:val="000000"/>
+                <w:sz w:val="16"/>
               </w:rPr>
-              <w:t>Generate high-density 2D optical code (QR code) encoding tau. Affix physical label directly to food container package.</w:t>
+              <w:t>Generate high-density 2D optical barcode (QR code) encoding handover token. Affix physical label directly to food container package.</w:t>
             </w:r>
           </w:p>
         </w:tc>
@@ -5040,10 +4538,10 @@
           <w:tcPr>
             <w:tcW w:type="dxa" w:w="10224"/>
             <w:tcBorders>
-              <w:top w:val="none" w:sz="4" w:space="0" w:color="auto"/>
-              <w:left w:val="none" w:sz="4" w:space="0" w:color="auto"/>
-              <w:bottom w:val="none" w:sz="4" w:space="0" w:color="auto"/>
-              <w:right w:val="none" w:sz="4" w:space="0" w:color="auto"/>
+              <w:top w:val="none" w:sz="6" w:space="0" w:color="auto"/>
+              <w:left w:val="none" w:sz="6" w:space="0" w:color="auto"/>
+              <w:bottom w:val="none" w:sz="6" w:space="0" w:color="auto"/>
+              <w:right w:val="none" w:sz="6" w:space="0" w:color="auto"/>
             </w:tcBorders>
           </w:tcPr>
           <w:p>
@@ -5055,8 +4553,8 @@
               <w:rPr>
                 <w:rFonts w:ascii="Cambria" w:hAnsi="Cambria"/>
                 <w:b/>
-                <w:color w:val="94A3B8"/>
-                <w:sz w:val="18"/>
+                <w:color w:val="000000"/>
+                <w:sz w:val="17"/>
               </w:rPr>
               <w:t>▼</w:t>
             </w:r>
@@ -5067,18 +4565,18 @@
         <w:tc>
           <w:tcPr>
             <w:tcW w:type="dxa" w:w="10224"/>
-            <w:shd w:fill="F8FAFC"/>
             <w:tcMar>
-              <w:top w:w="70" w:type="dxa"/>
-              <w:bottom w:w="70" w:type="dxa"/>
-              <w:left w:w="100" w:type="dxa"/>
-              <w:right w:w="100" w:type="dxa"/>
+              <w:top w:w="60" w:type="dxa"/>
+              <w:bottom w:w="60" w:type="dxa"/>
+              <w:left w:w="90" w:type="dxa"/>
+              <w:right w:w="90" w:type="dxa"/>
             </w:tcMar>
+            <w:shd w:fill="FFFFFF"/>
             <w:tcBorders>
-              <w:top w:val="single" w:sz="6" w:space="0" w:color="0D9668"/>
-              <w:left w:val="single" w:sz="6" w:space="0" w:color="0D9668"/>
-              <w:bottom w:val="single" w:sz="6" w:space="0" w:color="0D9668"/>
-              <w:right w:val="single" w:sz="6" w:space="0" w:color="0D9668"/>
+              <w:top w:val="single" w:sz="6" w:space="0" w:color="000000"/>
+              <w:left w:val="single" w:sz="6" w:space="0" w:color="000000"/>
+              <w:bottom w:val="single" w:sz="6" w:space="0" w:color="000000"/>
+              <w:right w:val="single" w:sz="6" w:space="0" w:color="000000"/>
             </w:tcBorders>
           </w:tcPr>
           <w:p>
@@ -5090,17 +4588,8 @@
               <w:rPr>
                 <w:rFonts w:ascii="Cambria" w:hAnsi="Cambria"/>
                 <w:b/>
-                <w:color w:val="0D9668"/>
-                <w:sz w:val="19"/>
-              </w:rPr>
-              <w:t xml:space="preserve">[608] </w:t>
-            </w:r>
-            <w:r>
-              <w:rPr>
-                <w:rFonts w:ascii="Cambria" w:hAnsi="Cambria"/>
-                <w:b/>
-                <w:color w:val="0F172A"/>
-                <w:sz w:val="19"/>
+                <w:color w:val="000000"/>
+                <w:sz w:val="18"/>
               </w:rPr>
               <w:t>VOLUNTEER ARRIVAL AT PHYSICAL RECIPIENT SHELTER</w:t>
             </w:r>
@@ -5114,8 +4603,8 @@
               <w:rPr>
                 <w:rFonts w:ascii="Cambria" w:hAnsi="Cambria"/>
                 <w:i w:val="0"/>
-                <w:color w:val="475569"/>
-                <w:sz w:val="17"/>
+                <w:color w:val="000000"/>
+                <w:sz w:val="16"/>
               </w:rPr>
               <w:t>Volunteer transports sealed container to destination NGO receiving depot.</w:t>
             </w:r>
@@ -5127,10 +4616,10 @@
           <w:tcPr>
             <w:tcW w:type="dxa" w:w="10224"/>
             <w:tcBorders>
-              <w:top w:val="none" w:sz="4" w:space="0" w:color="auto"/>
-              <w:left w:val="none" w:sz="4" w:space="0" w:color="auto"/>
-              <w:bottom w:val="none" w:sz="4" w:space="0" w:color="auto"/>
-              <w:right w:val="none" w:sz="4" w:space="0" w:color="auto"/>
+              <w:top w:val="none" w:sz="6" w:space="0" w:color="auto"/>
+              <w:left w:val="none" w:sz="6" w:space="0" w:color="auto"/>
+              <w:bottom w:val="none" w:sz="6" w:space="0" w:color="auto"/>
+              <w:right w:val="none" w:sz="6" w:space="0" w:color="auto"/>
             </w:tcBorders>
           </w:tcPr>
           <w:p>
@@ -5142,8 +4631,8 @@
               <w:rPr>
                 <w:rFonts w:ascii="Cambria" w:hAnsi="Cambria"/>
                 <w:b/>
-                <w:color w:val="94A3B8"/>
-                <w:sz w:val="18"/>
+                <w:color w:val="000000"/>
+                <w:sz w:val="17"/>
               </w:rPr>
               <w:t>▼</w:t>
             </w:r>
@@ -5154,18 +4643,18 @@
         <w:tc>
           <w:tcPr>
             <w:tcW w:type="dxa" w:w="10224"/>
-            <w:shd w:fill="F8FAFC"/>
             <w:tcMar>
-              <w:top w:w="70" w:type="dxa"/>
-              <w:bottom w:w="70" w:type="dxa"/>
-              <w:left w:w="100" w:type="dxa"/>
-              <w:right w:w="100" w:type="dxa"/>
+              <w:top w:w="60" w:type="dxa"/>
+              <w:bottom w:w="60" w:type="dxa"/>
+              <w:left w:w="90" w:type="dxa"/>
+              <w:right w:w="90" w:type="dxa"/>
             </w:tcMar>
+            <w:shd w:fill="FFFFFF"/>
             <w:tcBorders>
-              <w:top w:val="single" w:sz="6" w:space="0" w:color="0D9668"/>
-              <w:left w:val="single" w:sz="6" w:space="0" w:color="0D9668"/>
-              <w:bottom w:val="single" w:sz="6" w:space="0" w:color="0D9668"/>
-              <w:right w:val="single" w:sz="6" w:space="0" w:color="0D9668"/>
+              <w:top w:val="single" w:sz="6" w:space="0" w:color="000000"/>
+              <w:left w:val="single" w:sz="6" w:space="0" w:color="000000"/>
+              <w:bottom w:val="single" w:sz="6" w:space="0" w:color="000000"/>
+              <w:right w:val="single" w:sz="6" w:space="0" w:color="000000"/>
             </w:tcBorders>
           </w:tcPr>
           <w:p>
@@ -5177,17 +4666,8 @@
               <w:rPr>
                 <w:rFonts w:ascii="Cambria" w:hAnsi="Cambria"/>
                 <w:b/>
-                <w:color w:val="0D9668"/>
-                <w:sz w:val="19"/>
-              </w:rPr>
-              <w:t xml:space="preserve">[610] </w:t>
-            </w:r>
-            <w:r>
-              <w:rPr>
-                <w:rFonts w:ascii="Cambria" w:hAnsi="Cambria"/>
-                <w:b/>
-                <w:color w:val="0F172A"/>
-                <w:sz w:val="19"/>
+                <w:color w:val="000000"/>
+                <w:sz w:val="18"/>
               </w:rPr>
               <w:t>OPTICAL SCAN &amp; HANDOVER TOKEN INGESTION</w:t>
             </w:r>
@@ -5201,10 +4681,10 @@
               <w:rPr>
                 <w:rFonts w:ascii="Cambria" w:hAnsi="Cambria"/>
                 <w:i w:val="0"/>
-                <w:color w:val="475569"/>
-                <w:sz w:val="17"/>
+                <w:color w:val="000000"/>
+                <w:sz w:val="16"/>
               </w:rPr>
-              <w:t>Volunteer scans container optical code or enters alphanumeric string tau_input via mobile terminal.</w:t>
+              <w:t>Volunteer scans container optical code or enters alphanumeric string via mobile terminal.</w:t>
             </w:r>
           </w:p>
         </w:tc>
@@ -5214,10 +4694,10 @@
           <w:tcPr>
             <w:tcW w:type="dxa" w:w="10224"/>
             <w:tcBorders>
-              <w:top w:val="none" w:sz="4" w:space="0" w:color="auto"/>
-              <w:left w:val="none" w:sz="4" w:space="0" w:color="auto"/>
-              <w:bottom w:val="none" w:sz="4" w:space="0" w:color="auto"/>
-              <w:right w:val="none" w:sz="4" w:space="0" w:color="auto"/>
+              <w:top w:val="none" w:sz="6" w:space="0" w:color="auto"/>
+              <w:left w:val="none" w:sz="6" w:space="0" w:color="auto"/>
+              <w:bottom w:val="none" w:sz="6" w:space="0" w:color="auto"/>
+              <w:right w:val="none" w:sz="6" w:space="0" w:color="auto"/>
             </w:tcBorders>
           </w:tcPr>
           <w:p>
@@ -5229,8 +4709,8 @@
               <w:rPr>
                 <w:rFonts w:ascii="Cambria" w:hAnsi="Cambria"/>
                 <w:b/>
-                <w:color w:val="94A3B8"/>
-                <w:sz w:val="18"/>
+                <w:color w:val="000000"/>
+                <w:sz w:val="17"/>
               </w:rPr>
               <w:t>▼</w:t>
             </w:r>
@@ -5241,18 +4721,18 @@
         <w:tc>
           <w:tcPr>
             <w:tcW w:type="dxa" w:w="10224"/>
-            <w:shd w:fill="FFFBEB"/>
             <w:tcMar>
-              <w:top w:w="70" w:type="dxa"/>
-              <w:bottom w:w="70" w:type="dxa"/>
-              <w:left w:w="100" w:type="dxa"/>
-              <w:right w:w="100" w:type="dxa"/>
+              <w:top w:w="60" w:type="dxa"/>
+              <w:bottom w:w="60" w:type="dxa"/>
+              <w:left w:w="90" w:type="dxa"/>
+              <w:right w:w="90" w:type="dxa"/>
             </w:tcMar>
+            <w:shd w:fill="FFFFFF"/>
             <w:tcBorders>
-              <w:top w:val="single" w:sz="6" w:space="0" w:color="D97706"/>
-              <w:left w:val="single" w:sz="6" w:space="0" w:color="D97706"/>
-              <w:bottom w:val="single" w:sz="6" w:space="0" w:color="D97706"/>
-              <w:right w:val="single" w:sz="6" w:space="0" w:color="D97706"/>
+              <w:top w:val="double" w:sz="10" w:space="0" w:color="000000"/>
+              <w:left w:val="double" w:sz="10" w:space="0" w:color="000000"/>
+              <w:bottom w:val="double" w:sz="10" w:space="0" w:color="000000"/>
+              <w:right w:val="double" w:sz="10" w:space="0" w:color="000000"/>
             </w:tcBorders>
           </w:tcPr>
           <w:p>
@@ -5264,19 +4744,10 @@
               <w:rPr>
                 <w:rFonts w:ascii="Cambria" w:hAnsi="Cambria"/>
                 <w:b/>
-                <w:color w:val="0284C7"/>
-                <w:sz w:val="19"/>
+                <w:color w:val="000000"/>
+                <w:sz w:val="18"/>
               </w:rPr>
-              <w:t xml:space="preserve">[612] </w:t>
-            </w:r>
-            <w:r>
-              <w:rPr>
-                <w:rFonts w:ascii="Cambria" w:hAnsi="Cambria"/>
-                <w:b/>
-                <w:color w:val="0F172A"/>
-                <w:sz w:val="19"/>
-              </w:rPr>
-              <w:t>DECISION: ZERO-TRUST CRYPTOGRAPHIC MATCH (tau_input == tau)?</w:t>
+              <w:t>DECISION: ZERO-TRUST CRYPTOGRAPHIC STRING MATCH?</w:t>
             </w:r>
           </w:p>
           <w:p>
@@ -5288,8 +4759,8 @@
               <w:rPr>
                 <w:rFonts w:ascii="Cambria" w:hAnsi="Cambria"/>
                 <w:i w:val="0"/>
-                <w:color w:val="475569"/>
-                <w:sz w:val="17"/>
+                <w:color w:val="000000"/>
+                <w:sz w:val="16"/>
               </w:rPr>
               <w:t>Evaluate exact string match between captured handover token and secured database token.</w:t>
             </w:r>
@@ -5301,10 +4772,10 @@
           <w:tcPr>
             <w:tcW w:type="dxa" w:w="10224"/>
             <w:tcBorders>
-              <w:top w:val="none" w:sz="4" w:space="0" w:color="auto"/>
-              <w:left w:val="none" w:sz="4" w:space="0" w:color="auto"/>
-              <w:bottom w:val="none" w:sz="4" w:space="0" w:color="auto"/>
-              <w:right w:val="none" w:sz="4" w:space="0" w:color="auto"/>
+              <w:top w:val="none" w:sz="6" w:space="0" w:color="auto"/>
+              <w:left w:val="none" w:sz="6" w:space="0" w:color="auto"/>
+              <w:bottom w:val="none" w:sz="6" w:space="0" w:color="auto"/>
+              <w:right w:val="none" w:sz="6" w:space="0" w:color="auto"/>
             </w:tcBorders>
           </w:tcPr>
           <w:p>
@@ -5316,8 +4787,8 @@
               <w:rPr>
                 <w:rFonts w:ascii="Cambria" w:hAnsi="Cambria"/>
                 <w:b/>
-                <w:color w:val="94A3B8"/>
-                <w:sz w:val="18"/>
+                <w:color w:val="000000"/>
+                <w:sz w:val="17"/>
               </w:rPr>
               <w:t>▼</w:t>
             </w:r>
@@ -5328,18 +4799,18 @@
         <w:tc>
           <w:tcPr>
             <w:tcW w:type="dxa" w:w="10224"/>
-            <w:shd w:fill="F8FAFC"/>
             <w:tcMar>
-              <w:top w:w="70" w:type="dxa"/>
-              <w:bottom w:w="70" w:type="dxa"/>
-              <w:left w:w="100" w:type="dxa"/>
-              <w:right w:w="100" w:type="dxa"/>
+              <w:top w:w="60" w:type="dxa"/>
+              <w:bottom w:w="60" w:type="dxa"/>
+              <w:left w:w="90" w:type="dxa"/>
+              <w:right w:w="90" w:type="dxa"/>
             </w:tcMar>
+            <w:shd w:fill="FFFFFF"/>
             <w:tcBorders>
-              <w:top w:val="single" w:sz="6" w:space="0" w:color="0D9668"/>
-              <w:left w:val="single" w:sz="6" w:space="0" w:color="0D9668"/>
-              <w:bottom w:val="single" w:sz="6" w:space="0" w:color="0D9668"/>
-              <w:right w:val="single" w:sz="6" w:space="0" w:color="0D9668"/>
+              <w:top w:val="single" w:sz="6" w:space="0" w:color="000000"/>
+              <w:left w:val="single" w:sz="6" w:space="0" w:color="000000"/>
+              <w:bottom w:val="single" w:sz="6" w:space="0" w:color="000000"/>
+              <w:right w:val="single" w:sz="6" w:space="0" w:color="000000"/>
             </w:tcBorders>
           </w:tcPr>
           <w:p>
@@ -5351,19 +4822,10 @@
               <w:rPr>
                 <w:rFonts w:ascii="Cambria" w:hAnsi="Cambria"/>
                 <w:b/>
-                <w:color w:val="0D9668"/>
-                <w:sz w:val="19"/>
+                <w:color w:val="000000"/>
+                <w:sz w:val="18"/>
               </w:rPr>
-              <w:t xml:space="preserve">[614/616] </w:t>
-            </w:r>
-            <w:r>
-              <w:rPr>
-                <w:rFonts w:ascii="Cambria" w:hAnsi="Cambria"/>
-                <w:b/>
-                <w:color w:val="0F172A"/>
-                <w:sz w:val="19"/>
-              </w:rPr>
-              <w:t>BRANCH: ZERO-TRUST VERIFICATION BARRIER</w:t>
+              <w:t>EXECUTE ZERO-TRUST VERIFICATION BARRIER</w:t>
             </w:r>
           </w:p>
           <w:p>
@@ -5375,12 +4837,12 @@
               <w:rPr>
                 <w:rFonts w:ascii="Cambria" w:hAnsi="Cambria"/>
                 <w:i w:val="0"/>
-                <w:color w:val="475569"/>
-                <w:sz w:val="17"/>
+                <w:color w:val="000000"/>
+                <w:sz w:val="16"/>
               </w:rPr>
-              <w:t>Branch 614 (Mismatch): Deny status transition. Lock delivery state. Log security exception in audit log.</w:t>
+              <w:t>Token Mismatch: Deny status transition. Lock delivery state. Log security exception in audit log.</w:t>
               <w:br/>
-              <w:t>Branch 616 (Match Verified): Authorize state transition to DELIVERED. Commit delivery timestamp.</w:t>
+              <w:t>Token Match Verified: Authorize state transition to DELIVERED status. Commit immutable delivery timestamp.</w:t>
             </w:r>
           </w:p>
         </w:tc>
@@ -5390,10 +4852,10 @@
           <w:tcPr>
             <w:tcW w:type="dxa" w:w="10224"/>
             <w:tcBorders>
-              <w:top w:val="none" w:sz="4" w:space="0" w:color="auto"/>
-              <w:left w:val="none" w:sz="4" w:space="0" w:color="auto"/>
-              <w:bottom w:val="none" w:sz="4" w:space="0" w:color="auto"/>
-              <w:right w:val="none" w:sz="4" w:space="0" w:color="auto"/>
+              <w:top w:val="none" w:sz="6" w:space="0" w:color="auto"/>
+              <w:left w:val="none" w:sz="6" w:space="0" w:color="auto"/>
+              <w:bottom w:val="none" w:sz="6" w:space="0" w:color="auto"/>
+              <w:right w:val="none" w:sz="6" w:space="0" w:color="auto"/>
             </w:tcBorders>
           </w:tcPr>
           <w:p>
@@ -5405,8 +4867,8 @@
               <w:rPr>
                 <w:rFonts w:ascii="Cambria" w:hAnsi="Cambria"/>
                 <w:b/>
-                <w:color w:val="94A3B8"/>
-                <w:sz w:val="18"/>
+                <w:color w:val="000000"/>
+                <w:sz w:val="17"/>
               </w:rPr>
               <w:t>▼</w:t>
             </w:r>
@@ -5417,18 +4879,18 @@
         <w:tc>
           <w:tcPr>
             <w:tcW w:type="dxa" w:w="10224"/>
-            <w:shd w:fill="F8FAFC"/>
             <w:tcMar>
-              <w:top w:w="70" w:type="dxa"/>
-              <w:bottom w:w="70" w:type="dxa"/>
-              <w:left w:w="100" w:type="dxa"/>
-              <w:right w:w="100" w:type="dxa"/>
+              <w:top w:w="60" w:type="dxa"/>
+              <w:bottom w:w="60" w:type="dxa"/>
+              <w:left w:w="90" w:type="dxa"/>
+              <w:right w:w="90" w:type="dxa"/>
             </w:tcMar>
+            <w:shd w:fill="FFFFFF"/>
             <w:tcBorders>
-              <w:top w:val="single" w:sz="6" w:space="0" w:color="0D9668"/>
-              <w:left w:val="single" w:sz="6" w:space="0" w:color="0D9668"/>
-              <w:bottom w:val="single" w:sz="6" w:space="0" w:color="0D9668"/>
-              <w:right w:val="single" w:sz="6" w:space="0" w:color="0D9668"/>
+              <w:top w:val="single" w:sz="6" w:space="0" w:color="000000"/>
+              <w:left w:val="single" w:sz="6" w:space="0" w:color="000000"/>
+              <w:bottom w:val="single" w:sz="6" w:space="0" w:color="000000"/>
+              <w:right w:val="single" w:sz="6" w:space="0" w:color="000000"/>
             </w:tcBorders>
           </w:tcPr>
           <w:p>
@@ -5440,17 +4902,8 @@
               <w:rPr>
                 <w:rFonts w:ascii="Cambria" w:hAnsi="Cambria"/>
                 <w:b/>
-                <w:color w:val="0D9668"/>
-                <w:sz w:val="19"/>
-              </w:rPr>
-              <w:t xml:space="preserve">[620] </w:t>
-            </w:r>
-            <w:r>
-              <w:rPr>
-                <w:rFonts w:ascii="Cambria" w:hAnsi="Cambria"/>
-                <w:b/>
-                <w:color w:val="0F172A"/>
-                <w:sz w:val="19"/>
+                <w:color w:val="000000"/>
+                <w:sz w:val="18"/>
               </w:rPr>
               <w:t>COMPUTE IPCC AR6 MULTI-GAS ENVIRONMENTAL NEXUS</w:t>
             </w:r>
@@ -5464,16 +4917,16 @@
               <w:rPr>
                 <w:rFonts w:ascii="Cambria" w:hAnsi="Cambria"/>
                 <w:i w:val="0"/>
-                <w:color w:val="475569"/>
-                <w:sz w:val="17"/>
+                <w:color w:val="000000"/>
+                <w:sz w:val="16"/>
               </w:rPr>
-              <w:t>Compute audited environmental offsets based on confirmed physical mass M_actual:</w:t>
+              <w:t>Compute audited environmental offsets based on confirmed physical mass:</w:t>
               <w:br/>
-              <w:t>1. Avoided CO2e Emissions = M_actual * 2.50 kg CO2e/kg</w:t>
+              <w:t>1. Avoided CO2e Emissions = Confirmed Mass * 2.50 kg CO2e/kg</w:t>
               <w:br/>
-              <w:t>2. Conserved Virtual Water = M_actual * 1800 Liters/kg</w:t>
+              <w:t>2. Conserved Virtual Water = Confirmed Mass * 1800 Liters/kg</w:t>
               <w:br/>
-              <w:t>3. Landfill Methane Mitigation = M_actual * 0.06 kg CH4/kg * 28 (IPCC AR6 100-yr GWP factor)</w:t>
+              <w:t>3. Landfill Methane Mitigation = Confirmed Mass * 0.06 kg CH4/kg * 28 (IPCC AR6 100-yr GWP factor)</w:t>
               <w:br/>
               <w:t>4. Physical Equivalencies: Cars Negated (CO2e*4.1 km), Trees Planted (CO2e/22), Clean Energy (CO2e*12h).</w:t>
             </w:r>
@@ -5485,10 +4938,10 @@
           <w:tcPr>
             <w:tcW w:type="dxa" w:w="10224"/>
             <w:tcBorders>
-              <w:top w:val="none" w:sz="4" w:space="0" w:color="auto"/>
-              <w:left w:val="none" w:sz="4" w:space="0" w:color="auto"/>
-              <w:bottom w:val="none" w:sz="4" w:space="0" w:color="auto"/>
-              <w:right w:val="none" w:sz="4" w:space="0" w:color="auto"/>
+              <w:top w:val="none" w:sz="6" w:space="0" w:color="auto"/>
+              <w:left w:val="none" w:sz="6" w:space="0" w:color="auto"/>
+              <w:bottom w:val="none" w:sz="6" w:space="0" w:color="auto"/>
+              <w:right w:val="none" w:sz="6" w:space="0" w:color="auto"/>
             </w:tcBorders>
           </w:tcPr>
           <w:p>
@@ -5500,8 +4953,8 @@
               <w:rPr>
                 <w:rFonts w:ascii="Cambria" w:hAnsi="Cambria"/>
                 <w:b/>
-                <w:color w:val="94A3B8"/>
-                <w:sz w:val="18"/>
+                <w:color w:val="000000"/>
+                <w:sz w:val="17"/>
               </w:rPr>
               <w:t>▼</w:t>
             </w:r>
@@ -5512,18 +4965,18 @@
         <w:tc>
           <w:tcPr>
             <w:tcW w:type="dxa" w:w="10224"/>
-            <w:shd w:fill="F8FAFC"/>
             <w:tcMar>
-              <w:top w:w="70" w:type="dxa"/>
-              <w:bottom w:w="70" w:type="dxa"/>
-              <w:left w:w="100" w:type="dxa"/>
-              <w:right w:w="100" w:type="dxa"/>
+              <w:top w:w="60" w:type="dxa"/>
+              <w:bottom w:w="60" w:type="dxa"/>
+              <w:left w:w="90" w:type="dxa"/>
+              <w:right w:w="90" w:type="dxa"/>
             </w:tcMar>
+            <w:shd w:fill="FFFFFF"/>
             <w:tcBorders>
-              <w:top w:val="single" w:sz="6" w:space="0" w:color="0D9668"/>
-              <w:left w:val="single" w:sz="6" w:space="0" w:color="0D9668"/>
-              <w:bottom w:val="single" w:sz="6" w:space="0" w:color="0D9668"/>
-              <w:right w:val="single" w:sz="6" w:space="0" w:color="0D9668"/>
+              <w:top w:val="single" w:sz="6" w:space="0" w:color="000000"/>
+              <w:left w:val="single" w:sz="6" w:space="0" w:color="000000"/>
+              <w:bottom w:val="single" w:sz="6" w:space="0" w:color="000000"/>
+              <w:right w:val="single" w:sz="6" w:space="0" w:color="000000"/>
             </w:tcBorders>
           </w:tcPr>
           <w:p>
@@ -5535,17 +4988,8 @@
               <w:rPr>
                 <w:rFonts w:ascii="Cambria" w:hAnsi="Cambria"/>
                 <w:b/>
-                <w:color w:val="0D9668"/>
-                <w:sz w:val="19"/>
-              </w:rPr>
-              <w:t xml:space="preserve">[622] </w:t>
-            </w:r>
-            <w:r>
-              <w:rPr>
-                <w:rFonts w:ascii="Cambria" w:hAnsi="Cambria"/>
-                <w:b/>
-                <w:color w:val="0F172A"/>
-                <w:sz w:val="19"/>
+                <w:color w:val="000000"/>
+                <w:sz w:val="18"/>
               </w:rPr>
               <w:t>CONSTRUCT CANONICAL LEDGER TRANSACTION STRING</w:t>
             </w:r>
@@ -5559,8 +5003,8 @@
               <w:rPr>
                 <w:rFonts w:ascii="Cambria" w:hAnsi="Cambria"/>
                 <w:i w:val="0"/>
-                <w:color w:val="475569"/>
-                <w:sz w:val="17"/>
+                <w:color w:val="000000"/>
+                <w:sz w:val="16"/>
               </w:rPr>
               <w:t>Synthesize unalterable byte array payload:</w:t>
               <w:br/>
@@ -5574,10 +5018,10 @@
           <w:tcPr>
             <w:tcW w:type="dxa" w:w="10224"/>
             <w:tcBorders>
-              <w:top w:val="none" w:sz="4" w:space="0" w:color="auto"/>
-              <w:left w:val="none" w:sz="4" w:space="0" w:color="auto"/>
-              <w:bottom w:val="none" w:sz="4" w:space="0" w:color="auto"/>
-              <w:right w:val="none" w:sz="4" w:space="0" w:color="auto"/>
+              <w:top w:val="none" w:sz="6" w:space="0" w:color="auto"/>
+              <w:left w:val="none" w:sz="6" w:space="0" w:color="auto"/>
+              <w:bottom w:val="none" w:sz="6" w:space="0" w:color="auto"/>
+              <w:right w:val="none" w:sz="6" w:space="0" w:color="auto"/>
             </w:tcBorders>
           </w:tcPr>
           <w:p>
@@ -5589,8 +5033,8 @@
               <w:rPr>
                 <w:rFonts w:ascii="Cambria" w:hAnsi="Cambria"/>
                 <w:b/>
-                <w:color w:val="94A3B8"/>
-                <w:sz w:val="18"/>
+                <w:color w:val="000000"/>
+                <w:sz w:val="17"/>
               </w:rPr>
               <w:t>▼</w:t>
             </w:r>
@@ -5601,18 +5045,18 @@
         <w:tc>
           <w:tcPr>
             <w:tcW w:type="dxa" w:w="10224"/>
-            <w:shd w:fill="F8FAFC"/>
             <w:tcMar>
-              <w:top w:w="70" w:type="dxa"/>
-              <w:bottom w:w="70" w:type="dxa"/>
-              <w:left w:w="100" w:type="dxa"/>
-              <w:right w:w="100" w:type="dxa"/>
+              <w:top w:w="60" w:type="dxa"/>
+              <w:bottom w:w="60" w:type="dxa"/>
+              <w:left w:w="90" w:type="dxa"/>
+              <w:right w:w="90" w:type="dxa"/>
             </w:tcMar>
+            <w:shd w:fill="FFFFFF"/>
             <w:tcBorders>
-              <w:top w:val="single" w:sz="6" w:space="0" w:color="7C3AED"/>
-              <w:left w:val="single" w:sz="6" w:space="0" w:color="7C3AED"/>
-              <w:bottom w:val="single" w:sz="6" w:space="0" w:color="7C3AED"/>
-              <w:right w:val="single" w:sz="6" w:space="0" w:color="7C3AED"/>
+              <w:top w:val="single" w:sz="6" w:space="0" w:color="000000"/>
+              <w:left w:val="single" w:sz="6" w:space="0" w:color="000000"/>
+              <w:bottom w:val="single" w:sz="6" w:space="0" w:color="000000"/>
+              <w:right w:val="single" w:sz="6" w:space="0" w:color="000000"/>
             </w:tcBorders>
           </w:tcPr>
           <w:p>
@@ -5624,17 +5068,8 @@
               <w:rPr>
                 <w:rFonts w:ascii="Cambria" w:hAnsi="Cambria"/>
                 <w:b/>
-                <w:color w:val="0284C7"/>
-                <w:sz w:val="19"/>
-              </w:rPr>
-              <w:t xml:space="preserve">[624] </w:t>
-            </w:r>
-            <w:r>
-              <w:rPr>
-                <w:rFonts w:ascii="Cambria" w:hAnsi="Cambria"/>
-                <w:b/>
-                <w:color w:val="0F172A"/>
-                <w:sz w:val="19"/>
+                <w:color w:val="000000"/>
+                <w:sz w:val="18"/>
               </w:rPr>
               <w:t>GENERATE 256-BIT CRYPTOGRAPHIC MESSAGE DIGEST</w:t>
             </w:r>
@@ -5648,10 +5083,10 @@
               <w:rPr>
                 <w:rFonts w:ascii="Cambria" w:hAnsi="Cambria"/>
                 <w:i w:val="0"/>
-                <w:color w:val="475569"/>
-                <w:sz w:val="17"/>
+                <w:color w:val="000000"/>
+                <w:sz w:val="16"/>
               </w:rPr>
-              <w:t>Execute FIPS 180-4 Secure Hash Algorithm 256 over canonical byte payload: Hash_SHA256 = SHA-256( ASCII_Bytes( Payload ) ).</w:t>
+              <w:t>Execute FIPS 180-4 Secure Hash Algorithm 256 over canonical byte payload to produce deterministic, collision-resistant 64-character hexadecimal digest.</w:t>
             </w:r>
           </w:p>
         </w:tc>
@@ -5661,10 +5096,10 @@
           <w:tcPr>
             <w:tcW w:type="dxa" w:w="10224"/>
             <w:tcBorders>
-              <w:top w:val="none" w:sz="4" w:space="0" w:color="auto"/>
-              <w:left w:val="none" w:sz="4" w:space="0" w:color="auto"/>
-              <w:bottom w:val="none" w:sz="4" w:space="0" w:color="auto"/>
-              <w:right w:val="none" w:sz="4" w:space="0" w:color="auto"/>
+              <w:top w:val="none" w:sz="6" w:space="0" w:color="auto"/>
+              <w:left w:val="none" w:sz="6" w:space="0" w:color="auto"/>
+              <w:bottom w:val="none" w:sz="6" w:space="0" w:color="auto"/>
+              <w:right w:val="none" w:sz="6" w:space="0" w:color="auto"/>
             </w:tcBorders>
           </w:tcPr>
           <w:p>
@@ -5676,8 +5111,8 @@
               <w:rPr>
                 <w:rFonts w:ascii="Cambria" w:hAnsi="Cambria"/>
                 <w:b/>
-                <w:color w:val="94A3B8"/>
-                <w:sz w:val="18"/>
+                <w:color w:val="000000"/>
+                <w:sz w:val="17"/>
               </w:rPr>
               <w:t>▼</w:t>
             </w:r>
@@ -5688,18 +5123,18 @@
         <w:tc>
           <w:tcPr>
             <w:tcW w:type="dxa" w:w="10224"/>
-            <w:shd w:fill="F8FAFC"/>
             <w:tcMar>
-              <w:top w:w="70" w:type="dxa"/>
-              <w:bottom w:w="70" w:type="dxa"/>
-              <w:left w:w="100" w:type="dxa"/>
-              <w:right w:w="100" w:type="dxa"/>
+              <w:top w:w="60" w:type="dxa"/>
+              <w:bottom w:w="60" w:type="dxa"/>
+              <w:left w:w="90" w:type="dxa"/>
+              <w:right w:w="90" w:type="dxa"/>
             </w:tcMar>
+            <w:shd w:fill="FFFFFF"/>
             <w:tcBorders>
-              <w:top w:val="single" w:sz="6" w:space="0" w:color="0D9668"/>
-              <w:left w:val="single" w:sz="6" w:space="0" w:color="0D9668"/>
-              <w:bottom w:val="single" w:sz="6" w:space="0" w:color="0D9668"/>
-              <w:right w:val="single" w:sz="6" w:space="0" w:color="0D9668"/>
+              <w:top w:val="single" w:sz="6" w:space="0" w:color="000000"/>
+              <w:left w:val="single" w:sz="6" w:space="0" w:color="000000"/>
+              <w:bottom w:val="single" w:sz="6" w:space="0" w:color="000000"/>
+              <w:right w:val="single" w:sz="6" w:space="0" w:color="000000"/>
             </w:tcBorders>
           </w:tcPr>
           <w:p>
@@ -5711,17 +5146,8 @@
               <w:rPr>
                 <w:rFonts w:ascii="Cambria" w:hAnsi="Cambria"/>
                 <w:b/>
-                <w:color w:val="0D9668"/>
-                <w:sz w:val="19"/>
-              </w:rPr>
-              <w:t xml:space="preserve">[626] </w:t>
-            </w:r>
-            <w:r>
-              <w:rPr>
-                <w:rFonts w:ascii="Cambria" w:hAnsi="Cambria"/>
-                <w:b/>
-                <w:color w:val="0F172A"/>
-                <w:sz w:val="19"/>
+                <w:color w:val="000000"/>
+                <w:sz w:val="18"/>
               </w:rPr>
               <w:t>PERSIST IMMUTABLE LEDGER RECORD &amp; ISSUE CERTIFICATE</w:t>
             </w:r>
@@ -5735,8 +5161,8 @@
               <w:rPr>
                 <w:rFonts w:ascii="Cambria" w:hAnsi="Cambria"/>
                 <w:i w:val="0"/>
-                <w:color w:val="475569"/>
-                <w:sz w:val="17"/>
+                <w:color w:val="000000"/>
+                <w:sz w:val="16"/>
               </w:rPr>
               <w:t>Persist cryptographic hash to audit table. Issue verified CSR Environmental Certificate with embedded hash. Expose public REST verification endpoint (/verify-hash/{Hash}). Update Corporate ESG Leaderboard ranking.</w:t>
             </w:r>
@@ -5748,10 +5174,10 @@
           <w:tcPr>
             <w:tcW w:type="dxa" w:w="10224"/>
             <w:tcBorders>
-              <w:top w:val="none" w:sz="4" w:space="0" w:color="auto"/>
-              <w:left w:val="none" w:sz="4" w:space="0" w:color="auto"/>
-              <w:bottom w:val="none" w:sz="4" w:space="0" w:color="auto"/>
-              <w:right w:val="none" w:sz="4" w:space="0" w:color="auto"/>
+              <w:top w:val="none" w:sz="6" w:space="0" w:color="auto"/>
+              <w:left w:val="none" w:sz="6" w:space="0" w:color="auto"/>
+              <w:bottom w:val="none" w:sz="6" w:space="0" w:color="auto"/>
+              <w:right w:val="none" w:sz="6" w:space="0" w:color="auto"/>
             </w:tcBorders>
           </w:tcPr>
           <w:p>
@@ -5763,8 +5189,8 @@
               <w:rPr>
                 <w:rFonts w:ascii="Cambria" w:hAnsi="Cambria"/>
                 <w:b/>
-                <w:color w:val="94A3B8"/>
-                <w:sz w:val="18"/>
+                <w:color w:val="000000"/>
+                <w:sz w:val="17"/>
               </w:rPr>
               <w:t>▼</w:t>
             </w:r>
@@ -5775,18 +5201,18 @@
         <w:tc>
           <w:tcPr>
             <w:tcW w:type="dxa" w:w="10224"/>
-            <w:shd w:fill="F0FDF4"/>
             <w:tcMar>
-              <w:top w:w="70" w:type="dxa"/>
-              <w:bottom w:w="70" w:type="dxa"/>
-              <w:left w:w="100" w:type="dxa"/>
-              <w:right w:w="100" w:type="dxa"/>
+              <w:top w:w="60" w:type="dxa"/>
+              <w:bottom w:w="60" w:type="dxa"/>
+              <w:left w:w="90" w:type="dxa"/>
+              <w:right w:w="90" w:type="dxa"/>
             </w:tcMar>
+            <w:shd w:fill="F2F2F2"/>
             <w:tcBorders>
-              <w:top w:val="single" w:sz="6" w:space="0" w:color="0D9668"/>
-              <w:left w:val="single" w:sz="6" w:space="0" w:color="0D9668"/>
-              <w:bottom w:val="single" w:sz="6" w:space="0" w:color="0D9668"/>
-              <w:right w:val="single" w:sz="6" w:space="0" w:color="0D9668"/>
+              <w:top w:val="single" w:sz="12" w:space="0" w:color="000000"/>
+              <w:left w:val="single" w:sz="12" w:space="0" w:color="000000"/>
+              <w:bottom w:val="single" w:sz="12" w:space="0" w:color="000000"/>
+              <w:right w:val="single" w:sz="12" w:space="0" w:color="000000"/>
             </w:tcBorders>
           </w:tcPr>
           <w:p>
@@ -5798,17 +5224,8 @@
               <w:rPr>
                 <w:rFonts w:ascii="Cambria" w:hAnsi="Cambria"/>
                 <w:b/>
-                <w:color w:val="0D9668"/>
-                <w:sz w:val="19"/>
-              </w:rPr>
-              <w:t xml:space="preserve">[628] </w:t>
-            </w:r>
-            <w:r>
-              <w:rPr>
-                <w:rFonts w:ascii="Cambria" w:hAnsi="Cambria"/>
-                <w:b/>
-                <w:color w:val="0F172A"/>
-                <w:sz w:val="19"/>
+                <w:color w:val="000000"/>
+                <w:sz w:val="18"/>
               </w:rPr>
               <w:t>END: TRANSACTION VERIFICATION COMPLETE</w:t>
             </w:r>
@@ -5822,8 +5239,8 @@
               <w:rPr>
                 <w:rFonts w:ascii="Cambria" w:hAnsi="Cambria"/>
                 <w:i w:val="0"/>
-                <w:color w:val="475569"/>
-                <w:sz w:val="17"/>
+                <w:color w:val="000000"/>
+                <w:sz w:val="16"/>
               </w:rPr>
               <w:t>Cryptographically sealed environmental offset transaction finalized.</w:t>
             </w:r>
@@ -5833,7 +5250,7 @@
     </w:tbl>
     <w:p>
       <w:pPr>
-        <w:spacing w:before="80" w:after="20" w:line="264" w:lineRule="auto"/>
+        <w:spacing w:before="60" w:after="20" w:line="252" w:lineRule="auto"/>
         <w:jc w:val="left"/>
       </w:pPr>
       <w:r>
@@ -5841,10 +5258,10 @@
           <w:rFonts w:ascii="Cambria" w:hAnsi="Cambria"/>
           <w:b/>
           <w:i w:val="0"/>
-          <w:color w:val="0F172A"/>
-          <w:sz w:val="20"/>
+          <w:color w:val="000000"/>
+          <w:sz w:val="19"/>
         </w:rPr>
-        <w:t>Technical Significance of FIG. 6:</w:t>
+        <w:t>Technical Description of FIG. 6:</w:t>
       </w:r>
     </w:p>
     <w:p>
@@ -5857,16 +5274,16 @@
           <w:rFonts w:ascii="Cambria" w:hAnsi="Cambria"/>
           <w:b w:val="0"/>
           <w:i w:val="0"/>
-          <w:color w:val="334155"/>
+          <w:color w:val="000000"/>
           <w:sz w:val="17"/>
         </w:rPr>
-        <w:t>The zero-trust handover protocol guarantees physical custody transfer prior to database state transitions. The immutable SHA-256 cryptographic ledger binds delivered mass directly to peer-reviewed IPCC AR6 methane and water metrics, eliminating offset double-counting and providing mathematically verifiable evidence for corporate ESG tax and compliance audits.</w:t>
+        <w:t>FIG. 6 depicts the cryptographic verification subsystem. Requiring physical scanning of a single-use non-deterministic token establishes a zero-trust custody gate, eliminating phantom deliveries. Committing the multi-gas environmental nexus to a SHA-256 hash digest guarantees data immutability, preventing carbon offset double-counting and greenwashing.</w:t>
       </w:r>
     </w:p>
     <w:sectPr>
       <w:headerReference w:type="default" r:id="rId9"/>
       <w:pgSz w:w="12240" w:h="15840"/>
-      <w:pgMar w:top="936" w:right="1008" w:bottom="936" w:left="1008" w:header="720" w:footer="720" w:gutter="0"/>
+      <w:pgMar w:top="864" w:right="1008" w:bottom="864" w:left="1008" w:header="720" w:footer="720" w:gutter="0"/>
       <w:cols w:space="720"/>
       <w:docGrid w:linePitch="360"/>
     </w:sectPr>
@@ -5884,10 +5301,11 @@
     <w:r>
       <w:rPr>
         <w:rFonts w:ascii="Cambria" w:hAnsi="Cambria"/>
-        <w:color w:val="94A3B8"/>
+        <w:b/>
+        <w:color w:val="000000"/>
         <w:sz w:val="17"/>
       </w:rPr>
-      <w:t>PATENT APPLICATION SPECIFICATION DRAWINGS • ECOSHARE AI</w:t>
+      <w:t>PATENT APPLICATION SPECIFICATION DRAWINGS</w:t>
     </w:r>
   </w:p>
 </w:hdr>

--- a/EcoShare_AI_Patent_Architecture_Flowcharts.docx
+++ b/EcoShare_AI_Patent_Architecture_Flowcharts.docx
@@ -4,14 +4,13 @@
   <w:body>
     <w:p>
       <w:pPr>
-        <w:spacing w:before="0" w:after="20" w:line="252" w:lineRule="auto"/>
+        <w:spacing w:before="0" w:after="40"/>
         <w:jc w:val="right"/>
       </w:pPr>
       <w:r>
         <w:rPr>
           <w:rFonts w:ascii="Cambria" w:hAnsi="Cambria"/>
           <w:b/>
-          <w:i w:val="0"/>
           <w:color w:val="000000"/>
           <w:sz w:val="18"/>
         </w:rPr>
@@ -20,210 +19,78 @@
     </w:p>
     <w:p>
       <w:pPr>
-        <w:spacing w:before="0" w:after="20" w:line="252" w:lineRule="auto"/>
-        <w:jc w:val="left"/>
+        <w:spacing w:before="0" w:after="40"/>
+        <w:jc w:val="center"/>
       </w:pPr>
       <w:r>
         <w:rPr>
           <w:rFonts w:ascii="Cambria" w:hAnsi="Cambria"/>
           <w:b/>
-          <w:i w:val="0"/>
           <w:color w:val="000000"/>
           <w:sz w:val="25"/>
         </w:rPr>
-        <w:t>FIG. 1: DISTRIBUTED CYBER-PHYSICAL SYSTEM ARCHITECTURE &amp; NETWORK TOPOLOGY</w:t>
+        <w:t>FIG. 1: DISTRIBUTED CYBER-PHYSICAL SYSTEM ARCHITECTURE FLOW</w:t>
       </w:r>
     </w:p>
     <w:p>
       <w:pPr>
-        <w:spacing w:before="0" w:after="100" w:line="252" w:lineRule="auto"/>
-        <w:jc w:val="left"/>
+        <w:spacing w:before="0" w:after="80"/>
+        <w:jc w:val="center"/>
       </w:pPr>
       <w:r>
         <w:rPr>
           <w:rFonts w:ascii="Cambria" w:hAnsi="Cambria"/>
-          <w:b w:val="0"/>
           <w:i/>
           <w:color w:val="000000"/>
-          <w:sz w:val="18"/>
+          <w:sz w:val="17"/>
         </w:rPr>
         <w:t>Technical Field: Distributed multi-tier cloud computing architecture integrating non-contact volumetric vision, dynamic perishability kinetics, combinatorial logistics, and cryptographic environmental ledgers.</w:t>
       </w:r>
     </w:p>
-    <w:tbl>
-      <w:tblPr>
-        <w:tblW w:type="auto" w:w="0"/>
-        <w:jc w:val="center"/>
-        <w:tblLook w:firstColumn="1" w:firstRow="1" w:lastColumn="0" w:lastRow="0" w:noHBand="0" w:noVBand="1" w:val="04A0"/>
-      </w:tblPr>
-      <w:tblGrid>
-        <w:gridCol w:w="3312"/>
-        <w:gridCol w:w="3312"/>
-        <w:gridCol w:w="3312"/>
-      </w:tblGrid>
-      <w:tr>
-        <w:tc>
-          <w:tcPr>
-            <w:tcW w:type="dxa" w:w="3408"/>
-            <w:tcMar>
-              <w:top w:w="60" w:type="dxa"/>
-              <w:bottom w:w="60" w:type="dxa"/>
-              <w:left w:w="90" w:type="dxa"/>
-              <w:right w:w="90" w:type="dxa"/>
-            </w:tcMar>
-            <w:shd w:fill="F2F2F2"/>
-            <w:tcBorders>
-              <w:top w:val="single" w:sz="12" w:space="0" w:color="000000"/>
-              <w:left w:val="single" w:sz="12" w:space="0" w:color="000000"/>
-              <w:bottom w:val="single" w:sz="12" w:space="0" w:color="000000"/>
-              <w:right w:val="single" w:sz="12" w:space="0" w:color="000000"/>
-            </w:tcBorders>
-          </w:tcPr>
-          <w:p>
-            <w:pPr>
-              <w:spacing w:before="0" w:after="20" w:line="252" w:lineRule="auto"/>
-              <w:jc w:val="left"/>
-            </w:pPr>
-            <w:r>
-              <w:rPr>
-                <w:rFonts w:ascii="Cambria" w:hAnsi="Cambria"/>
-                <w:b/>
-                <w:color w:val="000000"/>
-                <w:sz w:val="18"/>
-              </w:rPr>
-              <w:t>DONOR CLIENT TERMINAL</w:t>
-            </w:r>
-          </w:p>
-          <w:p>
-            <w:pPr>
-              <w:spacing w:before="20" w:after="0" w:line="252" w:lineRule="auto"/>
-              <w:jc w:val="left"/>
-            </w:pPr>
-            <w:r>
-              <w:rPr>
-                <w:rFonts w:ascii="Cambria" w:hAnsi="Cambria"/>
-                <w:i w:val="0"/>
-                <w:color w:val="000000"/>
-                <w:sz w:val="16"/>
-              </w:rPr>
-              <w:t>• Optical Camera Subsystem</w:t>
-              <w:br/>
-              <w:t>• Interactive GPS Geocoding</w:t>
-              <w:br/>
-              <w:t>• Mobile Client GUI Interface</w:t>
-            </w:r>
-          </w:p>
-        </w:tc>
-        <w:tc>
-          <w:tcPr>
-            <w:tcW w:type="dxa" w:w="3408"/>
-            <w:tcMar>
-              <w:top w:w="60" w:type="dxa"/>
-              <w:bottom w:w="60" w:type="dxa"/>
-              <w:left w:w="90" w:type="dxa"/>
-              <w:right w:w="90" w:type="dxa"/>
-            </w:tcMar>
-            <w:shd w:fill="F2F2F2"/>
-            <w:tcBorders>
-              <w:top w:val="single" w:sz="12" w:space="0" w:color="000000"/>
-              <w:left w:val="single" w:sz="12" w:space="0" w:color="000000"/>
-              <w:bottom w:val="single" w:sz="12" w:space="0" w:color="000000"/>
-              <w:right w:val="single" w:sz="12" w:space="0" w:color="000000"/>
-            </w:tcBorders>
-          </w:tcPr>
-          <w:p>
-            <w:pPr>
-              <w:spacing w:before="0" w:after="20" w:line="252" w:lineRule="auto"/>
-              <w:jc w:val="left"/>
-            </w:pPr>
-            <w:r>
-              <w:rPr>
-                <w:rFonts w:ascii="Cambria" w:hAnsi="Cambria"/>
-                <w:b/>
-                <w:color w:val="000000"/>
-                <w:sz w:val="18"/>
-              </w:rPr>
-              <w:t>VOLUNTEER MOBILE TERMINAL</w:t>
-            </w:r>
-          </w:p>
-          <w:p>
-            <w:pPr>
-              <w:spacing w:before="20" w:after="0" w:line="252" w:lineRule="auto"/>
-              <w:jc w:val="left"/>
-            </w:pPr>
-            <w:r>
-              <w:rPr>
-                <w:rFonts w:ascii="Cambria" w:hAnsi="Cambria"/>
-                <w:i w:val="0"/>
-                <w:color w:val="000000"/>
-                <w:sz w:val="16"/>
-              </w:rPr>
-              <w:t>• Real-Time GPS Tracking</w:t>
-              <w:br/>
-              <w:t>• Optical QR Handover Scanner</w:t>
-              <w:br/>
-              <w:t>• CVRP Route Navigation Client</w:t>
-            </w:r>
-          </w:p>
-        </w:tc>
-        <w:tc>
-          <w:tcPr>
-            <w:tcW w:type="dxa" w:w="3408"/>
-            <w:tcMar>
-              <w:top w:w="60" w:type="dxa"/>
-              <w:bottom w:w="60" w:type="dxa"/>
-              <w:left w:w="90" w:type="dxa"/>
-              <w:right w:w="90" w:type="dxa"/>
-            </w:tcMar>
-            <w:shd w:fill="F2F2F2"/>
-            <w:tcBorders>
-              <w:top w:val="single" w:sz="12" w:space="0" w:color="000000"/>
-              <w:left w:val="single" w:sz="12" w:space="0" w:color="000000"/>
-              <w:bottom w:val="single" w:sz="12" w:space="0" w:color="000000"/>
-              <w:right w:val="single" w:sz="12" w:space="0" w:color="000000"/>
-            </w:tcBorders>
-          </w:tcPr>
-          <w:p>
-            <w:pPr>
-              <w:spacing w:before="0" w:after="20" w:line="252" w:lineRule="auto"/>
-              <w:jc w:val="left"/>
-            </w:pPr>
-            <w:r>
-              <w:rPr>
-                <w:rFonts w:ascii="Cambria" w:hAnsi="Cambria"/>
-                <w:b/>
-                <w:color w:val="000000"/>
-                <w:sz w:val="18"/>
-              </w:rPr>
-              <w:t>NGO SHELTER PORTAL</w:t>
-            </w:r>
-          </w:p>
-          <w:p>
-            <w:pPr>
-              <w:spacing w:before="20" w:after="0" w:line="252" w:lineRule="auto"/>
-              <w:jc w:val="left"/>
-            </w:pPr>
-            <w:r>
-              <w:rPr>
-                <w:rFonts w:ascii="Cambria" w:hAnsi="Cambria"/>
-                <w:i w:val="0"/>
-                <w:color w:val="000000"/>
-                <w:sz w:val="16"/>
-              </w:rPr>
-              <w:t>• Shelter Capacity Telemetry</w:t>
-              <w:br/>
-              <w:t>• Demand Logger &amp; Check-in Scale</w:t>
-              <w:br/>
-              <w:t>• Local Redistribution Registry</w:t>
-            </w:r>
-          </w:p>
-        </w:tc>
-      </w:tr>
-    </w:tbl>
     <w:p>
       <w:pPr>
-        <w:spacing w:before="40" w:after="40"/>
+        <w:spacing w:before="40" w:after="80"/>
         <w:jc w:val="center"/>
+      </w:pPr>
+      <w:r>
+        <w:drawing>
+          <wp:inline xmlns:a="http://schemas.openxmlformats.org/drawingml/2006/main" xmlns:pic="http://schemas.openxmlformats.org/drawingml/2006/picture">
+            <wp:extent cx="4572000" cy="4584192"/>
+            <wp:docPr id="1" name="Picture 1"/>
+            <wp:cNvGraphicFramePr>
+              <a:graphicFrameLocks noChangeAspect="1"/>
+            </wp:cNvGraphicFramePr>
+            <a:graphic>
+              <a:graphicData uri="http://schemas.openxmlformats.org/drawingml/2006/picture">
+                <pic:pic>
+                  <pic:nvPicPr>
+                    <pic:cNvPr id="0" name="flowchart_fig1.png"/>
+                    <pic:cNvPicPr/>
+                  </pic:nvPicPr>
+                  <pic:blipFill>
+                    <a:blip r:embed="rId10"/>
+                    <a:stretch>
+                      <a:fillRect/>
+                    </a:stretch>
+                  </pic:blipFill>
+                  <pic:spPr>
+                    <a:xfrm>
+                      <a:off x="0" y="0"/>
+                      <a:ext cx="4572000" cy="4584192"/>
+                    </a:xfrm>
+                    <a:prstGeom prst="rect"/>
+                  </pic:spPr>
+                </pic:pic>
+              </a:graphicData>
+            </a:graphic>
+          </wp:inline>
+        </w:drawing>
+      </w:r>
+    </w:p>
+    <w:p>
+      <w:pPr>
+        <w:spacing w:before="40" w:after="0" w:line="252" w:lineRule="auto"/>
+        <w:jc w:val="both"/>
       </w:pPr>
       <w:r>
         <w:rPr>
@@ -232,455 +99,15 @@
           <w:color w:val="000000"/>
           <w:sz w:val="17"/>
         </w:rPr>
-        <w:t>▼  Encrypted Mutual TLS / HTTPS REST &amp; WebSocket Protocol Bus  ▼</w:t>
+        <w:t xml:space="preserve">Technical Description of FIG. 1: </w:t>
       </w:r>
-    </w:p>
-    <w:tbl>
-      <w:tblPr>
-        <w:tblW w:type="auto" w:w="0"/>
-        <w:jc w:val="center"/>
-        <w:tblLook w:firstColumn="1" w:firstRow="1" w:lastColumn="0" w:lastRow="0" w:noHBand="0" w:noVBand="1" w:val="04A0"/>
-      </w:tblPr>
-      <w:tblGrid>
-        <w:gridCol w:w="4968"/>
-        <w:gridCol w:w="4968"/>
-      </w:tblGrid>
-      <w:tr>
-        <w:tc>
-          <w:tcPr>
-            <w:tcW w:type="dxa" w:w="5112"/>
-            <w:tcMar>
-              <w:top w:w="60" w:type="dxa"/>
-              <w:bottom w:w="60" w:type="dxa"/>
-              <w:left w:w="90" w:type="dxa"/>
-              <w:right w:w="90" w:type="dxa"/>
-            </w:tcMar>
-            <w:shd w:fill="FFFFFF"/>
-            <w:tcBorders>
-              <w:top w:val="single" w:sz="6" w:space="0" w:color="000000"/>
-              <w:left w:val="single" w:sz="6" w:space="0" w:color="000000"/>
-              <w:bottom w:val="single" w:sz="6" w:space="0" w:color="000000"/>
-              <w:right w:val="single" w:sz="6" w:space="0" w:color="000000"/>
-            </w:tcBorders>
-          </w:tcPr>
-          <w:p>
-            <w:pPr>
-              <w:spacing w:before="0" w:after="20" w:line="252" w:lineRule="auto"/>
-              <w:jc w:val="left"/>
-            </w:pPr>
-            <w:r>
-              <w:rPr>
-                <w:rFonts w:ascii="Cambria" w:hAnsi="Cambria"/>
-                <w:b/>
-                <w:color w:val="000000"/>
-                <w:sz w:val="18"/>
-              </w:rPr>
-              <w:t>AI VOLUMETRIC ESTIMATION SUBSYSTEM</w:t>
-            </w:r>
-          </w:p>
-          <w:p>
-            <w:pPr>
-              <w:spacing w:before="20" w:after="0" w:line="252" w:lineRule="auto"/>
-              <w:jc w:val="left"/>
-            </w:pPr>
-            <w:r>
-              <w:rPr>
-                <w:rFonts w:ascii="Cambria" w:hAnsi="Cambria"/>
-                <w:i w:val="0"/>
-                <w:color w:val="000000"/>
-                <w:sz w:val="16"/>
-              </w:rPr>
-              <w:t>• Dual-Perspective Vision Module (Top/Lateral)</w:t>
-              <w:br/>
-              <w:t>• Calibrated Container Geometry Matrix</w:t>
-              <w:br/>
-              <w:t>• 12-Category Food Density Physics Tensor</w:t>
-              <w:br/>
-              <w:t>• Closed-Loop Continuous MAPE Engine</w:t>
-            </w:r>
-          </w:p>
-        </w:tc>
-        <w:tc>
-          <w:tcPr>
-            <w:tcW w:type="dxa" w:w="5112"/>
-            <w:tcMar>
-              <w:top w:w="60" w:type="dxa"/>
-              <w:bottom w:w="60" w:type="dxa"/>
-              <w:left w:w="90" w:type="dxa"/>
-              <w:right w:w="90" w:type="dxa"/>
-            </w:tcMar>
-            <w:shd w:fill="FFFFFF"/>
-            <w:tcBorders>
-              <w:top w:val="single" w:sz="6" w:space="0" w:color="000000"/>
-              <w:left w:val="single" w:sz="6" w:space="0" w:color="000000"/>
-              <w:bottom w:val="single" w:sz="6" w:space="0" w:color="000000"/>
-              <w:right w:val="single" w:sz="6" w:space="0" w:color="000000"/>
-            </w:tcBorders>
-          </w:tcPr>
-          <w:p>
-            <w:pPr>
-              <w:spacing w:before="0" w:after="20" w:line="252" w:lineRule="auto"/>
-              <w:jc w:val="left"/>
-            </w:pPr>
-            <w:r>
-              <w:rPr>
-                <w:rFonts w:ascii="Cambria" w:hAnsi="Cambria"/>
-                <w:b/>
-                <w:color w:val="000000"/>
-                <w:sz w:val="18"/>
-              </w:rPr>
-              <w:t>TRI-FACTOR DECAY &amp; PRIORITY ENGINE</w:t>
-            </w:r>
-          </w:p>
-          <w:p>
-            <w:pPr>
-              <w:spacing w:before="20" w:after="0" w:line="252" w:lineRule="auto"/>
-              <w:jc w:val="left"/>
-            </w:pPr>
-            <w:r>
-              <w:rPr>
-                <w:rFonts w:ascii="Cambria" w:hAnsi="Cambria"/>
-                <w:i w:val="0"/>
-                <w:color w:val="000000"/>
-                <w:sz w:val="16"/>
-              </w:rPr>
-              <w:t>• Dynamic Shelf-Life Decay Estimator</w:t>
-              <w:br/>
-              <w:t>• Biological Moisture &amp; Water Activity Curves</w:t>
-              <w:br/>
-              <w:t>• Weighted Urgency Priority Scoring Function</w:t>
-              <w:br/>
-              <w:t>• Room-Temperature Threshold Watchdog</w:t>
-            </w:r>
-          </w:p>
-        </w:tc>
-      </w:tr>
-      <w:tr>
-        <w:tc>
-          <w:tcPr>
-            <w:tcW w:type="dxa" w:w="5112"/>
-            <w:tcMar>
-              <w:top w:w="60" w:type="dxa"/>
-              <w:bottom w:w="60" w:type="dxa"/>
-              <w:left w:w="90" w:type="dxa"/>
-              <w:right w:w="90" w:type="dxa"/>
-            </w:tcMar>
-            <w:shd w:fill="FFFFFF"/>
-            <w:tcBorders>
-              <w:top w:val="single" w:sz="6" w:space="0" w:color="000000"/>
-              <w:left w:val="single" w:sz="6" w:space="0" w:color="000000"/>
-              <w:bottom w:val="single" w:sz="6" w:space="0" w:color="000000"/>
-              <w:right w:val="single" w:sz="6" w:space="0" w:color="000000"/>
-            </w:tcBorders>
-          </w:tcPr>
-          <w:p>
-            <w:pPr>
-              <w:spacing w:before="0" w:after="20" w:line="252" w:lineRule="auto"/>
-              <w:jc w:val="left"/>
-            </w:pPr>
-            <w:r>
-              <w:rPr>
-                <w:rFonts w:ascii="Cambria" w:hAnsi="Cambria"/>
-                <w:b/>
-                <w:color w:val="000000"/>
-                <w:sz w:val="18"/>
-              </w:rPr>
-              <w:t>LOGISTICAL CVRP DISPATCH SUBSYSTEM</w:t>
-            </w:r>
-          </w:p>
-          <w:p>
-            <w:pPr>
-              <w:spacing w:before="20" w:after="0" w:line="252" w:lineRule="auto"/>
-              <w:jc w:val="left"/>
-            </w:pPr>
-            <w:r>
-              <w:rPr>
-                <w:rFonts w:ascii="Cambria" w:hAnsi="Cambria"/>
-                <w:i w:val="0"/>
-                <w:color w:val="000000"/>
-                <w:sz w:val="16"/>
-              </w:rPr>
-              <w:t>• Proactive Shelter Deficit Forecaster</w:t>
-              <w:br/>
-              <w:t>• Haversine Spatial Clustered Graph</w:t>
-              <w:br/>
-              <w:t>• Capacitated Vehicle Routing Solver (CVRP)</w:t>
-              <w:br/>
-              <w:t>• Transport CO2e &amp; Diesel Minimization</w:t>
-            </w:r>
-          </w:p>
-        </w:tc>
-        <w:tc>
-          <w:tcPr>
-            <w:tcW w:type="dxa" w:w="5112"/>
-            <w:tcMar>
-              <w:top w:w="60" w:type="dxa"/>
-              <w:bottom w:w="60" w:type="dxa"/>
-              <w:left w:w="90" w:type="dxa"/>
-              <w:right w:w="90" w:type="dxa"/>
-            </w:tcMar>
-            <w:shd w:fill="FFFFFF"/>
-            <w:tcBorders>
-              <w:top w:val="single" w:sz="6" w:space="0" w:color="000000"/>
-              <w:left w:val="single" w:sz="6" w:space="0" w:color="000000"/>
-              <w:bottom w:val="single" w:sz="6" w:space="0" w:color="000000"/>
-              <w:right w:val="single" w:sz="6" w:space="0" w:color="000000"/>
-            </w:tcBorders>
-          </w:tcPr>
-          <w:p>
-            <w:pPr>
-              <w:spacing w:before="0" w:after="20" w:line="252" w:lineRule="auto"/>
-              <w:jc w:val="left"/>
-            </w:pPr>
-            <w:r>
-              <w:rPr>
-                <w:rFonts w:ascii="Cambria" w:hAnsi="Cambria"/>
-                <w:b/>
-                <w:color w:val="000000"/>
-                <w:sz w:val="18"/>
-              </w:rPr>
-              <w:t>CRYPTOGRAPHIC AUDIT SUBSYSTEM</w:t>
-            </w:r>
-          </w:p>
-          <w:p>
-            <w:pPr>
-              <w:spacing w:before="20" w:after="0" w:line="252" w:lineRule="auto"/>
-              <w:jc w:val="left"/>
-            </w:pPr>
-            <w:r>
-              <w:rPr>
-                <w:rFonts w:ascii="Cambria" w:hAnsi="Cambria"/>
-                <w:i w:val="0"/>
-                <w:color w:val="000000"/>
-                <w:sz w:val="16"/>
-              </w:rPr>
-              <w:t>• IPCC AR6 Multi-Gas Carbon Calculator</w:t>
-              <w:br/>
-              <w:t>• Landfill Methane Mitigation Engine (GWP 28x)</w:t>
-              <w:br/>
-              <w:t>• Zero-Trust Single-Use Handover Token Gate</w:t>
-              <w:br/>
-              <w:t>• Immutable SHA-256 Distributed Ledger</w:t>
-            </w:r>
-          </w:p>
-        </w:tc>
-      </w:tr>
-    </w:tbl>
-    <w:p>
-      <w:pPr>
-        <w:spacing w:before="40" w:after="40"/>
-        <w:jc w:val="center"/>
-      </w:pPr>
       <w:r>
         <w:rPr>
           <w:rFonts w:ascii="Cambria" w:hAnsi="Cambria"/>
-          <w:b/>
           <w:color w:val="000000"/>
           <w:sz w:val="17"/>
         </w:rPr>
-        <w:t>▼  High-Throughput ACID Transaction Layer  ▼</w:t>
-      </w:r>
-    </w:p>
-    <w:tbl>
-      <w:tblPr>
-        <w:tblW w:type="auto" w:w="0"/>
-        <w:jc w:val="center"/>
-        <w:tblLook w:firstColumn="1" w:firstRow="1" w:lastColumn="0" w:lastRow="0" w:noHBand="0" w:noVBand="1" w:val="04A0"/>
-      </w:tblPr>
-      <w:tblGrid>
-        <w:gridCol w:w="3312"/>
-        <w:gridCol w:w="3312"/>
-        <w:gridCol w:w="3312"/>
-      </w:tblGrid>
-      <w:tr>
-        <w:tc>
-          <w:tcPr>
-            <w:tcW w:type="dxa" w:w="3408"/>
-            <w:tcMar>
-              <w:top w:w="60" w:type="dxa"/>
-              <w:bottom w:w="60" w:type="dxa"/>
-              <w:left w:w="90" w:type="dxa"/>
-              <w:right w:w="90" w:type="dxa"/>
-            </w:tcMar>
-            <w:shd w:fill="FFFFFF"/>
-            <w:tcBorders>
-              <w:top w:val="single" w:sz="6" w:space="0" w:color="000000"/>
-              <w:left w:val="single" w:sz="6" w:space="0" w:color="000000"/>
-              <w:bottom w:val="single" w:sz="6" w:space="0" w:color="000000"/>
-              <w:right w:val="single" w:sz="6" w:space="0" w:color="000000"/>
-            </w:tcBorders>
-          </w:tcPr>
-          <w:p>
-            <w:pPr>
-              <w:spacing w:before="0" w:after="20" w:line="252" w:lineRule="auto"/>
-              <w:jc w:val="left"/>
-            </w:pPr>
-            <w:r>
-              <w:rPr>
-                <w:rFonts w:ascii="Cambria" w:hAnsi="Cambria"/>
-                <w:b/>
-                <w:color w:val="000000"/>
-                <w:sz w:val="18"/>
-              </w:rPr>
-              <w:t>RELATIONAL DATA STORE</w:t>
-            </w:r>
-          </w:p>
-          <w:p>
-            <w:pPr>
-              <w:spacing w:before="20" w:after="0" w:line="252" w:lineRule="auto"/>
-              <w:jc w:val="left"/>
-            </w:pPr>
-            <w:r>
-              <w:rPr>
-                <w:rFonts w:ascii="Cambria" w:hAnsi="Cambria"/>
-                <w:i w:val="0"/>
-                <w:color w:val="000000"/>
-                <w:sz w:val="16"/>
-              </w:rPr>
-              <w:t>• User, NGO &amp; Donor Schemas</w:t>
-              <w:br/>
-              <w:t>• Donation Entity Lifecycle State</w:t>
-              <w:br/>
-              <w:t>• Historical MAPE Training Baselines</w:t>
-            </w:r>
-          </w:p>
-        </w:tc>
-        <w:tc>
-          <w:tcPr>
-            <w:tcW w:type="dxa" w:w="3408"/>
-            <w:tcMar>
-              <w:top w:w="60" w:type="dxa"/>
-              <w:bottom w:w="60" w:type="dxa"/>
-              <w:left w:w="90" w:type="dxa"/>
-              <w:right w:w="90" w:type="dxa"/>
-            </w:tcMar>
-            <w:shd w:fill="FFFFFF"/>
-            <w:tcBorders>
-              <w:top w:val="single" w:sz="6" w:space="0" w:color="000000"/>
-              <w:left w:val="single" w:sz="6" w:space="0" w:color="000000"/>
-              <w:bottom w:val="single" w:sz="6" w:space="0" w:color="000000"/>
-              <w:right w:val="single" w:sz="6" w:space="0" w:color="000000"/>
-            </w:tcBorders>
-          </w:tcPr>
-          <w:p>
-            <w:pPr>
-              <w:spacing w:before="0" w:after="20" w:line="252" w:lineRule="auto"/>
-              <w:jc w:val="left"/>
-            </w:pPr>
-            <w:r>
-              <w:rPr>
-                <w:rFonts w:ascii="Cambria" w:hAnsi="Cambria"/>
-                <w:b/>
-                <w:color w:val="000000"/>
-                <w:sz w:val="18"/>
-              </w:rPr>
-              <w:t>GEOSPATIAL RADAR REGISTRY</w:t>
-            </w:r>
-          </w:p>
-          <w:p>
-            <w:pPr>
-              <w:spacing w:before="20" w:after="0" w:line="252" w:lineRule="auto"/>
-              <w:jc w:val="left"/>
-            </w:pPr>
-            <w:r>
-              <w:rPr>
-                <w:rFonts w:ascii="Cambria" w:hAnsi="Cambria"/>
-                <w:i w:val="0"/>
-                <w:color w:val="000000"/>
-                <w:sz w:val="16"/>
-              </w:rPr>
-              <w:t>• OpenStreetMap Spatial Coordinates</w:t>
-              <w:br/>
-              <w:t>• Live Donor / Shelter Pin Registry</w:t>
-              <w:br/>
-              <w:t>• Network Transit Distance Matrices</w:t>
-            </w:r>
-          </w:p>
-        </w:tc>
-        <w:tc>
-          <w:tcPr>
-            <w:tcW w:type="dxa" w:w="3408"/>
-            <w:tcMar>
-              <w:top w:w="60" w:type="dxa"/>
-              <w:bottom w:w="60" w:type="dxa"/>
-              <w:left w:w="90" w:type="dxa"/>
-              <w:right w:w="90" w:type="dxa"/>
-            </w:tcMar>
-            <w:shd w:fill="FFFFFF"/>
-            <w:tcBorders>
-              <w:top w:val="single" w:sz="6" w:space="0" w:color="000000"/>
-              <w:left w:val="single" w:sz="6" w:space="0" w:color="000000"/>
-              <w:bottom w:val="single" w:sz="6" w:space="0" w:color="000000"/>
-              <w:right w:val="single" w:sz="6" w:space="0" w:color="000000"/>
-            </w:tcBorders>
-          </w:tcPr>
-          <w:p>
-            <w:pPr>
-              <w:spacing w:before="0" w:after="20" w:line="252" w:lineRule="auto"/>
-              <w:jc w:val="left"/>
-            </w:pPr>
-            <w:r>
-              <w:rPr>
-                <w:rFonts w:ascii="Cambria" w:hAnsi="Cambria"/>
-                <w:b/>
-                <w:color w:val="000000"/>
-                <w:sz w:val="18"/>
-              </w:rPr>
-              <w:t>CRYPTOGRAPHIC AUDIT LOG</w:t>
-            </w:r>
-          </w:p>
-          <w:p>
-            <w:pPr>
-              <w:spacing w:before="20" w:after="0" w:line="252" w:lineRule="auto"/>
-              <w:jc w:val="left"/>
-            </w:pPr>
-            <w:r>
-              <w:rPr>
-                <w:rFonts w:ascii="Cambria" w:hAnsi="Cambria"/>
-                <w:i w:val="0"/>
-                <w:color w:val="000000"/>
-                <w:sz w:val="16"/>
-              </w:rPr>
-              <w:t>• Immutable SHA-256 Ledger Hashes</w:t>
-              <w:br/>
-              <w:t>• Single-Use Optical Token State</w:t>
-              <w:br/>
-              <w:t>• Verified CSR Carbon Certificates</w:t>
-            </w:r>
-          </w:p>
-        </w:tc>
-      </w:tr>
-    </w:tbl>
-    <w:p>
-      <w:pPr>
-        <w:spacing w:before="80" w:after="20" w:line="252" w:lineRule="auto"/>
-        <w:jc w:val="left"/>
-      </w:pPr>
-      <w:r>
-        <w:rPr>
-          <w:rFonts w:ascii="Cambria" w:hAnsi="Cambria"/>
-          <w:b/>
-          <w:i w:val="0"/>
-          <w:color w:val="000000"/>
-          <w:sz w:val="19"/>
-        </w:rPr>
-        <w:t>Technical Description of FIG. 1:</w:t>
-      </w:r>
-    </w:p>
-    <w:p>
-      <w:pPr>
-        <w:spacing w:before="0" w:after="40" w:line="252" w:lineRule="auto"/>
-        <w:jc w:val="left"/>
-      </w:pPr>
-      <w:r>
-        <w:rPr>
-          <w:rFonts w:ascii="Cambria" w:hAnsi="Cambria"/>
-          <w:b w:val="0"/>
-          <w:i w:val="0"/>
-          <w:color w:val="000000"/>
-          <w:sz w:val="17"/>
-        </w:rPr>
-        <w:t>FIG. 1 illustrates the overall cyber-physical system architecture. Client endpoints capture non-contact image data and GPS telemetry, transmitting structured requests across an encrypted TLS protocol bus to the enterprise application server. The application server coordinates volumetric estimation, microbiological shelf-life prioritization, capacitated vehicle routing, and cryptographic ledger hashing, persistently synchronizing transactions across the persistent data layer to automate surplus food redistribution without physical scale hardware.</w:t>
+        <w:t>FIG. 1 depicts the end-to-end cyber-physical architecture flow, orchestrating client image capture, container volume calibration, food density physics, microbiological shelf-life modeling, CVRP vehicle routing, and cryptographic SHA-256 environmental ledger accounting into a unified automated redistribution pipeline.</w:t>
       </w:r>
     </w:p>
     <w:p>
@@ -690,14 +117,13 @@
     </w:p>
     <w:p>
       <w:pPr>
-        <w:spacing w:before="0" w:after="20" w:line="252" w:lineRule="auto"/>
+        <w:spacing w:before="0" w:after="40"/>
         <w:jc w:val="right"/>
       </w:pPr>
       <w:r>
         <w:rPr>
           <w:rFonts w:ascii="Cambria" w:hAnsi="Cambria"/>
           <w:b/>
-          <w:i w:val="0"/>
           <w:color w:val="000000"/>
           <w:sz w:val="18"/>
         </w:rPr>
@@ -706,990 +132,95 @@
     </w:p>
     <w:p>
       <w:pPr>
-        <w:spacing w:before="0" w:after="20" w:line="252" w:lineRule="auto"/>
-        <w:jc w:val="left"/>
+        <w:spacing w:before="0" w:after="40"/>
+        <w:jc w:val="center"/>
       </w:pPr>
       <w:r>
         <w:rPr>
           <w:rFonts w:ascii="Cambria" w:hAnsi="Cambria"/>
           <w:b/>
-          <w:i w:val="0"/>
           <w:color w:val="000000"/>
           <w:sz w:val="25"/>
         </w:rPr>
-        <w:t>FIG. 2: NON-CONTACT VOLUMETRIC FOOD MASS ESTIMATION &amp; ERROR-BOUNDING SUBSYSTEM</w:t>
+        <w:t>FIG. 2: NON-CONTACT VOLUMETRIC FOOD MASS ESTIMATION &amp; ERROR-BOUNDING</w:t>
       </w:r>
     </w:p>
     <w:p>
       <w:pPr>
-        <w:spacing w:before="0" w:after="100" w:line="252" w:lineRule="auto"/>
-        <w:jc w:val="left"/>
+        <w:spacing w:before="0" w:after="80"/>
+        <w:jc w:val="center"/>
       </w:pPr>
       <w:r>
         <w:rPr>
           <w:rFonts w:ascii="Cambria" w:hAnsi="Cambria"/>
-          <w:b w:val="0"/>
           <w:i/>
           <w:color w:val="000000"/>
-          <w:sz w:val="18"/>
+          <w:sz w:val="17"/>
         </w:rPr>
         <w:t>Technical Field: Computer vision, container geometry modeling, bulk density physics tensors, and closed-loop statistical uncertainty bounding.</w:t>
       </w:r>
     </w:p>
-    <w:tbl>
-      <w:tblPr>
-        <w:tblW w:type="auto" w:w="0"/>
-        <w:jc w:val="center"/>
-        <w:tblLook w:firstColumn="1" w:firstRow="1" w:lastColumn="0" w:lastRow="0" w:noHBand="0" w:noVBand="1" w:val="04A0"/>
-      </w:tblPr>
-      <w:tblGrid>
-        <w:gridCol w:w="10224"/>
-      </w:tblGrid>
-      <w:tr>
-        <w:tc>
-          <w:tcPr>
-            <w:tcW w:type="dxa" w:w="10224"/>
-            <w:tcMar>
-              <w:top w:w="60" w:type="dxa"/>
-              <w:bottom w:w="60" w:type="dxa"/>
-              <w:left w:w="90" w:type="dxa"/>
-              <w:right w:w="90" w:type="dxa"/>
-            </w:tcMar>
-            <w:shd w:fill="F2F2F2"/>
-            <w:tcBorders>
-              <w:top w:val="single" w:sz="12" w:space="0" w:color="000000"/>
-              <w:left w:val="single" w:sz="12" w:space="0" w:color="000000"/>
-              <w:bottom w:val="single" w:sz="12" w:space="0" w:color="000000"/>
-              <w:right w:val="single" w:sz="12" w:space="0" w:color="000000"/>
-            </w:tcBorders>
-          </w:tcPr>
-          <w:p>
-            <w:pPr>
-              <w:spacing w:before="0" w:after="20" w:line="252" w:lineRule="auto"/>
-              <w:jc w:val="left"/>
-            </w:pPr>
-            <w:r>
-              <w:rPr>
-                <w:rFonts w:ascii="Cambria" w:hAnsi="Cambria"/>
-                <w:b/>
-                <w:color w:val="000000"/>
-                <w:sz w:val="18"/>
-              </w:rPr>
-              <w:t>START: NON-CONTACT SURPLUS REGISTRATION</w:t>
-            </w:r>
-          </w:p>
-          <w:p>
-            <w:pPr>
-              <w:spacing w:before="20" w:after="0" w:line="252" w:lineRule="auto"/>
-              <w:jc w:val="left"/>
-            </w:pPr>
-            <w:r>
-              <w:rPr>
-                <w:rFonts w:ascii="Cambria" w:hAnsi="Cambria"/>
-                <w:i w:val="0"/>
-                <w:color w:val="000000"/>
-                <w:sz w:val="16"/>
-              </w:rPr>
-              <w:t>Donor triggers non-contact surplus food registration routine on mobile terminal.</w:t>
-            </w:r>
-          </w:p>
-        </w:tc>
-      </w:tr>
-      <w:tr>
-        <w:tc>
-          <w:tcPr>
-            <w:tcW w:type="dxa" w:w="10224"/>
-            <w:tcBorders>
-              <w:top w:val="none" w:sz="6" w:space="0" w:color="auto"/>
-              <w:left w:val="none" w:sz="6" w:space="0" w:color="auto"/>
-              <w:bottom w:val="none" w:sz="6" w:space="0" w:color="auto"/>
-              <w:right w:val="none" w:sz="6" w:space="0" w:color="auto"/>
-            </w:tcBorders>
-          </w:tcPr>
-          <w:p>
-            <w:pPr>
-              <w:spacing w:before="0" w:after="0"/>
-              <w:jc w:val="center"/>
-            </w:pPr>
-            <w:r>
-              <w:rPr>
-                <w:rFonts w:ascii="Cambria" w:hAnsi="Cambria"/>
-                <w:b/>
-                <w:color w:val="000000"/>
-                <w:sz w:val="17"/>
-              </w:rPr>
-              <w:t>▼</w:t>
-            </w:r>
-          </w:p>
-        </w:tc>
-      </w:tr>
-      <w:tr>
-        <w:tc>
-          <w:tcPr>
-            <w:tcW w:type="dxa" w:w="10224"/>
-            <w:tcMar>
-              <w:top w:w="60" w:type="dxa"/>
-              <w:bottom w:w="60" w:type="dxa"/>
-              <w:left w:w="90" w:type="dxa"/>
-              <w:right w:w="90" w:type="dxa"/>
-            </w:tcMar>
-            <w:shd w:fill="FFFFFF"/>
-            <w:tcBorders>
-              <w:top w:val="single" w:sz="6" w:space="0" w:color="000000"/>
-              <w:left w:val="single" w:sz="6" w:space="0" w:color="000000"/>
-              <w:bottom w:val="single" w:sz="6" w:space="0" w:color="000000"/>
-              <w:right w:val="single" w:sz="6" w:space="0" w:color="000000"/>
-            </w:tcBorders>
-          </w:tcPr>
-          <w:p>
-            <w:pPr>
-              <w:spacing w:before="0" w:after="20" w:line="252" w:lineRule="auto"/>
-              <w:jc w:val="left"/>
-            </w:pPr>
-            <w:r>
-              <w:rPr>
-                <w:rFonts w:ascii="Cambria" w:hAnsi="Cambria"/>
-                <w:b/>
-                <w:color w:val="000000"/>
-                <w:sz w:val="18"/>
-              </w:rPr>
-              <w:t>INGEST IMAGE DATASET &amp; RECEPTACLE ATTRIBUTES</w:t>
-            </w:r>
-          </w:p>
-          <w:p>
-            <w:pPr>
-              <w:spacing w:before="20" w:after="0" w:line="252" w:lineRule="auto"/>
-              <w:jc w:val="left"/>
-            </w:pPr>
-            <w:r>
-              <w:rPr>
-                <w:rFonts w:ascii="Cambria" w:hAnsi="Cambria"/>
-                <w:i w:val="0"/>
-                <w:color w:val="000000"/>
-                <w:sz w:val="16"/>
-              </w:rPr>
-              <w:t>Receive Top-View Image (I_top), Optional Side-View Image (I_side), Container Receptacle Identifier, and Culinary Category Identifier.</w:t>
-            </w:r>
-          </w:p>
-        </w:tc>
-      </w:tr>
-      <w:tr>
-        <w:tc>
-          <w:tcPr>
-            <w:tcW w:type="dxa" w:w="10224"/>
-            <w:tcBorders>
-              <w:top w:val="none" w:sz="6" w:space="0" w:color="auto"/>
-              <w:left w:val="none" w:sz="6" w:space="0" w:color="auto"/>
-              <w:bottom w:val="none" w:sz="6" w:space="0" w:color="auto"/>
-              <w:right w:val="none" w:sz="6" w:space="0" w:color="auto"/>
-            </w:tcBorders>
-          </w:tcPr>
-          <w:p>
-            <w:pPr>
-              <w:spacing w:before="0" w:after="0"/>
-              <w:jc w:val="center"/>
-            </w:pPr>
-            <w:r>
-              <w:rPr>
-                <w:rFonts w:ascii="Cambria" w:hAnsi="Cambria"/>
-                <w:b/>
-                <w:color w:val="000000"/>
-                <w:sz w:val="17"/>
-              </w:rPr>
-              <w:t>▼</w:t>
-            </w:r>
-          </w:p>
-        </w:tc>
-      </w:tr>
-      <w:tr>
-        <w:tc>
-          <w:tcPr>
-            <w:tcW w:type="dxa" w:w="10224"/>
-            <w:tcMar>
-              <w:top w:w="60" w:type="dxa"/>
-              <w:bottom w:w="60" w:type="dxa"/>
-              <w:left w:w="90" w:type="dxa"/>
-              <w:right w:w="90" w:type="dxa"/>
-            </w:tcMar>
-            <w:shd w:fill="FFFFFF"/>
-            <w:tcBorders>
-              <w:top w:val="single" w:sz="6" w:space="0" w:color="000000"/>
-              <w:left w:val="single" w:sz="6" w:space="0" w:color="000000"/>
-              <w:bottom w:val="single" w:sz="6" w:space="0" w:color="000000"/>
-              <w:right w:val="single" w:sz="6" w:space="0" w:color="000000"/>
-            </w:tcBorders>
-          </w:tcPr>
-          <w:p>
-            <w:pPr>
-              <w:spacing w:before="0" w:after="20" w:line="252" w:lineRule="auto"/>
-              <w:jc w:val="left"/>
-            </w:pPr>
-            <w:r>
-              <w:rPr>
-                <w:rFonts w:ascii="Cambria" w:hAnsi="Cambria"/>
-                <w:b/>
-                <w:color w:val="000000"/>
-                <w:sz w:val="18"/>
-              </w:rPr>
-              <w:t>QUERY CALIBRATED RECEPTACLE REFERENCE MATRIX</w:t>
-            </w:r>
-          </w:p>
-          <w:p>
-            <w:pPr>
-              <w:spacing w:before="20" w:after="0" w:line="252" w:lineRule="auto"/>
-              <w:jc w:val="left"/>
-            </w:pPr>
-            <w:r>
-              <w:rPr>
-                <w:rFonts w:ascii="Cambria" w:hAnsi="Cambria"/>
-                <w:i w:val="0"/>
-                <w:color w:val="000000"/>
-                <w:sz w:val="16"/>
-              </w:rPr>
-              <w:t>Retrieve calibrated reference volume: 5L Buffet Chafing Dish (5.0L), 10L Catering Pot (10.0L), 20L Feast Drum (20.0L), 50L Banquet Pot (50.0L), or Custom Volume (V_custom).</w:t>
-            </w:r>
-          </w:p>
-        </w:tc>
-      </w:tr>
-      <w:tr>
-        <w:tc>
-          <w:tcPr>
-            <w:tcW w:type="dxa" w:w="10224"/>
-            <w:tcBorders>
-              <w:top w:val="none" w:sz="6" w:space="0" w:color="auto"/>
-              <w:left w:val="none" w:sz="6" w:space="0" w:color="auto"/>
-              <w:bottom w:val="none" w:sz="6" w:space="0" w:color="auto"/>
-              <w:right w:val="none" w:sz="6" w:space="0" w:color="auto"/>
-            </w:tcBorders>
-          </w:tcPr>
-          <w:p>
-            <w:pPr>
-              <w:spacing w:before="0" w:after="0"/>
-              <w:jc w:val="center"/>
-            </w:pPr>
-            <w:r>
-              <w:rPr>
-                <w:rFonts w:ascii="Cambria" w:hAnsi="Cambria"/>
-                <w:b/>
-                <w:color w:val="000000"/>
-                <w:sz w:val="17"/>
-              </w:rPr>
-              <w:t>▼</w:t>
-            </w:r>
-          </w:p>
-        </w:tc>
-      </w:tr>
-      <w:tr>
-        <w:tc>
-          <w:tcPr>
-            <w:tcW w:type="dxa" w:w="10224"/>
-            <w:tcMar>
-              <w:top w:w="60" w:type="dxa"/>
-              <w:bottom w:w="60" w:type="dxa"/>
-              <w:left w:w="90" w:type="dxa"/>
-              <w:right w:w="90" w:type="dxa"/>
-            </w:tcMar>
-            <w:shd w:fill="FFFFFF"/>
-            <w:tcBorders>
-              <w:top w:val="single" w:sz="6" w:space="0" w:color="000000"/>
-              <w:left w:val="single" w:sz="6" w:space="0" w:color="000000"/>
-              <w:bottom w:val="single" w:sz="6" w:space="0" w:color="000000"/>
-              <w:right w:val="single" w:sz="6" w:space="0" w:color="000000"/>
-            </w:tcBorders>
-          </w:tcPr>
-          <w:p>
-            <w:pPr>
-              <w:spacing w:before="0" w:after="20" w:line="252" w:lineRule="auto"/>
-              <w:jc w:val="left"/>
-            </w:pPr>
-            <w:r>
-              <w:rPr>
-                <w:rFonts w:ascii="Cambria" w:hAnsi="Cambria"/>
-                <w:b/>
-                <w:color w:val="000000"/>
-                <w:sz w:val="18"/>
-              </w:rPr>
-              <w:t>CALCULATE EFFECTIVE RECEPTACLE FLUID VOLUME</w:t>
-            </w:r>
-          </w:p>
-          <w:p>
-            <w:pPr>
-              <w:spacing w:before="20" w:after="0" w:line="252" w:lineRule="auto"/>
-              <w:jc w:val="left"/>
-            </w:pPr>
-            <w:r>
-              <w:rPr>
-                <w:rFonts w:ascii="Cambria" w:hAnsi="Cambria"/>
-                <w:i w:val="0"/>
-                <w:color w:val="000000"/>
-                <w:sz w:val="16"/>
-              </w:rPr>
-              <w:t>Execute volumetric transformation: Effective Volume = Calibrated Reference Volume * (Fill Percentage / 100.0).</w:t>
-            </w:r>
-          </w:p>
-        </w:tc>
-      </w:tr>
-      <w:tr>
-        <w:tc>
-          <w:tcPr>
-            <w:tcW w:type="dxa" w:w="10224"/>
-            <w:tcBorders>
-              <w:top w:val="none" w:sz="6" w:space="0" w:color="auto"/>
-              <w:left w:val="none" w:sz="6" w:space="0" w:color="auto"/>
-              <w:bottom w:val="none" w:sz="6" w:space="0" w:color="auto"/>
-              <w:right w:val="none" w:sz="6" w:space="0" w:color="auto"/>
-            </w:tcBorders>
-          </w:tcPr>
-          <w:p>
-            <w:pPr>
-              <w:spacing w:before="0" w:after="0"/>
-              <w:jc w:val="center"/>
-            </w:pPr>
-            <w:r>
-              <w:rPr>
-                <w:rFonts w:ascii="Cambria" w:hAnsi="Cambria"/>
-                <w:b/>
-                <w:color w:val="000000"/>
-                <w:sz w:val="17"/>
-              </w:rPr>
-              <w:t>▼</w:t>
-            </w:r>
-          </w:p>
-        </w:tc>
-      </w:tr>
-      <w:tr>
-        <w:tc>
-          <w:tcPr>
-            <w:tcW w:type="dxa" w:w="10224"/>
-            <w:tcMar>
-              <w:top w:w="60" w:type="dxa"/>
-              <w:bottom w:w="60" w:type="dxa"/>
-              <w:left w:w="90" w:type="dxa"/>
-              <w:right w:w="90" w:type="dxa"/>
-            </w:tcMar>
-            <w:shd w:fill="FFFFFF"/>
-            <w:tcBorders>
-              <w:top w:val="single" w:sz="6" w:space="0" w:color="000000"/>
-              <w:left w:val="single" w:sz="6" w:space="0" w:color="000000"/>
-              <w:bottom w:val="single" w:sz="6" w:space="0" w:color="000000"/>
-              <w:right w:val="single" w:sz="6" w:space="0" w:color="000000"/>
-            </w:tcBorders>
-          </w:tcPr>
-          <w:p>
-            <w:pPr>
-              <w:spacing w:before="0" w:after="20" w:line="252" w:lineRule="auto"/>
-              <w:jc w:val="left"/>
-            </w:pPr>
-            <w:r>
-              <w:rPr>
-                <w:rFonts w:ascii="Cambria" w:hAnsi="Cambria"/>
-                <w:b/>
-                <w:color w:val="000000"/>
-                <w:sz w:val="18"/>
-              </w:rPr>
-              <w:t>RETRIEVE 12-CATEGORY BULK DENSITY PHYSICS COEFFICIENT</w:t>
-            </w:r>
-          </w:p>
-          <w:p>
-            <w:pPr>
-              <w:spacing w:before="20" w:after="0" w:line="252" w:lineRule="auto"/>
-              <w:jc w:val="left"/>
-            </w:pPr>
-            <w:r>
-              <w:rPr>
-                <w:rFonts w:ascii="Cambria" w:hAnsi="Cambria"/>
-                <w:i w:val="0"/>
-                <w:color w:val="000000"/>
-                <w:sz w:val="16"/>
-              </w:rPr>
-              <w:t>Map culinary category to bulk density tensor (kg/L): Cooked Rice (0.80), Cooked Curry (0.95), Mixed Biryani (0.85), Vegetables (0.70), Bread/Bakery (0.35), Dairy (1.03), Sweets (0.90).</w:t>
-            </w:r>
-          </w:p>
-        </w:tc>
-      </w:tr>
-      <w:tr>
-        <w:tc>
-          <w:tcPr>
-            <w:tcW w:type="dxa" w:w="10224"/>
-            <w:tcBorders>
-              <w:top w:val="none" w:sz="6" w:space="0" w:color="auto"/>
-              <w:left w:val="none" w:sz="6" w:space="0" w:color="auto"/>
-              <w:bottom w:val="none" w:sz="6" w:space="0" w:color="auto"/>
-              <w:right w:val="none" w:sz="6" w:space="0" w:color="auto"/>
-            </w:tcBorders>
-          </w:tcPr>
-          <w:p>
-            <w:pPr>
-              <w:spacing w:before="0" w:after="0"/>
-              <w:jc w:val="center"/>
-            </w:pPr>
-            <w:r>
-              <w:rPr>
-                <w:rFonts w:ascii="Cambria" w:hAnsi="Cambria"/>
-                <w:b/>
-                <w:color w:val="000000"/>
-                <w:sz w:val="17"/>
-              </w:rPr>
-              <w:t>▼</w:t>
-            </w:r>
-          </w:p>
-        </w:tc>
-      </w:tr>
-      <w:tr>
-        <w:tc>
-          <w:tcPr>
-            <w:tcW w:type="dxa" w:w="10224"/>
-            <w:tcMar>
-              <w:top w:w="60" w:type="dxa"/>
-              <w:bottom w:w="60" w:type="dxa"/>
-              <w:left w:w="90" w:type="dxa"/>
-              <w:right w:w="90" w:type="dxa"/>
-            </w:tcMar>
-            <w:shd w:fill="FFFFFF"/>
-            <w:tcBorders>
-              <w:top w:val="single" w:sz="6" w:space="0" w:color="000000"/>
-              <w:left w:val="single" w:sz="6" w:space="0" w:color="000000"/>
-              <w:bottom w:val="single" w:sz="6" w:space="0" w:color="000000"/>
-              <w:right w:val="single" w:sz="6" w:space="0" w:color="000000"/>
-            </w:tcBorders>
-          </w:tcPr>
-          <w:p>
-            <w:pPr>
-              <w:spacing w:before="0" w:after="20" w:line="252" w:lineRule="auto"/>
-              <w:jc w:val="left"/>
-            </w:pPr>
-            <w:r>
-              <w:rPr>
-                <w:rFonts w:ascii="Cambria" w:hAnsi="Cambria"/>
-                <w:b/>
-                <w:color w:val="000000"/>
-                <w:sz w:val="18"/>
-              </w:rPr>
-              <w:t>COMPUTE MIDPOINT PHYSICAL MASS &amp; SERVING EQUIVALENTS</w:t>
-            </w:r>
-          </w:p>
-          <w:p>
-            <w:pPr>
-              <w:spacing w:before="20" w:after="0" w:line="252" w:lineRule="auto"/>
-              <w:jc w:val="left"/>
-            </w:pPr>
-            <w:r>
-              <w:rPr>
-                <w:rFonts w:ascii="Cambria" w:hAnsi="Cambria"/>
-                <w:i w:val="0"/>
-                <w:color w:val="000000"/>
-                <w:sz w:val="16"/>
-              </w:rPr>
-              <w:t>Calculate deterministic midpoint mass = Effective Volume * Category Bulk Density. Calculate serving count = round(Midpoint Mass / Portion Mass), where portion mass is category-specific (100g to 250g).</w:t>
-            </w:r>
-          </w:p>
-        </w:tc>
-      </w:tr>
-      <w:tr>
-        <w:tc>
-          <w:tcPr>
-            <w:tcW w:type="dxa" w:w="10224"/>
-            <w:tcBorders>
-              <w:top w:val="none" w:sz="6" w:space="0" w:color="auto"/>
-              <w:left w:val="none" w:sz="6" w:space="0" w:color="auto"/>
-              <w:bottom w:val="none" w:sz="6" w:space="0" w:color="auto"/>
-              <w:right w:val="none" w:sz="6" w:space="0" w:color="auto"/>
-            </w:tcBorders>
-          </w:tcPr>
-          <w:p>
-            <w:pPr>
-              <w:spacing w:before="0" w:after="0"/>
-              <w:jc w:val="center"/>
-            </w:pPr>
-            <w:r>
-              <w:rPr>
-                <w:rFonts w:ascii="Cambria" w:hAnsi="Cambria"/>
-                <w:b/>
-                <w:color w:val="000000"/>
-                <w:sz w:val="17"/>
-              </w:rPr>
-              <w:t>▼</w:t>
-            </w:r>
-          </w:p>
-        </w:tc>
-      </w:tr>
-      <w:tr>
-        <w:tc>
-          <w:tcPr>
-            <w:tcW w:type="dxa" w:w="10224"/>
-            <w:tcMar>
-              <w:top w:w="60" w:type="dxa"/>
-              <w:bottom w:w="60" w:type="dxa"/>
-              <w:left w:w="90" w:type="dxa"/>
-              <w:right w:w="90" w:type="dxa"/>
-            </w:tcMar>
-            <w:shd w:fill="FFFFFF"/>
-            <w:tcBorders>
-              <w:top w:val="double" w:sz="10" w:space="0" w:color="000000"/>
-              <w:left w:val="double" w:sz="10" w:space="0" w:color="000000"/>
-              <w:bottom w:val="double" w:sz="10" w:space="0" w:color="000000"/>
-              <w:right w:val="double" w:sz="10" w:space="0" w:color="000000"/>
-            </w:tcBorders>
-          </w:tcPr>
-          <w:p>
-            <w:pPr>
-              <w:spacing w:before="0" w:after="20" w:line="252" w:lineRule="auto"/>
-              <w:jc w:val="left"/>
-            </w:pPr>
-            <w:r>
-              <w:rPr>
-                <w:rFonts w:ascii="Cambria" w:hAnsi="Cambria"/>
-                <w:b/>
-                <w:color w:val="000000"/>
-                <w:sz w:val="18"/>
-              </w:rPr>
-              <w:t>DECISION: EVALUATE IMAGE PERSPECTIVE COUNT (DUAL VS. MONOCULAR)</w:t>
-            </w:r>
-          </w:p>
-          <w:p>
-            <w:pPr>
-              <w:spacing w:before="20" w:after="0" w:line="252" w:lineRule="auto"/>
-              <w:jc w:val="left"/>
-            </w:pPr>
-            <w:r>
-              <w:rPr>
-                <w:rFonts w:ascii="Cambria" w:hAnsi="Cambria"/>
-                <w:i w:val="0"/>
-                <w:color w:val="000000"/>
-                <w:sz w:val="16"/>
-              </w:rPr>
-              <w:t>Assess whether both orthogonal Top-View and Side-View images exist in input payload.</w:t>
-            </w:r>
-          </w:p>
-        </w:tc>
-      </w:tr>
-      <w:tr>
-        <w:tc>
-          <w:tcPr>
-            <w:tcW w:type="dxa" w:w="10224"/>
-            <w:tcBorders>
-              <w:top w:val="none" w:sz="6" w:space="0" w:color="auto"/>
-              <w:left w:val="none" w:sz="6" w:space="0" w:color="auto"/>
-              <w:bottom w:val="none" w:sz="6" w:space="0" w:color="auto"/>
-              <w:right w:val="none" w:sz="6" w:space="0" w:color="auto"/>
-            </w:tcBorders>
-          </w:tcPr>
-          <w:p>
-            <w:pPr>
-              <w:spacing w:before="0" w:after="0"/>
-              <w:jc w:val="center"/>
-            </w:pPr>
-            <w:r>
-              <w:rPr>
-                <w:rFonts w:ascii="Cambria" w:hAnsi="Cambria"/>
-                <w:b/>
-                <w:color w:val="000000"/>
-                <w:sz w:val="17"/>
-              </w:rPr>
-              <w:t>▼</w:t>
-            </w:r>
-          </w:p>
-        </w:tc>
-      </w:tr>
-      <w:tr>
-        <w:tc>
-          <w:tcPr>
-            <w:tcW w:type="dxa" w:w="10224"/>
-            <w:tcMar>
-              <w:top w:w="60" w:type="dxa"/>
-              <w:bottom w:w="60" w:type="dxa"/>
-              <w:left w:w="90" w:type="dxa"/>
-              <w:right w:w="90" w:type="dxa"/>
-            </w:tcMar>
-            <w:shd w:fill="FFFFFF"/>
-            <w:tcBorders>
-              <w:top w:val="single" w:sz="6" w:space="0" w:color="000000"/>
-              <w:left w:val="single" w:sz="6" w:space="0" w:color="000000"/>
-              <w:bottom w:val="single" w:sz="6" w:space="0" w:color="000000"/>
-              <w:right w:val="single" w:sz="6" w:space="0" w:color="000000"/>
-            </w:tcBorders>
-          </w:tcPr>
-          <w:p>
-            <w:pPr>
-              <w:spacing w:before="0" w:after="20" w:line="252" w:lineRule="auto"/>
-              <w:jc w:val="left"/>
-            </w:pPr>
-            <w:r>
-              <w:rPr>
-                <w:rFonts w:ascii="Cambria" w:hAnsi="Cambria"/>
-                <w:b/>
-                <w:color w:val="000000"/>
-                <w:sz w:val="18"/>
-              </w:rPr>
-              <w:t>APPLY DYNAMIC STATISTICAL UNCERTAINTY ERROR BOUNDARY</w:t>
-            </w:r>
-          </w:p>
-          <w:p>
-            <w:pPr>
-              <w:spacing w:before="20" w:after="0" w:line="252" w:lineRule="auto"/>
-              <w:jc w:val="left"/>
-            </w:pPr>
-            <w:r>
-              <w:rPr>
-                <w:rFonts w:ascii="Cambria" w:hAnsi="Cambria"/>
-                <w:i w:val="0"/>
-                <w:color w:val="000000"/>
-                <w:sz w:val="16"/>
-              </w:rPr>
-              <w:t>Dual-View Branch: Assign tight uncertainty margin of +/- 8% (Base Confidence: 89%).</w:t>
-              <w:br/>
-              <w:t>Monocular Top-View Branch: Assign baseline uncertainty margin of +/- 12% (Base Confidence: 82%).</w:t>
-            </w:r>
-          </w:p>
-        </w:tc>
-      </w:tr>
-      <w:tr>
-        <w:tc>
-          <w:tcPr>
-            <w:tcW w:type="dxa" w:w="10224"/>
-            <w:tcBorders>
-              <w:top w:val="none" w:sz="6" w:space="0" w:color="auto"/>
-              <w:left w:val="none" w:sz="6" w:space="0" w:color="auto"/>
-              <w:bottom w:val="none" w:sz="6" w:space="0" w:color="auto"/>
-              <w:right w:val="none" w:sz="6" w:space="0" w:color="auto"/>
-            </w:tcBorders>
-          </w:tcPr>
-          <w:p>
-            <w:pPr>
-              <w:spacing w:before="0" w:after="0"/>
-              <w:jc w:val="center"/>
-            </w:pPr>
-            <w:r>
-              <w:rPr>
-                <w:rFonts w:ascii="Cambria" w:hAnsi="Cambria"/>
-                <w:b/>
-                <w:color w:val="000000"/>
-                <w:sz w:val="17"/>
-              </w:rPr>
-              <w:t>▼</w:t>
-            </w:r>
-          </w:p>
-        </w:tc>
-      </w:tr>
-      <w:tr>
-        <w:tc>
-          <w:tcPr>
-            <w:tcW w:type="dxa" w:w="10224"/>
-            <w:tcMar>
-              <w:top w:w="60" w:type="dxa"/>
-              <w:bottom w:w="60" w:type="dxa"/>
-              <w:left w:w="90" w:type="dxa"/>
-              <w:right w:w="90" w:type="dxa"/>
-            </w:tcMar>
-            <w:shd w:fill="FFFFFF"/>
-            <w:tcBorders>
-              <w:top w:val="single" w:sz="6" w:space="0" w:color="000000"/>
-              <w:left w:val="single" w:sz="6" w:space="0" w:color="000000"/>
-              <w:bottom w:val="single" w:sz="6" w:space="0" w:color="000000"/>
-              <w:right w:val="single" w:sz="6" w:space="0" w:color="000000"/>
-            </w:tcBorders>
-          </w:tcPr>
-          <w:p>
-            <w:pPr>
-              <w:spacing w:before="0" w:after="20" w:line="252" w:lineRule="auto"/>
-              <w:jc w:val="left"/>
-            </w:pPr>
-            <w:r>
-              <w:rPr>
-                <w:rFonts w:ascii="Cambria" w:hAnsi="Cambria"/>
-                <w:b/>
-                <w:color w:val="000000"/>
-                <w:sz w:val="18"/>
-              </w:rPr>
-              <w:t>CALCULATE CONTAINER REPEATABILITY BONUS</w:t>
-            </w:r>
-          </w:p>
-          <w:p>
-            <w:pPr>
-              <w:spacing w:before="20" w:after="0" w:line="252" w:lineRule="auto"/>
-              <w:jc w:val="left"/>
-            </w:pPr>
-            <w:r>
-              <w:rPr>
-                <w:rFonts w:ascii="Cambria" w:hAnsi="Cambria"/>
-                <w:i w:val="0"/>
-                <w:color w:val="000000"/>
-                <w:sz w:val="16"/>
-              </w:rPr>
-              <w:t>Standard Calibrated Vessel: Add +5% repeatability confidence bonus.</w:t>
-              <w:br/>
-              <w:t>Custom Receptacle: Retain baseline confidence score.</w:t>
-            </w:r>
-          </w:p>
-        </w:tc>
-      </w:tr>
-      <w:tr>
-        <w:tc>
-          <w:tcPr>
-            <w:tcW w:type="dxa" w:w="10224"/>
-            <w:tcBorders>
-              <w:top w:val="none" w:sz="6" w:space="0" w:color="auto"/>
-              <w:left w:val="none" w:sz="6" w:space="0" w:color="auto"/>
-              <w:bottom w:val="none" w:sz="6" w:space="0" w:color="auto"/>
-              <w:right w:val="none" w:sz="6" w:space="0" w:color="auto"/>
-            </w:tcBorders>
-          </w:tcPr>
-          <w:p>
-            <w:pPr>
-              <w:spacing w:before="0" w:after="0"/>
-              <w:jc w:val="center"/>
-            </w:pPr>
-            <w:r>
-              <w:rPr>
-                <w:rFonts w:ascii="Cambria" w:hAnsi="Cambria"/>
-                <w:b/>
-                <w:color w:val="000000"/>
-                <w:sz w:val="17"/>
-              </w:rPr>
-              <w:t>▼</w:t>
-            </w:r>
-          </w:p>
-        </w:tc>
-      </w:tr>
-      <w:tr>
-        <w:tc>
-          <w:tcPr>
-            <w:tcW w:type="dxa" w:w="10224"/>
-            <w:tcMar>
-              <w:top w:w="60" w:type="dxa"/>
-              <w:bottom w:w="60" w:type="dxa"/>
-              <w:left w:w="90" w:type="dxa"/>
-              <w:right w:w="90" w:type="dxa"/>
-            </w:tcMar>
-            <w:shd w:fill="FFFFFF"/>
-            <w:tcBorders>
-              <w:top w:val="single" w:sz="6" w:space="0" w:color="000000"/>
-              <w:left w:val="single" w:sz="6" w:space="0" w:color="000000"/>
-              <w:bottom w:val="single" w:sz="6" w:space="0" w:color="000000"/>
-              <w:right w:val="single" w:sz="6" w:space="0" w:color="000000"/>
-            </w:tcBorders>
-          </w:tcPr>
-          <w:p>
-            <w:pPr>
-              <w:spacing w:before="0" w:after="20" w:line="252" w:lineRule="auto"/>
-              <w:jc w:val="left"/>
-            </w:pPr>
-            <w:r>
-              <w:rPr>
-                <w:rFonts w:ascii="Cambria" w:hAnsi="Cambria"/>
-                <w:b/>
-                <w:color w:val="000000"/>
-                <w:sz w:val="18"/>
-              </w:rPr>
-              <w:t>SYNTHESIZE BOUNDED MASS &amp; MEAL TUPLE</w:t>
-            </w:r>
-          </w:p>
-          <w:p>
-            <w:pPr>
-              <w:spacing w:before="20" w:after="0" w:line="252" w:lineRule="auto"/>
-              <w:jc w:val="left"/>
-            </w:pPr>
-            <w:r>
-              <w:rPr>
-                <w:rFonts w:ascii="Cambria" w:hAnsi="Cambria"/>
-                <w:i w:val="0"/>
-                <w:color w:val="000000"/>
-                <w:sz w:val="16"/>
-              </w:rPr>
-              <w:t>Generate statistical bound tuple: [Minimum Mass, Maximum Mass] = [Midpoint Mass * (1 - Margin), Midpoint Mass * (1 + Margin)], and bounded serving range [Minimum Servings, Maximum Servings].</w:t>
-            </w:r>
-          </w:p>
-        </w:tc>
-      </w:tr>
-      <w:tr>
-        <w:tc>
-          <w:tcPr>
-            <w:tcW w:type="dxa" w:w="10224"/>
-            <w:tcBorders>
-              <w:top w:val="none" w:sz="6" w:space="0" w:color="auto"/>
-              <w:left w:val="none" w:sz="6" w:space="0" w:color="auto"/>
-              <w:bottom w:val="none" w:sz="6" w:space="0" w:color="auto"/>
-              <w:right w:val="none" w:sz="6" w:space="0" w:color="auto"/>
-            </w:tcBorders>
-          </w:tcPr>
-          <w:p>
-            <w:pPr>
-              <w:spacing w:before="0" w:after="0"/>
-              <w:jc w:val="center"/>
-            </w:pPr>
-            <w:r>
-              <w:rPr>
-                <w:rFonts w:ascii="Cambria" w:hAnsi="Cambria"/>
-                <w:b/>
-                <w:color w:val="000000"/>
-                <w:sz w:val="17"/>
-              </w:rPr>
-              <w:t>▼</w:t>
-            </w:r>
-          </w:p>
-        </w:tc>
-      </w:tr>
-      <w:tr>
-        <w:tc>
-          <w:tcPr>
-            <w:tcW w:type="dxa" w:w="10224"/>
-            <w:tcMar>
-              <w:top w:w="60" w:type="dxa"/>
-              <w:bottom w:w="60" w:type="dxa"/>
-              <w:left w:w="90" w:type="dxa"/>
-              <w:right w:w="90" w:type="dxa"/>
-            </w:tcMar>
-            <w:shd w:fill="FFFFFF"/>
-            <w:tcBorders>
-              <w:top w:val="single" w:sz="6" w:space="0" w:color="000000"/>
-              <w:left w:val="single" w:sz="6" w:space="0" w:color="000000"/>
-              <w:bottom w:val="single" w:sz="6" w:space="0" w:color="000000"/>
-              <w:right w:val="single" w:sz="6" w:space="0" w:color="000000"/>
-            </w:tcBorders>
-          </w:tcPr>
-          <w:p>
-            <w:pPr>
-              <w:spacing w:before="0" w:after="20" w:line="252" w:lineRule="auto"/>
-              <w:jc w:val="left"/>
-            </w:pPr>
-            <w:r>
-              <w:rPr>
-                <w:rFonts w:ascii="Cambria" w:hAnsi="Cambria"/>
-                <w:b/>
-                <w:color w:val="000000"/>
-                <w:sz w:val="18"/>
-              </w:rPr>
-              <w:t>CLOSED-LOOP SELF-LEARNING MAPE MODEL RECALIBRATION</w:t>
-            </w:r>
-          </w:p>
-          <w:p>
-            <w:pPr>
-              <w:spacing w:before="20" w:after="0" w:line="252" w:lineRule="auto"/>
-              <w:jc w:val="left"/>
-            </w:pPr>
-            <w:r>
-              <w:rPr>
-                <w:rFonts w:ascii="Cambria" w:hAnsi="Cambria"/>
-                <w:i w:val="0"/>
-                <w:color w:val="000000"/>
-                <w:sz w:val="16"/>
-              </w:rPr>
-              <w:t>Step A: Log verified physical scale weight upon recipient shelter check-in.</w:t>
-              <w:br/>
-              <w:t>Step B: Continuously compute rolling Mean Absolute Percentage Error: MAPE = (1/N) * SUM( |Estimated Mass - Actual Mass| / Actual Mass ) * 100.</w:t>
-            </w:r>
-          </w:p>
-        </w:tc>
-      </w:tr>
-      <w:tr>
-        <w:tc>
-          <w:tcPr>
-            <w:tcW w:type="dxa" w:w="10224"/>
-            <w:tcBorders>
-              <w:top w:val="none" w:sz="6" w:space="0" w:color="auto"/>
-              <w:left w:val="none" w:sz="6" w:space="0" w:color="auto"/>
-              <w:bottom w:val="none" w:sz="6" w:space="0" w:color="auto"/>
-              <w:right w:val="none" w:sz="6" w:space="0" w:color="auto"/>
-            </w:tcBorders>
-          </w:tcPr>
-          <w:p>
-            <w:pPr>
-              <w:spacing w:before="0" w:after="0"/>
-              <w:jc w:val="center"/>
-            </w:pPr>
-            <w:r>
-              <w:rPr>
-                <w:rFonts w:ascii="Cambria" w:hAnsi="Cambria"/>
-                <w:b/>
-                <w:color w:val="000000"/>
-                <w:sz w:val="17"/>
-              </w:rPr>
-              <w:t>▼</w:t>
-            </w:r>
-          </w:p>
-        </w:tc>
-      </w:tr>
-      <w:tr>
-        <w:tc>
-          <w:tcPr>
-            <w:tcW w:type="dxa" w:w="10224"/>
-            <w:tcMar>
-              <w:top w:w="60" w:type="dxa"/>
-              <w:bottom w:w="60" w:type="dxa"/>
-              <w:left w:w="90" w:type="dxa"/>
-              <w:right w:w="90" w:type="dxa"/>
-            </w:tcMar>
-            <w:shd w:fill="F2F2F2"/>
-            <w:tcBorders>
-              <w:top w:val="single" w:sz="12" w:space="0" w:color="000000"/>
-              <w:left w:val="single" w:sz="12" w:space="0" w:color="000000"/>
-              <w:bottom w:val="single" w:sz="12" w:space="0" w:color="000000"/>
-              <w:right w:val="single" w:sz="12" w:space="0" w:color="000000"/>
-            </w:tcBorders>
-          </w:tcPr>
-          <w:p>
-            <w:pPr>
-              <w:spacing w:before="0" w:after="20" w:line="252" w:lineRule="auto"/>
-              <w:jc w:val="left"/>
-            </w:pPr>
-            <w:r>
-              <w:rPr>
-                <w:rFonts w:ascii="Cambria" w:hAnsi="Cambria"/>
-                <w:b/>
-                <w:color w:val="000000"/>
-                <w:sz w:val="18"/>
-              </w:rPr>
-              <w:t>OUTPUT VALIDATED RECORD TO REDISTRIBUTION RADAR</w:t>
-            </w:r>
-          </w:p>
-          <w:p>
-            <w:pPr>
-              <w:spacing w:before="20" w:after="0" w:line="252" w:lineRule="auto"/>
-              <w:jc w:val="left"/>
-            </w:pPr>
-            <w:r>
-              <w:rPr>
-                <w:rFonts w:ascii="Cambria" w:hAnsi="Cambria"/>
-                <w:i w:val="0"/>
-                <w:color w:val="000000"/>
-                <w:sz w:val="16"/>
-              </w:rPr>
-              <w:t>Bind estimated mass tuple, confidence score, and error margin into validated donation record.</w:t>
-            </w:r>
-          </w:p>
-        </w:tc>
-      </w:tr>
-    </w:tbl>
     <w:p>
       <w:pPr>
-        <w:spacing w:before="60" w:after="20" w:line="252" w:lineRule="auto"/>
-        <w:jc w:val="left"/>
+        <w:spacing w:before="40" w:after="80"/>
+        <w:jc w:val="center"/>
+      </w:pPr>
+      <w:r>
+        <w:drawing>
+          <wp:inline xmlns:a="http://schemas.openxmlformats.org/drawingml/2006/main" xmlns:pic="http://schemas.openxmlformats.org/drawingml/2006/picture">
+            <wp:extent cx="4572000" cy="4584192"/>
+            <wp:docPr id="2" name="Picture 2"/>
+            <wp:cNvGraphicFramePr>
+              <a:graphicFrameLocks noChangeAspect="1"/>
+            </wp:cNvGraphicFramePr>
+            <a:graphic>
+              <a:graphicData uri="http://schemas.openxmlformats.org/drawingml/2006/picture">
+                <pic:pic>
+                  <pic:nvPicPr>
+                    <pic:cNvPr id="0" name="flowchart_fig2.png"/>
+                    <pic:cNvPicPr/>
+                  </pic:nvPicPr>
+                  <pic:blipFill>
+                    <a:blip r:embed="rId11"/>
+                    <a:stretch>
+                      <a:fillRect/>
+                    </a:stretch>
+                  </pic:blipFill>
+                  <pic:spPr>
+                    <a:xfrm>
+                      <a:off x="0" y="0"/>
+                      <a:ext cx="4572000" cy="4584192"/>
+                    </a:xfrm>
+                    <a:prstGeom prst="rect"/>
+                  </pic:spPr>
+                </pic:pic>
+              </a:graphicData>
+            </a:graphic>
+          </wp:inline>
+        </w:drawing>
+      </w:r>
+    </w:p>
+    <w:p>
+      <w:pPr>
+        <w:spacing w:before="40" w:after="0" w:line="252" w:lineRule="auto"/>
+        <w:jc w:val="both"/>
       </w:pPr>
       <w:r>
         <w:rPr>
           <w:rFonts w:ascii="Cambria" w:hAnsi="Cambria"/>
           <w:b/>
-          <w:i w:val="0"/>
           <w:color w:val="000000"/>
-          <w:sz w:val="19"/>
+          <w:sz w:val="17"/>
         </w:rPr>
-        <w:t>Technical Description of FIG. 2:</w:t>
+        <w:t xml:space="preserve">Technical Description of FIG. 2: </w:t>
       </w:r>
-    </w:p>
-    <w:p>
-      <w:pPr>
-        <w:spacing w:before="0" w:after="40" w:line="252" w:lineRule="auto"/>
-        <w:jc w:val="left"/>
-      </w:pPr>
       <w:r>
         <w:rPr>
           <w:rFonts w:ascii="Cambria" w:hAnsi="Cambria"/>
-          <w:b w:val="0"/>
-          <w:i w:val="0"/>
           <w:color w:val="000000"/>
           <w:sz w:val="17"/>
         </w:rPr>
-        <w:t>FIG. 2 discloses the non-contact mass estimation process. Grounding visual fill percentages in standardized catering geometry and category-specific density coefficients eliminates scale ambiguity. Dual-perspective capture bounds statistical uncertainty to +/- 8%, while the closed-loop MAPE feedback mechanism dynamically recalibrates historical error rates using verified check-in data.</w:t>
+        <w:t>FIG. 2 illustrates the volumetric mass estimation method. Grounding visual fill percentages in standardized catering receptacle geometry and category bulk density eliminates monocular scale ambiguity. Dual-perspective capture bounds uncertainty to ±8%, while closed-loop MAPE feedback dynamically recalibrates historical model accuracy.</w:t>
       </w:r>
     </w:p>
     <w:p>
@@ -1699,14 +230,13 @@
     </w:p>
     <w:p>
       <w:pPr>
-        <w:spacing w:before="0" w:after="20" w:line="252" w:lineRule="auto"/>
+        <w:spacing w:before="0" w:after="40"/>
         <w:jc w:val="right"/>
       </w:pPr>
       <w:r>
         <w:rPr>
           <w:rFonts w:ascii="Cambria" w:hAnsi="Cambria"/>
           <w:b/>
-          <w:i w:val="0"/>
           <w:color w:val="000000"/>
           <w:sz w:val="18"/>
         </w:rPr>
@@ -1715,838 +245,95 @@
     </w:p>
     <w:p>
       <w:pPr>
-        <w:spacing w:before="0" w:after="20" w:line="252" w:lineRule="auto"/>
-        <w:jc w:val="left"/>
+        <w:spacing w:before="0" w:after="40"/>
+        <w:jc w:val="center"/>
       </w:pPr>
       <w:r>
         <w:rPr>
           <w:rFonts w:ascii="Cambria" w:hAnsi="Cambria"/>
           <w:b/>
-          <w:i w:val="0"/>
           <w:color w:val="000000"/>
           <w:sz w:val="25"/>
         </w:rPr>
-        <w:t>FIG. 3: TRI-FACTOR MICROBIOLOGICAL DECAY &amp; PRIORITY URGENCY SCORING SUBSYSTEM</w:t>
+        <w:t>FIG. 3: TRI-FACTOR MICROBIOLOGICAL DECAY &amp; PRIORITY URGENCY SCORING</w:t>
       </w:r>
     </w:p>
     <w:p>
       <w:pPr>
-        <w:spacing w:before="0" w:after="100" w:line="252" w:lineRule="auto"/>
-        <w:jc w:val="left"/>
+        <w:spacing w:before="0" w:after="80"/>
+        <w:jc w:val="center"/>
       </w:pPr>
       <w:r>
         <w:rPr>
           <w:rFonts w:ascii="Cambria" w:hAnsi="Cambria"/>
-          <w:b w:val="0"/>
           <w:i/>
           <w:color w:val="000000"/>
-          <w:sz w:val="18"/>
+          <w:sz w:val="17"/>
         </w:rPr>
         <w:t>Technical Field: Food microbiology kinetics, room-temperature shelf-life curves, and multi-objective priority optimization.</w:t>
       </w:r>
     </w:p>
-    <w:tbl>
-      <w:tblPr>
-        <w:tblW w:type="auto" w:w="0"/>
-        <w:jc w:val="center"/>
-        <w:tblLook w:firstColumn="1" w:firstRow="1" w:lastColumn="0" w:lastRow="0" w:noHBand="0" w:noVBand="1" w:val="04A0"/>
-      </w:tblPr>
-      <w:tblGrid>
-        <w:gridCol w:w="10224"/>
-      </w:tblGrid>
-      <w:tr>
-        <w:tc>
-          <w:tcPr>
-            <w:tcW w:type="dxa" w:w="10224"/>
-            <w:tcMar>
-              <w:top w:w="60" w:type="dxa"/>
-              <w:bottom w:w="60" w:type="dxa"/>
-              <w:left w:w="90" w:type="dxa"/>
-              <w:right w:w="90" w:type="dxa"/>
-            </w:tcMar>
-            <w:shd w:fill="F2F2F2"/>
-            <w:tcBorders>
-              <w:top w:val="single" w:sz="12" w:space="0" w:color="000000"/>
-              <w:left w:val="single" w:sz="12" w:space="0" w:color="000000"/>
-              <w:bottom w:val="single" w:sz="12" w:space="0" w:color="000000"/>
-              <w:right w:val="single" w:sz="12" w:space="0" w:color="000000"/>
-            </w:tcBorders>
-          </w:tcPr>
-          <w:p>
-            <w:pPr>
-              <w:spacing w:before="0" w:after="20" w:line="252" w:lineRule="auto"/>
-              <w:jc w:val="left"/>
-            </w:pPr>
-            <w:r>
-              <w:rPr>
-                <w:rFonts w:ascii="Cambria" w:hAnsi="Cambria"/>
-                <w:b/>
-                <w:color w:val="000000"/>
-                <w:sz w:val="18"/>
-              </w:rPr>
-              <w:t>START: DONATION TIMESTAMP VALIDATION</w:t>
-            </w:r>
-          </w:p>
-          <w:p>
-            <w:pPr>
-              <w:spacing w:before="20" w:after="0" w:line="252" w:lineRule="auto"/>
-              <w:jc w:val="left"/>
-            </w:pPr>
-            <w:r>
-              <w:rPr>
-                <w:rFonts w:ascii="Cambria" w:hAnsi="Cambria"/>
-                <w:i w:val="0"/>
-                <w:color w:val="000000"/>
-                <w:sz w:val="16"/>
-              </w:rPr>
-              <w:t>System initializes perishability assessment upon receipt of confirmed food creation record.</w:t>
-            </w:r>
-          </w:p>
-        </w:tc>
-      </w:tr>
-      <w:tr>
-        <w:tc>
-          <w:tcPr>
-            <w:tcW w:type="dxa" w:w="10224"/>
-            <w:tcBorders>
-              <w:top w:val="none" w:sz="6" w:space="0" w:color="auto"/>
-              <w:left w:val="none" w:sz="6" w:space="0" w:color="auto"/>
-              <w:bottom w:val="none" w:sz="6" w:space="0" w:color="auto"/>
-              <w:right w:val="none" w:sz="6" w:space="0" w:color="auto"/>
-            </w:tcBorders>
-          </w:tcPr>
-          <w:p>
-            <w:pPr>
-              <w:spacing w:before="0" w:after="0"/>
-              <w:jc w:val="center"/>
-            </w:pPr>
-            <w:r>
-              <w:rPr>
-                <w:rFonts w:ascii="Cambria" w:hAnsi="Cambria"/>
-                <w:b/>
-                <w:color w:val="000000"/>
-                <w:sz w:val="17"/>
-              </w:rPr>
-              <w:t>▼</w:t>
-            </w:r>
-          </w:p>
-        </w:tc>
-      </w:tr>
-      <w:tr>
-        <w:tc>
-          <w:tcPr>
-            <w:tcW w:type="dxa" w:w="10224"/>
-            <w:tcMar>
-              <w:top w:w="60" w:type="dxa"/>
-              <w:bottom w:w="60" w:type="dxa"/>
-              <w:left w:w="90" w:type="dxa"/>
-              <w:right w:w="90" w:type="dxa"/>
-            </w:tcMar>
-            <w:shd w:fill="FFFFFF"/>
-            <w:tcBorders>
-              <w:top w:val="single" w:sz="6" w:space="0" w:color="000000"/>
-              <w:left w:val="single" w:sz="6" w:space="0" w:color="000000"/>
-              <w:bottom w:val="single" w:sz="6" w:space="0" w:color="000000"/>
-              <w:right w:val="single" w:sz="6" w:space="0" w:color="000000"/>
-            </w:tcBorders>
-          </w:tcPr>
-          <w:p>
-            <w:pPr>
-              <w:spacing w:before="0" w:after="20" w:line="252" w:lineRule="auto"/>
-              <w:jc w:val="left"/>
-            </w:pPr>
-            <w:r>
-              <w:rPr>
-                <w:rFonts w:ascii="Cambria" w:hAnsi="Cambria"/>
-                <w:b/>
-                <w:color w:val="000000"/>
-                <w:sz w:val="18"/>
-              </w:rPr>
-              <w:t>INGEST PERISHABLE INPUT PARAMETERS</w:t>
-            </w:r>
-          </w:p>
-          <w:p>
-            <w:pPr>
-              <w:spacing w:before="20" w:after="0" w:line="252" w:lineRule="auto"/>
-              <w:jc w:val="left"/>
-            </w:pPr>
-            <w:r>
-              <w:rPr>
-                <w:rFonts w:ascii="Cambria" w:hAnsi="Cambria"/>
-                <w:i w:val="0"/>
-                <w:color w:val="000000"/>
-                <w:sz w:val="16"/>
-              </w:rPr>
-              <w:t>Extract confirmed food mass (kg), culinary category classification, preparation timestamp, and current system timestamp.</w:t>
-            </w:r>
-          </w:p>
-        </w:tc>
-      </w:tr>
-      <w:tr>
-        <w:tc>
-          <w:tcPr>
-            <w:tcW w:type="dxa" w:w="10224"/>
-            <w:tcBorders>
-              <w:top w:val="none" w:sz="6" w:space="0" w:color="auto"/>
-              <w:left w:val="none" w:sz="6" w:space="0" w:color="auto"/>
-              <w:bottom w:val="none" w:sz="6" w:space="0" w:color="auto"/>
-              <w:right w:val="none" w:sz="6" w:space="0" w:color="auto"/>
-            </w:tcBorders>
-          </w:tcPr>
-          <w:p>
-            <w:pPr>
-              <w:spacing w:before="0" w:after="0"/>
-              <w:jc w:val="center"/>
-            </w:pPr>
-            <w:r>
-              <w:rPr>
-                <w:rFonts w:ascii="Cambria" w:hAnsi="Cambria"/>
-                <w:b/>
-                <w:color w:val="000000"/>
-                <w:sz w:val="17"/>
-              </w:rPr>
-              <w:t>▼</w:t>
-            </w:r>
-          </w:p>
-        </w:tc>
-      </w:tr>
-      <w:tr>
-        <w:tc>
-          <w:tcPr>
-            <w:tcW w:type="dxa" w:w="10224"/>
-            <w:tcMar>
-              <w:top w:w="60" w:type="dxa"/>
-              <w:bottom w:w="60" w:type="dxa"/>
-              <w:left w:w="90" w:type="dxa"/>
-              <w:right w:w="90" w:type="dxa"/>
-            </w:tcMar>
-            <w:shd w:fill="FFFFFF"/>
-            <w:tcBorders>
-              <w:top w:val="single" w:sz="6" w:space="0" w:color="000000"/>
-              <w:left w:val="single" w:sz="6" w:space="0" w:color="000000"/>
-              <w:bottom w:val="single" w:sz="6" w:space="0" w:color="000000"/>
-              <w:right w:val="single" w:sz="6" w:space="0" w:color="000000"/>
-            </w:tcBorders>
-          </w:tcPr>
-          <w:p>
-            <w:pPr>
-              <w:spacing w:before="0" w:after="20" w:line="252" w:lineRule="auto"/>
-              <w:jc w:val="left"/>
-            </w:pPr>
-            <w:r>
-              <w:rPr>
-                <w:rFonts w:ascii="Cambria" w:hAnsi="Cambria"/>
-                <w:b/>
-                <w:color w:val="000000"/>
-                <w:sz w:val="18"/>
-              </w:rPr>
-              <w:t>RETRIEVE MICROBIAL SHELF-LIFE MATRIX</w:t>
-            </w:r>
-          </w:p>
-          <w:p>
-            <w:pPr>
-              <w:spacing w:before="20" w:after="0" w:line="252" w:lineRule="auto"/>
-              <w:jc w:val="left"/>
-            </w:pPr>
-            <w:r>
-              <w:rPr>
-                <w:rFonts w:ascii="Cambria" w:hAnsi="Cambria"/>
-                <w:i w:val="0"/>
-                <w:color w:val="000000"/>
-                <w:sz w:val="16"/>
-              </w:rPr>
-              <w:t>Query empirical room-temperature bacterial safety thresholds:</w:t>
-              <w:br/>
-              <w:t>Cooked Rice (6.0h), Cooked Gravy/Curry (5.0h), Dairy/Milk (4.0h), Mixed Feasts (4.0h), Bakery (24.0h), Produce (48.0h).</w:t>
-            </w:r>
-          </w:p>
-        </w:tc>
-      </w:tr>
-      <w:tr>
-        <w:tc>
-          <w:tcPr>
-            <w:tcW w:type="dxa" w:w="10224"/>
-            <w:tcBorders>
-              <w:top w:val="none" w:sz="6" w:space="0" w:color="auto"/>
-              <w:left w:val="none" w:sz="6" w:space="0" w:color="auto"/>
-              <w:bottom w:val="none" w:sz="6" w:space="0" w:color="auto"/>
-              <w:right w:val="none" w:sz="6" w:space="0" w:color="auto"/>
-            </w:tcBorders>
-          </w:tcPr>
-          <w:p>
-            <w:pPr>
-              <w:spacing w:before="0" w:after="0"/>
-              <w:jc w:val="center"/>
-            </w:pPr>
-            <w:r>
-              <w:rPr>
-                <w:rFonts w:ascii="Cambria" w:hAnsi="Cambria"/>
-                <w:b/>
-                <w:color w:val="000000"/>
-                <w:sz w:val="17"/>
-              </w:rPr>
-              <w:t>▼</w:t>
-            </w:r>
-          </w:p>
-        </w:tc>
-      </w:tr>
-      <w:tr>
-        <w:tc>
-          <w:tcPr>
-            <w:tcW w:type="dxa" w:w="10224"/>
-            <w:tcMar>
-              <w:top w:w="60" w:type="dxa"/>
-              <w:bottom w:w="60" w:type="dxa"/>
-              <w:left w:w="90" w:type="dxa"/>
-              <w:right w:w="90" w:type="dxa"/>
-            </w:tcMar>
-            <w:shd w:fill="FFFFFF"/>
-            <w:tcBorders>
-              <w:top w:val="single" w:sz="6" w:space="0" w:color="000000"/>
-              <w:left w:val="single" w:sz="6" w:space="0" w:color="000000"/>
-              <w:bottom w:val="single" w:sz="6" w:space="0" w:color="000000"/>
-              <w:right w:val="single" w:sz="6" w:space="0" w:color="000000"/>
-            </w:tcBorders>
-          </w:tcPr>
-          <w:p>
-            <w:pPr>
-              <w:spacing w:before="0" w:after="20" w:line="252" w:lineRule="auto"/>
-              <w:jc w:val="left"/>
-            </w:pPr>
-            <w:r>
-              <w:rPr>
-                <w:rFonts w:ascii="Cambria" w:hAnsi="Cambria"/>
-                <w:b/>
-                <w:color w:val="000000"/>
-                <w:sz w:val="18"/>
-              </w:rPr>
-              <w:t>COMPUTE REMAINING SAFE DISTRIBUTION TIME</w:t>
-            </w:r>
-          </w:p>
-          <w:p>
-            <w:pPr>
-              <w:spacing w:before="20" w:after="0" w:line="252" w:lineRule="auto"/>
-              <w:jc w:val="left"/>
-            </w:pPr>
-            <w:r>
-              <w:rPr>
-                <w:rFonts w:ascii="Cambria" w:hAnsi="Cambria"/>
-                <w:i w:val="0"/>
-                <w:color w:val="000000"/>
-                <w:sz w:val="16"/>
-              </w:rPr>
-              <w:t>Calculate remaining safe hours = max(0, Category Shelf-Life - (Current Time - Preparation Time) / 60.0). Calculate predicted expiry timestamp = Preparation Time + Category Shelf-Life.</w:t>
-            </w:r>
-          </w:p>
-        </w:tc>
-      </w:tr>
-      <w:tr>
-        <w:tc>
-          <w:tcPr>
-            <w:tcW w:type="dxa" w:w="10224"/>
-            <w:tcBorders>
-              <w:top w:val="none" w:sz="6" w:space="0" w:color="auto"/>
-              <w:left w:val="none" w:sz="6" w:space="0" w:color="auto"/>
-              <w:bottom w:val="none" w:sz="6" w:space="0" w:color="auto"/>
-              <w:right w:val="none" w:sz="6" w:space="0" w:color="auto"/>
-            </w:tcBorders>
-          </w:tcPr>
-          <w:p>
-            <w:pPr>
-              <w:spacing w:before="0" w:after="0"/>
-              <w:jc w:val="center"/>
-            </w:pPr>
-            <w:r>
-              <w:rPr>
-                <w:rFonts w:ascii="Cambria" w:hAnsi="Cambria"/>
-                <w:b/>
-                <w:color w:val="000000"/>
-                <w:sz w:val="17"/>
-              </w:rPr>
-              <w:t>▼</w:t>
-            </w:r>
-          </w:p>
-        </w:tc>
-      </w:tr>
-      <w:tr>
-        <w:tc>
-          <w:tcPr>
-            <w:tcW w:type="dxa" w:w="10224"/>
-            <w:tcMar>
-              <w:top w:w="60" w:type="dxa"/>
-              <w:bottom w:w="60" w:type="dxa"/>
-              <w:left w:w="90" w:type="dxa"/>
-              <w:right w:w="90" w:type="dxa"/>
-            </w:tcMar>
-            <w:shd w:fill="FFFFFF"/>
-            <w:tcBorders>
-              <w:top w:val="single" w:sz="6" w:space="0" w:color="000000"/>
-              <w:left w:val="single" w:sz="6" w:space="0" w:color="000000"/>
-              <w:bottom w:val="single" w:sz="6" w:space="0" w:color="000000"/>
-              <w:right w:val="single" w:sz="6" w:space="0" w:color="000000"/>
-            </w:tcBorders>
-          </w:tcPr>
-          <w:p>
-            <w:pPr>
-              <w:spacing w:before="0" w:after="20" w:line="252" w:lineRule="auto"/>
-              <w:jc w:val="left"/>
-            </w:pPr>
-            <w:r>
-              <w:rPr>
-                <w:rFonts w:ascii="Cambria" w:hAnsi="Cambria"/>
-                <w:b/>
-                <w:color w:val="000000"/>
-                <w:sz w:val="18"/>
-              </w:rPr>
-              <w:t>COMPUTE NORMALIZED MULTI-OBJECTIVE SUB-SCORE VECTORS</w:t>
-            </w:r>
-          </w:p>
-          <w:p>
-            <w:pPr>
-              <w:spacing w:before="20" w:after="0" w:line="252" w:lineRule="auto"/>
-              <w:jc w:val="left"/>
-            </w:pPr>
-            <w:r>
-              <w:rPr>
-                <w:rFonts w:ascii="Cambria" w:hAnsi="Cambria"/>
-                <w:i w:val="0"/>
-                <w:color w:val="000000"/>
-                <w:sz w:val="16"/>
-              </w:rPr>
-              <w:t>Calculate sub-scores:</w:t>
-              <w:br/>
-              <w:t>1. Mass Impact Vector: S_qty = min(100, (Mass / 100.0) * 100)</w:t>
-              <w:br/>
-              <w:t>2. Freshness Urgency Vector: S_fresh derived from step-function mapping of remaining safe hours</w:t>
-              <w:br/>
-              <w:t>3. Elapsed Time Vector: S_time derived from elapsed duration since food preparation.</w:t>
-            </w:r>
-          </w:p>
-        </w:tc>
-      </w:tr>
-      <w:tr>
-        <w:tc>
-          <w:tcPr>
-            <w:tcW w:type="dxa" w:w="10224"/>
-            <w:tcBorders>
-              <w:top w:val="none" w:sz="6" w:space="0" w:color="auto"/>
-              <w:left w:val="none" w:sz="6" w:space="0" w:color="auto"/>
-              <w:bottom w:val="none" w:sz="6" w:space="0" w:color="auto"/>
-              <w:right w:val="none" w:sz="6" w:space="0" w:color="auto"/>
-            </w:tcBorders>
-          </w:tcPr>
-          <w:p>
-            <w:pPr>
-              <w:spacing w:before="0" w:after="0"/>
-              <w:jc w:val="center"/>
-            </w:pPr>
-            <w:r>
-              <w:rPr>
-                <w:rFonts w:ascii="Cambria" w:hAnsi="Cambria"/>
-                <w:b/>
-                <w:color w:val="000000"/>
-                <w:sz w:val="17"/>
-              </w:rPr>
-              <w:t>▼</w:t>
-            </w:r>
-          </w:p>
-        </w:tc>
-      </w:tr>
-      <w:tr>
-        <w:tc>
-          <w:tcPr>
-            <w:tcW w:type="dxa" w:w="10224"/>
-            <w:tcMar>
-              <w:top w:w="60" w:type="dxa"/>
-              <w:bottom w:w="60" w:type="dxa"/>
-              <w:left w:w="90" w:type="dxa"/>
-              <w:right w:w="90" w:type="dxa"/>
-            </w:tcMar>
-            <w:shd w:fill="FFFFFF"/>
-            <w:tcBorders>
-              <w:top w:val="single" w:sz="6" w:space="0" w:color="000000"/>
-              <w:left w:val="single" w:sz="6" w:space="0" w:color="000000"/>
-              <w:bottom w:val="single" w:sz="6" w:space="0" w:color="000000"/>
-              <w:right w:val="single" w:sz="6" w:space="0" w:color="000000"/>
-            </w:tcBorders>
-          </w:tcPr>
-          <w:p>
-            <w:pPr>
-              <w:spacing w:before="0" w:after="20" w:line="252" w:lineRule="auto"/>
-              <w:jc w:val="left"/>
-            </w:pPr>
-            <w:r>
-              <w:rPr>
-                <w:rFonts w:ascii="Cambria" w:hAnsi="Cambria"/>
-                <w:b/>
-                <w:color w:val="000000"/>
-                <w:sz w:val="18"/>
-              </w:rPr>
-              <w:t>EVALUATE COMPOSITE PRIORITY SCORING EQUATION</w:t>
-            </w:r>
-          </w:p>
-          <w:p>
-            <w:pPr>
-              <w:spacing w:before="20" w:after="0" w:line="252" w:lineRule="auto"/>
-              <w:jc w:val="left"/>
-            </w:pPr>
-            <w:r>
-              <w:rPr>
-                <w:rFonts w:ascii="Cambria" w:hAnsi="Cambria"/>
-                <w:i w:val="0"/>
-                <w:color w:val="000000"/>
-                <w:sz w:val="16"/>
-              </w:rPr>
-              <w:t>Compute scalar priority score P in range [0, 100]:</w:t>
-              <w:br/>
-              <w:t>Priority Score = clamp(0, 100, [0.30 * S_qty] + [0.50 * S_fresh] + [0.20 * S_time]).</w:t>
-            </w:r>
-          </w:p>
-        </w:tc>
-      </w:tr>
-      <w:tr>
-        <w:tc>
-          <w:tcPr>
-            <w:tcW w:type="dxa" w:w="10224"/>
-            <w:tcBorders>
-              <w:top w:val="none" w:sz="6" w:space="0" w:color="auto"/>
-              <w:left w:val="none" w:sz="6" w:space="0" w:color="auto"/>
-              <w:bottom w:val="none" w:sz="6" w:space="0" w:color="auto"/>
-              <w:right w:val="none" w:sz="6" w:space="0" w:color="auto"/>
-            </w:tcBorders>
-          </w:tcPr>
-          <w:p>
-            <w:pPr>
-              <w:spacing w:before="0" w:after="0"/>
-              <w:jc w:val="center"/>
-            </w:pPr>
-            <w:r>
-              <w:rPr>
-                <w:rFonts w:ascii="Cambria" w:hAnsi="Cambria"/>
-                <w:b/>
-                <w:color w:val="000000"/>
-                <w:sz w:val="17"/>
-              </w:rPr>
-              <w:t>▼</w:t>
-            </w:r>
-          </w:p>
-        </w:tc>
-      </w:tr>
-      <w:tr>
-        <w:tc>
-          <w:tcPr>
-            <w:tcW w:type="dxa" w:w="10224"/>
-            <w:tcMar>
-              <w:top w:w="60" w:type="dxa"/>
-              <w:bottom w:w="60" w:type="dxa"/>
-              <w:left w:w="90" w:type="dxa"/>
-              <w:right w:w="90" w:type="dxa"/>
-            </w:tcMar>
-            <w:shd w:fill="FFFFFF"/>
-            <w:tcBorders>
-              <w:top w:val="double" w:sz="10" w:space="0" w:color="000000"/>
-              <w:left w:val="double" w:sz="10" w:space="0" w:color="000000"/>
-              <w:bottom w:val="double" w:sz="10" w:space="0" w:color="000000"/>
-              <w:right w:val="double" w:sz="10" w:space="0" w:color="000000"/>
-            </w:tcBorders>
-          </w:tcPr>
-          <w:p>
-            <w:pPr>
-              <w:spacing w:before="0" w:after="20" w:line="252" w:lineRule="auto"/>
-              <w:jc w:val="left"/>
-            </w:pPr>
-            <w:r>
-              <w:rPr>
-                <w:rFonts w:ascii="Cambria" w:hAnsi="Cambria"/>
-                <w:b/>
-                <w:color w:val="000000"/>
-                <w:sz w:val="18"/>
-              </w:rPr>
-              <w:t>DECISION: IS FOOD FRESHNESS REMAINING (SAFE HOURS &gt; 0)?</w:t>
-            </w:r>
-          </w:p>
-          <w:p>
-            <w:pPr>
-              <w:spacing w:before="20" w:after="0" w:line="252" w:lineRule="auto"/>
-              <w:jc w:val="left"/>
-            </w:pPr>
-            <w:r>
-              <w:rPr>
-                <w:rFonts w:ascii="Cambria" w:hAnsi="Cambria"/>
-                <w:i w:val="0"/>
-                <w:color w:val="000000"/>
-                <w:sz w:val="16"/>
-              </w:rPr>
-              <w:t>Verify whether food remains within safe microbiological consumption limits prior to logistical dispatch.</w:t>
-            </w:r>
-          </w:p>
-        </w:tc>
-      </w:tr>
-      <w:tr>
-        <w:tc>
-          <w:tcPr>
-            <w:tcW w:type="dxa" w:w="10224"/>
-            <w:tcBorders>
-              <w:top w:val="none" w:sz="6" w:space="0" w:color="auto"/>
-              <w:left w:val="none" w:sz="6" w:space="0" w:color="auto"/>
-              <w:bottom w:val="none" w:sz="6" w:space="0" w:color="auto"/>
-              <w:right w:val="none" w:sz="6" w:space="0" w:color="auto"/>
-            </w:tcBorders>
-          </w:tcPr>
-          <w:p>
-            <w:pPr>
-              <w:spacing w:before="0" w:after="0"/>
-              <w:jc w:val="center"/>
-            </w:pPr>
-            <w:r>
-              <w:rPr>
-                <w:rFonts w:ascii="Cambria" w:hAnsi="Cambria"/>
-                <w:b/>
-                <w:color w:val="000000"/>
-                <w:sz w:val="17"/>
-              </w:rPr>
-              <w:t>▼</w:t>
-            </w:r>
-          </w:p>
-        </w:tc>
-      </w:tr>
-      <w:tr>
-        <w:tc>
-          <w:tcPr>
-            <w:tcW w:type="dxa" w:w="10224"/>
-            <w:tcMar>
-              <w:top w:w="60" w:type="dxa"/>
-              <w:bottom w:w="60" w:type="dxa"/>
-              <w:left w:w="90" w:type="dxa"/>
-              <w:right w:w="90" w:type="dxa"/>
-            </w:tcMar>
-            <w:shd w:fill="FFFFFF"/>
-            <w:tcBorders>
-              <w:top w:val="single" w:sz="6" w:space="0" w:color="000000"/>
-              <w:left w:val="single" w:sz="6" w:space="0" w:color="000000"/>
-              <w:bottom w:val="single" w:sz="6" w:space="0" w:color="000000"/>
-              <w:right w:val="single" w:sz="6" w:space="0" w:color="000000"/>
-            </w:tcBorders>
-          </w:tcPr>
-          <w:p>
-            <w:pPr>
-              <w:spacing w:before="0" w:after="20" w:line="252" w:lineRule="auto"/>
-              <w:jc w:val="left"/>
-            </w:pPr>
-            <w:r>
-              <w:rPr>
-                <w:rFonts w:ascii="Cambria" w:hAnsi="Cambria"/>
-                <w:b/>
-                <w:color w:val="000000"/>
-                <w:sz w:val="18"/>
-              </w:rPr>
-              <w:t>BRANCH: VALIDATED FOR RAPID REDISTRIBUTION</w:t>
-            </w:r>
-          </w:p>
-          <w:p>
-            <w:pPr>
-              <w:spacing w:before="20" w:after="0" w:line="252" w:lineRule="auto"/>
-              <w:jc w:val="left"/>
-            </w:pPr>
-            <w:r>
-              <w:rPr>
-                <w:rFonts w:ascii="Cambria" w:hAnsi="Cambria"/>
-                <w:i w:val="0"/>
-                <w:color w:val="000000"/>
-                <w:sz w:val="16"/>
-              </w:rPr>
-              <w:t>If safe hours &gt; 0: Assign priority classification (Critical: P&gt;=85, High: P&gt;=70, Medium: P&gt;=50). Broadcast real-time dispatch alerts to nearest NGO shelters.</w:t>
-            </w:r>
-          </w:p>
-        </w:tc>
-      </w:tr>
-      <w:tr>
-        <w:tc>
-          <w:tcPr>
-            <w:tcW w:type="dxa" w:w="10224"/>
-            <w:tcBorders>
-              <w:top w:val="none" w:sz="6" w:space="0" w:color="auto"/>
-              <w:left w:val="none" w:sz="6" w:space="0" w:color="auto"/>
-              <w:bottom w:val="none" w:sz="6" w:space="0" w:color="auto"/>
-              <w:right w:val="none" w:sz="6" w:space="0" w:color="auto"/>
-            </w:tcBorders>
-          </w:tcPr>
-          <w:p>
-            <w:pPr>
-              <w:spacing w:before="0" w:after="0"/>
-              <w:jc w:val="center"/>
-            </w:pPr>
-            <w:r>
-              <w:rPr>
-                <w:rFonts w:ascii="Cambria" w:hAnsi="Cambria"/>
-                <w:b/>
-                <w:color w:val="000000"/>
-                <w:sz w:val="17"/>
-              </w:rPr>
-              <w:t>▼</w:t>
-            </w:r>
-          </w:p>
-        </w:tc>
-      </w:tr>
-      <w:tr>
-        <w:tc>
-          <w:tcPr>
-            <w:tcW w:type="dxa" w:w="10224"/>
-            <w:tcMar>
-              <w:top w:w="60" w:type="dxa"/>
-              <w:bottom w:w="60" w:type="dxa"/>
-              <w:left w:w="90" w:type="dxa"/>
-              <w:right w:w="90" w:type="dxa"/>
-            </w:tcMar>
-            <w:shd w:fill="FFFFFF"/>
-            <w:tcBorders>
-              <w:top w:val="single" w:sz="6" w:space="0" w:color="000000"/>
-              <w:left w:val="single" w:sz="6" w:space="0" w:color="000000"/>
-              <w:bottom w:val="single" w:sz="6" w:space="0" w:color="000000"/>
-              <w:right w:val="single" w:sz="6" w:space="0" w:color="000000"/>
-            </w:tcBorders>
-          </w:tcPr>
-          <w:p>
-            <w:pPr>
-              <w:spacing w:before="0" w:after="20" w:line="252" w:lineRule="auto"/>
-              <w:jc w:val="left"/>
-            </w:pPr>
-            <w:r>
-              <w:rPr>
-                <w:rFonts w:ascii="Cambria" w:hAnsi="Cambria"/>
-                <w:b/>
-                <w:color w:val="000000"/>
-                <w:sz w:val="18"/>
-              </w:rPr>
-              <w:t>BRANCH: EXPIRED / CRITICAL BIO-HAZARD DETECTED</w:t>
-            </w:r>
-          </w:p>
-          <w:p>
-            <w:pPr>
-              <w:spacing w:before="20" w:after="0" w:line="252" w:lineRule="auto"/>
-              <w:jc w:val="left"/>
-            </w:pPr>
-            <w:r>
-              <w:rPr>
-                <w:rFonts w:ascii="Cambria" w:hAnsi="Cambria"/>
-                <w:i w:val="0"/>
-                <w:color w:val="000000"/>
-                <w:sz w:val="16"/>
-              </w:rPr>
-              <w:t>If safe hours &lt;= 0: Block human consumption redistribution state. Automatically re-route batch to municipal anaerobic biogas or composting stream.</w:t>
-            </w:r>
-          </w:p>
-        </w:tc>
-      </w:tr>
-      <w:tr>
-        <w:tc>
-          <w:tcPr>
-            <w:tcW w:type="dxa" w:w="10224"/>
-            <w:tcBorders>
-              <w:top w:val="none" w:sz="6" w:space="0" w:color="auto"/>
-              <w:left w:val="none" w:sz="6" w:space="0" w:color="auto"/>
-              <w:bottom w:val="none" w:sz="6" w:space="0" w:color="auto"/>
-              <w:right w:val="none" w:sz="6" w:space="0" w:color="auto"/>
-            </w:tcBorders>
-          </w:tcPr>
-          <w:p>
-            <w:pPr>
-              <w:spacing w:before="0" w:after="0"/>
-              <w:jc w:val="center"/>
-            </w:pPr>
-            <w:r>
-              <w:rPr>
-                <w:rFonts w:ascii="Cambria" w:hAnsi="Cambria"/>
-                <w:b/>
-                <w:color w:val="000000"/>
-                <w:sz w:val="17"/>
-              </w:rPr>
-              <w:t>▼</w:t>
-            </w:r>
-          </w:p>
-        </w:tc>
-      </w:tr>
-      <w:tr>
-        <w:tc>
-          <w:tcPr>
-            <w:tcW w:type="dxa" w:w="10224"/>
-            <w:tcMar>
-              <w:top w:w="60" w:type="dxa"/>
-              <w:bottom w:w="60" w:type="dxa"/>
-              <w:left w:w="90" w:type="dxa"/>
-              <w:right w:w="90" w:type="dxa"/>
-            </w:tcMar>
-            <w:shd w:fill="F2F2F2"/>
-            <w:tcBorders>
-              <w:top w:val="single" w:sz="12" w:space="0" w:color="000000"/>
-              <w:left w:val="single" w:sz="12" w:space="0" w:color="000000"/>
-              <w:bottom w:val="single" w:sz="12" w:space="0" w:color="000000"/>
-              <w:right w:val="single" w:sz="12" w:space="0" w:color="000000"/>
-            </w:tcBorders>
-          </w:tcPr>
-          <w:p>
-            <w:pPr>
-              <w:spacing w:before="0" w:after="20" w:line="252" w:lineRule="auto"/>
-              <w:jc w:val="left"/>
-            </w:pPr>
-            <w:r>
-              <w:rPr>
-                <w:rFonts w:ascii="Cambria" w:hAnsi="Cambria"/>
-                <w:b/>
-                <w:color w:val="000000"/>
-                <w:sz w:val="18"/>
-              </w:rPr>
-              <w:t>COMMIT PRIORITY METRICS TO RECORD</w:t>
-            </w:r>
-          </w:p>
-          <w:p>
-            <w:pPr>
-              <w:spacing w:before="20" w:after="0" w:line="252" w:lineRule="auto"/>
-              <w:jc w:val="left"/>
-            </w:pPr>
-            <w:r>
-              <w:rPr>
-                <w:rFonts w:ascii="Cambria" w:hAnsi="Cambria"/>
-                <w:i w:val="0"/>
-                <w:color w:val="000000"/>
-                <w:sz w:val="16"/>
-              </w:rPr>
-              <w:t>Persist priority score, safe hours remaining, and expiry timestamp to database registry.</w:t>
-            </w:r>
-          </w:p>
-        </w:tc>
-      </w:tr>
-    </w:tbl>
     <w:p>
       <w:pPr>
-        <w:spacing w:before="60" w:after="20" w:line="252" w:lineRule="auto"/>
-        <w:jc w:val="left"/>
+        <w:spacing w:before="40" w:after="80"/>
+        <w:jc w:val="center"/>
+      </w:pPr>
+      <w:r>
+        <w:drawing>
+          <wp:inline xmlns:a="http://schemas.openxmlformats.org/drawingml/2006/main" xmlns:pic="http://schemas.openxmlformats.org/drawingml/2006/picture">
+            <wp:extent cx="4572000" cy="4584192"/>
+            <wp:docPr id="3" name="Picture 3"/>
+            <wp:cNvGraphicFramePr>
+              <a:graphicFrameLocks noChangeAspect="1"/>
+            </wp:cNvGraphicFramePr>
+            <a:graphic>
+              <a:graphicData uri="http://schemas.openxmlformats.org/drawingml/2006/picture">
+                <pic:pic>
+                  <pic:nvPicPr>
+                    <pic:cNvPr id="0" name="flowchart_fig3.png"/>
+                    <pic:cNvPicPr/>
+                  </pic:nvPicPr>
+                  <pic:blipFill>
+                    <a:blip r:embed="rId12"/>
+                    <a:stretch>
+                      <a:fillRect/>
+                    </a:stretch>
+                  </pic:blipFill>
+                  <pic:spPr>
+                    <a:xfrm>
+                      <a:off x="0" y="0"/>
+                      <a:ext cx="4572000" cy="4584192"/>
+                    </a:xfrm>
+                    <a:prstGeom prst="rect"/>
+                  </pic:spPr>
+                </pic:pic>
+              </a:graphicData>
+            </a:graphic>
+          </wp:inline>
+        </w:drawing>
+      </w:r>
+    </w:p>
+    <w:p>
+      <w:pPr>
+        <w:spacing w:before="40" w:after="0" w:line="252" w:lineRule="auto"/>
+        <w:jc w:val="both"/>
       </w:pPr>
       <w:r>
         <w:rPr>
           <w:rFonts w:ascii="Cambria" w:hAnsi="Cambria"/>
           <w:b/>
-          <w:i w:val="0"/>
           <w:color w:val="000000"/>
-          <w:sz w:val="19"/>
+          <w:sz w:val="17"/>
         </w:rPr>
-        <w:t>Technical Description of FIG. 3:</w:t>
+        <w:t xml:space="preserve">Technical Description of FIG. 3: </w:t>
       </w:r>
-    </w:p>
-    <w:p>
-      <w:pPr>
-        <w:spacing w:before="0" w:after="40" w:line="252" w:lineRule="auto"/>
-        <w:jc w:val="left"/>
-      </w:pPr>
       <w:r>
         <w:rPr>
           <w:rFonts w:ascii="Cambria" w:hAnsi="Cambria"/>
-          <w:b w:val="0"/>
-          <w:i w:val="0"/>
           <w:color w:val="000000"/>
           <w:sz w:val="17"/>
         </w:rPr>
-        <w:t>FIG. 3 details the microbiological decay logic. The priority engine dynamically couples category-specific bacterial growth kinetics with batch mass and chronological transit deadlines, preventing the redistribution of spoiled food while guaranteeing that high-volume perishable batches are matched to nearby NGOs within minimum latency windows.</w:t>
+        <w:t>FIG. 3 details the microbiological decay logic. The priority engine couples category bacterial growth kinetics with batch mass and chronological transit deadlines, preventing the redistribution of spoiled food while guaranteeing that high-volume perishable batches are matched to nearby NGOs within minimum latency windows.</w:t>
       </w:r>
     </w:p>
     <w:p>
@@ -2556,14 +343,13 @@
     </w:p>
     <w:p>
       <w:pPr>
-        <w:spacing w:before="0" w:after="20" w:line="252" w:lineRule="auto"/>
+        <w:spacing w:before="0" w:after="40"/>
         <w:jc w:val="right"/>
       </w:pPr>
       <w:r>
         <w:rPr>
           <w:rFonts w:ascii="Cambria" w:hAnsi="Cambria"/>
           <w:b/>
-          <w:i w:val="0"/>
           <w:color w:val="000000"/>
           <w:sz w:val="18"/>
         </w:rPr>
@@ -2572,992 +358,95 @@
     </w:p>
     <w:p>
       <w:pPr>
-        <w:spacing w:before="0" w:after="20" w:line="252" w:lineRule="auto"/>
-        <w:jc w:val="left"/>
+        <w:spacing w:before="0" w:after="40"/>
+        <w:jc w:val="center"/>
       </w:pPr>
       <w:r>
         <w:rPr>
           <w:rFonts w:ascii="Cambria" w:hAnsi="Cambria"/>
           <w:b/>
-          <w:i w:val="0"/>
           <w:color w:val="000000"/>
           <w:sz w:val="25"/>
         </w:rPr>
-        <w:t>FIG. 4: PERISHABILITY-CONSTRAINED MULTI-STOP CVRP LOGISTICS ROUTING SUBSYSTEM</w:t>
+        <w:t>FIG. 4: PERISHABILITY-CONSTRAINED MULTI-STOP CVRP LOGISTICS ROUTING</w:t>
       </w:r>
     </w:p>
     <w:p>
       <w:pPr>
-        <w:spacing w:before="0" w:after="100" w:line="252" w:lineRule="auto"/>
-        <w:jc w:val="left"/>
+        <w:spacing w:before="0" w:after="80"/>
+        <w:jc w:val="center"/>
       </w:pPr>
       <w:r>
         <w:rPr>
           <w:rFonts w:ascii="Cambria" w:hAnsi="Cambria"/>
-          <w:b w:val="0"/>
           <w:i/>
           <w:color w:val="000000"/>
-          <w:sz w:val="18"/>
+          <w:sz w:val="17"/>
         </w:rPr>
         <w:t>Technical Field: Operations research, Capacitated Vehicle Routing Problem (CVRP), payload capacity boundaries, and transport emission minimization.</w:t>
       </w:r>
     </w:p>
-    <w:tbl>
-      <w:tblPr>
-        <w:tblW w:type="auto" w:w="0"/>
-        <w:jc w:val="center"/>
-        <w:tblLook w:firstColumn="1" w:firstRow="1" w:lastColumn="0" w:lastRow="0" w:noHBand="0" w:noVBand="1" w:val="04A0"/>
-      </w:tblPr>
-      <w:tblGrid>
-        <w:gridCol w:w="10224"/>
-      </w:tblGrid>
-      <w:tr>
-        <w:tc>
-          <w:tcPr>
-            <w:tcW w:type="dxa" w:w="10224"/>
-            <w:tcMar>
-              <w:top w:w="60" w:type="dxa"/>
-              <w:bottom w:w="60" w:type="dxa"/>
-              <w:left w:w="90" w:type="dxa"/>
-              <w:right w:w="90" w:type="dxa"/>
-            </w:tcMar>
-            <w:shd w:fill="F2F2F2"/>
-            <w:tcBorders>
-              <w:top w:val="single" w:sz="12" w:space="0" w:color="000000"/>
-              <w:left w:val="single" w:sz="12" w:space="0" w:color="000000"/>
-              <w:bottom w:val="single" w:sz="12" w:space="0" w:color="000000"/>
-              <w:right w:val="single" w:sz="12" w:space="0" w:color="000000"/>
-            </w:tcBorders>
-          </w:tcPr>
-          <w:p>
-            <w:pPr>
-              <w:spacing w:before="0" w:after="20" w:line="252" w:lineRule="auto"/>
-              <w:jc w:val="left"/>
-            </w:pPr>
-            <w:r>
-              <w:rPr>
-                <w:rFonts w:ascii="Cambria" w:hAnsi="Cambria"/>
-                <w:b/>
-                <w:color w:val="000000"/>
-                <w:sz w:val="18"/>
-              </w:rPr>
-              <w:t>START: VOLUNTEER MULTI-STOP DISPATCH REQUEST</w:t>
-            </w:r>
-          </w:p>
-          <w:p>
-            <w:pPr>
-              <w:spacing w:before="20" w:after="0" w:line="252" w:lineRule="auto"/>
-              <w:jc w:val="left"/>
-            </w:pPr>
-            <w:r>
-              <w:rPr>
-                <w:rFonts w:ascii="Cambria" w:hAnsi="Cambria"/>
-                <w:i w:val="0"/>
-                <w:color w:val="000000"/>
-                <w:sz w:val="16"/>
-              </w:rPr>
-              <w:t>Volunteer client requests optimal routing for multi-batch collection mission.</w:t>
-            </w:r>
-          </w:p>
-        </w:tc>
-      </w:tr>
-      <w:tr>
-        <w:tc>
-          <w:tcPr>
-            <w:tcW w:type="dxa" w:w="10224"/>
-            <w:tcBorders>
-              <w:top w:val="none" w:sz="6" w:space="0" w:color="auto"/>
-              <w:left w:val="none" w:sz="6" w:space="0" w:color="auto"/>
-              <w:bottom w:val="none" w:sz="6" w:space="0" w:color="auto"/>
-              <w:right w:val="none" w:sz="6" w:space="0" w:color="auto"/>
-            </w:tcBorders>
-          </w:tcPr>
-          <w:p>
-            <w:pPr>
-              <w:spacing w:before="0" w:after="0"/>
-              <w:jc w:val="center"/>
-            </w:pPr>
-            <w:r>
-              <w:rPr>
-                <w:rFonts w:ascii="Cambria" w:hAnsi="Cambria"/>
-                <w:b/>
-                <w:color w:val="000000"/>
-                <w:sz w:val="17"/>
-              </w:rPr>
-              <w:t>▼</w:t>
-            </w:r>
-          </w:p>
-        </w:tc>
-      </w:tr>
-      <w:tr>
-        <w:tc>
-          <w:tcPr>
-            <w:tcW w:type="dxa" w:w="10224"/>
-            <w:tcMar>
-              <w:top w:w="60" w:type="dxa"/>
-              <w:bottom w:w="60" w:type="dxa"/>
-              <w:left w:w="90" w:type="dxa"/>
-              <w:right w:w="90" w:type="dxa"/>
-            </w:tcMar>
-            <w:shd w:fill="FFFFFF"/>
-            <w:tcBorders>
-              <w:top w:val="single" w:sz="6" w:space="0" w:color="000000"/>
-              <w:left w:val="single" w:sz="6" w:space="0" w:color="000000"/>
-              <w:bottom w:val="single" w:sz="6" w:space="0" w:color="000000"/>
-              <w:right w:val="single" w:sz="6" w:space="0" w:color="000000"/>
-            </w:tcBorders>
-          </w:tcPr>
-          <w:p>
-            <w:pPr>
-              <w:spacing w:before="0" w:after="20" w:line="252" w:lineRule="auto"/>
-              <w:jc w:val="left"/>
-            </w:pPr>
-            <w:r>
-              <w:rPr>
-                <w:rFonts w:ascii="Cambria" w:hAnsi="Cambria"/>
-                <w:b/>
-                <w:color w:val="000000"/>
-                <w:sz w:val="18"/>
-              </w:rPr>
-              <w:t>INGEST MISSION GEOMETRY &amp; VEHICLE BOUNDARIES</w:t>
-            </w:r>
-          </w:p>
-          <w:p>
-            <w:pPr>
-              <w:spacing w:before="20" w:after="0" w:line="252" w:lineRule="auto"/>
-              <w:jc w:val="left"/>
-            </w:pPr>
-            <w:r>
-              <w:rPr>
-                <w:rFonts w:ascii="Cambria" w:hAnsi="Cambria"/>
-                <w:i w:val="0"/>
-                <w:color w:val="000000"/>
-                <w:sz w:val="16"/>
-              </w:rPr>
-              <w:t>Receive Volunteer Origin Coordinates, Vehicle Payload Capacity Limit (kg), Candidate Pickup Set P, and Candidate Delivery Shelter Set D.</w:t>
-            </w:r>
-          </w:p>
-        </w:tc>
-      </w:tr>
-      <w:tr>
-        <w:tc>
-          <w:tcPr>
-            <w:tcW w:type="dxa" w:w="10224"/>
-            <w:tcBorders>
-              <w:top w:val="none" w:sz="6" w:space="0" w:color="auto"/>
-              <w:left w:val="none" w:sz="6" w:space="0" w:color="auto"/>
-              <w:bottom w:val="none" w:sz="6" w:space="0" w:color="auto"/>
-              <w:right w:val="none" w:sz="6" w:space="0" w:color="auto"/>
-            </w:tcBorders>
-          </w:tcPr>
-          <w:p>
-            <w:pPr>
-              <w:spacing w:before="0" w:after="0"/>
-              <w:jc w:val="center"/>
-            </w:pPr>
-            <w:r>
-              <w:rPr>
-                <w:rFonts w:ascii="Cambria" w:hAnsi="Cambria"/>
-                <w:b/>
-                <w:color w:val="000000"/>
-                <w:sz w:val="17"/>
-              </w:rPr>
-              <w:t>▼</w:t>
-            </w:r>
-          </w:p>
-        </w:tc>
-      </w:tr>
-      <w:tr>
-        <w:tc>
-          <w:tcPr>
-            <w:tcW w:type="dxa" w:w="10224"/>
-            <w:tcMar>
-              <w:top w:w="60" w:type="dxa"/>
-              <w:bottom w:w="60" w:type="dxa"/>
-              <w:left w:w="90" w:type="dxa"/>
-              <w:right w:w="90" w:type="dxa"/>
-            </w:tcMar>
-            <w:shd w:fill="FFFFFF"/>
-            <w:tcBorders>
-              <w:top w:val="single" w:sz="6" w:space="0" w:color="000000"/>
-              <w:left w:val="single" w:sz="6" w:space="0" w:color="000000"/>
-              <w:bottom w:val="single" w:sz="6" w:space="0" w:color="000000"/>
-              <w:right w:val="single" w:sz="6" w:space="0" w:color="000000"/>
-            </w:tcBorders>
-          </w:tcPr>
-          <w:p>
-            <w:pPr>
-              <w:spacing w:before="0" w:after="20" w:line="252" w:lineRule="auto"/>
-              <w:jc w:val="left"/>
-            </w:pPr>
-            <w:r>
-              <w:rPr>
-                <w:rFonts w:ascii="Cambria" w:hAnsi="Cambria"/>
-                <w:b/>
-                <w:color w:val="000000"/>
-                <w:sz w:val="18"/>
-              </w:rPr>
-              <w:t>COMPUTE ALL-PAIRS HAVERSINE SPATIAL DISTANCE MATRIX</w:t>
-            </w:r>
-          </w:p>
-          <w:p>
-            <w:pPr>
-              <w:spacing w:before="20" w:after="0" w:line="252" w:lineRule="auto"/>
-              <w:jc w:val="left"/>
-            </w:pPr>
-            <w:r>
-              <w:rPr>
-                <w:rFonts w:ascii="Cambria" w:hAnsi="Cambria"/>
-                <w:i w:val="0"/>
-                <w:color w:val="000000"/>
-                <w:sz w:val="16"/>
-              </w:rPr>
-              <w:t>Calculate spherical distance matrix for all candidate node pairs using Haversine formula based on Earth radius R = 6,371 km.</w:t>
-            </w:r>
-          </w:p>
-        </w:tc>
-      </w:tr>
-      <w:tr>
-        <w:tc>
-          <w:tcPr>
-            <w:tcW w:type="dxa" w:w="10224"/>
-            <w:tcBorders>
-              <w:top w:val="none" w:sz="6" w:space="0" w:color="auto"/>
-              <w:left w:val="none" w:sz="6" w:space="0" w:color="auto"/>
-              <w:bottom w:val="none" w:sz="6" w:space="0" w:color="auto"/>
-              <w:right w:val="none" w:sz="6" w:space="0" w:color="auto"/>
-            </w:tcBorders>
-          </w:tcPr>
-          <w:p>
-            <w:pPr>
-              <w:spacing w:before="0" w:after="0"/>
-              <w:jc w:val="center"/>
-            </w:pPr>
-            <w:r>
-              <w:rPr>
-                <w:rFonts w:ascii="Cambria" w:hAnsi="Cambria"/>
-                <w:b/>
-                <w:color w:val="000000"/>
-                <w:sz w:val="17"/>
-              </w:rPr>
-              <w:t>▼</w:t>
-            </w:r>
-          </w:p>
-        </w:tc>
-      </w:tr>
-      <w:tr>
-        <w:tc>
-          <w:tcPr>
-            <w:tcW w:type="dxa" w:w="10224"/>
-            <w:tcMar>
-              <w:top w:w="60" w:type="dxa"/>
-              <w:bottom w:w="60" w:type="dxa"/>
-              <w:left w:w="90" w:type="dxa"/>
-              <w:right w:w="90" w:type="dxa"/>
-            </w:tcMar>
-            <w:shd w:fill="FFFFFF"/>
-            <w:tcBorders>
-              <w:top w:val="single" w:sz="6" w:space="0" w:color="000000"/>
-              <w:left w:val="single" w:sz="6" w:space="0" w:color="000000"/>
-              <w:bottom w:val="single" w:sz="6" w:space="0" w:color="000000"/>
-              <w:right w:val="single" w:sz="6" w:space="0" w:color="000000"/>
-            </w:tcBorders>
-          </w:tcPr>
-          <w:p>
-            <w:pPr>
-              <w:spacing w:before="0" w:after="20" w:line="252" w:lineRule="auto"/>
-              <w:jc w:val="left"/>
-            </w:pPr>
-            <w:r>
-              <w:rPr>
-                <w:rFonts w:ascii="Cambria" w:hAnsi="Cambria"/>
-                <w:b/>
-                <w:color w:val="000000"/>
-                <w:sz w:val="18"/>
-              </w:rPr>
-              <w:t>INITIALIZE VEHICLE TRAJECTORY &amp; PAYLOAD REGISTERS</w:t>
-            </w:r>
-          </w:p>
-          <w:p>
-            <w:pPr>
-              <w:spacing w:before="20" w:after="0" w:line="252" w:lineRule="auto"/>
-              <w:jc w:val="left"/>
-            </w:pPr>
-            <w:r>
-              <w:rPr>
-                <w:rFonts w:ascii="Cambria" w:hAnsi="Cambria"/>
-                <w:i w:val="0"/>
-                <w:color w:val="000000"/>
-                <w:sz w:val="16"/>
-              </w:rPr>
-              <w:t>Set Current Location = Origin, Current Payload = 0 kg, Total Distance = 0 km, Trajectory Array = [Depot Start].</w:t>
-            </w:r>
-          </w:p>
-        </w:tc>
-      </w:tr>
-      <w:tr>
-        <w:tc>
-          <w:tcPr>
-            <w:tcW w:type="dxa" w:w="10224"/>
-            <w:tcBorders>
-              <w:top w:val="none" w:sz="6" w:space="0" w:color="auto"/>
-              <w:left w:val="none" w:sz="6" w:space="0" w:color="auto"/>
-              <w:bottom w:val="none" w:sz="6" w:space="0" w:color="auto"/>
-              <w:right w:val="none" w:sz="6" w:space="0" w:color="auto"/>
-            </w:tcBorders>
-          </w:tcPr>
-          <w:p>
-            <w:pPr>
-              <w:spacing w:before="0" w:after="0"/>
-              <w:jc w:val="center"/>
-            </w:pPr>
-            <w:r>
-              <w:rPr>
-                <w:rFonts w:ascii="Cambria" w:hAnsi="Cambria"/>
-                <w:b/>
-                <w:color w:val="000000"/>
-                <w:sz w:val="17"/>
-              </w:rPr>
-              <w:t>▼</w:t>
-            </w:r>
-          </w:p>
-        </w:tc>
-      </w:tr>
-      <w:tr>
-        <w:tc>
-          <w:tcPr>
-            <w:tcW w:type="dxa" w:w="10224"/>
-            <w:tcMar>
-              <w:top w:w="60" w:type="dxa"/>
-              <w:bottom w:w="60" w:type="dxa"/>
-              <w:left w:w="90" w:type="dxa"/>
-              <w:right w:w="90" w:type="dxa"/>
-            </w:tcMar>
-            <w:shd w:fill="FFFFFF"/>
-            <w:tcBorders>
-              <w:top w:val="double" w:sz="10" w:space="0" w:color="000000"/>
-              <w:left w:val="double" w:sz="10" w:space="0" w:color="000000"/>
-              <w:bottom w:val="double" w:sz="10" w:space="0" w:color="000000"/>
-              <w:right w:val="double" w:sz="10" w:space="0" w:color="000000"/>
-            </w:tcBorders>
-          </w:tcPr>
-          <w:p>
-            <w:pPr>
-              <w:spacing w:before="0" w:after="20" w:line="252" w:lineRule="auto"/>
-              <w:jc w:val="left"/>
-            </w:pPr>
-            <w:r>
-              <w:rPr>
-                <w:rFonts w:ascii="Cambria" w:hAnsi="Cambria"/>
-                <w:b/>
-                <w:color w:val="000000"/>
-                <w:sz w:val="18"/>
-              </w:rPr>
-              <w:t>DECISION: ARE UNVISITED PICKUP NODES REMAINING?</w:t>
-            </w:r>
-          </w:p>
-          <w:p>
-            <w:pPr>
-              <w:spacing w:before="20" w:after="0" w:line="252" w:lineRule="auto"/>
-              <w:jc w:val="left"/>
-            </w:pPr>
-            <w:r>
-              <w:rPr>
-                <w:rFonts w:ascii="Cambria" w:hAnsi="Cambria"/>
-                <w:i w:val="0"/>
-                <w:color w:val="000000"/>
-                <w:sz w:val="16"/>
-              </w:rPr>
-              <w:t>Check if surplus food donors require collection along the active corridor.</w:t>
-            </w:r>
-          </w:p>
-        </w:tc>
-      </w:tr>
-      <w:tr>
-        <w:tc>
-          <w:tcPr>
-            <w:tcW w:type="dxa" w:w="10224"/>
-            <w:tcBorders>
-              <w:top w:val="none" w:sz="6" w:space="0" w:color="auto"/>
-              <w:left w:val="none" w:sz="6" w:space="0" w:color="auto"/>
-              <w:bottom w:val="none" w:sz="6" w:space="0" w:color="auto"/>
-              <w:right w:val="none" w:sz="6" w:space="0" w:color="auto"/>
-            </w:tcBorders>
-          </w:tcPr>
-          <w:p>
-            <w:pPr>
-              <w:spacing w:before="0" w:after="0"/>
-              <w:jc w:val="center"/>
-            </w:pPr>
-            <w:r>
-              <w:rPr>
-                <w:rFonts w:ascii="Cambria" w:hAnsi="Cambria"/>
-                <w:b/>
-                <w:color w:val="000000"/>
-                <w:sz w:val="17"/>
-              </w:rPr>
-              <w:t>▼</w:t>
-            </w:r>
-          </w:p>
-        </w:tc>
-      </w:tr>
-      <w:tr>
-        <w:tc>
-          <w:tcPr>
-            <w:tcW w:type="dxa" w:w="10224"/>
-            <w:tcMar>
-              <w:top w:w="60" w:type="dxa"/>
-              <w:bottom w:w="60" w:type="dxa"/>
-              <w:left w:w="90" w:type="dxa"/>
-              <w:right w:w="90" w:type="dxa"/>
-            </w:tcMar>
-            <w:shd w:fill="FFFFFF"/>
-            <w:tcBorders>
-              <w:top w:val="single" w:sz="6" w:space="0" w:color="000000"/>
-              <w:left w:val="single" w:sz="6" w:space="0" w:color="000000"/>
-              <w:bottom w:val="single" w:sz="6" w:space="0" w:color="000000"/>
-              <w:right w:val="single" w:sz="6" w:space="0" w:color="000000"/>
-            </w:tcBorders>
-          </w:tcPr>
-          <w:p>
-            <w:pPr>
-              <w:spacing w:before="0" w:after="20" w:line="252" w:lineRule="auto"/>
-              <w:jc w:val="left"/>
-            </w:pPr>
-            <w:r>
-              <w:rPr>
-                <w:rFonts w:ascii="Cambria" w:hAnsi="Cambria"/>
-                <w:b/>
-                <w:color w:val="000000"/>
-                <w:sz w:val="18"/>
-              </w:rPr>
-              <w:t>LOCATE NEAREST CANDIDATE PICKUP NODE</w:t>
-            </w:r>
-          </w:p>
-          <w:p>
-            <w:pPr>
-              <w:spacing w:before="20" w:after="0" w:line="252" w:lineRule="auto"/>
-              <w:jc w:val="left"/>
-            </w:pPr>
-            <w:r>
-              <w:rPr>
-                <w:rFonts w:ascii="Cambria" w:hAnsi="Cambria"/>
-                <w:i w:val="0"/>
-                <w:color w:val="000000"/>
-                <w:sz w:val="16"/>
-              </w:rPr>
-              <w:t>Identify unvisited pickup node in candidate set that minimizes spatial distance from current vehicle location.</w:t>
-            </w:r>
-          </w:p>
-        </w:tc>
-      </w:tr>
-      <w:tr>
-        <w:tc>
-          <w:tcPr>
-            <w:tcW w:type="dxa" w:w="10224"/>
-            <w:tcBorders>
-              <w:top w:val="none" w:sz="6" w:space="0" w:color="auto"/>
-              <w:left w:val="none" w:sz="6" w:space="0" w:color="auto"/>
-              <w:bottom w:val="none" w:sz="6" w:space="0" w:color="auto"/>
-              <w:right w:val="none" w:sz="6" w:space="0" w:color="auto"/>
-            </w:tcBorders>
-          </w:tcPr>
-          <w:p>
-            <w:pPr>
-              <w:spacing w:before="0" w:after="0"/>
-              <w:jc w:val="center"/>
-            </w:pPr>
-            <w:r>
-              <w:rPr>
-                <w:rFonts w:ascii="Cambria" w:hAnsi="Cambria"/>
-                <w:b/>
-                <w:color w:val="000000"/>
-                <w:sz w:val="17"/>
-              </w:rPr>
-              <w:t>▼</w:t>
-            </w:r>
-          </w:p>
-        </w:tc>
-      </w:tr>
-      <w:tr>
-        <w:tc>
-          <w:tcPr>
-            <w:tcW w:type="dxa" w:w="10224"/>
-            <w:tcMar>
-              <w:top w:w="60" w:type="dxa"/>
-              <w:bottom w:w="60" w:type="dxa"/>
-              <w:left w:w="90" w:type="dxa"/>
-              <w:right w:w="90" w:type="dxa"/>
-            </w:tcMar>
-            <w:shd w:fill="FFFFFF"/>
-            <w:tcBorders>
-              <w:top w:val="double" w:sz="10" w:space="0" w:color="000000"/>
-              <w:left w:val="double" w:sz="10" w:space="0" w:color="000000"/>
-              <w:bottom w:val="double" w:sz="10" w:space="0" w:color="000000"/>
-              <w:right w:val="double" w:sz="10" w:space="0" w:color="000000"/>
-            </w:tcBorders>
-          </w:tcPr>
-          <w:p>
-            <w:pPr>
-              <w:spacing w:before="0" w:after="20" w:line="252" w:lineRule="auto"/>
-              <w:jc w:val="left"/>
-            </w:pPr>
-            <w:r>
-              <w:rPr>
-                <w:rFonts w:ascii="Cambria" w:hAnsi="Cambria"/>
-                <w:b/>
-                <w:color w:val="000000"/>
-                <w:sz w:val="18"/>
-              </w:rPr>
-              <w:t>DECISION: DOES PAYLOAD SATISFY CAPACITY (PAYLOAD + MASS &lt;= CAPACITY)?</w:t>
-            </w:r>
-          </w:p>
-          <w:p>
-            <w:pPr>
-              <w:spacing w:before="20" w:after="0" w:line="252" w:lineRule="auto"/>
-              <w:jc w:val="left"/>
-            </w:pPr>
-            <w:r>
-              <w:rPr>
-                <w:rFonts w:ascii="Cambria" w:hAnsi="Cambria"/>
-                <w:i w:val="0"/>
-                <w:color w:val="000000"/>
-                <w:sz w:val="16"/>
-              </w:rPr>
-              <w:t>Verify that adding candidate donor batch does not breach vehicle gross payload limit.</w:t>
-            </w:r>
-          </w:p>
-        </w:tc>
-      </w:tr>
-      <w:tr>
-        <w:tc>
-          <w:tcPr>
-            <w:tcW w:type="dxa" w:w="10224"/>
-            <w:tcBorders>
-              <w:top w:val="none" w:sz="6" w:space="0" w:color="auto"/>
-              <w:left w:val="none" w:sz="6" w:space="0" w:color="auto"/>
-              <w:bottom w:val="none" w:sz="6" w:space="0" w:color="auto"/>
-              <w:right w:val="none" w:sz="6" w:space="0" w:color="auto"/>
-            </w:tcBorders>
-          </w:tcPr>
-          <w:p>
-            <w:pPr>
-              <w:spacing w:before="0" w:after="0"/>
-              <w:jc w:val="center"/>
-            </w:pPr>
-            <w:r>
-              <w:rPr>
-                <w:rFonts w:ascii="Cambria" w:hAnsi="Cambria"/>
-                <w:b/>
-                <w:color w:val="000000"/>
-                <w:sz w:val="17"/>
-              </w:rPr>
-              <w:t>▼</w:t>
-            </w:r>
-          </w:p>
-        </w:tc>
-      </w:tr>
-      <w:tr>
-        <w:tc>
-          <w:tcPr>
-            <w:tcW w:type="dxa" w:w="10224"/>
-            <w:tcMar>
-              <w:top w:w="60" w:type="dxa"/>
-              <w:bottom w:w="60" w:type="dxa"/>
-              <w:left w:w="90" w:type="dxa"/>
-              <w:right w:w="90" w:type="dxa"/>
-            </w:tcMar>
-            <w:shd w:fill="FFFFFF"/>
-            <w:tcBorders>
-              <w:top w:val="single" w:sz="6" w:space="0" w:color="000000"/>
-              <w:left w:val="single" w:sz="6" w:space="0" w:color="000000"/>
-              <w:bottom w:val="single" w:sz="6" w:space="0" w:color="000000"/>
-              <w:right w:val="single" w:sz="6" w:space="0" w:color="000000"/>
-            </w:tcBorders>
-          </w:tcPr>
-          <w:p>
-            <w:pPr>
-              <w:spacing w:before="0" w:after="20" w:line="252" w:lineRule="auto"/>
-              <w:jc w:val="left"/>
-            </w:pPr>
-            <w:r>
-              <w:rPr>
-                <w:rFonts w:ascii="Cambria" w:hAnsi="Cambria"/>
-                <w:b/>
-                <w:color w:val="000000"/>
-                <w:sz w:val="18"/>
-              </w:rPr>
-              <w:t>APPEND PICKUP STOP &amp; UPDATE VEHICLE PAYLOAD</w:t>
-            </w:r>
-          </w:p>
-          <w:p>
-            <w:pPr>
-              <w:spacing w:before="20" w:after="0" w:line="252" w:lineRule="auto"/>
-              <w:jc w:val="left"/>
-            </w:pPr>
-            <w:r>
-              <w:rPr>
-                <w:rFonts w:ascii="Cambria" w:hAnsi="Cambria"/>
-                <w:i w:val="0"/>
-                <w:color w:val="000000"/>
-                <w:sz w:val="16"/>
-              </w:rPr>
-              <w:t>Capacity Satisfied: Append pickup node to trajectory. Update current payload. Accumulate optimized distance. Remove node from candidate set.</w:t>
-            </w:r>
-          </w:p>
-        </w:tc>
-      </w:tr>
-      <w:tr>
-        <w:tc>
-          <w:tcPr>
-            <w:tcW w:type="dxa" w:w="10224"/>
-            <w:tcBorders>
-              <w:top w:val="none" w:sz="6" w:space="0" w:color="auto"/>
-              <w:left w:val="none" w:sz="6" w:space="0" w:color="auto"/>
-              <w:bottom w:val="none" w:sz="6" w:space="0" w:color="auto"/>
-              <w:right w:val="none" w:sz="6" w:space="0" w:color="auto"/>
-            </w:tcBorders>
-          </w:tcPr>
-          <w:p>
-            <w:pPr>
-              <w:spacing w:before="0" w:after="0"/>
-              <w:jc w:val="center"/>
-            </w:pPr>
-            <w:r>
-              <w:rPr>
-                <w:rFonts w:ascii="Cambria" w:hAnsi="Cambria"/>
-                <w:b/>
-                <w:color w:val="000000"/>
-                <w:sz w:val="17"/>
-              </w:rPr>
-              <w:t>▼</w:t>
-            </w:r>
-          </w:p>
-        </w:tc>
-      </w:tr>
-      <w:tr>
-        <w:tc>
-          <w:tcPr>
-            <w:tcW w:type="dxa" w:w="10224"/>
-            <w:tcMar>
-              <w:top w:w="60" w:type="dxa"/>
-              <w:bottom w:w="60" w:type="dxa"/>
-              <w:left w:w="90" w:type="dxa"/>
-              <w:right w:w="90" w:type="dxa"/>
-            </w:tcMar>
-            <w:shd w:fill="FFFFFF"/>
-            <w:tcBorders>
-              <w:top w:val="single" w:sz="6" w:space="0" w:color="000000"/>
-              <w:left w:val="single" w:sz="6" w:space="0" w:color="000000"/>
-              <w:bottom w:val="single" w:sz="6" w:space="0" w:color="000000"/>
-              <w:right w:val="single" w:sz="6" w:space="0" w:color="000000"/>
-            </w:tcBorders>
-          </w:tcPr>
-          <w:p>
-            <w:pPr>
-              <w:spacing w:before="0" w:after="20" w:line="252" w:lineRule="auto"/>
-              <w:jc w:val="left"/>
-            </w:pPr>
-            <w:r>
-              <w:rPr>
-                <w:rFonts w:ascii="Cambria" w:hAnsi="Cambria"/>
-                <w:b/>
-                <w:color w:val="000000"/>
-                <w:sz w:val="18"/>
-              </w:rPr>
-              <w:t>FORCE INTERMEDIATE DELIVERY DROPOFF IF CAPACITY EXCEEDED</w:t>
-            </w:r>
-          </w:p>
-          <w:p>
-            <w:pPr>
-              <w:spacing w:before="20" w:after="0" w:line="252" w:lineRule="auto"/>
-              <w:jc w:val="left"/>
-            </w:pPr>
-            <w:r>
-              <w:rPr>
-                <w:rFonts w:ascii="Cambria" w:hAnsi="Cambria"/>
-                <w:i w:val="0"/>
-                <w:color w:val="000000"/>
-                <w:sz w:val="16"/>
-              </w:rPr>
-              <w:t>Capacity Exceeded: Trigger mandatory intermediate delivery dropoff to nearest shelter before collecting further surplus.</w:t>
-            </w:r>
-          </w:p>
-        </w:tc>
-      </w:tr>
-      <w:tr>
-        <w:tc>
-          <w:tcPr>
-            <w:tcW w:type="dxa" w:w="10224"/>
-            <w:tcBorders>
-              <w:top w:val="none" w:sz="6" w:space="0" w:color="auto"/>
-              <w:left w:val="none" w:sz="6" w:space="0" w:color="auto"/>
-              <w:bottom w:val="none" w:sz="6" w:space="0" w:color="auto"/>
-              <w:right w:val="none" w:sz="6" w:space="0" w:color="auto"/>
-            </w:tcBorders>
-          </w:tcPr>
-          <w:p>
-            <w:pPr>
-              <w:spacing w:before="0" w:after="0"/>
-              <w:jc w:val="center"/>
-            </w:pPr>
-            <w:r>
-              <w:rPr>
-                <w:rFonts w:ascii="Cambria" w:hAnsi="Cambria"/>
-                <w:b/>
-                <w:color w:val="000000"/>
-                <w:sz w:val="17"/>
-              </w:rPr>
-              <w:t>▼</w:t>
-            </w:r>
-          </w:p>
-        </w:tc>
-      </w:tr>
-      <w:tr>
-        <w:tc>
-          <w:tcPr>
-            <w:tcW w:type="dxa" w:w="10224"/>
-            <w:tcMar>
-              <w:top w:w="60" w:type="dxa"/>
-              <w:bottom w:w="60" w:type="dxa"/>
-              <w:left w:w="90" w:type="dxa"/>
-              <w:right w:w="90" w:type="dxa"/>
-            </w:tcMar>
-            <w:shd w:fill="FFFFFF"/>
-            <w:tcBorders>
-              <w:top w:val="single" w:sz="6" w:space="0" w:color="000000"/>
-              <w:left w:val="single" w:sz="6" w:space="0" w:color="000000"/>
-              <w:bottom w:val="single" w:sz="6" w:space="0" w:color="000000"/>
-              <w:right w:val="single" w:sz="6" w:space="0" w:color="000000"/>
-            </w:tcBorders>
-          </w:tcPr>
-          <w:p>
-            <w:pPr>
-              <w:spacing w:before="0" w:after="20" w:line="252" w:lineRule="auto"/>
-              <w:jc w:val="left"/>
-            </w:pPr>
-            <w:r>
-              <w:rPr>
-                <w:rFonts w:ascii="Cambria" w:hAnsi="Cambria"/>
-                <w:b/>
-                <w:color w:val="000000"/>
-                <w:sz w:val="18"/>
-              </w:rPr>
-              <w:t>EXECUTE TOPOLOGICALLY PRECEDENT DELIVERY DROPOFFS</w:t>
-            </w:r>
-          </w:p>
-          <w:p>
-            <w:pPr>
-              <w:spacing w:before="20" w:after="0" w:line="252" w:lineRule="auto"/>
-              <w:jc w:val="left"/>
-            </w:pPr>
-            <w:r>
-              <w:rPr>
-                <w:rFonts w:ascii="Cambria" w:hAnsi="Cambria"/>
-                <w:i w:val="0"/>
-                <w:color w:val="000000"/>
-                <w:sz w:val="16"/>
-              </w:rPr>
-              <w:t>Enforce topological precedence dependency (Donor pickup must precede shelter delivery). Append nearest candidate shelter to trajectory. Decrement vehicle payload. Accumulate optimized distance.</w:t>
-            </w:r>
-          </w:p>
-        </w:tc>
-      </w:tr>
-      <w:tr>
-        <w:tc>
-          <w:tcPr>
-            <w:tcW w:type="dxa" w:w="10224"/>
-            <w:tcBorders>
-              <w:top w:val="none" w:sz="6" w:space="0" w:color="auto"/>
-              <w:left w:val="none" w:sz="6" w:space="0" w:color="auto"/>
-              <w:bottom w:val="none" w:sz="6" w:space="0" w:color="auto"/>
-              <w:right w:val="none" w:sz="6" w:space="0" w:color="auto"/>
-            </w:tcBorders>
-          </w:tcPr>
-          <w:p>
-            <w:pPr>
-              <w:spacing w:before="0" w:after="0"/>
-              <w:jc w:val="center"/>
-            </w:pPr>
-            <w:r>
-              <w:rPr>
-                <w:rFonts w:ascii="Cambria" w:hAnsi="Cambria"/>
-                <w:b/>
-                <w:color w:val="000000"/>
-                <w:sz w:val="17"/>
-              </w:rPr>
-              <w:t>▼</w:t>
-            </w:r>
-          </w:p>
-        </w:tc>
-      </w:tr>
-      <w:tr>
-        <w:tc>
-          <w:tcPr>
-            <w:tcW w:type="dxa" w:w="10224"/>
-            <w:tcMar>
-              <w:top w:w="60" w:type="dxa"/>
-              <w:bottom w:w="60" w:type="dxa"/>
-              <w:left w:w="90" w:type="dxa"/>
-              <w:right w:w="90" w:type="dxa"/>
-            </w:tcMar>
-            <w:shd w:fill="FFFFFF"/>
-            <w:tcBorders>
-              <w:top w:val="single" w:sz="6" w:space="0" w:color="000000"/>
-              <w:left w:val="single" w:sz="6" w:space="0" w:color="000000"/>
-              <w:bottom w:val="single" w:sz="6" w:space="0" w:color="000000"/>
-              <w:right w:val="single" w:sz="6" w:space="0" w:color="000000"/>
-            </w:tcBorders>
-          </w:tcPr>
-          <w:p>
-            <w:pPr>
-              <w:spacing w:before="0" w:after="20" w:line="252" w:lineRule="auto"/>
-              <w:jc w:val="left"/>
-            </w:pPr>
-            <w:r>
-              <w:rPr>
-                <w:rFonts w:ascii="Cambria" w:hAnsi="Cambria"/>
-                <w:b/>
-                <w:color w:val="000000"/>
-                <w:sz w:val="18"/>
-              </w:rPr>
-              <w:t>COMPUTE TRANSPORT EMISSION &amp; FUEL SAVINGS</w:t>
-            </w:r>
-          </w:p>
-          <w:p>
-            <w:pPr>
-              <w:spacing w:before="20" w:after="0" w:line="252" w:lineRule="auto"/>
-              <w:jc w:val="left"/>
-            </w:pPr>
-            <w:r>
-              <w:rPr>
-                <w:rFonts w:ascii="Cambria" w:hAnsi="Cambria"/>
-                <w:i w:val="0"/>
-                <w:color w:val="000000"/>
-                <w:sz w:val="16"/>
-              </w:rPr>
-              <w:t>Calculate conserved metrics relative to unoptimized radial transit:</w:t>
-              <w:br/>
-              <w:t>• Baseline Radial Distance = Optimized Distance * 1.40</w:t>
-              <w:br/>
-              <w:t>• Distance Saved = Baseline Distance - Optimized Distance</w:t>
-              <w:br/>
-              <w:t>• Diesel Conserved = Distance Saved * 0.12 L/km</w:t>
-              <w:br/>
-              <w:t>• Transport CO2e Avoided = Diesel Conserved * 2.31 kg CO2/L.</w:t>
-            </w:r>
-          </w:p>
-        </w:tc>
-      </w:tr>
-      <w:tr>
-        <w:tc>
-          <w:tcPr>
-            <w:tcW w:type="dxa" w:w="10224"/>
-            <w:tcBorders>
-              <w:top w:val="none" w:sz="6" w:space="0" w:color="auto"/>
-              <w:left w:val="none" w:sz="6" w:space="0" w:color="auto"/>
-              <w:bottom w:val="none" w:sz="6" w:space="0" w:color="auto"/>
-              <w:right w:val="none" w:sz="6" w:space="0" w:color="auto"/>
-            </w:tcBorders>
-          </w:tcPr>
-          <w:p>
-            <w:pPr>
-              <w:spacing w:before="0" w:after="0"/>
-              <w:jc w:val="center"/>
-            </w:pPr>
-            <w:r>
-              <w:rPr>
-                <w:rFonts w:ascii="Cambria" w:hAnsi="Cambria"/>
-                <w:b/>
-                <w:color w:val="000000"/>
-                <w:sz w:val="17"/>
-              </w:rPr>
-              <w:t>▼</w:t>
-            </w:r>
-          </w:p>
-        </w:tc>
-      </w:tr>
-      <w:tr>
-        <w:tc>
-          <w:tcPr>
-            <w:tcW w:type="dxa" w:w="10224"/>
-            <w:tcMar>
-              <w:top w:w="60" w:type="dxa"/>
-              <w:bottom w:w="60" w:type="dxa"/>
-              <w:left w:w="90" w:type="dxa"/>
-              <w:right w:w="90" w:type="dxa"/>
-            </w:tcMar>
-            <w:shd w:fill="F2F2F2"/>
-            <w:tcBorders>
-              <w:top w:val="single" w:sz="12" w:space="0" w:color="000000"/>
-              <w:left w:val="single" w:sz="12" w:space="0" w:color="000000"/>
-              <w:bottom w:val="single" w:sz="12" w:space="0" w:color="000000"/>
-              <w:right w:val="single" w:sz="12" w:space="0" w:color="000000"/>
-            </w:tcBorders>
-          </w:tcPr>
-          <w:p>
-            <w:pPr>
-              <w:spacing w:before="0" w:after="20" w:line="252" w:lineRule="auto"/>
-              <w:jc w:val="left"/>
-            </w:pPr>
-            <w:r>
-              <w:rPr>
-                <w:rFonts w:ascii="Cambria" w:hAnsi="Cambria"/>
-                <w:b/>
-                <w:color w:val="000000"/>
-                <w:sz w:val="18"/>
-              </w:rPr>
-              <w:t>TRANSMIT ORDERED MULTI-STOP MANIFEST TO CLIENT</w:t>
-            </w:r>
-          </w:p>
-          <w:p>
-            <w:pPr>
-              <w:spacing w:before="20" w:after="0" w:line="252" w:lineRule="auto"/>
-              <w:jc w:val="left"/>
-            </w:pPr>
-            <w:r>
-              <w:rPr>
-                <w:rFonts w:ascii="Cambria" w:hAnsi="Cambria"/>
-                <w:i w:val="0"/>
-                <w:color w:val="000000"/>
-                <w:sz w:val="16"/>
-              </w:rPr>
-              <w:t>Stream structured waypoint array with live turn-by-turn navigation instructions to volunteer terminal.</w:t>
-            </w:r>
-          </w:p>
-        </w:tc>
-      </w:tr>
-    </w:tbl>
     <w:p>
       <w:pPr>
-        <w:spacing w:before="60" w:after="20" w:line="252" w:lineRule="auto"/>
-        <w:jc w:val="left"/>
+        <w:spacing w:before="40" w:after="80"/>
+        <w:jc w:val="center"/>
+      </w:pPr>
+      <w:r>
+        <w:drawing>
+          <wp:inline xmlns:a="http://schemas.openxmlformats.org/drawingml/2006/main" xmlns:pic="http://schemas.openxmlformats.org/drawingml/2006/picture">
+            <wp:extent cx="4389120" cy="4798771"/>
+            <wp:docPr id="4" name="Picture 4"/>
+            <wp:cNvGraphicFramePr>
+              <a:graphicFrameLocks noChangeAspect="1"/>
+            </wp:cNvGraphicFramePr>
+            <a:graphic>
+              <a:graphicData uri="http://schemas.openxmlformats.org/drawingml/2006/picture">
+                <pic:pic>
+                  <pic:nvPicPr>
+                    <pic:cNvPr id="0" name="flowchart_fig4.png"/>
+                    <pic:cNvPicPr/>
+                  </pic:nvPicPr>
+                  <pic:blipFill>
+                    <a:blip r:embed="rId13"/>
+                    <a:stretch>
+                      <a:fillRect/>
+                    </a:stretch>
+                  </pic:blipFill>
+                  <pic:spPr>
+                    <a:xfrm>
+                      <a:off x="0" y="0"/>
+                      <a:ext cx="4389120" cy="4798771"/>
+                    </a:xfrm>
+                    <a:prstGeom prst="rect"/>
+                  </pic:spPr>
+                </pic:pic>
+              </a:graphicData>
+            </a:graphic>
+          </wp:inline>
+        </w:drawing>
+      </w:r>
+    </w:p>
+    <w:p>
+      <w:pPr>
+        <w:spacing w:before="40" w:after="0" w:line="252" w:lineRule="auto"/>
+        <w:jc w:val="both"/>
       </w:pPr>
       <w:r>
         <w:rPr>
           <w:rFonts w:ascii="Cambria" w:hAnsi="Cambria"/>
           <w:b/>
-          <w:i w:val="0"/>
           <w:color w:val="000000"/>
-          <w:sz w:val="19"/>
+          <w:sz w:val="17"/>
         </w:rPr>
-        <w:t>Technical Description of FIG. 4:</w:t>
+        <w:t xml:space="preserve">Technical Description of FIG. 4: </w:t>
       </w:r>
-    </w:p>
-    <w:p>
-      <w:pPr>
-        <w:spacing w:before="0" w:after="40" w:line="252" w:lineRule="auto"/>
-        <w:jc w:val="left"/>
-      </w:pPr>
       <w:r>
         <w:rPr>
           <w:rFonts w:ascii="Cambria" w:hAnsi="Cambria"/>
-          <w:b w:val="0"/>
-          <w:i w:val="0"/>
           <w:color w:val="000000"/>
           <w:sz w:val="17"/>
         </w:rPr>
-        <w:t>FIG. 4 illustrates the CVRP routing solver. The algorithm resolves multi-stop vehicle trajectories subject to gross payload weight limits and strict chronological pickup-before-delivery dependencies. In doing so, it consolidates disparate donor batches into fuel-minimized routes and directly quantifies transport greenhouse gas emission reductions.</w:t>
+        <w:t>FIG. 4 illustrates the CVRP routing solver. The algorithm resolves multi-stop vehicle trajectories subject to gross payload weight limits and strict chronological pickup-before-delivery dependencies, consolidating disparate donor batches into fuel-minimized routes and quantifying transport emission reductions.</w:t>
       </w:r>
     </w:p>
     <w:p>
@@ -3567,14 +456,13 @@
     </w:p>
     <w:p>
       <w:pPr>
-        <w:spacing w:before="0" w:after="20" w:line="252" w:lineRule="auto"/>
+        <w:spacing w:before="0" w:after="40"/>
         <w:jc w:val="right"/>
       </w:pPr>
       <w:r>
         <w:rPr>
           <w:rFonts w:ascii="Cambria" w:hAnsi="Cambria"/>
           <w:b/>
-          <w:i w:val="0"/>
           <w:color w:val="000000"/>
           <w:sz w:val="18"/>
         </w:rPr>
@@ -3583,682 +471,91 @@
     </w:p>
     <w:p>
       <w:pPr>
-        <w:spacing w:before="0" w:after="20" w:line="252" w:lineRule="auto"/>
-        <w:jc w:val="left"/>
+        <w:spacing w:before="0" w:after="40"/>
+        <w:jc w:val="center"/>
       </w:pPr>
       <w:r>
         <w:rPr>
           <w:rFonts w:ascii="Cambria" w:hAnsi="Cambria"/>
           <w:b/>
-          <w:i w:val="0"/>
           <w:color w:val="000000"/>
           <w:sz w:val="25"/>
         </w:rPr>
-        <w:t>FIG. 5: PROACTIVE SHELTER DEFICIT &amp; TIME-SERIES DEMAND FORECASTING SUBSYSTEM</w:t>
+        <w:t>FIG. 5: PROACTIVE SHELTER DEFICIT &amp; TIME-SERIES DEMAND FORECASTING</w:t>
       </w:r>
     </w:p>
     <w:p>
       <w:pPr>
-        <w:spacing w:before="0" w:after="100" w:line="252" w:lineRule="auto"/>
-        <w:jc w:val="left"/>
+        <w:spacing w:before="0" w:after="80"/>
+        <w:jc w:val="center"/>
       </w:pPr>
       <w:r>
         <w:rPr>
           <w:rFonts w:ascii="Cambria" w:hAnsi="Cambria"/>
-          <w:b w:val="0"/>
           <w:i/>
           <w:color w:val="000000"/>
-          <w:sz w:val="18"/>
+          <w:sz w:val="17"/>
         </w:rPr>
         <w:t>Technical Field: Time-series statistical forecasting, recipient inventory telemetry, and proactive commercial surplus solicitation.</w:t>
       </w:r>
     </w:p>
-    <w:tbl>
-      <w:tblPr>
-        <w:tblW w:type="auto" w:w="0"/>
-        <w:jc w:val="center"/>
-        <w:tblLook w:firstColumn="1" w:firstRow="1" w:lastColumn="0" w:lastRow="0" w:noHBand="0" w:noVBand="1" w:val="04A0"/>
-      </w:tblPr>
-      <w:tblGrid>
-        <w:gridCol w:w="10224"/>
-      </w:tblGrid>
-      <w:tr>
-        <w:tc>
-          <w:tcPr>
-            <w:tcW w:type="dxa" w:w="10224"/>
-            <w:tcMar>
-              <w:top w:w="60" w:type="dxa"/>
-              <w:bottom w:w="60" w:type="dxa"/>
-              <w:left w:w="90" w:type="dxa"/>
-              <w:right w:w="90" w:type="dxa"/>
-            </w:tcMar>
-            <w:shd w:fill="F2F2F2"/>
-            <w:tcBorders>
-              <w:top w:val="single" w:sz="12" w:space="0" w:color="000000"/>
-              <w:left w:val="single" w:sz="12" w:space="0" w:color="000000"/>
-              <w:bottom w:val="single" w:sz="12" w:space="0" w:color="000000"/>
-              <w:right w:val="single" w:sz="12" w:space="0" w:color="000000"/>
-            </w:tcBorders>
-          </w:tcPr>
-          <w:p>
-            <w:pPr>
-              <w:spacing w:before="0" w:after="20" w:line="252" w:lineRule="auto"/>
-              <w:jc w:val="left"/>
-            </w:pPr>
-            <w:r>
-              <w:rPr>
-                <w:rFonts w:ascii="Cambria" w:hAnsi="Cambria"/>
-                <w:b/>
-                <w:color w:val="000000"/>
-                <w:sz w:val="18"/>
-              </w:rPr>
-              <w:t>START: 24-HOUR RECURRENT FORECAST CYCLE</w:t>
-            </w:r>
-          </w:p>
-          <w:p>
-            <w:pPr>
-              <w:spacing w:before="20" w:after="0" w:line="252" w:lineRule="auto"/>
-              <w:jc w:val="left"/>
-            </w:pPr>
-            <w:r>
-              <w:rPr>
-                <w:rFonts w:ascii="Cambria" w:hAnsi="Cambria"/>
-                <w:i w:val="0"/>
-                <w:color w:val="000000"/>
-                <w:sz w:val="16"/>
-              </w:rPr>
-              <w:t>Engine triggers automated regional forecasting routine across urban ecosystem.</w:t>
-            </w:r>
-          </w:p>
-        </w:tc>
-      </w:tr>
-      <w:tr>
-        <w:tc>
-          <w:tcPr>
-            <w:tcW w:type="dxa" w:w="10224"/>
-            <w:tcBorders>
-              <w:top w:val="none" w:sz="6" w:space="0" w:color="auto"/>
-              <w:left w:val="none" w:sz="6" w:space="0" w:color="auto"/>
-              <w:bottom w:val="none" w:sz="6" w:space="0" w:color="auto"/>
-              <w:right w:val="none" w:sz="6" w:space="0" w:color="auto"/>
-            </w:tcBorders>
-          </w:tcPr>
-          <w:p>
-            <w:pPr>
-              <w:spacing w:before="0" w:after="0"/>
-              <w:jc w:val="center"/>
-            </w:pPr>
-            <w:r>
-              <w:rPr>
-                <w:rFonts w:ascii="Cambria" w:hAnsi="Cambria"/>
-                <w:b/>
-                <w:color w:val="000000"/>
-                <w:sz w:val="17"/>
-              </w:rPr>
-              <w:t>▼</w:t>
-            </w:r>
-          </w:p>
-        </w:tc>
-      </w:tr>
-      <w:tr>
-        <w:tc>
-          <w:tcPr>
-            <w:tcW w:type="dxa" w:w="10224"/>
-            <w:tcMar>
-              <w:top w:w="60" w:type="dxa"/>
-              <w:bottom w:w="60" w:type="dxa"/>
-              <w:left w:w="90" w:type="dxa"/>
-              <w:right w:w="90" w:type="dxa"/>
-            </w:tcMar>
-            <w:shd w:fill="FFFFFF"/>
-            <w:tcBorders>
-              <w:top w:val="single" w:sz="6" w:space="0" w:color="000000"/>
-              <w:left w:val="single" w:sz="6" w:space="0" w:color="000000"/>
-              <w:bottom w:val="single" w:sz="6" w:space="0" w:color="000000"/>
-              <w:right w:val="single" w:sz="6" w:space="0" w:color="000000"/>
-            </w:tcBorders>
-          </w:tcPr>
-          <w:p>
-            <w:pPr>
-              <w:spacing w:before="0" w:after="20" w:line="252" w:lineRule="auto"/>
-              <w:jc w:val="left"/>
-            </w:pPr>
-            <w:r>
-              <w:rPr>
-                <w:rFonts w:ascii="Cambria" w:hAnsi="Cambria"/>
-                <w:b/>
-                <w:color w:val="000000"/>
-                <w:sz w:val="18"/>
-              </w:rPr>
-              <w:t>INGEST RECIPIENT SHELTER INVENTORY &amp; CAPACITY TELEMETRY</w:t>
-            </w:r>
-          </w:p>
-          <w:p>
-            <w:pPr>
-              <w:spacing w:before="20" w:after="0" w:line="252" w:lineRule="auto"/>
-              <w:jc w:val="left"/>
-            </w:pPr>
-            <w:r>
-              <w:rPr>
-                <w:rFonts w:ascii="Cambria" w:hAnsi="Cambria"/>
-                <w:i w:val="0"/>
-                <w:color w:val="000000"/>
-                <w:sz w:val="16"/>
-              </w:rPr>
-              <w:t>Query registered NGO shelter network. Retrieve certified meal capacities, cold-storage availability flags, and on-hand inventory reserves.</w:t>
-            </w:r>
-          </w:p>
-        </w:tc>
-      </w:tr>
-      <w:tr>
-        <w:tc>
-          <w:tcPr>
-            <w:tcW w:type="dxa" w:w="10224"/>
-            <w:tcBorders>
-              <w:top w:val="none" w:sz="6" w:space="0" w:color="auto"/>
-              <w:left w:val="none" w:sz="6" w:space="0" w:color="auto"/>
-              <w:bottom w:val="none" w:sz="6" w:space="0" w:color="auto"/>
-              <w:right w:val="none" w:sz="6" w:space="0" w:color="auto"/>
-            </w:tcBorders>
-          </w:tcPr>
-          <w:p>
-            <w:pPr>
-              <w:spacing w:before="0" w:after="0"/>
-              <w:jc w:val="center"/>
-            </w:pPr>
-            <w:r>
-              <w:rPr>
-                <w:rFonts w:ascii="Cambria" w:hAnsi="Cambria"/>
-                <w:b/>
-                <w:color w:val="000000"/>
-                <w:sz w:val="17"/>
-              </w:rPr>
-              <w:t>▼</w:t>
-            </w:r>
-          </w:p>
-        </w:tc>
-      </w:tr>
-      <w:tr>
-        <w:tc>
-          <w:tcPr>
-            <w:tcW w:type="dxa" w:w="10224"/>
-            <w:tcMar>
-              <w:top w:w="60" w:type="dxa"/>
-              <w:bottom w:w="60" w:type="dxa"/>
-              <w:left w:w="90" w:type="dxa"/>
-              <w:right w:w="90" w:type="dxa"/>
-            </w:tcMar>
-            <w:shd w:fill="FFFFFF"/>
-            <w:tcBorders>
-              <w:top w:val="single" w:sz="6" w:space="0" w:color="000000"/>
-              <w:left w:val="single" w:sz="6" w:space="0" w:color="000000"/>
-              <w:bottom w:val="single" w:sz="6" w:space="0" w:color="000000"/>
-              <w:right w:val="single" w:sz="6" w:space="0" w:color="000000"/>
-            </w:tcBorders>
-          </w:tcPr>
-          <w:p>
-            <w:pPr>
-              <w:spacing w:before="0" w:after="20" w:line="252" w:lineRule="auto"/>
-              <w:jc w:val="left"/>
-            </w:pPr>
-            <w:r>
-              <w:rPr>
-                <w:rFonts w:ascii="Cambria" w:hAnsi="Cambria"/>
-                <w:b/>
-                <w:color w:val="000000"/>
-                <w:sz w:val="18"/>
-              </w:rPr>
-              <w:t>APPLY TIME-SERIES MEAL CONSUMPTION HEURISTIC</w:t>
-            </w:r>
-          </w:p>
-          <w:p>
-            <w:pPr>
-              <w:spacing w:before="20" w:after="0" w:line="252" w:lineRule="auto"/>
-              <w:jc w:val="left"/>
-            </w:pPr>
-            <w:r>
-              <w:rPr>
-                <w:rFonts w:ascii="Cambria" w:hAnsi="Cambria"/>
-                <w:i w:val="0"/>
-                <w:color w:val="000000"/>
-                <w:sz w:val="16"/>
-              </w:rPr>
-              <w:t>Apply multi-factor consumption coefficients:</w:t>
-              <w:br/>
-              <w:t>• Day-of-Week Trend Multiplier</w:t>
-              <w:br/>
-              <w:t>• Regional Holiday / Festival Calendar Multiplier</w:t>
-              <w:br/>
-              <w:t>Compute estimated meals needed = round(Capacity * 2.20 * Multipliers).</w:t>
-              <w:br/>
-              <w:t>Compute physical mass deficit (kg) = Estimated Meals Needed / 6.25 meals/kg.</w:t>
-            </w:r>
-          </w:p>
-        </w:tc>
-      </w:tr>
-      <w:tr>
-        <w:tc>
-          <w:tcPr>
-            <w:tcW w:type="dxa" w:w="10224"/>
-            <w:tcBorders>
-              <w:top w:val="none" w:sz="6" w:space="0" w:color="auto"/>
-              <w:left w:val="none" w:sz="6" w:space="0" w:color="auto"/>
-              <w:bottom w:val="none" w:sz="6" w:space="0" w:color="auto"/>
-              <w:right w:val="none" w:sz="6" w:space="0" w:color="auto"/>
-            </w:tcBorders>
-          </w:tcPr>
-          <w:p>
-            <w:pPr>
-              <w:spacing w:before="0" w:after="0"/>
-              <w:jc w:val="center"/>
-            </w:pPr>
-            <w:r>
-              <w:rPr>
-                <w:rFonts w:ascii="Cambria" w:hAnsi="Cambria"/>
-                <w:b/>
-                <w:color w:val="000000"/>
-                <w:sz w:val="17"/>
-              </w:rPr>
-              <w:t>▼</w:t>
-            </w:r>
-          </w:p>
-        </w:tc>
-      </w:tr>
-      <w:tr>
-        <w:tc>
-          <w:tcPr>
-            <w:tcW w:type="dxa" w:w="10224"/>
-            <w:tcMar>
-              <w:top w:w="60" w:type="dxa"/>
-              <w:bottom w:w="60" w:type="dxa"/>
-              <w:left w:w="90" w:type="dxa"/>
-              <w:right w:w="90" w:type="dxa"/>
-            </w:tcMar>
-            <w:shd w:fill="FFFFFF"/>
-            <w:tcBorders>
-              <w:top w:val="single" w:sz="6" w:space="0" w:color="000000"/>
-              <w:left w:val="single" w:sz="6" w:space="0" w:color="000000"/>
-              <w:bottom w:val="single" w:sz="6" w:space="0" w:color="000000"/>
-              <w:right w:val="single" w:sz="6" w:space="0" w:color="000000"/>
-            </w:tcBorders>
-          </w:tcPr>
-          <w:p>
-            <w:pPr>
-              <w:spacing w:before="0" w:after="20" w:line="252" w:lineRule="auto"/>
-              <w:jc w:val="left"/>
-            </w:pPr>
-            <w:r>
-              <w:rPr>
-                <w:rFonts w:ascii="Cambria" w:hAnsi="Cambria"/>
-                <w:b/>
-                <w:color w:val="000000"/>
-                <w:sz w:val="18"/>
-              </w:rPr>
-              <w:t>CLUSTER GEOSPATIAL DEFICIT CORRIDORS &amp; HIGH-DEMAND ZONES</w:t>
-            </w:r>
-          </w:p>
-          <w:p>
-            <w:pPr>
-              <w:spacing w:before="20" w:after="0" w:line="252" w:lineRule="auto"/>
-              <w:jc w:val="left"/>
-            </w:pPr>
-            <w:r>
-              <w:rPr>
-                <w:rFonts w:ascii="Cambria" w:hAnsi="Cambria"/>
-                <w:i w:val="0"/>
-                <w:color w:val="000000"/>
-                <w:sz w:val="16"/>
-              </w:rPr>
-              <w:t>Aggregate shelter requirements into spatial clusters across urban transit corridors.</w:t>
-            </w:r>
-          </w:p>
-        </w:tc>
-      </w:tr>
-      <w:tr>
-        <w:tc>
-          <w:tcPr>
-            <w:tcW w:type="dxa" w:w="10224"/>
-            <w:tcBorders>
-              <w:top w:val="none" w:sz="6" w:space="0" w:color="auto"/>
-              <w:left w:val="none" w:sz="6" w:space="0" w:color="auto"/>
-              <w:bottom w:val="none" w:sz="6" w:space="0" w:color="auto"/>
-              <w:right w:val="none" w:sz="6" w:space="0" w:color="auto"/>
-            </w:tcBorders>
-          </w:tcPr>
-          <w:p>
-            <w:pPr>
-              <w:spacing w:before="0" w:after="0"/>
-              <w:jc w:val="center"/>
-            </w:pPr>
-            <w:r>
-              <w:rPr>
-                <w:rFonts w:ascii="Cambria" w:hAnsi="Cambria"/>
-                <w:b/>
-                <w:color w:val="000000"/>
-                <w:sz w:val="17"/>
-              </w:rPr>
-              <w:t>▼</w:t>
-            </w:r>
-          </w:p>
-        </w:tc>
-      </w:tr>
-      <w:tr>
-        <w:tc>
-          <w:tcPr>
-            <w:tcW w:type="dxa" w:w="10224"/>
-            <w:tcMar>
-              <w:top w:w="60" w:type="dxa"/>
-              <w:bottom w:w="60" w:type="dxa"/>
-              <w:left w:w="90" w:type="dxa"/>
-              <w:right w:w="90" w:type="dxa"/>
-            </w:tcMar>
-            <w:shd w:fill="FFFFFF"/>
-            <w:tcBorders>
-              <w:top w:val="double" w:sz="10" w:space="0" w:color="000000"/>
-              <w:left w:val="double" w:sz="10" w:space="0" w:color="000000"/>
-              <w:bottom w:val="double" w:sz="10" w:space="0" w:color="000000"/>
-              <w:right w:val="double" w:sz="10" w:space="0" w:color="000000"/>
-            </w:tcBorders>
-          </w:tcPr>
-          <w:p>
-            <w:pPr>
-              <w:spacing w:before="0" w:after="20" w:line="252" w:lineRule="auto"/>
-              <w:jc w:val="left"/>
-            </w:pPr>
-            <w:r>
-              <w:rPr>
-                <w:rFonts w:ascii="Cambria" w:hAnsi="Cambria"/>
-                <w:b/>
-                <w:color w:val="000000"/>
-                <w:sz w:val="18"/>
-              </w:rPr>
-              <w:t>DECISION: CLASSIFY DEFICIT CRITICALITY &amp; PEAK TIMING WINDOWS</w:t>
-            </w:r>
-          </w:p>
-          <w:p>
-            <w:pPr>
-              <w:spacing w:before="20" w:after="0" w:line="252" w:lineRule="auto"/>
-              <w:jc w:val="left"/>
-            </w:pPr>
-            <w:r>
-              <w:rPr>
-                <w:rFonts w:ascii="Cambria" w:hAnsi="Cambria"/>
-                <w:i w:val="0"/>
-                <w:color w:val="000000"/>
-                <w:sz w:val="16"/>
-              </w:rPr>
-              <w:t>Categorize urgency levels:</w:t>
-              <w:br/>
-              <w:t>• Capacity &gt; 300 kg: CRITICAL (Peak Deficit Window: 12:30 PM - 02:00 PM Lunch Peak)</w:t>
-              <w:br/>
-              <w:t>• Capacity &gt; 150 kg: HIGH (Peak Deficit Window: 07:00 PM - 08:30 PM Dinner Peak)</w:t>
-              <w:br/>
-              <w:t>• Capacity &lt;= 150 kg: MODERATE (Breakfast Window).</w:t>
-            </w:r>
-          </w:p>
-        </w:tc>
-      </w:tr>
-      <w:tr>
-        <w:tc>
-          <w:tcPr>
-            <w:tcW w:type="dxa" w:w="10224"/>
-            <w:tcBorders>
-              <w:top w:val="none" w:sz="6" w:space="0" w:color="auto"/>
-              <w:left w:val="none" w:sz="6" w:space="0" w:color="auto"/>
-              <w:bottom w:val="none" w:sz="6" w:space="0" w:color="auto"/>
-              <w:right w:val="none" w:sz="6" w:space="0" w:color="auto"/>
-            </w:tcBorders>
-          </w:tcPr>
-          <w:p>
-            <w:pPr>
-              <w:spacing w:before="0" w:after="0"/>
-              <w:jc w:val="center"/>
-            </w:pPr>
-            <w:r>
-              <w:rPr>
-                <w:rFonts w:ascii="Cambria" w:hAnsi="Cambria"/>
-                <w:b/>
-                <w:color w:val="000000"/>
-                <w:sz w:val="17"/>
-              </w:rPr>
-              <w:t>▼</w:t>
-            </w:r>
-          </w:p>
-        </w:tc>
-      </w:tr>
-      <w:tr>
-        <w:tc>
-          <w:tcPr>
-            <w:tcW w:type="dxa" w:w="10224"/>
-            <w:tcMar>
-              <w:top w:w="60" w:type="dxa"/>
-              <w:bottom w:w="60" w:type="dxa"/>
-              <w:left w:w="90" w:type="dxa"/>
-              <w:right w:w="90" w:type="dxa"/>
-            </w:tcMar>
-            <w:shd w:fill="FFFFFF"/>
-            <w:tcBorders>
-              <w:top w:val="single" w:sz="6" w:space="0" w:color="000000"/>
-              <w:left w:val="single" w:sz="6" w:space="0" w:color="000000"/>
-              <w:bottom w:val="single" w:sz="6" w:space="0" w:color="000000"/>
-              <w:right w:val="single" w:sz="6" w:space="0" w:color="000000"/>
-            </w:tcBorders>
-          </w:tcPr>
-          <w:p>
-            <w:pPr>
-              <w:spacing w:before="0" w:after="20" w:line="252" w:lineRule="auto"/>
-              <w:jc w:val="left"/>
-            </w:pPr>
-            <w:r>
-              <w:rPr>
-                <w:rFonts w:ascii="Cambria" w:hAnsi="Cambria"/>
-                <w:b/>
-                <w:color w:val="000000"/>
-                <w:sz w:val="18"/>
-              </w:rPr>
-              <w:t>AGGREGATE EXPECTED ACTIVE COMMERCIAL SURPLUS INVENTORY</w:t>
-            </w:r>
-          </w:p>
-          <w:p>
-            <w:pPr>
-              <w:spacing w:before="20" w:after="0" w:line="252" w:lineRule="auto"/>
-              <w:jc w:val="left"/>
-            </w:pPr>
-            <w:r>
-              <w:rPr>
-                <w:rFonts w:ascii="Cambria" w:hAnsi="Cambria"/>
-                <w:i w:val="0"/>
-                <w:color w:val="000000"/>
-                <w:sz w:val="16"/>
-              </w:rPr>
-              <w:t>Query scheduled commercial kitchen buffets, banquet bookings, and institutional canteen schedules. Calculate Deficit Coverage Percentage = (Expected Surplus / Total Deficit) * 100.</w:t>
-            </w:r>
-          </w:p>
-        </w:tc>
-      </w:tr>
-      <w:tr>
-        <w:tc>
-          <w:tcPr>
-            <w:tcW w:type="dxa" w:w="10224"/>
-            <w:tcBorders>
-              <w:top w:val="none" w:sz="6" w:space="0" w:color="auto"/>
-              <w:left w:val="none" w:sz="6" w:space="0" w:color="auto"/>
-              <w:bottom w:val="none" w:sz="6" w:space="0" w:color="auto"/>
-              <w:right w:val="none" w:sz="6" w:space="0" w:color="auto"/>
-            </w:tcBorders>
-          </w:tcPr>
-          <w:p>
-            <w:pPr>
-              <w:spacing w:before="0" w:after="0"/>
-              <w:jc w:val="center"/>
-            </w:pPr>
-            <w:r>
-              <w:rPr>
-                <w:rFonts w:ascii="Cambria" w:hAnsi="Cambria"/>
-                <w:b/>
-                <w:color w:val="000000"/>
-                <w:sz w:val="17"/>
-              </w:rPr>
-              <w:t>▼</w:t>
-            </w:r>
-          </w:p>
-        </w:tc>
-      </w:tr>
-      <w:tr>
-        <w:tc>
-          <w:tcPr>
-            <w:tcW w:type="dxa" w:w="10224"/>
-            <w:tcMar>
-              <w:top w:w="60" w:type="dxa"/>
-              <w:bottom w:w="60" w:type="dxa"/>
-              <w:left w:w="90" w:type="dxa"/>
-              <w:right w:w="90" w:type="dxa"/>
-            </w:tcMar>
-            <w:shd w:fill="FFFFFF"/>
-            <w:tcBorders>
-              <w:top w:val="single" w:sz="6" w:space="0" w:color="000000"/>
-              <w:left w:val="single" w:sz="6" w:space="0" w:color="000000"/>
-              <w:bottom w:val="single" w:sz="6" w:space="0" w:color="000000"/>
-              <w:right w:val="single" w:sz="6" w:space="0" w:color="000000"/>
-            </w:tcBorders>
-          </w:tcPr>
-          <w:p>
-            <w:pPr>
-              <w:spacing w:before="0" w:after="20" w:line="252" w:lineRule="auto"/>
-              <w:jc w:val="left"/>
-            </w:pPr>
-            <w:r>
-              <w:rPr>
-                <w:rFonts w:ascii="Cambria" w:hAnsi="Cambria"/>
-                <w:b/>
-                <w:color w:val="000000"/>
-                <w:sz w:val="18"/>
-              </w:rPr>
-              <w:t>GENERATE PROACTIVE INVENTORY DISPATCH &amp; SOLICITATION NOTICES</w:t>
-            </w:r>
-          </w:p>
-          <w:p>
-            <w:pPr>
-              <w:spacing w:before="20" w:after="0" w:line="252" w:lineRule="auto"/>
-              <w:jc w:val="left"/>
-            </w:pPr>
-            <w:r>
-              <w:rPr>
-                <w:rFonts w:ascii="Cambria" w:hAnsi="Cambria"/>
-                <w:i w:val="0"/>
-                <w:color w:val="000000"/>
-                <w:sz w:val="16"/>
-              </w:rPr>
-              <w:t>Synthesize proactive surplus request alerts transmitted to commercial hotels and banquet halls 6 hours prior to predicted peak deficit windows.</w:t>
-            </w:r>
-          </w:p>
-        </w:tc>
-      </w:tr>
-      <w:tr>
-        <w:tc>
-          <w:tcPr>
-            <w:tcW w:type="dxa" w:w="10224"/>
-            <w:tcBorders>
-              <w:top w:val="none" w:sz="6" w:space="0" w:color="auto"/>
-              <w:left w:val="none" w:sz="6" w:space="0" w:color="auto"/>
-              <w:bottom w:val="none" w:sz="6" w:space="0" w:color="auto"/>
-              <w:right w:val="none" w:sz="6" w:space="0" w:color="auto"/>
-            </w:tcBorders>
-          </w:tcPr>
-          <w:p>
-            <w:pPr>
-              <w:spacing w:before="0" w:after="0"/>
-              <w:jc w:val="center"/>
-            </w:pPr>
-            <w:r>
-              <w:rPr>
-                <w:rFonts w:ascii="Cambria" w:hAnsi="Cambria"/>
-                <w:b/>
-                <w:color w:val="000000"/>
-                <w:sz w:val="17"/>
-              </w:rPr>
-              <w:t>▼</w:t>
-            </w:r>
-          </w:p>
-        </w:tc>
-      </w:tr>
-      <w:tr>
-        <w:tc>
-          <w:tcPr>
-            <w:tcW w:type="dxa" w:w="10224"/>
-            <w:tcMar>
-              <w:top w:w="60" w:type="dxa"/>
-              <w:bottom w:w="60" w:type="dxa"/>
-              <w:left w:w="90" w:type="dxa"/>
-              <w:right w:w="90" w:type="dxa"/>
-            </w:tcMar>
-            <w:shd w:fill="F2F2F2"/>
-            <w:tcBorders>
-              <w:top w:val="single" w:sz="12" w:space="0" w:color="000000"/>
-              <w:left w:val="single" w:sz="12" w:space="0" w:color="000000"/>
-              <w:bottom w:val="single" w:sz="12" w:space="0" w:color="000000"/>
-              <w:right w:val="single" w:sz="12" w:space="0" w:color="000000"/>
-            </w:tcBorders>
-          </w:tcPr>
-          <w:p>
-            <w:pPr>
-              <w:spacing w:before="0" w:after="20" w:line="252" w:lineRule="auto"/>
-              <w:jc w:val="left"/>
-            </w:pPr>
-            <w:r>
-              <w:rPr>
-                <w:rFonts w:ascii="Cambria" w:hAnsi="Cambria"/>
-                <w:b/>
-                <w:color w:val="000000"/>
-                <w:sz w:val="18"/>
-              </w:rPr>
-              <w:t>OUTPUT FORECAST MATRIX TO ADMINISTRATIVE OBSERVATORY</w:t>
-            </w:r>
-          </w:p>
-          <w:p>
-            <w:pPr>
-              <w:spacing w:before="20" w:after="0" w:line="252" w:lineRule="auto"/>
-              <w:jc w:val="left"/>
-            </w:pPr>
-            <w:r>
-              <w:rPr>
-                <w:rFonts w:ascii="Cambria" w:hAnsi="Cambria"/>
-                <w:i w:val="0"/>
-                <w:color w:val="000000"/>
-                <w:sz w:val="16"/>
-              </w:rPr>
-              <w:t>Render demand predictions, high-risk zones, and proactive dispatch recommendations on central dashboard.</w:t>
-            </w:r>
-          </w:p>
-        </w:tc>
-      </w:tr>
-    </w:tbl>
     <w:p>
       <w:pPr>
-        <w:spacing w:before="60" w:after="20" w:line="252" w:lineRule="auto"/>
-        <w:jc w:val="left"/>
+        <w:spacing w:before="40" w:after="80"/>
+        <w:jc w:val="center"/>
+      </w:pPr>
+      <w:r>
+        <w:drawing>
+          <wp:inline xmlns:a="http://schemas.openxmlformats.org/drawingml/2006/main" xmlns:pic="http://schemas.openxmlformats.org/drawingml/2006/picture">
+            <wp:extent cx="4572000" cy="4584192"/>
+            <wp:docPr id="5" name="Picture 5"/>
+            <wp:cNvGraphicFramePr>
+              <a:graphicFrameLocks noChangeAspect="1"/>
+            </wp:cNvGraphicFramePr>
+            <a:graphic>
+              <a:graphicData uri="http://schemas.openxmlformats.org/drawingml/2006/picture">
+                <pic:pic>
+                  <pic:nvPicPr>
+                    <pic:cNvPr id="0" name="flowchart_fig5.png"/>
+                    <pic:cNvPicPr/>
+                  </pic:nvPicPr>
+                  <pic:blipFill>
+                    <a:blip r:embed="rId14"/>
+                    <a:stretch>
+                      <a:fillRect/>
+                    </a:stretch>
+                  </pic:blipFill>
+                  <pic:spPr>
+                    <a:xfrm>
+                      <a:off x="0" y="0"/>
+                      <a:ext cx="4572000" cy="4584192"/>
+                    </a:xfrm>
+                    <a:prstGeom prst="rect"/>
+                  </pic:spPr>
+                </pic:pic>
+              </a:graphicData>
+            </a:graphic>
+          </wp:inline>
+        </w:drawing>
+      </w:r>
+    </w:p>
+    <w:p>
+      <w:pPr>
+        <w:spacing w:before="40" w:after="0" w:line="252" w:lineRule="auto"/>
+        <w:jc w:val="both"/>
       </w:pPr>
       <w:r>
         <w:rPr>
           <w:rFonts w:ascii="Cambria" w:hAnsi="Cambria"/>
           <w:b/>
-          <w:i w:val="0"/>
           <w:color w:val="000000"/>
-          <w:sz w:val="19"/>
+          <w:sz w:val="17"/>
         </w:rPr>
-        <w:t>Technical Description of FIG. 5:</w:t>
+        <w:t xml:space="preserve">Technical Description of FIG. 5: </w:t>
       </w:r>
-    </w:p>
-    <w:p>
-      <w:pPr>
-        <w:spacing w:before="0" w:after="40" w:line="252" w:lineRule="auto"/>
-        <w:jc w:val="left"/>
-      </w:pPr>
       <w:r>
         <w:rPr>
           <w:rFonts w:ascii="Cambria" w:hAnsi="Cambria"/>
-          <w:b w:val="0"/>
-          <w:i w:val="0"/>
           <w:color w:val="000000"/>
           <w:sz w:val="17"/>
         </w:rPr>
@@ -4272,14 +569,13 @@
     </w:p>
     <w:p>
       <w:pPr>
-        <w:spacing w:before="0" w:after="20" w:line="252" w:lineRule="auto"/>
+        <w:spacing w:before="0" w:after="40"/>
         <w:jc w:val="right"/>
       </w:pPr>
       <w:r>
         <w:rPr>
           <w:rFonts w:ascii="Cambria" w:hAnsi="Cambria"/>
           <w:b/>
-          <w:i w:val="0"/>
           <w:color w:val="000000"/>
           <w:sz w:val="18"/>
         </w:rPr>
@@ -4288,1002 +584,101 @@
     </w:p>
     <w:p>
       <w:pPr>
-        <w:spacing w:before="0" w:after="20" w:line="252" w:lineRule="auto"/>
-        <w:jc w:val="left"/>
+        <w:spacing w:before="0" w:after="40"/>
+        <w:jc w:val="center"/>
       </w:pPr>
       <w:r>
         <w:rPr>
           <w:rFonts w:ascii="Cambria" w:hAnsi="Cambria"/>
           <w:b/>
-          <w:i w:val="0"/>
           <w:color w:val="000000"/>
           <w:sz w:val="25"/>
         </w:rPr>
-        <w:t>FIG. 6: ZERO-TRUST CHAIN OF CUSTODY &amp; CRYPTOGRAPHIC SHA-256 ENVIRONMENTAL LEDGER</w:t>
+        <w:t>FIG. 6: ZERO-TRUST CHAIN OF CUSTODY &amp; CRYPTOGRAPHIC SHA-256 AUDIT LEDGER</w:t>
       </w:r>
     </w:p>
     <w:p>
       <w:pPr>
-        <w:spacing w:before="0" w:after="100" w:line="252" w:lineRule="auto"/>
-        <w:jc w:val="left"/>
+        <w:spacing w:before="0" w:after="80"/>
+        <w:jc w:val="center"/>
       </w:pPr>
       <w:r>
         <w:rPr>
           <w:rFonts w:ascii="Cambria" w:hAnsi="Cambria"/>
-          <w:b w:val="0"/>
           <w:i/>
           <w:color w:val="000000"/>
-          <w:sz w:val="18"/>
+          <w:sz w:val="17"/>
         </w:rPr>
         <w:t>Technical Field: Cryptographic authentication, zero-trust token handshakes, IPCC AR6 multi-gas environmental accounting, and immutable SHA-256 ledgers.</w:t>
       </w:r>
     </w:p>
-    <w:tbl>
-      <w:tblPr>
-        <w:tblW w:type="auto" w:w="0"/>
-        <w:jc w:val="center"/>
-        <w:tblLook w:firstColumn="1" w:firstRow="1" w:lastColumn="0" w:lastRow="0" w:noHBand="0" w:noVBand="1" w:val="04A0"/>
-      </w:tblPr>
-      <w:tblGrid>
-        <w:gridCol w:w="10224"/>
-      </w:tblGrid>
-      <w:tr>
-        <w:tc>
-          <w:tcPr>
-            <w:tcW w:type="dxa" w:w="10224"/>
-            <w:tcMar>
-              <w:top w:w="60" w:type="dxa"/>
-              <w:bottom w:w="60" w:type="dxa"/>
-              <w:left w:w="90" w:type="dxa"/>
-              <w:right w:w="90" w:type="dxa"/>
-            </w:tcMar>
-            <w:shd w:fill="F2F2F2"/>
-            <w:tcBorders>
-              <w:top w:val="single" w:sz="12" w:space="0" w:color="000000"/>
-              <w:left w:val="single" w:sz="12" w:space="0" w:color="000000"/>
-              <w:bottom w:val="single" w:sz="12" w:space="0" w:color="000000"/>
-              <w:right w:val="single" w:sz="12" w:space="0" w:color="000000"/>
-            </w:tcBorders>
-          </w:tcPr>
-          <w:p>
-            <w:pPr>
-              <w:spacing w:before="0" w:after="20" w:line="252" w:lineRule="auto"/>
-              <w:jc w:val="left"/>
-            </w:pPr>
-            <w:r>
-              <w:rPr>
-                <w:rFonts w:ascii="Cambria" w:hAnsi="Cambria"/>
-                <w:b/>
-                <w:color w:val="000000"/>
-                <w:sz w:val="18"/>
-              </w:rPr>
-              <w:t>START: DONATION VALIDATION CONFIRMATION</w:t>
-            </w:r>
-          </w:p>
-          <w:p>
-            <w:pPr>
-              <w:spacing w:before="20" w:after="0" w:line="252" w:lineRule="auto"/>
-              <w:jc w:val="left"/>
-            </w:pPr>
-            <w:r>
-              <w:rPr>
-                <w:rFonts w:ascii="Cambria" w:hAnsi="Cambria"/>
-                <w:i w:val="0"/>
-                <w:color w:val="000000"/>
-                <w:sz w:val="16"/>
-              </w:rPr>
-              <w:t>Donation entity validated and assigned to logistical transit pipeline.</w:t>
-            </w:r>
-          </w:p>
-        </w:tc>
-      </w:tr>
-      <w:tr>
-        <w:tc>
-          <w:tcPr>
-            <w:tcW w:type="dxa" w:w="10224"/>
-            <w:tcBorders>
-              <w:top w:val="none" w:sz="6" w:space="0" w:color="auto"/>
-              <w:left w:val="none" w:sz="6" w:space="0" w:color="auto"/>
-              <w:bottom w:val="none" w:sz="6" w:space="0" w:color="auto"/>
-              <w:right w:val="none" w:sz="6" w:space="0" w:color="auto"/>
-            </w:tcBorders>
-          </w:tcPr>
-          <w:p>
-            <w:pPr>
-              <w:spacing w:before="0" w:after="0"/>
-              <w:jc w:val="center"/>
-            </w:pPr>
-            <w:r>
-              <w:rPr>
-                <w:rFonts w:ascii="Cambria" w:hAnsi="Cambria"/>
-                <w:b/>
-                <w:color w:val="000000"/>
-                <w:sz w:val="17"/>
-              </w:rPr>
-              <w:t>▼</w:t>
-            </w:r>
-          </w:p>
-        </w:tc>
-      </w:tr>
-      <w:tr>
-        <w:tc>
-          <w:tcPr>
-            <w:tcW w:type="dxa" w:w="10224"/>
-            <w:tcMar>
-              <w:top w:w="60" w:type="dxa"/>
-              <w:bottom w:w="60" w:type="dxa"/>
-              <w:left w:w="90" w:type="dxa"/>
-              <w:right w:w="90" w:type="dxa"/>
-            </w:tcMar>
-            <w:shd w:fill="FFFFFF"/>
-            <w:tcBorders>
-              <w:top w:val="single" w:sz="6" w:space="0" w:color="000000"/>
-              <w:left w:val="single" w:sz="6" w:space="0" w:color="000000"/>
-              <w:bottom w:val="single" w:sz="6" w:space="0" w:color="000000"/>
-              <w:right w:val="single" w:sz="6" w:space="0" w:color="000000"/>
-            </w:tcBorders>
-          </w:tcPr>
-          <w:p>
-            <w:pPr>
-              <w:spacing w:before="0" w:after="20" w:line="252" w:lineRule="auto"/>
-              <w:jc w:val="left"/>
-            </w:pPr>
-            <w:r>
-              <w:rPr>
-                <w:rFonts w:ascii="Cambria" w:hAnsi="Cambria"/>
-                <w:b/>
-                <w:color w:val="000000"/>
-                <w:sz w:val="18"/>
-              </w:rPr>
-              <w:t>GENERATE NON-DETERMINISTIC SINGLE-USE HANDOVER TOKEN</w:t>
-            </w:r>
-          </w:p>
-          <w:p>
-            <w:pPr>
-              <w:spacing w:before="20" w:after="0" w:line="252" w:lineRule="auto"/>
-              <w:jc w:val="left"/>
-            </w:pPr>
-            <w:r>
-              <w:rPr>
-                <w:rFonts w:ascii="Cambria" w:hAnsi="Cambria"/>
-                <w:i w:val="0"/>
-                <w:color w:val="000000"/>
-                <w:sz w:val="16"/>
-              </w:rPr>
-              <w:t>Execute cryptographic entropy generation to synthesize unique 8-character single-use token from UUID_v4 entropy source. Token is hashed and registered in database.</w:t>
-            </w:r>
-          </w:p>
-        </w:tc>
-      </w:tr>
-      <w:tr>
-        <w:tc>
-          <w:tcPr>
-            <w:tcW w:type="dxa" w:w="10224"/>
-            <w:tcBorders>
-              <w:top w:val="none" w:sz="6" w:space="0" w:color="auto"/>
-              <w:left w:val="none" w:sz="6" w:space="0" w:color="auto"/>
-              <w:bottom w:val="none" w:sz="6" w:space="0" w:color="auto"/>
-              <w:right w:val="none" w:sz="6" w:space="0" w:color="auto"/>
-            </w:tcBorders>
-          </w:tcPr>
-          <w:p>
-            <w:pPr>
-              <w:spacing w:before="0" w:after="0"/>
-              <w:jc w:val="center"/>
-            </w:pPr>
-            <w:r>
-              <w:rPr>
-                <w:rFonts w:ascii="Cambria" w:hAnsi="Cambria"/>
-                <w:b/>
-                <w:color w:val="000000"/>
-                <w:sz w:val="17"/>
-              </w:rPr>
-              <w:t>▼</w:t>
-            </w:r>
-          </w:p>
-        </w:tc>
-      </w:tr>
-      <w:tr>
-        <w:tc>
-          <w:tcPr>
-            <w:tcW w:type="dxa" w:w="10224"/>
-            <w:tcMar>
-              <w:top w:w="60" w:type="dxa"/>
-              <w:bottom w:w="60" w:type="dxa"/>
-              <w:left w:w="90" w:type="dxa"/>
-              <w:right w:w="90" w:type="dxa"/>
-            </w:tcMar>
-            <w:shd w:fill="FFFFFF"/>
-            <w:tcBorders>
-              <w:top w:val="single" w:sz="6" w:space="0" w:color="000000"/>
-              <w:left w:val="single" w:sz="6" w:space="0" w:color="000000"/>
-              <w:bottom w:val="single" w:sz="6" w:space="0" w:color="000000"/>
-              <w:right w:val="single" w:sz="6" w:space="0" w:color="000000"/>
-            </w:tcBorders>
-          </w:tcPr>
-          <w:p>
-            <w:pPr>
-              <w:spacing w:before="0" w:after="20" w:line="252" w:lineRule="auto"/>
-              <w:jc w:val="left"/>
-            </w:pPr>
-            <w:r>
-              <w:rPr>
-                <w:rFonts w:ascii="Cambria" w:hAnsi="Cambria"/>
-                <w:b/>
-                <w:color w:val="000000"/>
-                <w:sz w:val="18"/>
-              </w:rPr>
-              <w:t>RENDER &amp; AFFIX 2D OPTICAL MACHINE-READABLE CODE</w:t>
-            </w:r>
-          </w:p>
-          <w:p>
-            <w:pPr>
-              <w:spacing w:before="20" w:after="0" w:line="252" w:lineRule="auto"/>
-              <w:jc w:val="left"/>
-            </w:pPr>
-            <w:r>
-              <w:rPr>
-                <w:rFonts w:ascii="Cambria" w:hAnsi="Cambria"/>
-                <w:i w:val="0"/>
-                <w:color w:val="000000"/>
-                <w:sz w:val="16"/>
-              </w:rPr>
-              <w:t>Generate high-density 2D optical barcode (QR code) encoding handover token. Affix physical label directly to food container package.</w:t>
-            </w:r>
-          </w:p>
-        </w:tc>
-      </w:tr>
-      <w:tr>
-        <w:tc>
-          <w:tcPr>
-            <w:tcW w:type="dxa" w:w="10224"/>
-            <w:tcBorders>
-              <w:top w:val="none" w:sz="6" w:space="0" w:color="auto"/>
-              <w:left w:val="none" w:sz="6" w:space="0" w:color="auto"/>
-              <w:bottom w:val="none" w:sz="6" w:space="0" w:color="auto"/>
-              <w:right w:val="none" w:sz="6" w:space="0" w:color="auto"/>
-            </w:tcBorders>
-          </w:tcPr>
-          <w:p>
-            <w:pPr>
-              <w:spacing w:before="0" w:after="0"/>
-              <w:jc w:val="center"/>
-            </w:pPr>
-            <w:r>
-              <w:rPr>
-                <w:rFonts w:ascii="Cambria" w:hAnsi="Cambria"/>
-                <w:b/>
-                <w:color w:val="000000"/>
-                <w:sz w:val="17"/>
-              </w:rPr>
-              <w:t>▼</w:t>
-            </w:r>
-          </w:p>
-        </w:tc>
-      </w:tr>
-      <w:tr>
-        <w:tc>
-          <w:tcPr>
-            <w:tcW w:type="dxa" w:w="10224"/>
-            <w:tcMar>
-              <w:top w:w="60" w:type="dxa"/>
-              <w:bottom w:w="60" w:type="dxa"/>
-              <w:left w:w="90" w:type="dxa"/>
-              <w:right w:w="90" w:type="dxa"/>
-            </w:tcMar>
-            <w:shd w:fill="FFFFFF"/>
-            <w:tcBorders>
-              <w:top w:val="single" w:sz="6" w:space="0" w:color="000000"/>
-              <w:left w:val="single" w:sz="6" w:space="0" w:color="000000"/>
-              <w:bottom w:val="single" w:sz="6" w:space="0" w:color="000000"/>
-              <w:right w:val="single" w:sz="6" w:space="0" w:color="000000"/>
-            </w:tcBorders>
-          </w:tcPr>
-          <w:p>
-            <w:pPr>
-              <w:spacing w:before="0" w:after="20" w:line="252" w:lineRule="auto"/>
-              <w:jc w:val="left"/>
-            </w:pPr>
-            <w:r>
-              <w:rPr>
-                <w:rFonts w:ascii="Cambria" w:hAnsi="Cambria"/>
-                <w:b/>
-                <w:color w:val="000000"/>
-                <w:sz w:val="18"/>
-              </w:rPr>
-              <w:t>VOLUNTEER ARRIVAL AT PHYSICAL RECIPIENT SHELTER</w:t>
-            </w:r>
-          </w:p>
-          <w:p>
-            <w:pPr>
-              <w:spacing w:before="20" w:after="0" w:line="252" w:lineRule="auto"/>
-              <w:jc w:val="left"/>
-            </w:pPr>
-            <w:r>
-              <w:rPr>
-                <w:rFonts w:ascii="Cambria" w:hAnsi="Cambria"/>
-                <w:i w:val="0"/>
-                <w:color w:val="000000"/>
-                <w:sz w:val="16"/>
-              </w:rPr>
-              <w:t>Volunteer transports sealed container to destination NGO receiving depot.</w:t>
-            </w:r>
-          </w:p>
-        </w:tc>
-      </w:tr>
-      <w:tr>
-        <w:tc>
-          <w:tcPr>
-            <w:tcW w:type="dxa" w:w="10224"/>
-            <w:tcBorders>
-              <w:top w:val="none" w:sz="6" w:space="0" w:color="auto"/>
-              <w:left w:val="none" w:sz="6" w:space="0" w:color="auto"/>
-              <w:bottom w:val="none" w:sz="6" w:space="0" w:color="auto"/>
-              <w:right w:val="none" w:sz="6" w:space="0" w:color="auto"/>
-            </w:tcBorders>
-          </w:tcPr>
-          <w:p>
-            <w:pPr>
-              <w:spacing w:before="0" w:after="0"/>
-              <w:jc w:val="center"/>
-            </w:pPr>
-            <w:r>
-              <w:rPr>
-                <w:rFonts w:ascii="Cambria" w:hAnsi="Cambria"/>
-                <w:b/>
-                <w:color w:val="000000"/>
-                <w:sz w:val="17"/>
-              </w:rPr>
-              <w:t>▼</w:t>
-            </w:r>
-          </w:p>
-        </w:tc>
-      </w:tr>
-      <w:tr>
-        <w:tc>
-          <w:tcPr>
-            <w:tcW w:type="dxa" w:w="10224"/>
-            <w:tcMar>
-              <w:top w:w="60" w:type="dxa"/>
-              <w:bottom w:w="60" w:type="dxa"/>
-              <w:left w:w="90" w:type="dxa"/>
-              <w:right w:w="90" w:type="dxa"/>
-            </w:tcMar>
-            <w:shd w:fill="FFFFFF"/>
-            <w:tcBorders>
-              <w:top w:val="single" w:sz="6" w:space="0" w:color="000000"/>
-              <w:left w:val="single" w:sz="6" w:space="0" w:color="000000"/>
-              <w:bottom w:val="single" w:sz="6" w:space="0" w:color="000000"/>
-              <w:right w:val="single" w:sz="6" w:space="0" w:color="000000"/>
-            </w:tcBorders>
-          </w:tcPr>
-          <w:p>
-            <w:pPr>
-              <w:spacing w:before="0" w:after="20" w:line="252" w:lineRule="auto"/>
-              <w:jc w:val="left"/>
-            </w:pPr>
-            <w:r>
-              <w:rPr>
-                <w:rFonts w:ascii="Cambria" w:hAnsi="Cambria"/>
-                <w:b/>
-                <w:color w:val="000000"/>
-                <w:sz w:val="18"/>
-              </w:rPr>
-              <w:t>OPTICAL SCAN &amp; HANDOVER TOKEN INGESTION</w:t>
-            </w:r>
-          </w:p>
-          <w:p>
-            <w:pPr>
-              <w:spacing w:before="20" w:after="0" w:line="252" w:lineRule="auto"/>
-              <w:jc w:val="left"/>
-            </w:pPr>
-            <w:r>
-              <w:rPr>
-                <w:rFonts w:ascii="Cambria" w:hAnsi="Cambria"/>
-                <w:i w:val="0"/>
-                <w:color w:val="000000"/>
-                <w:sz w:val="16"/>
-              </w:rPr>
-              <w:t>Volunteer scans container optical code or enters alphanumeric string via mobile terminal.</w:t>
-            </w:r>
-          </w:p>
-        </w:tc>
-      </w:tr>
-      <w:tr>
-        <w:tc>
-          <w:tcPr>
-            <w:tcW w:type="dxa" w:w="10224"/>
-            <w:tcBorders>
-              <w:top w:val="none" w:sz="6" w:space="0" w:color="auto"/>
-              <w:left w:val="none" w:sz="6" w:space="0" w:color="auto"/>
-              <w:bottom w:val="none" w:sz="6" w:space="0" w:color="auto"/>
-              <w:right w:val="none" w:sz="6" w:space="0" w:color="auto"/>
-            </w:tcBorders>
-          </w:tcPr>
-          <w:p>
-            <w:pPr>
-              <w:spacing w:before="0" w:after="0"/>
-              <w:jc w:val="center"/>
-            </w:pPr>
-            <w:r>
-              <w:rPr>
-                <w:rFonts w:ascii="Cambria" w:hAnsi="Cambria"/>
-                <w:b/>
-                <w:color w:val="000000"/>
-                <w:sz w:val="17"/>
-              </w:rPr>
-              <w:t>▼</w:t>
-            </w:r>
-          </w:p>
-        </w:tc>
-      </w:tr>
-      <w:tr>
-        <w:tc>
-          <w:tcPr>
-            <w:tcW w:type="dxa" w:w="10224"/>
-            <w:tcMar>
-              <w:top w:w="60" w:type="dxa"/>
-              <w:bottom w:w="60" w:type="dxa"/>
-              <w:left w:w="90" w:type="dxa"/>
-              <w:right w:w="90" w:type="dxa"/>
-            </w:tcMar>
-            <w:shd w:fill="FFFFFF"/>
-            <w:tcBorders>
-              <w:top w:val="double" w:sz="10" w:space="0" w:color="000000"/>
-              <w:left w:val="double" w:sz="10" w:space="0" w:color="000000"/>
-              <w:bottom w:val="double" w:sz="10" w:space="0" w:color="000000"/>
-              <w:right w:val="double" w:sz="10" w:space="0" w:color="000000"/>
-            </w:tcBorders>
-          </w:tcPr>
-          <w:p>
-            <w:pPr>
-              <w:spacing w:before="0" w:after="20" w:line="252" w:lineRule="auto"/>
-              <w:jc w:val="left"/>
-            </w:pPr>
-            <w:r>
-              <w:rPr>
-                <w:rFonts w:ascii="Cambria" w:hAnsi="Cambria"/>
-                <w:b/>
-                <w:color w:val="000000"/>
-                <w:sz w:val="18"/>
-              </w:rPr>
-              <w:t>DECISION: ZERO-TRUST CRYPTOGRAPHIC STRING MATCH?</w:t>
-            </w:r>
-          </w:p>
-          <w:p>
-            <w:pPr>
-              <w:spacing w:before="20" w:after="0" w:line="252" w:lineRule="auto"/>
-              <w:jc w:val="left"/>
-            </w:pPr>
-            <w:r>
-              <w:rPr>
-                <w:rFonts w:ascii="Cambria" w:hAnsi="Cambria"/>
-                <w:i w:val="0"/>
-                <w:color w:val="000000"/>
-                <w:sz w:val="16"/>
-              </w:rPr>
-              <w:t>Evaluate exact string match between captured handover token and secured database token.</w:t>
-            </w:r>
-          </w:p>
-        </w:tc>
-      </w:tr>
-      <w:tr>
-        <w:tc>
-          <w:tcPr>
-            <w:tcW w:type="dxa" w:w="10224"/>
-            <w:tcBorders>
-              <w:top w:val="none" w:sz="6" w:space="0" w:color="auto"/>
-              <w:left w:val="none" w:sz="6" w:space="0" w:color="auto"/>
-              <w:bottom w:val="none" w:sz="6" w:space="0" w:color="auto"/>
-              <w:right w:val="none" w:sz="6" w:space="0" w:color="auto"/>
-            </w:tcBorders>
-          </w:tcPr>
-          <w:p>
-            <w:pPr>
-              <w:spacing w:before="0" w:after="0"/>
-              <w:jc w:val="center"/>
-            </w:pPr>
-            <w:r>
-              <w:rPr>
-                <w:rFonts w:ascii="Cambria" w:hAnsi="Cambria"/>
-                <w:b/>
-                <w:color w:val="000000"/>
-                <w:sz w:val="17"/>
-              </w:rPr>
-              <w:t>▼</w:t>
-            </w:r>
-          </w:p>
-        </w:tc>
-      </w:tr>
-      <w:tr>
-        <w:tc>
-          <w:tcPr>
-            <w:tcW w:type="dxa" w:w="10224"/>
-            <w:tcMar>
-              <w:top w:w="60" w:type="dxa"/>
-              <w:bottom w:w="60" w:type="dxa"/>
-              <w:left w:w="90" w:type="dxa"/>
-              <w:right w:w="90" w:type="dxa"/>
-            </w:tcMar>
-            <w:shd w:fill="FFFFFF"/>
-            <w:tcBorders>
-              <w:top w:val="single" w:sz="6" w:space="0" w:color="000000"/>
-              <w:left w:val="single" w:sz="6" w:space="0" w:color="000000"/>
-              <w:bottom w:val="single" w:sz="6" w:space="0" w:color="000000"/>
-              <w:right w:val="single" w:sz="6" w:space="0" w:color="000000"/>
-            </w:tcBorders>
-          </w:tcPr>
-          <w:p>
-            <w:pPr>
-              <w:spacing w:before="0" w:after="20" w:line="252" w:lineRule="auto"/>
-              <w:jc w:val="left"/>
-            </w:pPr>
-            <w:r>
-              <w:rPr>
-                <w:rFonts w:ascii="Cambria" w:hAnsi="Cambria"/>
-                <w:b/>
-                <w:color w:val="000000"/>
-                <w:sz w:val="18"/>
-              </w:rPr>
-              <w:t>EXECUTE ZERO-TRUST VERIFICATION BARRIER</w:t>
-            </w:r>
-          </w:p>
-          <w:p>
-            <w:pPr>
-              <w:spacing w:before="20" w:after="0" w:line="252" w:lineRule="auto"/>
-              <w:jc w:val="left"/>
-            </w:pPr>
-            <w:r>
-              <w:rPr>
-                <w:rFonts w:ascii="Cambria" w:hAnsi="Cambria"/>
-                <w:i w:val="0"/>
-                <w:color w:val="000000"/>
-                <w:sz w:val="16"/>
-              </w:rPr>
-              <w:t>Token Mismatch: Deny status transition. Lock delivery state. Log security exception in audit log.</w:t>
-              <w:br/>
-              <w:t>Token Match Verified: Authorize state transition to DELIVERED status. Commit immutable delivery timestamp.</w:t>
-            </w:r>
-          </w:p>
-        </w:tc>
-      </w:tr>
-      <w:tr>
-        <w:tc>
-          <w:tcPr>
-            <w:tcW w:type="dxa" w:w="10224"/>
-            <w:tcBorders>
-              <w:top w:val="none" w:sz="6" w:space="0" w:color="auto"/>
-              <w:left w:val="none" w:sz="6" w:space="0" w:color="auto"/>
-              <w:bottom w:val="none" w:sz="6" w:space="0" w:color="auto"/>
-              <w:right w:val="none" w:sz="6" w:space="0" w:color="auto"/>
-            </w:tcBorders>
-          </w:tcPr>
-          <w:p>
-            <w:pPr>
-              <w:spacing w:before="0" w:after="0"/>
-              <w:jc w:val="center"/>
-            </w:pPr>
-            <w:r>
-              <w:rPr>
-                <w:rFonts w:ascii="Cambria" w:hAnsi="Cambria"/>
-                <w:b/>
-                <w:color w:val="000000"/>
-                <w:sz w:val="17"/>
-              </w:rPr>
-              <w:t>▼</w:t>
-            </w:r>
-          </w:p>
-        </w:tc>
-      </w:tr>
-      <w:tr>
-        <w:tc>
-          <w:tcPr>
-            <w:tcW w:type="dxa" w:w="10224"/>
-            <w:tcMar>
-              <w:top w:w="60" w:type="dxa"/>
-              <w:bottom w:w="60" w:type="dxa"/>
-              <w:left w:w="90" w:type="dxa"/>
-              <w:right w:w="90" w:type="dxa"/>
-            </w:tcMar>
-            <w:shd w:fill="FFFFFF"/>
-            <w:tcBorders>
-              <w:top w:val="single" w:sz="6" w:space="0" w:color="000000"/>
-              <w:left w:val="single" w:sz="6" w:space="0" w:color="000000"/>
-              <w:bottom w:val="single" w:sz="6" w:space="0" w:color="000000"/>
-              <w:right w:val="single" w:sz="6" w:space="0" w:color="000000"/>
-            </w:tcBorders>
-          </w:tcPr>
-          <w:p>
-            <w:pPr>
-              <w:spacing w:before="0" w:after="20" w:line="252" w:lineRule="auto"/>
-              <w:jc w:val="left"/>
-            </w:pPr>
-            <w:r>
-              <w:rPr>
-                <w:rFonts w:ascii="Cambria" w:hAnsi="Cambria"/>
-                <w:b/>
-                <w:color w:val="000000"/>
-                <w:sz w:val="18"/>
-              </w:rPr>
-              <w:t>COMPUTE IPCC AR6 MULTI-GAS ENVIRONMENTAL NEXUS</w:t>
-            </w:r>
-          </w:p>
-          <w:p>
-            <w:pPr>
-              <w:spacing w:before="20" w:after="0" w:line="252" w:lineRule="auto"/>
-              <w:jc w:val="left"/>
-            </w:pPr>
-            <w:r>
-              <w:rPr>
-                <w:rFonts w:ascii="Cambria" w:hAnsi="Cambria"/>
-                <w:i w:val="0"/>
-                <w:color w:val="000000"/>
-                <w:sz w:val="16"/>
-              </w:rPr>
-              <w:t>Compute audited environmental offsets based on confirmed physical mass:</w:t>
-              <w:br/>
-              <w:t>1. Avoided CO2e Emissions = Confirmed Mass * 2.50 kg CO2e/kg</w:t>
-              <w:br/>
-              <w:t>2. Conserved Virtual Water = Confirmed Mass * 1800 Liters/kg</w:t>
-              <w:br/>
-              <w:t>3. Landfill Methane Mitigation = Confirmed Mass * 0.06 kg CH4/kg * 28 (IPCC AR6 100-yr GWP factor)</w:t>
-              <w:br/>
-              <w:t>4. Physical Equivalencies: Cars Negated (CO2e*4.1 km), Trees Planted (CO2e/22), Clean Energy (CO2e*12h).</w:t>
-            </w:r>
-          </w:p>
-        </w:tc>
-      </w:tr>
-      <w:tr>
-        <w:tc>
-          <w:tcPr>
-            <w:tcW w:type="dxa" w:w="10224"/>
-            <w:tcBorders>
-              <w:top w:val="none" w:sz="6" w:space="0" w:color="auto"/>
-              <w:left w:val="none" w:sz="6" w:space="0" w:color="auto"/>
-              <w:bottom w:val="none" w:sz="6" w:space="0" w:color="auto"/>
-              <w:right w:val="none" w:sz="6" w:space="0" w:color="auto"/>
-            </w:tcBorders>
-          </w:tcPr>
-          <w:p>
-            <w:pPr>
-              <w:spacing w:before="0" w:after="0"/>
-              <w:jc w:val="center"/>
-            </w:pPr>
-            <w:r>
-              <w:rPr>
-                <w:rFonts w:ascii="Cambria" w:hAnsi="Cambria"/>
-                <w:b/>
-                <w:color w:val="000000"/>
-                <w:sz w:val="17"/>
-              </w:rPr>
-              <w:t>▼</w:t>
-            </w:r>
-          </w:p>
-        </w:tc>
-      </w:tr>
-      <w:tr>
-        <w:tc>
-          <w:tcPr>
-            <w:tcW w:type="dxa" w:w="10224"/>
-            <w:tcMar>
-              <w:top w:w="60" w:type="dxa"/>
-              <w:bottom w:w="60" w:type="dxa"/>
-              <w:left w:w="90" w:type="dxa"/>
-              <w:right w:w="90" w:type="dxa"/>
-            </w:tcMar>
-            <w:shd w:fill="FFFFFF"/>
-            <w:tcBorders>
-              <w:top w:val="single" w:sz="6" w:space="0" w:color="000000"/>
-              <w:left w:val="single" w:sz="6" w:space="0" w:color="000000"/>
-              <w:bottom w:val="single" w:sz="6" w:space="0" w:color="000000"/>
-              <w:right w:val="single" w:sz="6" w:space="0" w:color="000000"/>
-            </w:tcBorders>
-          </w:tcPr>
-          <w:p>
-            <w:pPr>
-              <w:spacing w:before="0" w:after="20" w:line="252" w:lineRule="auto"/>
-              <w:jc w:val="left"/>
-            </w:pPr>
-            <w:r>
-              <w:rPr>
-                <w:rFonts w:ascii="Cambria" w:hAnsi="Cambria"/>
-                <w:b/>
-                <w:color w:val="000000"/>
-                <w:sz w:val="18"/>
-              </w:rPr>
-              <w:t>CONSTRUCT CANONICAL LEDGER TRANSACTION STRING</w:t>
-            </w:r>
-          </w:p>
-          <w:p>
-            <w:pPr>
-              <w:spacing w:before="20" w:after="0" w:line="252" w:lineRule="auto"/>
-              <w:jc w:val="left"/>
-            </w:pPr>
-            <w:r>
-              <w:rPr>
-                <w:rFonts w:ascii="Cambria" w:hAnsi="Cambria"/>
-                <w:i w:val="0"/>
-                <w:color w:val="000000"/>
-                <w:sz w:val="16"/>
-              </w:rPr>
-              <w:t>Synthesize unalterable byte array payload:</w:t>
-              <w:br/>
-              <w:t>Payload = 'EVS-LEDGER-V1|' + Donor_ID + '|' + Cert_Code + '|' + CO2e_Avoided + '|' + Water_Saved + '|' + Timestamp.</w:t>
-            </w:r>
-          </w:p>
-        </w:tc>
-      </w:tr>
-      <w:tr>
-        <w:tc>
-          <w:tcPr>
-            <w:tcW w:type="dxa" w:w="10224"/>
-            <w:tcBorders>
-              <w:top w:val="none" w:sz="6" w:space="0" w:color="auto"/>
-              <w:left w:val="none" w:sz="6" w:space="0" w:color="auto"/>
-              <w:bottom w:val="none" w:sz="6" w:space="0" w:color="auto"/>
-              <w:right w:val="none" w:sz="6" w:space="0" w:color="auto"/>
-            </w:tcBorders>
-          </w:tcPr>
-          <w:p>
-            <w:pPr>
-              <w:spacing w:before="0" w:after="0"/>
-              <w:jc w:val="center"/>
-            </w:pPr>
-            <w:r>
-              <w:rPr>
-                <w:rFonts w:ascii="Cambria" w:hAnsi="Cambria"/>
-                <w:b/>
-                <w:color w:val="000000"/>
-                <w:sz w:val="17"/>
-              </w:rPr>
-              <w:t>▼</w:t>
-            </w:r>
-          </w:p>
-        </w:tc>
-      </w:tr>
-      <w:tr>
-        <w:tc>
-          <w:tcPr>
-            <w:tcW w:type="dxa" w:w="10224"/>
-            <w:tcMar>
-              <w:top w:w="60" w:type="dxa"/>
-              <w:bottom w:w="60" w:type="dxa"/>
-              <w:left w:w="90" w:type="dxa"/>
-              <w:right w:w="90" w:type="dxa"/>
-            </w:tcMar>
-            <w:shd w:fill="FFFFFF"/>
-            <w:tcBorders>
-              <w:top w:val="single" w:sz="6" w:space="0" w:color="000000"/>
-              <w:left w:val="single" w:sz="6" w:space="0" w:color="000000"/>
-              <w:bottom w:val="single" w:sz="6" w:space="0" w:color="000000"/>
-              <w:right w:val="single" w:sz="6" w:space="0" w:color="000000"/>
-            </w:tcBorders>
-          </w:tcPr>
-          <w:p>
-            <w:pPr>
-              <w:spacing w:before="0" w:after="20" w:line="252" w:lineRule="auto"/>
-              <w:jc w:val="left"/>
-            </w:pPr>
-            <w:r>
-              <w:rPr>
-                <w:rFonts w:ascii="Cambria" w:hAnsi="Cambria"/>
-                <w:b/>
-                <w:color w:val="000000"/>
-                <w:sz w:val="18"/>
-              </w:rPr>
-              <w:t>GENERATE 256-BIT CRYPTOGRAPHIC MESSAGE DIGEST</w:t>
-            </w:r>
-          </w:p>
-          <w:p>
-            <w:pPr>
-              <w:spacing w:before="20" w:after="0" w:line="252" w:lineRule="auto"/>
-              <w:jc w:val="left"/>
-            </w:pPr>
-            <w:r>
-              <w:rPr>
-                <w:rFonts w:ascii="Cambria" w:hAnsi="Cambria"/>
-                <w:i w:val="0"/>
-                <w:color w:val="000000"/>
-                <w:sz w:val="16"/>
-              </w:rPr>
-              <w:t>Execute FIPS 180-4 Secure Hash Algorithm 256 over canonical byte payload to produce deterministic, collision-resistant 64-character hexadecimal digest.</w:t>
-            </w:r>
-          </w:p>
-        </w:tc>
-      </w:tr>
-      <w:tr>
-        <w:tc>
-          <w:tcPr>
-            <w:tcW w:type="dxa" w:w="10224"/>
-            <w:tcBorders>
-              <w:top w:val="none" w:sz="6" w:space="0" w:color="auto"/>
-              <w:left w:val="none" w:sz="6" w:space="0" w:color="auto"/>
-              <w:bottom w:val="none" w:sz="6" w:space="0" w:color="auto"/>
-              <w:right w:val="none" w:sz="6" w:space="0" w:color="auto"/>
-            </w:tcBorders>
-          </w:tcPr>
-          <w:p>
-            <w:pPr>
-              <w:spacing w:before="0" w:after="0"/>
-              <w:jc w:val="center"/>
-            </w:pPr>
-            <w:r>
-              <w:rPr>
-                <w:rFonts w:ascii="Cambria" w:hAnsi="Cambria"/>
-                <w:b/>
-                <w:color w:val="000000"/>
-                <w:sz w:val="17"/>
-              </w:rPr>
-              <w:t>▼</w:t>
-            </w:r>
-          </w:p>
-        </w:tc>
-      </w:tr>
-      <w:tr>
-        <w:tc>
-          <w:tcPr>
-            <w:tcW w:type="dxa" w:w="10224"/>
-            <w:tcMar>
-              <w:top w:w="60" w:type="dxa"/>
-              <w:bottom w:w="60" w:type="dxa"/>
-              <w:left w:w="90" w:type="dxa"/>
-              <w:right w:w="90" w:type="dxa"/>
-            </w:tcMar>
-            <w:shd w:fill="FFFFFF"/>
-            <w:tcBorders>
-              <w:top w:val="single" w:sz="6" w:space="0" w:color="000000"/>
-              <w:left w:val="single" w:sz="6" w:space="0" w:color="000000"/>
-              <w:bottom w:val="single" w:sz="6" w:space="0" w:color="000000"/>
-              <w:right w:val="single" w:sz="6" w:space="0" w:color="000000"/>
-            </w:tcBorders>
-          </w:tcPr>
-          <w:p>
-            <w:pPr>
-              <w:spacing w:before="0" w:after="20" w:line="252" w:lineRule="auto"/>
-              <w:jc w:val="left"/>
-            </w:pPr>
-            <w:r>
-              <w:rPr>
-                <w:rFonts w:ascii="Cambria" w:hAnsi="Cambria"/>
-                <w:b/>
-                <w:color w:val="000000"/>
-                <w:sz w:val="18"/>
-              </w:rPr>
-              <w:t>PERSIST IMMUTABLE LEDGER RECORD &amp; ISSUE CERTIFICATE</w:t>
-            </w:r>
-          </w:p>
-          <w:p>
-            <w:pPr>
-              <w:spacing w:before="20" w:after="0" w:line="252" w:lineRule="auto"/>
-              <w:jc w:val="left"/>
-            </w:pPr>
-            <w:r>
-              <w:rPr>
-                <w:rFonts w:ascii="Cambria" w:hAnsi="Cambria"/>
-                <w:i w:val="0"/>
-                <w:color w:val="000000"/>
-                <w:sz w:val="16"/>
-              </w:rPr>
-              <w:t>Persist cryptographic hash to audit table. Issue verified CSR Environmental Certificate with embedded hash. Expose public REST verification endpoint (/verify-hash/{Hash}). Update Corporate ESG Leaderboard ranking.</w:t>
-            </w:r>
-          </w:p>
-        </w:tc>
-      </w:tr>
-      <w:tr>
-        <w:tc>
-          <w:tcPr>
-            <w:tcW w:type="dxa" w:w="10224"/>
-            <w:tcBorders>
-              <w:top w:val="none" w:sz="6" w:space="0" w:color="auto"/>
-              <w:left w:val="none" w:sz="6" w:space="0" w:color="auto"/>
-              <w:bottom w:val="none" w:sz="6" w:space="0" w:color="auto"/>
-              <w:right w:val="none" w:sz="6" w:space="0" w:color="auto"/>
-            </w:tcBorders>
-          </w:tcPr>
-          <w:p>
-            <w:pPr>
-              <w:spacing w:before="0" w:after="0"/>
-              <w:jc w:val="center"/>
-            </w:pPr>
-            <w:r>
-              <w:rPr>
-                <w:rFonts w:ascii="Cambria" w:hAnsi="Cambria"/>
-                <w:b/>
-                <w:color w:val="000000"/>
-                <w:sz w:val="17"/>
-              </w:rPr>
-              <w:t>▼</w:t>
-            </w:r>
-          </w:p>
-        </w:tc>
-      </w:tr>
-      <w:tr>
-        <w:tc>
-          <w:tcPr>
-            <w:tcW w:type="dxa" w:w="10224"/>
-            <w:tcMar>
-              <w:top w:w="60" w:type="dxa"/>
-              <w:bottom w:w="60" w:type="dxa"/>
-              <w:left w:w="90" w:type="dxa"/>
-              <w:right w:w="90" w:type="dxa"/>
-            </w:tcMar>
-            <w:shd w:fill="F2F2F2"/>
-            <w:tcBorders>
-              <w:top w:val="single" w:sz="12" w:space="0" w:color="000000"/>
-              <w:left w:val="single" w:sz="12" w:space="0" w:color="000000"/>
-              <w:bottom w:val="single" w:sz="12" w:space="0" w:color="000000"/>
-              <w:right w:val="single" w:sz="12" w:space="0" w:color="000000"/>
-            </w:tcBorders>
-          </w:tcPr>
-          <w:p>
-            <w:pPr>
-              <w:spacing w:before="0" w:after="20" w:line="252" w:lineRule="auto"/>
-              <w:jc w:val="left"/>
-            </w:pPr>
-            <w:r>
-              <w:rPr>
-                <w:rFonts w:ascii="Cambria" w:hAnsi="Cambria"/>
-                <w:b/>
-                <w:color w:val="000000"/>
-                <w:sz w:val="18"/>
-              </w:rPr>
-              <w:t>END: TRANSACTION VERIFICATION COMPLETE</w:t>
-            </w:r>
-          </w:p>
-          <w:p>
-            <w:pPr>
-              <w:spacing w:before="20" w:after="0" w:line="252" w:lineRule="auto"/>
-              <w:jc w:val="left"/>
-            </w:pPr>
-            <w:r>
-              <w:rPr>
-                <w:rFonts w:ascii="Cambria" w:hAnsi="Cambria"/>
-                <w:i w:val="0"/>
-                <w:color w:val="000000"/>
-                <w:sz w:val="16"/>
-              </w:rPr>
-              <w:t>Cryptographically sealed environmental offset transaction finalized.</w:t>
-            </w:r>
-          </w:p>
-        </w:tc>
-      </w:tr>
-    </w:tbl>
     <w:p>
       <w:pPr>
-        <w:spacing w:before="60" w:after="20" w:line="252" w:lineRule="auto"/>
-        <w:jc w:val="left"/>
+        <w:spacing w:before="40" w:after="80"/>
+        <w:jc w:val="center"/>
+      </w:pPr>
+      <w:r>
+        <w:drawing>
+          <wp:inline xmlns:a="http://schemas.openxmlformats.org/drawingml/2006/main" xmlns:pic="http://schemas.openxmlformats.org/drawingml/2006/picture">
+            <wp:extent cx="4389120" cy="5196718"/>
+            <wp:docPr id="6" name="Picture 6"/>
+            <wp:cNvGraphicFramePr>
+              <a:graphicFrameLocks noChangeAspect="1"/>
+            </wp:cNvGraphicFramePr>
+            <a:graphic>
+              <a:graphicData uri="http://schemas.openxmlformats.org/drawingml/2006/picture">
+                <pic:pic>
+                  <pic:nvPicPr>
+                    <pic:cNvPr id="0" name="flowchart_fig6.png"/>
+                    <pic:cNvPicPr/>
+                  </pic:nvPicPr>
+                  <pic:blipFill>
+                    <a:blip r:embed="rId15"/>
+                    <a:stretch>
+                      <a:fillRect/>
+                    </a:stretch>
+                  </pic:blipFill>
+                  <pic:spPr>
+                    <a:xfrm>
+                      <a:off x="0" y="0"/>
+                      <a:ext cx="4389120" cy="5196718"/>
+                    </a:xfrm>
+                    <a:prstGeom prst="rect"/>
+                  </pic:spPr>
+                </pic:pic>
+              </a:graphicData>
+            </a:graphic>
+          </wp:inline>
+        </w:drawing>
+      </w:r>
+    </w:p>
+    <w:p>
+      <w:pPr>
+        <w:spacing w:before="40" w:after="0" w:line="252" w:lineRule="auto"/>
+        <w:jc w:val="both"/>
       </w:pPr>
       <w:r>
         <w:rPr>
           <w:rFonts w:ascii="Cambria" w:hAnsi="Cambria"/>
           <w:b/>
-          <w:i w:val="0"/>
           <w:color w:val="000000"/>
-          <w:sz w:val="19"/>
+          <w:sz w:val="17"/>
         </w:rPr>
-        <w:t>Technical Description of FIG. 6:</w:t>
+        <w:t xml:space="preserve">Technical Description of FIG. 6: </w:t>
       </w:r>
-    </w:p>
-    <w:p>
-      <w:pPr>
-        <w:spacing w:before="0" w:after="40" w:line="252" w:lineRule="auto"/>
-        <w:jc w:val="left"/>
-      </w:pPr>
       <w:r>
         <w:rPr>
           <w:rFonts w:ascii="Cambria" w:hAnsi="Cambria"/>
-          <w:b w:val="0"/>
-          <w:i w:val="0"/>
           <w:color w:val="000000"/>
           <w:sz w:val="17"/>
         </w:rPr>
-        <w:t>FIG. 6 depicts the cryptographic verification subsystem. Requiring physical scanning of a single-use non-deterministic token establishes a zero-trust custody gate, eliminating phantom deliveries. Committing the multi-gas environmental nexus to a SHA-256 hash digest guarantees data immutability, preventing carbon offset double-counting and greenwashing.</w:t>
+        <w:t>FIG. 6 depicts the cryptographic verification subsystem. Requiring physical scanning of a single-use non-deterministic token establishes a zero-trust custody gate, eliminating phantom deliveries. Committing the multi-gas environmental nexus to a SHA-256 hash digest guarantees data immutability, preventing carbon offset double-counting.</w:t>
       </w:r>
     </w:p>
     <w:sectPr>
       <w:headerReference w:type="default" r:id="rId9"/>
       <w:pgSz w:w="12240" w:h="15840"/>
-      <w:pgMar w:top="864" w:right="1008" w:bottom="864" w:left="1008" w:header="720" w:footer="720" w:gutter="0"/>
+      <w:pgMar w:top="792" w:right="1008" w:bottom="792" w:left="1008" w:header="720" w:footer="720" w:gutter="0"/>
       <w:cols w:space="720"/>
       <w:docGrid w:linePitch="360"/>
     </w:sectPr>
@@ -5305,7 +700,7 @@
         <w:color w:val="000000"/>
         <w:sz w:val="17"/>
       </w:rPr>
-      <w:t>PATENT APPLICATION SPECIFICATION DRAWINGS</w:t>
+      <w:t>PATENT APPLICATION SPECIFICATION DRAWINGS • BLACK &amp; WHITE</w:t>
     </w:r>
   </w:p>
 </w:hdr>

--- a/EcoShare_AI_Patent_Architecture_Flowcharts.docx
+++ b/EcoShare_AI_Patent_Architecture_Flowcharts.docx
@@ -4,7 +4,7 @@
   <w:body>
     <w:p>
       <w:pPr>
-        <w:spacing w:before="0" w:after="40"/>
+        <w:spacing w:before="0" w:after="20"/>
         <w:jc w:val="right"/>
       </w:pPr>
       <w:r>
@@ -19,7 +19,7 @@
     </w:p>
     <w:p>
       <w:pPr>
-        <w:spacing w:before="0" w:after="40"/>
+        <w:spacing w:before="0" w:after="20"/>
         <w:jc w:val="center"/>
       </w:pPr>
       <w:r>
@@ -27,14 +27,14 @@
           <w:rFonts w:ascii="Cambria" w:hAnsi="Cambria"/>
           <w:b/>
           <w:color w:val="000000"/>
-          <w:sz w:val="25"/>
+          <w:sz w:val="24"/>
         </w:rPr>
         <w:t>FIG. 1: DISTRIBUTED CYBER-PHYSICAL SYSTEM ARCHITECTURE FLOW</w:t>
       </w:r>
     </w:p>
     <w:p>
       <w:pPr>
-        <w:spacing w:before="0" w:after="80"/>
+        <w:spacing w:before="0" w:after="60"/>
         <w:jc w:val="center"/>
       </w:pPr>
       <w:r>
@@ -42,54 +42,14 @@
           <w:rFonts w:ascii="Cambria" w:hAnsi="Cambria"/>
           <w:i/>
           <w:color w:val="000000"/>
-          <w:sz w:val="17"/>
+          <w:sz w:val="16"/>
         </w:rPr>
         <w:t>Technical Field: Distributed multi-tier cloud computing architecture integrating non-contact volumetric vision, dynamic perishability kinetics, combinatorial logistics, and cryptographic environmental ledgers.</w:t>
       </w:r>
     </w:p>
     <w:p>
       <w:pPr>
-        <w:spacing w:before="40" w:after="80"/>
-        <w:jc w:val="center"/>
-      </w:pPr>
-      <w:r>
-        <w:drawing>
-          <wp:inline xmlns:a="http://schemas.openxmlformats.org/drawingml/2006/main" xmlns:pic="http://schemas.openxmlformats.org/drawingml/2006/picture">
-            <wp:extent cx="4572000" cy="4584192"/>
-            <wp:docPr id="1" name="Picture 1"/>
-            <wp:cNvGraphicFramePr>
-              <a:graphicFrameLocks noChangeAspect="1"/>
-            </wp:cNvGraphicFramePr>
-            <a:graphic>
-              <a:graphicData uri="http://schemas.openxmlformats.org/drawingml/2006/picture">
-                <pic:pic>
-                  <pic:nvPicPr>
-                    <pic:cNvPr id="0" name="flowchart_fig1.png"/>
-                    <pic:cNvPicPr/>
-                  </pic:nvPicPr>
-                  <pic:blipFill>
-                    <a:blip r:embed="rId10"/>
-                    <a:stretch>
-                      <a:fillRect/>
-                    </a:stretch>
-                  </pic:blipFill>
-                  <pic:spPr>
-                    <a:xfrm>
-                      <a:off x="0" y="0"/>
-                      <a:ext cx="4572000" cy="4584192"/>
-                    </a:xfrm>
-                    <a:prstGeom prst="rect"/>
-                  </pic:spPr>
-                </pic:pic>
-              </a:graphicData>
-            </a:graphic>
-          </wp:inline>
-        </w:drawing>
-      </w:r>
-    </w:p>
-    <w:p>
-      <w:pPr>
-        <w:spacing w:before="40" w:after="0" w:line="252" w:lineRule="auto"/>
+        <w:spacing w:before="80" w:after="0" w:line="252" w:lineRule="auto"/>
         <w:jc w:val="both"/>
       </w:pPr>
       <w:r>
@@ -117,7 +77,7 @@
     </w:p>
     <w:p>
       <w:pPr>
-        <w:spacing w:before="0" w:after="40"/>
+        <w:spacing w:before="0" w:after="20"/>
         <w:jc w:val="right"/>
       </w:pPr>
       <w:r>
@@ -132,7 +92,7 @@
     </w:p>
     <w:p>
       <w:pPr>
-        <w:spacing w:before="0" w:after="40"/>
+        <w:spacing w:before="0" w:after="20"/>
         <w:jc w:val="center"/>
       </w:pPr>
       <w:r>
@@ -140,14 +100,14 @@
           <w:rFonts w:ascii="Cambria" w:hAnsi="Cambria"/>
           <w:b/>
           <w:color w:val="000000"/>
-          <w:sz w:val="25"/>
+          <w:sz w:val="24"/>
         </w:rPr>
         <w:t>FIG. 2: NON-CONTACT VOLUMETRIC FOOD MASS ESTIMATION &amp; ERROR-BOUNDING</w:t>
       </w:r>
     </w:p>
     <w:p>
       <w:pPr>
-        <w:spacing w:before="0" w:after="80"/>
+        <w:spacing w:before="0" w:after="60"/>
         <w:jc w:val="center"/>
       </w:pPr>
       <w:r>
@@ -155,54 +115,14 @@
           <w:rFonts w:ascii="Cambria" w:hAnsi="Cambria"/>
           <w:i/>
           <w:color w:val="000000"/>
-          <w:sz w:val="17"/>
+          <w:sz w:val="16"/>
         </w:rPr>
         <w:t>Technical Field: Computer vision, container geometry modeling, bulk density physics tensors, and closed-loop statistical uncertainty bounding.</w:t>
       </w:r>
     </w:p>
     <w:p>
       <w:pPr>
-        <w:spacing w:before="40" w:after="80"/>
-        <w:jc w:val="center"/>
-      </w:pPr>
-      <w:r>
-        <w:drawing>
-          <wp:inline xmlns:a="http://schemas.openxmlformats.org/drawingml/2006/main" xmlns:pic="http://schemas.openxmlformats.org/drawingml/2006/picture">
-            <wp:extent cx="4572000" cy="4584192"/>
-            <wp:docPr id="2" name="Picture 2"/>
-            <wp:cNvGraphicFramePr>
-              <a:graphicFrameLocks noChangeAspect="1"/>
-            </wp:cNvGraphicFramePr>
-            <a:graphic>
-              <a:graphicData uri="http://schemas.openxmlformats.org/drawingml/2006/picture">
-                <pic:pic>
-                  <pic:nvPicPr>
-                    <pic:cNvPr id="0" name="flowchart_fig2.png"/>
-                    <pic:cNvPicPr/>
-                  </pic:nvPicPr>
-                  <pic:blipFill>
-                    <a:blip r:embed="rId11"/>
-                    <a:stretch>
-                      <a:fillRect/>
-                    </a:stretch>
-                  </pic:blipFill>
-                  <pic:spPr>
-                    <a:xfrm>
-                      <a:off x="0" y="0"/>
-                      <a:ext cx="4572000" cy="4584192"/>
-                    </a:xfrm>
-                    <a:prstGeom prst="rect"/>
-                  </pic:spPr>
-                </pic:pic>
-              </a:graphicData>
-            </a:graphic>
-          </wp:inline>
-        </w:drawing>
-      </w:r>
-    </w:p>
-    <w:p>
-      <w:pPr>
-        <w:spacing w:before="40" w:after="0" w:line="252" w:lineRule="auto"/>
+        <w:spacing w:before="80" w:after="0" w:line="252" w:lineRule="auto"/>
         <w:jc w:val="both"/>
       </w:pPr>
       <w:r>
@@ -230,7 +150,7 @@
     </w:p>
     <w:p>
       <w:pPr>
-        <w:spacing w:before="0" w:after="40"/>
+        <w:spacing w:before="0" w:after="20"/>
         <w:jc w:val="right"/>
       </w:pPr>
       <w:r>
@@ -245,7 +165,7 @@
     </w:p>
     <w:p>
       <w:pPr>
-        <w:spacing w:before="0" w:after="40"/>
+        <w:spacing w:before="0" w:after="20"/>
         <w:jc w:val="center"/>
       </w:pPr>
       <w:r>
@@ -253,14 +173,14 @@
           <w:rFonts w:ascii="Cambria" w:hAnsi="Cambria"/>
           <w:b/>
           <w:color w:val="000000"/>
-          <w:sz w:val="25"/>
+          <w:sz w:val="24"/>
         </w:rPr>
         <w:t>FIG. 3: TRI-FACTOR MICROBIOLOGICAL DECAY &amp; PRIORITY URGENCY SCORING</w:t>
       </w:r>
     </w:p>
     <w:p>
       <w:pPr>
-        <w:spacing w:before="0" w:after="80"/>
+        <w:spacing w:before="0" w:after="60"/>
         <w:jc w:val="center"/>
       </w:pPr>
       <w:r>
@@ -268,54 +188,14 @@
           <w:rFonts w:ascii="Cambria" w:hAnsi="Cambria"/>
           <w:i/>
           <w:color w:val="000000"/>
-          <w:sz w:val="17"/>
+          <w:sz w:val="16"/>
         </w:rPr>
         <w:t>Technical Field: Food microbiology kinetics, room-temperature shelf-life curves, and multi-objective priority optimization.</w:t>
       </w:r>
     </w:p>
     <w:p>
       <w:pPr>
-        <w:spacing w:before="40" w:after="80"/>
-        <w:jc w:val="center"/>
-      </w:pPr>
-      <w:r>
-        <w:drawing>
-          <wp:inline xmlns:a="http://schemas.openxmlformats.org/drawingml/2006/main" xmlns:pic="http://schemas.openxmlformats.org/drawingml/2006/picture">
-            <wp:extent cx="4572000" cy="4584192"/>
-            <wp:docPr id="3" name="Picture 3"/>
-            <wp:cNvGraphicFramePr>
-              <a:graphicFrameLocks noChangeAspect="1"/>
-            </wp:cNvGraphicFramePr>
-            <a:graphic>
-              <a:graphicData uri="http://schemas.openxmlformats.org/drawingml/2006/picture">
-                <pic:pic>
-                  <pic:nvPicPr>
-                    <pic:cNvPr id="0" name="flowchart_fig3.png"/>
-                    <pic:cNvPicPr/>
-                  </pic:nvPicPr>
-                  <pic:blipFill>
-                    <a:blip r:embed="rId12"/>
-                    <a:stretch>
-                      <a:fillRect/>
-                    </a:stretch>
-                  </pic:blipFill>
-                  <pic:spPr>
-                    <a:xfrm>
-                      <a:off x="0" y="0"/>
-                      <a:ext cx="4572000" cy="4584192"/>
-                    </a:xfrm>
-                    <a:prstGeom prst="rect"/>
-                  </pic:spPr>
-                </pic:pic>
-              </a:graphicData>
-            </a:graphic>
-          </wp:inline>
-        </w:drawing>
-      </w:r>
-    </w:p>
-    <w:p>
-      <w:pPr>
-        <w:spacing w:before="40" w:after="0" w:line="252" w:lineRule="auto"/>
+        <w:spacing w:before="80" w:after="0" w:line="252" w:lineRule="auto"/>
         <w:jc w:val="both"/>
       </w:pPr>
       <w:r>
@@ -343,7 +223,7 @@
     </w:p>
     <w:p>
       <w:pPr>
-        <w:spacing w:before="0" w:after="40"/>
+        <w:spacing w:before="0" w:after="20"/>
         <w:jc w:val="right"/>
       </w:pPr>
       <w:r>
@@ -358,7 +238,7 @@
     </w:p>
     <w:p>
       <w:pPr>
-        <w:spacing w:before="0" w:after="40"/>
+        <w:spacing w:before="0" w:after="20"/>
         <w:jc w:val="center"/>
       </w:pPr>
       <w:r>
@@ -366,14 +246,14 @@
           <w:rFonts w:ascii="Cambria" w:hAnsi="Cambria"/>
           <w:b/>
           <w:color w:val="000000"/>
-          <w:sz w:val="25"/>
+          <w:sz w:val="24"/>
         </w:rPr>
         <w:t>FIG. 4: PERISHABILITY-CONSTRAINED MULTI-STOP CVRP LOGISTICS ROUTING</w:t>
       </w:r>
     </w:p>
     <w:p>
       <w:pPr>
-        <w:spacing w:before="0" w:after="80"/>
+        <w:spacing w:before="0" w:after="60"/>
         <w:jc w:val="center"/>
       </w:pPr>
       <w:r>
@@ -381,54 +261,14 @@
           <w:rFonts w:ascii="Cambria" w:hAnsi="Cambria"/>
           <w:i/>
           <w:color w:val="000000"/>
-          <w:sz w:val="17"/>
+          <w:sz w:val="16"/>
         </w:rPr>
         <w:t>Technical Field: Operations research, Capacitated Vehicle Routing Problem (CVRP), payload capacity boundaries, and transport emission minimization.</w:t>
       </w:r>
     </w:p>
     <w:p>
       <w:pPr>
-        <w:spacing w:before="40" w:after="80"/>
-        <w:jc w:val="center"/>
-      </w:pPr>
-      <w:r>
-        <w:drawing>
-          <wp:inline xmlns:a="http://schemas.openxmlformats.org/drawingml/2006/main" xmlns:pic="http://schemas.openxmlformats.org/drawingml/2006/picture">
-            <wp:extent cx="4389120" cy="4798771"/>
-            <wp:docPr id="4" name="Picture 4"/>
-            <wp:cNvGraphicFramePr>
-              <a:graphicFrameLocks noChangeAspect="1"/>
-            </wp:cNvGraphicFramePr>
-            <a:graphic>
-              <a:graphicData uri="http://schemas.openxmlformats.org/drawingml/2006/picture">
-                <pic:pic>
-                  <pic:nvPicPr>
-                    <pic:cNvPr id="0" name="flowchart_fig4.png"/>
-                    <pic:cNvPicPr/>
-                  </pic:nvPicPr>
-                  <pic:blipFill>
-                    <a:blip r:embed="rId13"/>
-                    <a:stretch>
-                      <a:fillRect/>
-                    </a:stretch>
-                  </pic:blipFill>
-                  <pic:spPr>
-                    <a:xfrm>
-                      <a:off x="0" y="0"/>
-                      <a:ext cx="4389120" cy="4798771"/>
-                    </a:xfrm>
-                    <a:prstGeom prst="rect"/>
-                  </pic:spPr>
-                </pic:pic>
-              </a:graphicData>
-            </a:graphic>
-          </wp:inline>
-        </w:drawing>
-      </w:r>
-    </w:p>
-    <w:p>
-      <w:pPr>
-        <w:spacing w:before="40" w:after="0" w:line="252" w:lineRule="auto"/>
+        <w:spacing w:before="80" w:after="0" w:line="252" w:lineRule="auto"/>
         <w:jc w:val="both"/>
       </w:pPr>
       <w:r>
@@ -456,7 +296,7 @@
     </w:p>
     <w:p>
       <w:pPr>
-        <w:spacing w:before="0" w:after="40"/>
+        <w:spacing w:before="0" w:after="20"/>
         <w:jc w:val="right"/>
       </w:pPr>
       <w:r>
@@ -471,7 +311,7 @@
     </w:p>
     <w:p>
       <w:pPr>
-        <w:spacing w:before="0" w:after="40"/>
+        <w:spacing w:before="0" w:after="20"/>
         <w:jc w:val="center"/>
       </w:pPr>
       <w:r>
@@ -479,14 +319,14 @@
           <w:rFonts w:ascii="Cambria" w:hAnsi="Cambria"/>
           <w:b/>
           <w:color w:val="000000"/>
-          <w:sz w:val="25"/>
+          <w:sz w:val="24"/>
         </w:rPr>
         <w:t>FIG. 5: PROACTIVE SHELTER DEFICIT &amp; TIME-SERIES DEMAND FORECASTING</w:t>
       </w:r>
     </w:p>
     <w:p>
       <w:pPr>
-        <w:spacing w:before="0" w:after="80"/>
+        <w:spacing w:before="0" w:after="60"/>
         <w:jc w:val="center"/>
       </w:pPr>
       <w:r>
@@ -494,54 +334,14 @@
           <w:rFonts w:ascii="Cambria" w:hAnsi="Cambria"/>
           <w:i/>
           <w:color w:val="000000"/>
-          <w:sz w:val="17"/>
+          <w:sz w:val="16"/>
         </w:rPr>
         <w:t>Technical Field: Time-series statistical forecasting, recipient inventory telemetry, and proactive commercial surplus solicitation.</w:t>
       </w:r>
     </w:p>
     <w:p>
       <w:pPr>
-        <w:spacing w:before="40" w:after="80"/>
-        <w:jc w:val="center"/>
-      </w:pPr>
-      <w:r>
-        <w:drawing>
-          <wp:inline xmlns:a="http://schemas.openxmlformats.org/drawingml/2006/main" xmlns:pic="http://schemas.openxmlformats.org/drawingml/2006/picture">
-            <wp:extent cx="4572000" cy="4584192"/>
-            <wp:docPr id="5" name="Picture 5"/>
-            <wp:cNvGraphicFramePr>
-              <a:graphicFrameLocks noChangeAspect="1"/>
-            </wp:cNvGraphicFramePr>
-            <a:graphic>
-              <a:graphicData uri="http://schemas.openxmlformats.org/drawingml/2006/picture">
-                <pic:pic>
-                  <pic:nvPicPr>
-                    <pic:cNvPr id="0" name="flowchart_fig5.png"/>
-                    <pic:cNvPicPr/>
-                  </pic:nvPicPr>
-                  <pic:blipFill>
-                    <a:blip r:embed="rId14"/>
-                    <a:stretch>
-                      <a:fillRect/>
-                    </a:stretch>
-                  </pic:blipFill>
-                  <pic:spPr>
-                    <a:xfrm>
-                      <a:off x="0" y="0"/>
-                      <a:ext cx="4572000" cy="4584192"/>
-                    </a:xfrm>
-                    <a:prstGeom prst="rect"/>
-                  </pic:spPr>
-                </pic:pic>
-              </a:graphicData>
-            </a:graphic>
-          </wp:inline>
-        </w:drawing>
-      </w:r>
-    </w:p>
-    <w:p>
-      <w:pPr>
-        <w:spacing w:before="40" w:after="0" w:line="252" w:lineRule="auto"/>
+        <w:spacing w:before="80" w:after="0" w:line="252" w:lineRule="auto"/>
         <w:jc w:val="both"/>
       </w:pPr>
       <w:r>
@@ -569,7 +369,7 @@
     </w:p>
     <w:p>
       <w:pPr>
-        <w:spacing w:before="0" w:after="40"/>
+        <w:spacing w:before="0" w:after="20"/>
         <w:jc w:val="right"/>
       </w:pPr>
       <w:r>
@@ -584,7 +384,7 @@
     </w:p>
     <w:p>
       <w:pPr>
-        <w:spacing w:before="0" w:after="40"/>
+        <w:spacing w:before="0" w:after="20"/>
         <w:jc w:val="center"/>
       </w:pPr>
       <w:r>
@@ -592,14 +392,14 @@
           <w:rFonts w:ascii="Cambria" w:hAnsi="Cambria"/>
           <w:b/>
           <w:color w:val="000000"/>
-          <w:sz w:val="25"/>
+          <w:sz w:val="24"/>
         </w:rPr>
         <w:t>FIG. 6: ZERO-TRUST CHAIN OF CUSTODY &amp; CRYPTOGRAPHIC SHA-256 AUDIT LEDGER</w:t>
       </w:r>
     </w:p>
     <w:p>
       <w:pPr>
-        <w:spacing w:before="0" w:after="80"/>
+        <w:spacing w:before="0" w:after="60"/>
         <w:jc w:val="center"/>
       </w:pPr>
       <w:r>
@@ -607,54 +407,14 @@
           <w:rFonts w:ascii="Cambria" w:hAnsi="Cambria"/>
           <w:i/>
           <w:color w:val="000000"/>
-          <w:sz w:val="17"/>
+          <w:sz w:val="16"/>
         </w:rPr>
         <w:t>Technical Field: Cryptographic authentication, zero-trust token handshakes, IPCC AR6 multi-gas environmental accounting, and immutable SHA-256 ledgers.</w:t>
       </w:r>
     </w:p>
     <w:p>
       <w:pPr>
-        <w:spacing w:before="40" w:after="80"/>
-        <w:jc w:val="center"/>
-      </w:pPr>
-      <w:r>
-        <w:drawing>
-          <wp:inline xmlns:a="http://schemas.openxmlformats.org/drawingml/2006/main" xmlns:pic="http://schemas.openxmlformats.org/drawingml/2006/picture">
-            <wp:extent cx="4389120" cy="5196718"/>
-            <wp:docPr id="6" name="Picture 6"/>
-            <wp:cNvGraphicFramePr>
-              <a:graphicFrameLocks noChangeAspect="1"/>
-            </wp:cNvGraphicFramePr>
-            <a:graphic>
-              <a:graphicData uri="http://schemas.openxmlformats.org/drawingml/2006/picture">
-                <pic:pic>
-                  <pic:nvPicPr>
-                    <pic:cNvPr id="0" name="flowchart_fig6.png"/>
-                    <pic:cNvPicPr/>
-                  </pic:nvPicPr>
-                  <pic:blipFill>
-                    <a:blip r:embed="rId15"/>
-                    <a:stretch>
-                      <a:fillRect/>
-                    </a:stretch>
-                  </pic:blipFill>
-                  <pic:spPr>
-                    <a:xfrm>
-                      <a:off x="0" y="0"/>
-                      <a:ext cx="4389120" cy="5196718"/>
-                    </a:xfrm>
-                    <a:prstGeom prst="rect"/>
-                  </pic:spPr>
-                </pic:pic>
-              </a:graphicData>
-            </a:graphic>
-          </wp:inline>
-        </w:drawing>
-      </w:r>
-    </w:p>
-    <w:p>
-      <w:pPr>
-        <w:spacing w:before="40" w:after="0" w:line="252" w:lineRule="auto"/>
+        <w:spacing w:before="80" w:after="0" w:line="252" w:lineRule="auto"/>
         <w:jc w:val="both"/>
       </w:pPr>
       <w:r>
@@ -682,6 +442,6264 @@
       <w:cols w:space="720"/>
       <w:docGrid w:linePitch="360"/>
     </w:sectPr>
+    <w:p xmlns:a="http://schemas.openxmlformats.org/drawingml/2006/main">
+      <w:pPr>
+        <w:jc w:val="center"/>
+        <w:spacing w:before="0" w:after="0" w:line="240" w:lineRule="auto"/>
+      </w:pPr>
+      <w:r>
+        <w:drawing>
+          <wp:inline distT="0" distB="0" distL="0" distR="0">
+            <wp:extent cx="5400000" cy="410000"/>
+            <wp:docPr id="1001" name="FlowBox_1001"/>
+            <wps:wsp>
+              <wps:cNvSpPr/>
+              <wps:spPr>
+                <a:xfrm>
+                  <a:off x="0" y="0"/>
+                  <a:ext cx="5400000" cy="410000"/>
+                </a:xfrm>
+                <a:prstGeom prst="roundRect">
+                  <a:avLst>
+                    <a:gd name="adj" fmla="val 13500"/>
+                  </a:avLst>
+                </a:prstGeom>
+                <a:solidFill>
+                  <a:srgbClr val="FFFFFF"/>
+                </a:solidFill>
+                <a:ln w="22000">
+                  <a:solidFill>
+                    <a:srgbClr val="000000"/>
+                  </a:solidFill>
+                </a:ln>
+              </wps:spPr>
+              <wps:txbx>
+                <w:txbxContent>
+                  <w:p>
+                    <w:pPr>
+                      <w:jc w:val="center"/>
+                      <w:spacing w:before="0" w:after="0"/>
+                    </w:pPr>
+                    <w:r>
+                      <w:rPr>
+                        <w:rFonts w:ascii="Cambria" w:hAnsi="Cambria" w:cs="Cambria"/>
+                        <w:b/>
+                        <w:sz w:val="21"/>
+                        <w:color w:val="000000"/>
+                      </w:rPr>
+                      <w:t>1. Problem Definition &amp; Objective Setting</w:t>
+                    </w:r>
+                  </w:p>
+                </w:txbxContent>
+              </wps:txbx>
+              <wps:bodyPr vert="horz" lIns="72000" tIns="36000" rIns="72000" bIns="36000" anchor="ctr"/>
+            </wps:wsp>
+          </wp:inline>
+        </w:drawing>
+      </w:r>
+    </w:p>
+    <w:p xmlns:a="http://schemas.openxmlformats.org/drawingml/2006/main">
+      <w:pPr>
+        <w:jc w:val="center"/>
+        <w:spacing w:before="0" w:after="0" w:line="240" w:lineRule="auto"/>
+      </w:pPr>
+      <w:r>
+        <w:drawing>
+          <wp:inline distT="0" distB="0" distL="0" distR="0">
+            <wp:extent cx="190000" cy="165000"/>
+            <wp:docPr id="1002" name="Arrow_1002"/>
+            <wps:wsp>
+              <wps:cNvSpPr/>
+              <wps:spPr>
+                <a:xfrm>
+                  <a:off x="0" y="0"/>
+                  <a:ext cx="190000" cy="165000"/>
+                </a:xfrm>
+                <a:prstGeom prst="downArrow">
+                  <a:avLst>
+                    <a:gd name="adj1" fmla="val 50000"/>
+                    <a:gd name="adj2" fmla="val 50000"/>
+                  </a:avLst>
+                </a:prstGeom>
+                <a:solidFill>
+                  <a:srgbClr val="000000"/>
+                </a:solidFill>
+                <a:ln w="9525">
+                  <a:solidFill>
+                    <a:srgbClr val="000000"/>
+                  </a:solidFill>
+                </a:ln>
+              </wps:spPr>
+              <wps:bodyPr/>
+            </wps:wsp>
+          </wp:inline>
+        </w:drawing>
+      </w:r>
+    </w:p>
+    <w:p xmlns:a="http://schemas.openxmlformats.org/drawingml/2006/main">
+      <w:pPr>
+        <w:jc w:val="center"/>
+        <w:spacing w:before="0" w:after="0" w:line="240" w:lineRule="auto"/>
+      </w:pPr>
+      <w:r>
+        <w:drawing>
+          <wp:inline distT="0" distB="0" distL="0" distR="0">
+            <wp:extent cx="5400000" cy="410000"/>
+            <wp:docPr id="1003" name="FlowBox_1003"/>
+            <wps:wsp>
+              <wps:cNvSpPr/>
+              <wps:spPr>
+                <a:xfrm>
+                  <a:off x="0" y="0"/>
+                  <a:ext cx="5400000" cy="410000"/>
+                </a:xfrm>
+                <a:prstGeom prst="roundRect">
+                  <a:avLst>
+                    <a:gd name="adj" fmla="val 13500"/>
+                  </a:avLst>
+                </a:prstGeom>
+                <a:solidFill>
+                  <a:srgbClr val="FFFFFF"/>
+                </a:solidFill>
+                <a:ln w="22000">
+                  <a:solidFill>
+                    <a:srgbClr val="000000"/>
+                  </a:solidFill>
+                </a:ln>
+              </wps:spPr>
+              <wps:txbx>
+                <w:txbxContent>
+                  <w:p>
+                    <w:pPr>
+                      <w:jc w:val="center"/>
+                      <w:spacing w:before="0" w:after="0"/>
+                    </w:pPr>
+                    <w:r>
+                      <w:rPr>
+                        <w:rFonts w:ascii="Cambria" w:hAnsi="Cambria" w:cs="Cambria"/>
+                        <w:b/>
+                        <w:sz w:val="21"/>
+                        <w:color w:val="000000"/>
+                      </w:rPr>
+                      <w:t>2. Non-Contact Image Capture &amp; GPS Geocoding</w:t>
+                    </w:r>
+                  </w:p>
+                </w:txbxContent>
+              </wps:txbx>
+              <wps:bodyPr vert="horz" lIns="72000" tIns="36000" rIns="72000" bIns="36000" anchor="ctr"/>
+            </wps:wsp>
+          </wp:inline>
+        </w:drawing>
+      </w:r>
+    </w:p>
+    <w:p xmlns:a="http://schemas.openxmlformats.org/drawingml/2006/main">
+      <w:pPr>
+        <w:jc w:val="center"/>
+        <w:spacing w:before="0" w:after="0" w:line="240" w:lineRule="auto"/>
+      </w:pPr>
+      <w:r>
+        <w:drawing>
+          <wp:inline distT="0" distB="0" distL="0" distR="0">
+            <wp:extent cx="190000" cy="165000"/>
+            <wp:docPr id="1004" name="Arrow_1004"/>
+            <wps:wsp>
+              <wps:cNvSpPr/>
+              <wps:spPr>
+                <a:xfrm>
+                  <a:off x="0" y="0"/>
+                  <a:ext cx="190000" cy="165000"/>
+                </a:xfrm>
+                <a:prstGeom prst="downArrow">
+                  <a:avLst>
+                    <a:gd name="adj1" fmla="val 50000"/>
+                    <a:gd name="adj2" fmla="val 50000"/>
+                  </a:avLst>
+                </a:prstGeom>
+                <a:solidFill>
+                  <a:srgbClr val="000000"/>
+                </a:solidFill>
+                <a:ln w="9525">
+                  <a:solidFill>
+                    <a:srgbClr val="000000"/>
+                  </a:solidFill>
+                </a:ln>
+              </wps:spPr>
+              <wps:bodyPr/>
+            </wps:wsp>
+          </wp:inline>
+        </w:drawing>
+      </w:r>
+    </w:p>
+    <w:p xmlns:a="http://schemas.openxmlformats.org/drawingml/2006/main">
+      <w:pPr>
+        <w:jc w:val="center"/>
+        <w:spacing w:before="0" w:after="0" w:line="240" w:lineRule="auto"/>
+      </w:pPr>
+      <w:r>
+        <w:drawing>
+          <wp:inline distT="0" distB="0" distL="0" distR="0">
+            <wp:extent cx="5400000" cy="410000"/>
+            <wp:docPr id="1005" name="FlowBox_1005"/>
+            <wps:wsp>
+              <wps:cNvSpPr/>
+              <wps:spPr>
+                <a:xfrm>
+                  <a:off x="0" y="0"/>
+                  <a:ext cx="5400000" cy="410000"/>
+                </a:xfrm>
+                <a:prstGeom prst="roundRect">
+                  <a:avLst>
+                    <a:gd name="adj" fmla="val 13500"/>
+                  </a:avLst>
+                </a:prstGeom>
+                <a:solidFill>
+                  <a:srgbClr val="FFFFFF"/>
+                </a:solidFill>
+                <a:ln w="22000">
+                  <a:solidFill>
+                    <a:srgbClr val="000000"/>
+                  </a:solidFill>
+                </a:ln>
+              </wps:spPr>
+              <wps:txbx>
+                <w:txbxContent>
+                  <w:p>
+                    <w:pPr>
+                      <w:jc w:val="center"/>
+                      <w:spacing w:before="0" w:after="0"/>
+                    </w:pPr>
+                    <w:r>
+                      <w:rPr>
+                        <w:rFonts w:ascii="Cambria" w:hAnsi="Cambria" w:cs="Cambria"/>
+                        <w:b/>
+                        <w:sz w:val="21"/>
+                        <w:color w:val="000000"/>
+                      </w:rPr>
+                      <w:t>3. Calibrated Container Geometry &amp; Fluid Volume Calculation</w:t>
+                    </w:r>
+                  </w:p>
+                </w:txbxContent>
+              </wps:txbx>
+              <wps:bodyPr vert="horz" lIns="72000" tIns="36000" rIns="72000" bIns="36000" anchor="ctr"/>
+            </wps:wsp>
+          </wp:inline>
+        </w:drawing>
+      </w:r>
+    </w:p>
+    <w:p xmlns:a="http://schemas.openxmlformats.org/drawingml/2006/main">
+      <w:pPr>
+        <w:jc w:val="center"/>
+        <w:spacing w:before="0" w:after="0" w:line="240" w:lineRule="auto"/>
+      </w:pPr>
+      <w:r>
+        <w:drawing>
+          <wp:inline distT="0" distB="0" distL="0" distR="0">
+            <wp:extent cx="190000" cy="165000"/>
+            <wp:docPr id="1006" name="Arrow_1006"/>
+            <wps:wsp>
+              <wps:cNvSpPr/>
+              <wps:spPr>
+                <a:xfrm>
+                  <a:off x="0" y="0"/>
+                  <a:ext cx="190000" cy="165000"/>
+                </a:xfrm>
+                <a:prstGeom prst="downArrow">
+                  <a:avLst>
+                    <a:gd name="adj1" fmla="val 50000"/>
+                    <a:gd name="adj2" fmla="val 50000"/>
+                  </a:avLst>
+                </a:prstGeom>
+                <a:solidFill>
+                  <a:srgbClr val="000000"/>
+                </a:solidFill>
+                <a:ln w="9525">
+                  <a:solidFill>
+                    <a:srgbClr val="000000"/>
+                  </a:solidFill>
+                </a:ln>
+              </wps:spPr>
+              <wps:bodyPr/>
+            </wps:wsp>
+          </wp:inline>
+        </w:drawing>
+      </w:r>
+    </w:p>
+    <w:p xmlns:a="http://schemas.openxmlformats.org/drawingml/2006/main">
+      <w:pPr>
+        <w:jc w:val="center"/>
+        <w:spacing w:before="0" w:after="0" w:line="240" w:lineRule="auto"/>
+      </w:pPr>
+      <w:r>
+        <w:drawing>
+          <wp:inline distT="0" distB="0" distL="0" distR="0">
+            <wp:extent cx="5400000" cy="410000"/>
+            <wp:docPr id="1007" name="FlowBox_1007"/>
+            <wps:wsp>
+              <wps:cNvSpPr/>
+              <wps:spPr>
+                <a:xfrm>
+                  <a:off x="0" y="0"/>
+                  <a:ext cx="5400000" cy="410000"/>
+                </a:xfrm>
+                <a:prstGeom prst="roundRect">
+                  <a:avLst>
+                    <a:gd name="adj" fmla="val 13500"/>
+                  </a:avLst>
+                </a:prstGeom>
+                <a:solidFill>
+                  <a:srgbClr val="FFFFFF"/>
+                </a:solidFill>
+                <a:ln w="22000">
+                  <a:solidFill>
+                    <a:srgbClr val="000000"/>
+                  </a:solidFill>
+                </a:ln>
+              </wps:spPr>
+              <wps:txbx>
+                <w:txbxContent>
+                  <w:p>
+                    <w:pPr>
+                      <w:jc w:val="center"/>
+                      <w:spacing w:before="0" w:after="0"/>
+                    </w:pPr>
+                    <w:r>
+                      <w:rPr>
+                        <w:rFonts w:ascii="Cambria" w:hAnsi="Cambria" w:cs="Cambria"/>
+                        <w:b/>
+                        <w:sz w:val="21"/>
+                        <w:color w:val="000000"/>
+                      </w:rPr>
+                      <w:t>4. 12-Category Food Bulk Density Physics Transformation</w:t>
+                    </w:r>
+                  </w:p>
+                </w:txbxContent>
+              </wps:txbx>
+              <wps:bodyPr vert="horz" lIns="72000" tIns="36000" rIns="72000" bIns="36000" anchor="ctr"/>
+            </wps:wsp>
+          </wp:inline>
+        </w:drawing>
+      </w:r>
+    </w:p>
+    <w:p xmlns:a="http://schemas.openxmlformats.org/drawingml/2006/main">
+      <w:pPr>
+        <w:jc w:val="center"/>
+        <w:spacing w:before="0" w:after="0" w:line="240" w:lineRule="auto"/>
+      </w:pPr>
+      <w:r>
+        <w:drawing>
+          <wp:inline distT="0" distB="0" distL="0" distR="0">
+            <wp:extent cx="190000" cy="165000"/>
+            <wp:docPr id="1008" name="Arrow_1008"/>
+            <wps:wsp>
+              <wps:cNvSpPr/>
+              <wps:spPr>
+                <a:xfrm>
+                  <a:off x="0" y="0"/>
+                  <a:ext cx="190000" cy="165000"/>
+                </a:xfrm>
+                <a:prstGeom prst="downArrow">
+                  <a:avLst>
+                    <a:gd name="adj1" fmla="val 50000"/>
+                    <a:gd name="adj2" fmla="val 50000"/>
+                  </a:avLst>
+                </a:prstGeom>
+                <a:solidFill>
+                  <a:srgbClr val="000000"/>
+                </a:solidFill>
+                <a:ln w="9525">
+                  <a:solidFill>
+                    <a:srgbClr val="000000"/>
+                  </a:solidFill>
+                </a:ln>
+              </wps:spPr>
+              <wps:bodyPr/>
+            </wps:wsp>
+          </wp:inline>
+        </w:drawing>
+      </w:r>
+    </w:p>
+    <w:p xmlns:a="http://schemas.openxmlformats.org/drawingml/2006/main">
+      <w:pPr>
+        <w:jc w:val="center"/>
+        <w:spacing w:before="0" w:after="0" w:line="240" w:lineRule="auto"/>
+      </w:pPr>
+      <w:r>
+        <w:drawing>
+          <wp:inline distT="0" distB="0" distL="0" distR="0">
+            <wp:extent cx="5400000" cy="410000"/>
+            <wp:docPr id="1009" name="FlowBox_1009"/>
+            <wps:wsp>
+              <wps:cNvSpPr/>
+              <wps:spPr>
+                <a:xfrm>
+                  <a:off x="0" y="0"/>
+                  <a:ext cx="5400000" cy="410000"/>
+                </a:xfrm>
+                <a:prstGeom prst="roundRect">
+                  <a:avLst>
+                    <a:gd name="adj" fmla="val 13500"/>
+                  </a:avLst>
+                </a:prstGeom>
+                <a:solidFill>
+                  <a:srgbClr val="FFFFFF"/>
+                </a:solidFill>
+                <a:ln w="22000">
+                  <a:solidFill>
+                    <a:srgbClr val="000000"/>
+                  </a:solidFill>
+                </a:ln>
+              </wps:spPr>
+              <wps:txbx>
+                <w:txbxContent>
+                  <w:p>
+                    <w:pPr>
+                      <w:jc w:val="center"/>
+                      <w:spacing w:before="0" w:after="0"/>
+                    </w:pPr>
+                    <w:r>
+                      <w:rPr>
+                        <w:rFonts w:ascii="Cambria" w:hAnsi="Cambria" w:cs="Cambria"/>
+                        <w:b/>
+                        <w:sz w:val="21"/>
+                        <w:color w:val="000000"/>
+                      </w:rPr>
+                      <w:t>5. Dynamic Shelf-Life Decay &amp; Microbiological Urgency Modeling</w:t>
+                    </w:r>
+                  </w:p>
+                </w:txbxContent>
+              </wps:txbx>
+              <wps:bodyPr vert="horz" lIns="72000" tIns="36000" rIns="72000" bIns="36000" anchor="ctr"/>
+            </wps:wsp>
+          </wp:inline>
+        </w:drawing>
+      </w:r>
+    </w:p>
+    <w:p xmlns:a="http://schemas.openxmlformats.org/drawingml/2006/main">
+      <w:pPr>
+        <w:jc w:val="center"/>
+        <w:spacing w:before="0" w:after="0" w:line="240" w:lineRule="auto"/>
+      </w:pPr>
+      <w:r>
+        <w:drawing>
+          <wp:inline distT="0" distB="0" distL="0" distR="0">
+            <wp:extent cx="190000" cy="165000"/>
+            <wp:docPr id="1010" name="Arrow_1010"/>
+            <wps:wsp>
+              <wps:cNvSpPr/>
+              <wps:spPr>
+                <a:xfrm>
+                  <a:off x="0" y="0"/>
+                  <a:ext cx="190000" cy="165000"/>
+                </a:xfrm>
+                <a:prstGeom prst="downArrow">
+                  <a:avLst>
+                    <a:gd name="adj1" fmla="val 50000"/>
+                    <a:gd name="adj2" fmla="val 50000"/>
+                  </a:avLst>
+                </a:prstGeom>
+                <a:solidFill>
+                  <a:srgbClr val="000000"/>
+                </a:solidFill>
+                <a:ln w="9525">
+                  <a:solidFill>
+                    <a:srgbClr val="000000"/>
+                  </a:solidFill>
+                </a:ln>
+              </wps:spPr>
+              <wps:bodyPr/>
+            </wps:wsp>
+          </wp:inline>
+        </w:drawing>
+      </w:r>
+    </w:p>
+    <w:p xmlns:a="http://schemas.openxmlformats.org/drawingml/2006/main">
+      <w:pPr>
+        <w:jc w:val="center"/>
+        <w:spacing w:before="0" w:after="0" w:line="240" w:lineRule="auto"/>
+      </w:pPr>
+      <w:r>
+        <w:drawing>
+          <wp:inline distT="0" distB="0" distL="0" distR="0">
+            <wp:extent cx="5400000" cy="410000"/>
+            <wp:docPr id="1011" name="FlowBox_1011"/>
+            <wps:wsp>
+              <wps:cNvSpPr/>
+              <wps:spPr>
+                <a:xfrm>
+                  <a:off x="0" y="0"/>
+                  <a:ext cx="5400000" cy="410000"/>
+                </a:xfrm>
+                <a:prstGeom prst="roundRect">
+                  <a:avLst>
+                    <a:gd name="adj" fmla="val 13500"/>
+                  </a:avLst>
+                </a:prstGeom>
+                <a:solidFill>
+                  <a:srgbClr val="FFFFFF"/>
+                </a:solidFill>
+                <a:ln w="22000">
+                  <a:solidFill>
+                    <a:srgbClr val="000000"/>
+                  </a:solidFill>
+                </a:ln>
+              </wps:spPr>
+              <wps:txbx>
+                <w:txbxContent>
+                  <w:p>
+                    <w:pPr>
+                      <w:jc w:val="center"/>
+                      <w:spacing w:before="0" w:after="0"/>
+                    </w:pPr>
+                    <w:r>
+                      <w:rPr>
+                        <w:rFonts w:ascii="Cambria" w:hAnsi="Cambria" w:cs="Cambria"/>
+                        <w:b/>
+                        <w:sz w:val="21"/>
+                        <w:color w:val="000000"/>
+                      </w:rPr>
+                      <w:t>6. Spatial Clustering &amp; Proactive Shelter Deficit Forecasting</w:t>
+                    </w:r>
+                  </w:p>
+                </w:txbxContent>
+              </wps:txbx>
+              <wps:bodyPr vert="horz" lIns="72000" tIns="36000" rIns="72000" bIns="36000" anchor="ctr"/>
+            </wps:wsp>
+          </wp:inline>
+        </w:drawing>
+      </w:r>
+    </w:p>
+    <w:p xmlns:a="http://schemas.openxmlformats.org/drawingml/2006/main">
+      <w:pPr>
+        <w:jc w:val="center"/>
+        <w:spacing w:before="0" w:after="0" w:line="240" w:lineRule="auto"/>
+      </w:pPr>
+      <w:r>
+        <w:drawing>
+          <wp:inline distT="0" distB="0" distL="0" distR="0">
+            <wp:extent cx="190000" cy="165000"/>
+            <wp:docPr id="1012" name="Arrow_1012"/>
+            <wps:wsp>
+              <wps:cNvSpPr/>
+              <wps:spPr>
+                <a:xfrm>
+                  <a:off x="0" y="0"/>
+                  <a:ext cx="190000" cy="165000"/>
+                </a:xfrm>
+                <a:prstGeom prst="downArrow">
+                  <a:avLst>
+                    <a:gd name="adj1" fmla="val 50000"/>
+                    <a:gd name="adj2" fmla="val 50000"/>
+                  </a:avLst>
+                </a:prstGeom>
+                <a:solidFill>
+                  <a:srgbClr val="000000"/>
+                </a:solidFill>
+                <a:ln w="9525">
+                  <a:solidFill>
+                    <a:srgbClr val="000000"/>
+                  </a:solidFill>
+                </a:ln>
+              </wps:spPr>
+              <wps:bodyPr/>
+            </wps:wsp>
+          </wp:inline>
+        </w:drawing>
+      </w:r>
+    </w:p>
+    <w:p xmlns:a="http://schemas.openxmlformats.org/drawingml/2006/main">
+      <w:pPr>
+        <w:jc w:val="center"/>
+        <w:spacing w:before="0" w:after="0" w:line="240" w:lineRule="auto"/>
+      </w:pPr>
+      <w:r>
+        <w:drawing>
+          <wp:inline distT="0" distB="0" distL="0" distR="0">
+            <wp:extent cx="5400000" cy="410000"/>
+            <wp:docPr id="1013" name="FlowBox_1013"/>
+            <wps:wsp>
+              <wps:cNvSpPr/>
+              <wps:spPr>
+                <a:xfrm>
+                  <a:off x="0" y="0"/>
+                  <a:ext cx="5400000" cy="410000"/>
+                </a:xfrm>
+                <a:prstGeom prst="roundRect">
+                  <a:avLst>
+                    <a:gd name="adj" fmla="val 13500"/>
+                  </a:avLst>
+                </a:prstGeom>
+                <a:solidFill>
+                  <a:srgbClr val="FFFFFF"/>
+                </a:solidFill>
+                <a:ln w="22000">
+                  <a:solidFill>
+                    <a:srgbClr val="000000"/>
+                  </a:solidFill>
+                </a:ln>
+              </wps:spPr>
+              <wps:txbx>
+                <w:txbxContent>
+                  <w:p>
+                    <w:pPr>
+                      <w:jc w:val="center"/>
+                      <w:spacing w:before="0" w:after="0"/>
+                    </w:pPr>
+                    <w:r>
+                      <w:rPr>
+                        <w:rFonts w:ascii="Cambria" w:hAnsi="Cambria" w:cs="Cambria"/>
+                        <w:b/>
+                        <w:sz w:val="21"/>
+                        <w:color w:val="000000"/>
+                      </w:rPr>
+                      <w:t>7. Perishability-Constrained Capacitated Vehicle Routing (CVRP)</w:t>
+                    </w:r>
+                  </w:p>
+                </w:txbxContent>
+              </wps:txbx>
+              <wps:bodyPr vert="horz" lIns="72000" tIns="36000" rIns="72000" bIns="36000" anchor="ctr"/>
+            </wps:wsp>
+          </wp:inline>
+        </w:drawing>
+      </w:r>
+    </w:p>
+    <w:p xmlns:a="http://schemas.openxmlformats.org/drawingml/2006/main">
+      <w:pPr>
+        <w:jc w:val="center"/>
+        <w:spacing w:before="0" w:after="0" w:line="240" w:lineRule="auto"/>
+      </w:pPr>
+      <w:r>
+        <w:drawing>
+          <wp:inline distT="0" distB="0" distL="0" distR="0">
+            <wp:extent cx="190000" cy="165000"/>
+            <wp:docPr id="1014" name="Arrow_1014"/>
+            <wps:wsp>
+              <wps:cNvSpPr/>
+              <wps:spPr>
+                <a:xfrm>
+                  <a:off x="0" y="0"/>
+                  <a:ext cx="190000" cy="165000"/>
+                </a:xfrm>
+                <a:prstGeom prst="downArrow">
+                  <a:avLst>
+                    <a:gd name="adj1" fmla="val 50000"/>
+                    <a:gd name="adj2" fmla="val 50000"/>
+                  </a:avLst>
+                </a:prstGeom>
+                <a:solidFill>
+                  <a:srgbClr val="000000"/>
+                </a:solidFill>
+                <a:ln w="9525">
+                  <a:solidFill>
+                    <a:srgbClr val="000000"/>
+                  </a:solidFill>
+                </a:ln>
+              </wps:spPr>
+              <wps:bodyPr/>
+            </wps:wsp>
+          </wp:inline>
+        </w:drawing>
+      </w:r>
+    </w:p>
+    <w:p xmlns:a="http://schemas.openxmlformats.org/drawingml/2006/main">
+      <w:pPr>
+        <w:jc w:val="center"/>
+        <w:spacing w:before="0" w:after="0" w:line="240" w:lineRule="auto"/>
+      </w:pPr>
+      <w:r>
+        <w:drawing>
+          <wp:inline distT="0" distB="0" distL="0" distR="0">
+            <wp:extent cx="5400000" cy="410000"/>
+            <wp:docPr id="1015" name="FlowBox_1015"/>
+            <wps:wsp>
+              <wps:cNvSpPr/>
+              <wps:spPr>
+                <a:xfrm>
+                  <a:off x="0" y="0"/>
+                  <a:ext cx="5400000" cy="410000"/>
+                </a:xfrm>
+                <a:prstGeom prst="roundRect">
+                  <a:avLst>
+                    <a:gd name="adj" fmla="val 13500"/>
+                  </a:avLst>
+                </a:prstGeom>
+                <a:solidFill>
+                  <a:srgbClr val="FFFFFF"/>
+                </a:solidFill>
+                <a:ln w="22000">
+                  <a:solidFill>
+                    <a:srgbClr val="000000"/>
+                  </a:solidFill>
+                </a:ln>
+              </wps:spPr>
+              <wps:txbx>
+                <w:txbxContent>
+                  <w:p>
+                    <w:pPr>
+                      <w:jc w:val="center"/>
+                      <w:spacing w:before="0" w:after="0"/>
+                    </w:pPr>
+                    <w:r>
+                      <w:rPr>
+                        <w:rFonts w:ascii="Cambria" w:hAnsi="Cambria" w:cs="Cambria"/>
+                        <w:b/>
+                        <w:sz w:val="21"/>
+                        <w:color w:val="000000"/>
+                      </w:rPr>
+                      <w:t>8. Physical Handover via Single-Use Cryptographic QR Token</w:t>
+                    </w:r>
+                  </w:p>
+                </w:txbxContent>
+              </wps:txbx>
+              <wps:bodyPr vert="horz" lIns="72000" tIns="36000" rIns="72000" bIns="36000" anchor="ctr"/>
+            </wps:wsp>
+          </wp:inline>
+        </w:drawing>
+      </w:r>
+    </w:p>
+    <w:p xmlns:a="http://schemas.openxmlformats.org/drawingml/2006/main">
+      <w:pPr>
+        <w:jc w:val="center"/>
+        <w:spacing w:before="0" w:after="0" w:line="240" w:lineRule="auto"/>
+      </w:pPr>
+      <w:r>
+        <w:drawing>
+          <wp:inline distT="0" distB="0" distL="0" distR="0">
+            <wp:extent cx="190000" cy="165000"/>
+            <wp:docPr id="1016" name="Arrow_1016"/>
+            <wps:wsp>
+              <wps:cNvSpPr/>
+              <wps:spPr>
+                <a:xfrm>
+                  <a:off x="0" y="0"/>
+                  <a:ext cx="190000" cy="165000"/>
+                </a:xfrm>
+                <a:prstGeom prst="downArrow">
+                  <a:avLst>
+                    <a:gd name="adj1" fmla="val 50000"/>
+                    <a:gd name="adj2" fmla="val 50000"/>
+                  </a:avLst>
+                </a:prstGeom>
+                <a:solidFill>
+                  <a:srgbClr val="000000"/>
+                </a:solidFill>
+                <a:ln w="9525">
+                  <a:solidFill>
+                    <a:srgbClr val="000000"/>
+                  </a:solidFill>
+                </a:ln>
+              </wps:spPr>
+              <wps:bodyPr/>
+            </wps:wsp>
+          </wp:inline>
+        </w:drawing>
+      </w:r>
+    </w:p>
+    <w:p xmlns:a="http://schemas.openxmlformats.org/drawingml/2006/main">
+      <w:pPr>
+        <w:jc w:val="center"/>
+        <w:spacing w:before="0" w:after="0" w:line="240" w:lineRule="auto"/>
+      </w:pPr>
+      <w:r>
+        <w:drawing>
+          <wp:inline distT="0" distB="0" distL="0" distR="0">
+            <wp:extent cx="5400000" cy="410000"/>
+            <wp:docPr id="1017" name="FlowBox_1017"/>
+            <wps:wsp>
+              <wps:cNvSpPr/>
+              <wps:spPr>
+                <a:xfrm>
+                  <a:off x="0" y="0"/>
+                  <a:ext cx="5400000" cy="410000"/>
+                </a:xfrm>
+                <a:prstGeom prst="roundRect">
+                  <a:avLst>
+                    <a:gd name="adj" fmla="val 13500"/>
+                  </a:avLst>
+                </a:prstGeom>
+                <a:solidFill>
+                  <a:srgbClr val="FFFFFF"/>
+                </a:solidFill>
+                <a:ln w="22000">
+                  <a:solidFill>
+                    <a:srgbClr val="000000"/>
+                  </a:solidFill>
+                </a:ln>
+              </wps:spPr>
+              <wps:txbx>
+                <w:txbxContent>
+                  <w:p>
+                    <w:pPr>
+                      <w:jc w:val="center"/>
+                      <w:spacing w:before="0" w:after="0"/>
+                    </w:pPr>
+                    <w:r>
+                      <w:rPr>
+                        <w:rFonts w:ascii="Cambria" w:hAnsi="Cambria" w:cs="Cambria"/>
+                        <w:b/>
+                        <w:sz w:val="21"/>
+                        <w:color w:val="000000"/>
+                      </w:rPr>
+                      <w:t>9. Zero-Trust Verification &amp; Secure State Transition</w:t>
+                    </w:r>
+                  </w:p>
+                </w:txbxContent>
+              </wps:txbx>
+              <wps:bodyPr vert="horz" lIns="72000" tIns="36000" rIns="72000" bIns="36000" anchor="ctr"/>
+            </wps:wsp>
+          </wp:inline>
+        </w:drawing>
+      </w:r>
+    </w:p>
+    <w:p xmlns:a="http://schemas.openxmlformats.org/drawingml/2006/main">
+      <w:pPr>
+        <w:jc w:val="center"/>
+        <w:spacing w:before="0" w:after="0" w:line="240" w:lineRule="auto"/>
+      </w:pPr>
+      <w:r>
+        <w:drawing>
+          <wp:inline distT="0" distB="0" distL="0" distR="0">
+            <wp:extent cx="190000" cy="165000"/>
+            <wp:docPr id="1018" name="Arrow_1018"/>
+            <wps:wsp>
+              <wps:cNvSpPr/>
+              <wps:spPr>
+                <a:xfrm>
+                  <a:off x="0" y="0"/>
+                  <a:ext cx="190000" cy="165000"/>
+                </a:xfrm>
+                <a:prstGeom prst="downArrow">
+                  <a:avLst>
+                    <a:gd name="adj1" fmla="val 50000"/>
+                    <a:gd name="adj2" fmla="val 50000"/>
+                  </a:avLst>
+                </a:prstGeom>
+                <a:solidFill>
+                  <a:srgbClr val="000000"/>
+                </a:solidFill>
+                <a:ln w="9525">
+                  <a:solidFill>
+                    <a:srgbClr val="000000"/>
+                  </a:solidFill>
+                </a:ln>
+              </wps:spPr>
+              <wps:bodyPr/>
+            </wps:wsp>
+          </wp:inline>
+        </w:drawing>
+      </w:r>
+    </w:p>
+    <w:p xmlns:a="http://schemas.openxmlformats.org/drawingml/2006/main">
+      <w:pPr>
+        <w:jc w:val="center"/>
+        <w:spacing w:before="0" w:after="0" w:line="240" w:lineRule="auto"/>
+      </w:pPr>
+      <w:r>
+        <w:drawing>
+          <wp:inline distT="0" distB="0" distL="0" distR="0">
+            <wp:extent cx="5400000" cy="410000"/>
+            <wp:docPr id="1019" name="FlowBox_1019"/>
+            <wps:wsp>
+              <wps:cNvSpPr/>
+              <wps:spPr>
+                <a:xfrm>
+                  <a:off x="0" y="0"/>
+                  <a:ext cx="5400000" cy="410000"/>
+                </a:xfrm>
+                <a:prstGeom prst="roundRect">
+                  <a:avLst>
+                    <a:gd name="adj" fmla="val 13500"/>
+                  </a:avLst>
+                </a:prstGeom>
+                <a:solidFill>
+                  <a:srgbClr val="FFFFFF"/>
+                </a:solidFill>
+                <a:ln w="22000">
+                  <a:solidFill>
+                    <a:srgbClr val="000000"/>
+                  </a:solidFill>
+                </a:ln>
+              </wps:spPr>
+              <wps:txbx>
+                <w:txbxContent>
+                  <w:p>
+                    <w:pPr>
+                      <w:jc w:val="center"/>
+                      <w:spacing w:before="0" w:after="0"/>
+                    </w:pPr>
+                    <w:r>
+                      <w:rPr>
+                        <w:rFonts w:ascii="Cambria" w:hAnsi="Cambria" w:cs="Cambria"/>
+                        <w:b/>
+                        <w:sz w:val="21"/>
+                        <w:color w:val="000000"/>
+                      </w:rPr>
+                      <w:t>10. IPCC AR6 Multi-Gas Impact &amp; Methane GWP 28× Calculation</w:t>
+                    </w:r>
+                  </w:p>
+                </w:txbxContent>
+              </wps:txbx>
+              <wps:bodyPr vert="horz" lIns="72000" tIns="36000" rIns="72000" bIns="36000" anchor="ctr"/>
+            </wps:wsp>
+          </wp:inline>
+        </w:drawing>
+      </w:r>
+    </w:p>
+    <w:p xmlns:a="http://schemas.openxmlformats.org/drawingml/2006/main">
+      <w:pPr>
+        <w:jc w:val="center"/>
+        <w:spacing w:before="0" w:after="0" w:line="240" w:lineRule="auto"/>
+      </w:pPr>
+      <w:r>
+        <w:drawing>
+          <wp:inline distT="0" distB="0" distL="0" distR="0">
+            <wp:extent cx="190000" cy="165000"/>
+            <wp:docPr id="1020" name="Arrow_1020"/>
+            <wps:wsp>
+              <wps:cNvSpPr/>
+              <wps:spPr>
+                <a:xfrm>
+                  <a:off x="0" y="0"/>
+                  <a:ext cx="190000" cy="165000"/>
+                </a:xfrm>
+                <a:prstGeom prst="downArrow">
+                  <a:avLst>
+                    <a:gd name="adj1" fmla="val 50000"/>
+                    <a:gd name="adj2" fmla="val 50000"/>
+                  </a:avLst>
+                </a:prstGeom>
+                <a:solidFill>
+                  <a:srgbClr val="000000"/>
+                </a:solidFill>
+                <a:ln w="9525">
+                  <a:solidFill>
+                    <a:srgbClr val="000000"/>
+                  </a:solidFill>
+                </a:ln>
+              </wps:spPr>
+              <wps:bodyPr/>
+            </wps:wsp>
+          </wp:inline>
+        </w:drawing>
+      </w:r>
+    </w:p>
+    <w:p xmlns:a="http://schemas.openxmlformats.org/drawingml/2006/main">
+      <w:pPr>
+        <w:jc w:val="center"/>
+        <w:spacing w:before="0" w:after="0" w:line="240" w:lineRule="auto"/>
+      </w:pPr>
+      <w:r>
+        <w:drawing>
+          <wp:inline distT="0" distB="0" distL="0" distR="0">
+            <wp:extent cx="5400000" cy="410000"/>
+            <wp:docPr id="1021" name="FlowBox_1021"/>
+            <wps:wsp>
+              <wps:cNvSpPr/>
+              <wps:spPr>
+                <a:xfrm>
+                  <a:off x="0" y="0"/>
+                  <a:ext cx="5400000" cy="410000"/>
+                </a:xfrm>
+                <a:prstGeom prst="roundRect">
+                  <a:avLst>
+                    <a:gd name="adj" fmla="val 13500"/>
+                  </a:avLst>
+                </a:prstGeom>
+                <a:solidFill>
+                  <a:srgbClr val="FFFFFF"/>
+                </a:solidFill>
+                <a:ln w="22000">
+                  <a:solidFill>
+                    <a:srgbClr val="000000"/>
+                  </a:solidFill>
+                </a:ln>
+              </wps:spPr>
+              <wps:txbx>
+                <w:txbxContent>
+                  <w:p>
+                    <w:pPr>
+                      <w:jc w:val="center"/>
+                      <w:spacing w:before="0" w:after="0"/>
+                    </w:pPr>
+                    <w:r>
+                      <w:rPr>
+                        <w:rFonts w:ascii="Cambria" w:hAnsi="Cambria" w:cs="Cambria"/>
+                        <w:b/>
+                        <w:sz w:val="21"/>
+                        <w:color w:val="000000"/>
+                      </w:rPr>
+                      <w:t>11. Immutable SHA-256 Ledger Commitment &amp; Certificate Issuance</w:t>
+                    </w:r>
+                  </w:p>
+                </w:txbxContent>
+              </wps:txbx>
+              <wps:bodyPr vert="horz" lIns="72000" tIns="36000" rIns="72000" bIns="36000" anchor="ctr"/>
+            </wps:wsp>
+          </wp:inline>
+        </w:drawing>
+      </w:r>
+    </w:p>
+    <w:p xmlns:a="http://schemas.openxmlformats.org/drawingml/2006/main">
+      <w:pPr>
+        <w:jc w:val="center"/>
+        <w:spacing w:before="0" w:after="0" w:line="240" w:lineRule="auto"/>
+      </w:pPr>
+      <w:r>
+        <w:drawing>
+          <wp:inline distT="0" distB="0" distL="0" distR="0">
+            <wp:extent cx="5400000" cy="410000"/>
+            <wp:docPr id="1022" name="FlowBox_1022"/>
+            <wps:wsp>
+              <wps:cNvSpPr/>
+              <wps:spPr>
+                <a:xfrm>
+                  <a:off x="0" y="0"/>
+                  <a:ext cx="5400000" cy="410000"/>
+                </a:xfrm>
+                <a:prstGeom prst="roundRect">
+                  <a:avLst>
+                    <a:gd name="adj" fmla="val 13500"/>
+                  </a:avLst>
+                </a:prstGeom>
+                <a:solidFill>
+                  <a:srgbClr val="FFFFFF"/>
+                </a:solidFill>
+                <a:ln w="22000">
+                  <a:solidFill>
+                    <a:srgbClr val="000000"/>
+                  </a:solidFill>
+                </a:ln>
+              </wps:spPr>
+              <wps:txbx>
+                <w:txbxContent>
+                  <w:p>
+                    <w:pPr>
+                      <w:jc w:val="center"/>
+                      <w:spacing w:before="0" w:after="0"/>
+                    </w:pPr>
+                    <w:r>
+                      <w:rPr>
+                        <w:rFonts w:ascii="Cambria" w:hAnsi="Cambria" w:cs="Cambria"/>
+                        <w:b/>
+                        <w:sz w:val="21"/>
+                        <w:color w:val="000000"/>
+                      </w:rPr>
+                      <w:t>1. Ingestion of Multi-View Images &amp; Container Metadata</w:t>
+                    </w:r>
+                  </w:p>
+                </w:txbxContent>
+              </wps:txbx>
+              <wps:bodyPr vert="horz" lIns="72000" tIns="36000" rIns="72000" bIns="36000" anchor="ctr"/>
+            </wps:wsp>
+          </wp:inline>
+        </w:drawing>
+      </w:r>
+    </w:p>
+    <w:p xmlns:a="http://schemas.openxmlformats.org/drawingml/2006/main">
+      <w:pPr>
+        <w:jc w:val="center"/>
+        <w:spacing w:before="0" w:after="0" w:line="240" w:lineRule="auto"/>
+      </w:pPr>
+      <w:r>
+        <w:drawing>
+          <wp:inline distT="0" distB="0" distL="0" distR="0">
+            <wp:extent cx="190000" cy="165000"/>
+            <wp:docPr id="1023" name="Arrow_1023"/>
+            <wps:wsp>
+              <wps:cNvSpPr/>
+              <wps:spPr>
+                <a:xfrm>
+                  <a:off x="0" y="0"/>
+                  <a:ext cx="190000" cy="165000"/>
+                </a:xfrm>
+                <a:prstGeom prst="downArrow">
+                  <a:avLst>
+                    <a:gd name="adj1" fmla="val 50000"/>
+                    <a:gd name="adj2" fmla="val 50000"/>
+                  </a:avLst>
+                </a:prstGeom>
+                <a:solidFill>
+                  <a:srgbClr val="000000"/>
+                </a:solidFill>
+                <a:ln w="9525">
+                  <a:solidFill>
+                    <a:srgbClr val="000000"/>
+                  </a:solidFill>
+                </a:ln>
+              </wps:spPr>
+              <wps:bodyPr/>
+            </wps:wsp>
+          </wp:inline>
+        </w:drawing>
+      </w:r>
+    </w:p>
+    <w:p xmlns:a="http://schemas.openxmlformats.org/drawingml/2006/main">
+      <w:pPr>
+        <w:jc w:val="center"/>
+        <w:spacing w:before="0" w:after="0" w:line="240" w:lineRule="auto"/>
+      </w:pPr>
+      <w:r>
+        <w:drawing>
+          <wp:inline distT="0" distB="0" distL="0" distR="0">
+            <wp:extent cx="5400000" cy="410000"/>
+            <wp:docPr id="1024" name="FlowBox_1024"/>
+            <wps:wsp>
+              <wps:cNvSpPr/>
+              <wps:spPr>
+                <a:xfrm>
+                  <a:off x="0" y="0"/>
+                  <a:ext cx="5400000" cy="410000"/>
+                </a:xfrm>
+                <a:prstGeom prst="roundRect">
+                  <a:avLst>
+                    <a:gd name="adj" fmla="val 13500"/>
+                  </a:avLst>
+                </a:prstGeom>
+                <a:solidFill>
+                  <a:srgbClr val="FFFFFF"/>
+                </a:solidFill>
+                <a:ln w="22000">
+                  <a:solidFill>
+                    <a:srgbClr val="000000"/>
+                  </a:solidFill>
+                </a:ln>
+              </wps:spPr>
+              <wps:txbx>
+                <w:txbxContent>
+                  <w:p>
+                    <w:pPr>
+                      <w:jc w:val="center"/>
+                      <w:spacing w:before="0" w:after="0"/>
+                    </w:pPr>
+                    <w:r>
+                      <w:rPr>
+                        <w:rFonts w:ascii="Cambria" w:hAnsi="Cambria" w:cs="Cambria"/>
+                        <w:b/>
+                        <w:sz w:val="21"/>
+                        <w:color w:val="000000"/>
+                      </w:rPr>
+                      <w:t>2. Calibrated Receptacle Reference Volume Matrix Lookup</w:t>
+                    </w:r>
+                  </w:p>
+                </w:txbxContent>
+              </wps:txbx>
+              <wps:bodyPr vert="horz" lIns="72000" tIns="36000" rIns="72000" bIns="36000" anchor="ctr"/>
+            </wps:wsp>
+          </wp:inline>
+        </w:drawing>
+      </w:r>
+    </w:p>
+    <w:p xmlns:a="http://schemas.openxmlformats.org/drawingml/2006/main">
+      <w:pPr>
+        <w:jc w:val="center"/>
+        <w:spacing w:before="0" w:after="0" w:line="240" w:lineRule="auto"/>
+      </w:pPr>
+      <w:r>
+        <w:drawing>
+          <wp:inline distT="0" distB="0" distL="0" distR="0">
+            <wp:extent cx="190000" cy="165000"/>
+            <wp:docPr id="1025" name="Arrow_1025"/>
+            <wps:wsp>
+              <wps:cNvSpPr/>
+              <wps:spPr>
+                <a:xfrm>
+                  <a:off x="0" y="0"/>
+                  <a:ext cx="190000" cy="165000"/>
+                </a:xfrm>
+                <a:prstGeom prst="downArrow">
+                  <a:avLst>
+                    <a:gd name="adj1" fmla="val 50000"/>
+                    <a:gd name="adj2" fmla="val 50000"/>
+                  </a:avLst>
+                </a:prstGeom>
+                <a:solidFill>
+                  <a:srgbClr val="000000"/>
+                </a:solidFill>
+                <a:ln w="9525">
+                  <a:solidFill>
+                    <a:srgbClr val="000000"/>
+                  </a:solidFill>
+                </a:ln>
+              </wps:spPr>
+              <wps:bodyPr/>
+            </wps:wsp>
+          </wp:inline>
+        </w:drawing>
+      </w:r>
+    </w:p>
+    <w:p xmlns:a="http://schemas.openxmlformats.org/drawingml/2006/main">
+      <w:pPr>
+        <w:jc w:val="center"/>
+        <w:spacing w:before="0" w:after="0" w:line="240" w:lineRule="auto"/>
+      </w:pPr>
+      <w:r>
+        <w:drawing>
+          <wp:inline distT="0" distB="0" distL="0" distR="0">
+            <wp:extent cx="5400000" cy="410000"/>
+            <wp:docPr id="1026" name="FlowBox_1026"/>
+            <wps:wsp>
+              <wps:cNvSpPr/>
+              <wps:spPr>
+                <a:xfrm>
+                  <a:off x="0" y="0"/>
+                  <a:ext cx="5400000" cy="410000"/>
+                </a:xfrm>
+                <a:prstGeom prst="roundRect">
+                  <a:avLst>
+                    <a:gd name="adj" fmla="val 13500"/>
+                  </a:avLst>
+                </a:prstGeom>
+                <a:solidFill>
+                  <a:srgbClr val="FFFFFF"/>
+                </a:solidFill>
+                <a:ln w="22000">
+                  <a:solidFill>
+                    <a:srgbClr val="000000"/>
+                  </a:solidFill>
+                </a:ln>
+              </wps:spPr>
+              <wps:txbx>
+                <w:txbxContent>
+                  <w:p>
+                    <w:pPr>
+                      <w:jc w:val="center"/>
+                      <w:spacing w:before="0" w:after="0"/>
+                    </w:pPr>
+                    <w:r>
+                      <w:rPr>
+                        <w:rFonts w:ascii="Cambria" w:hAnsi="Cambria" w:cs="Cambria"/>
+                        <w:b/>
+                        <w:sz w:val="21"/>
+                        <w:color w:val="000000"/>
+                      </w:rPr>
+                      <w:t>3. Surface Fill Percentage Detection &amp; Fluid Volume Calculation</w:t>
+                    </w:r>
+                  </w:p>
+                </w:txbxContent>
+              </wps:txbx>
+              <wps:bodyPr vert="horz" lIns="72000" tIns="36000" rIns="72000" bIns="36000" anchor="ctr"/>
+            </wps:wsp>
+          </wp:inline>
+        </w:drawing>
+      </w:r>
+    </w:p>
+    <w:p xmlns:a="http://schemas.openxmlformats.org/drawingml/2006/main">
+      <w:pPr>
+        <w:jc w:val="center"/>
+        <w:spacing w:before="0" w:after="0" w:line="240" w:lineRule="auto"/>
+      </w:pPr>
+      <w:r>
+        <w:drawing>
+          <wp:inline distT="0" distB="0" distL="0" distR="0">
+            <wp:extent cx="190000" cy="165000"/>
+            <wp:docPr id="1027" name="Arrow_1027"/>
+            <wps:wsp>
+              <wps:cNvSpPr/>
+              <wps:spPr>
+                <a:xfrm>
+                  <a:off x="0" y="0"/>
+                  <a:ext cx="190000" cy="165000"/>
+                </a:xfrm>
+                <a:prstGeom prst="downArrow">
+                  <a:avLst>
+                    <a:gd name="adj1" fmla="val 50000"/>
+                    <a:gd name="adj2" fmla="val 50000"/>
+                  </a:avLst>
+                </a:prstGeom>
+                <a:solidFill>
+                  <a:srgbClr val="000000"/>
+                </a:solidFill>
+                <a:ln w="9525">
+                  <a:solidFill>
+                    <a:srgbClr val="000000"/>
+                  </a:solidFill>
+                </a:ln>
+              </wps:spPr>
+              <wps:bodyPr/>
+            </wps:wsp>
+          </wp:inline>
+        </w:drawing>
+      </w:r>
+    </w:p>
+    <w:p xmlns:a="http://schemas.openxmlformats.org/drawingml/2006/main">
+      <w:pPr>
+        <w:jc w:val="center"/>
+        <w:spacing w:before="0" w:after="0" w:line="240" w:lineRule="auto"/>
+      </w:pPr>
+      <w:r>
+        <w:drawing>
+          <wp:inline distT="0" distB="0" distL="0" distR="0">
+            <wp:extent cx="5400000" cy="410000"/>
+            <wp:docPr id="1028" name="FlowBox_1028"/>
+            <wps:wsp>
+              <wps:cNvSpPr/>
+              <wps:spPr>
+                <a:xfrm>
+                  <a:off x="0" y="0"/>
+                  <a:ext cx="5400000" cy="410000"/>
+                </a:xfrm>
+                <a:prstGeom prst="roundRect">
+                  <a:avLst>
+                    <a:gd name="adj" fmla="val 13500"/>
+                  </a:avLst>
+                </a:prstGeom>
+                <a:solidFill>
+                  <a:srgbClr val="FFFFFF"/>
+                </a:solidFill>
+                <a:ln w="22000">
+                  <a:solidFill>
+                    <a:srgbClr val="000000"/>
+                  </a:solidFill>
+                </a:ln>
+              </wps:spPr>
+              <wps:txbx>
+                <w:txbxContent>
+                  <w:p>
+                    <w:pPr>
+                      <w:jc w:val="center"/>
+                      <w:spacing w:before="0" w:after="0"/>
+                    </w:pPr>
+                    <w:r>
+                      <w:rPr>
+                        <w:rFonts w:ascii="Cambria" w:hAnsi="Cambria" w:cs="Cambria"/>
+                        <w:b/>
+                        <w:sz w:val="21"/>
+                        <w:color w:val="000000"/>
+                      </w:rPr>
+                      <w:t>4. 12-Category Bulk Density Tensor Mapping (kg/Liter)</w:t>
+                    </w:r>
+                  </w:p>
+                </w:txbxContent>
+              </wps:txbx>
+              <wps:bodyPr vert="horz" lIns="72000" tIns="36000" rIns="72000" bIns="36000" anchor="ctr"/>
+            </wps:wsp>
+          </wp:inline>
+        </w:drawing>
+      </w:r>
+    </w:p>
+    <w:p xmlns:a="http://schemas.openxmlformats.org/drawingml/2006/main">
+      <w:pPr>
+        <w:jc w:val="center"/>
+        <w:spacing w:before="0" w:after="0" w:line="240" w:lineRule="auto"/>
+      </w:pPr>
+      <w:r>
+        <w:drawing>
+          <wp:inline distT="0" distB="0" distL="0" distR="0">
+            <wp:extent cx="190000" cy="165000"/>
+            <wp:docPr id="1029" name="Arrow_1029"/>
+            <wps:wsp>
+              <wps:cNvSpPr/>
+              <wps:spPr>
+                <a:xfrm>
+                  <a:off x="0" y="0"/>
+                  <a:ext cx="190000" cy="165000"/>
+                </a:xfrm>
+                <a:prstGeom prst="downArrow">
+                  <a:avLst>
+                    <a:gd name="adj1" fmla="val 50000"/>
+                    <a:gd name="adj2" fmla="val 50000"/>
+                  </a:avLst>
+                </a:prstGeom>
+                <a:solidFill>
+                  <a:srgbClr val="000000"/>
+                </a:solidFill>
+                <a:ln w="9525">
+                  <a:solidFill>
+                    <a:srgbClr val="000000"/>
+                  </a:solidFill>
+                </a:ln>
+              </wps:spPr>
+              <wps:bodyPr/>
+            </wps:wsp>
+          </wp:inline>
+        </w:drawing>
+      </w:r>
+    </w:p>
+    <w:p xmlns:a="http://schemas.openxmlformats.org/drawingml/2006/main">
+      <w:pPr>
+        <w:jc w:val="center"/>
+        <w:spacing w:before="0" w:after="0" w:line="240" w:lineRule="auto"/>
+      </w:pPr>
+      <w:r>
+        <w:drawing>
+          <wp:inline distT="0" distB="0" distL="0" distR="0">
+            <wp:extent cx="5400000" cy="410000"/>
+            <wp:docPr id="1030" name="FlowBox_1030"/>
+            <wps:wsp>
+              <wps:cNvSpPr/>
+              <wps:spPr>
+                <a:xfrm>
+                  <a:off x="0" y="0"/>
+                  <a:ext cx="5400000" cy="410000"/>
+                </a:xfrm>
+                <a:prstGeom prst="roundRect">
+                  <a:avLst>
+                    <a:gd name="adj" fmla="val 13500"/>
+                  </a:avLst>
+                </a:prstGeom>
+                <a:solidFill>
+                  <a:srgbClr val="FFFFFF"/>
+                </a:solidFill>
+                <a:ln w="22000">
+                  <a:solidFill>
+                    <a:srgbClr val="000000"/>
+                  </a:solidFill>
+                </a:ln>
+              </wps:spPr>
+              <wps:txbx>
+                <w:txbxContent>
+                  <w:p>
+                    <w:pPr>
+                      <w:jc w:val="center"/>
+                      <w:spacing w:before="0" w:after="0"/>
+                    </w:pPr>
+                    <w:r>
+                      <w:rPr>
+                        <w:rFonts w:ascii="Cambria" w:hAnsi="Cambria" w:cs="Cambria"/>
+                        <w:b/>
+                        <w:sz w:val="21"/>
+                        <w:color w:val="000000"/>
+                      </w:rPr>
+                      <w:t>5. Midpoint Physical Mass &amp; Portion Count Determination</w:t>
+                    </w:r>
+                  </w:p>
+                </w:txbxContent>
+              </wps:txbx>
+              <wps:bodyPr vert="horz" lIns="72000" tIns="36000" rIns="72000" bIns="36000" anchor="ctr"/>
+            </wps:wsp>
+          </wp:inline>
+        </w:drawing>
+      </w:r>
+    </w:p>
+    <w:p xmlns:a="http://schemas.openxmlformats.org/drawingml/2006/main">
+      <w:pPr>
+        <w:jc w:val="center"/>
+        <w:spacing w:before="0" w:after="0" w:line="240" w:lineRule="auto"/>
+      </w:pPr>
+      <w:r>
+        <w:drawing>
+          <wp:inline distT="0" distB="0" distL="0" distR="0">
+            <wp:extent cx="190000" cy="165000"/>
+            <wp:docPr id="1031" name="Arrow_1031"/>
+            <wps:wsp>
+              <wps:cNvSpPr/>
+              <wps:spPr>
+                <a:xfrm>
+                  <a:off x="0" y="0"/>
+                  <a:ext cx="190000" cy="165000"/>
+                </a:xfrm>
+                <a:prstGeom prst="downArrow">
+                  <a:avLst>
+                    <a:gd name="adj1" fmla="val 50000"/>
+                    <a:gd name="adj2" fmla="val 50000"/>
+                  </a:avLst>
+                </a:prstGeom>
+                <a:solidFill>
+                  <a:srgbClr val="000000"/>
+                </a:solidFill>
+                <a:ln w="9525">
+                  <a:solidFill>
+                    <a:srgbClr val="000000"/>
+                  </a:solidFill>
+                </a:ln>
+              </wps:spPr>
+              <wps:bodyPr/>
+            </wps:wsp>
+          </wp:inline>
+        </w:drawing>
+      </w:r>
+    </w:p>
+    <w:p xmlns:a="http://schemas.openxmlformats.org/drawingml/2006/main">
+      <w:pPr>
+        <w:jc w:val="center"/>
+        <w:spacing w:before="0" w:after="0" w:line="240" w:lineRule="auto"/>
+      </w:pPr>
+      <w:r>
+        <w:drawing>
+          <wp:inline distT="0" distB="0" distL="0" distR="0">
+            <wp:extent cx="5400000" cy="410000"/>
+            <wp:docPr id="1032" name="FlowBox_1032"/>
+            <wps:wsp>
+              <wps:cNvSpPr/>
+              <wps:spPr>
+                <a:xfrm>
+                  <a:off x="0" y="0"/>
+                  <a:ext cx="5400000" cy="410000"/>
+                </a:xfrm>
+                <a:prstGeom prst="roundRect">
+                  <a:avLst>
+                    <a:gd name="adj" fmla="val 13500"/>
+                  </a:avLst>
+                </a:prstGeom>
+                <a:solidFill>
+                  <a:srgbClr val="FFFFFF"/>
+                </a:solidFill>
+                <a:ln w="22000">
+                  <a:solidFill>
+                    <a:srgbClr val="000000"/>
+                  </a:solidFill>
+                </a:ln>
+              </wps:spPr>
+              <wps:txbx>
+                <w:txbxContent>
+                  <w:p>
+                    <w:pPr>
+                      <w:jc w:val="center"/>
+                      <w:spacing w:before="0" w:after="0"/>
+                    </w:pPr>
+                    <w:r>
+                      <w:rPr>
+                        <w:rFonts w:ascii="Cambria" w:hAnsi="Cambria" w:cs="Cambria"/>
+                        <w:b/>
+                        <w:sz w:val="21"/>
+                        <w:color w:val="000000"/>
+                      </w:rPr>
+                      <w:t>6. Perspective Assessment (Orthogonal Dual-View vs. Monocular)</w:t>
+                    </w:r>
+                  </w:p>
+                </w:txbxContent>
+              </wps:txbx>
+              <wps:bodyPr vert="horz" lIns="72000" tIns="36000" rIns="72000" bIns="36000" anchor="ctr"/>
+            </wps:wsp>
+          </wp:inline>
+        </w:drawing>
+      </w:r>
+    </w:p>
+    <w:p xmlns:a="http://schemas.openxmlformats.org/drawingml/2006/main">
+      <w:pPr>
+        <w:jc w:val="center"/>
+        <w:spacing w:before="0" w:after="0" w:line="240" w:lineRule="auto"/>
+      </w:pPr>
+      <w:r>
+        <w:drawing>
+          <wp:inline distT="0" distB="0" distL="0" distR="0">
+            <wp:extent cx="190000" cy="165000"/>
+            <wp:docPr id="1033" name="Arrow_1033"/>
+            <wps:wsp>
+              <wps:cNvSpPr/>
+              <wps:spPr>
+                <a:xfrm>
+                  <a:off x="0" y="0"/>
+                  <a:ext cx="190000" cy="165000"/>
+                </a:xfrm>
+                <a:prstGeom prst="downArrow">
+                  <a:avLst>
+                    <a:gd name="adj1" fmla="val 50000"/>
+                    <a:gd name="adj2" fmla="val 50000"/>
+                  </a:avLst>
+                </a:prstGeom>
+                <a:solidFill>
+                  <a:srgbClr val="000000"/>
+                </a:solidFill>
+                <a:ln w="9525">
+                  <a:solidFill>
+                    <a:srgbClr val="000000"/>
+                  </a:solidFill>
+                </a:ln>
+              </wps:spPr>
+              <wps:bodyPr/>
+            </wps:wsp>
+          </wp:inline>
+        </w:drawing>
+      </w:r>
+    </w:p>
+    <w:p xmlns:a="http://schemas.openxmlformats.org/drawingml/2006/main">
+      <w:pPr>
+        <w:jc w:val="center"/>
+        <w:spacing w:before="0" w:after="0" w:line="240" w:lineRule="auto"/>
+      </w:pPr>
+      <w:r>
+        <w:drawing>
+          <wp:inline distT="0" distB="0" distL="0" distR="0">
+            <wp:extent cx="5400000" cy="410000"/>
+            <wp:docPr id="1034" name="FlowBox_1034"/>
+            <wps:wsp>
+              <wps:cNvSpPr/>
+              <wps:spPr>
+                <a:xfrm>
+                  <a:off x="0" y="0"/>
+                  <a:ext cx="5400000" cy="410000"/>
+                </a:xfrm>
+                <a:prstGeom prst="roundRect">
+                  <a:avLst>
+                    <a:gd name="adj" fmla="val 13500"/>
+                  </a:avLst>
+                </a:prstGeom>
+                <a:solidFill>
+                  <a:srgbClr val="FFFFFF"/>
+                </a:solidFill>
+                <a:ln w="22000">
+                  <a:solidFill>
+                    <a:srgbClr val="000000"/>
+                  </a:solidFill>
+                </a:ln>
+              </wps:spPr>
+              <wps:txbx>
+                <w:txbxContent>
+                  <w:p>
+                    <w:pPr>
+                      <w:jc w:val="center"/>
+                      <w:spacing w:before="0" w:after="0"/>
+                    </w:pPr>
+                    <w:r>
+                      <w:rPr>
+                        <w:rFonts w:ascii="Cambria" w:hAnsi="Cambria" w:cs="Cambria"/>
+                        <w:b/>
+                        <w:sz w:val="21"/>
+                        <w:color w:val="000000"/>
+                      </w:rPr>
+                      <w:t>7. Dynamic Statistical Uncertainty Bounding (±8% vs. ±12%)</w:t>
+                    </w:r>
+                  </w:p>
+                </w:txbxContent>
+              </wps:txbx>
+              <wps:bodyPr vert="horz" lIns="72000" tIns="36000" rIns="72000" bIns="36000" anchor="ctr"/>
+            </wps:wsp>
+          </wp:inline>
+        </w:drawing>
+      </w:r>
+    </w:p>
+    <w:p xmlns:a="http://schemas.openxmlformats.org/drawingml/2006/main">
+      <w:pPr>
+        <w:jc w:val="center"/>
+        <w:spacing w:before="0" w:after="0" w:line="240" w:lineRule="auto"/>
+      </w:pPr>
+      <w:r>
+        <w:drawing>
+          <wp:inline distT="0" distB="0" distL="0" distR="0">
+            <wp:extent cx="190000" cy="165000"/>
+            <wp:docPr id="1035" name="Arrow_1035"/>
+            <wps:wsp>
+              <wps:cNvSpPr/>
+              <wps:spPr>
+                <a:xfrm>
+                  <a:off x="0" y="0"/>
+                  <a:ext cx="190000" cy="165000"/>
+                </a:xfrm>
+                <a:prstGeom prst="downArrow">
+                  <a:avLst>
+                    <a:gd name="adj1" fmla="val 50000"/>
+                    <a:gd name="adj2" fmla="val 50000"/>
+                  </a:avLst>
+                </a:prstGeom>
+                <a:solidFill>
+                  <a:srgbClr val="000000"/>
+                </a:solidFill>
+                <a:ln w="9525">
+                  <a:solidFill>
+                    <a:srgbClr val="000000"/>
+                  </a:solidFill>
+                </a:ln>
+              </wps:spPr>
+              <wps:bodyPr/>
+            </wps:wsp>
+          </wp:inline>
+        </w:drawing>
+      </w:r>
+    </w:p>
+    <w:p xmlns:a="http://schemas.openxmlformats.org/drawingml/2006/main">
+      <w:pPr>
+        <w:jc w:val="center"/>
+        <w:spacing w:before="0" w:after="0" w:line="240" w:lineRule="auto"/>
+      </w:pPr>
+      <w:r>
+        <w:drawing>
+          <wp:inline distT="0" distB="0" distL="0" distR="0">
+            <wp:extent cx="5400000" cy="410000"/>
+            <wp:docPr id="1036" name="FlowBox_1036"/>
+            <wps:wsp>
+              <wps:cNvSpPr/>
+              <wps:spPr>
+                <a:xfrm>
+                  <a:off x="0" y="0"/>
+                  <a:ext cx="5400000" cy="410000"/>
+                </a:xfrm>
+                <a:prstGeom prst="roundRect">
+                  <a:avLst>
+                    <a:gd name="adj" fmla="val 13500"/>
+                  </a:avLst>
+                </a:prstGeom>
+                <a:solidFill>
+                  <a:srgbClr val="FFFFFF"/>
+                </a:solidFill>
+                <a:ln w="22000">
+                  <a:solidFill>
+                    <a:srgbClr val="000000"/>
+                  </a:solidFill>
+                </a:ln>
+              </wps:spPr>
+              <wps:txbx>
+                <w:txbxContent>
+                  <w:p>
+                    <w:pPr>
+                      <w:jc w:val="center"/>
+                      <w:spacing w:before="0" w:after="0"/>
+                    </w:pPr>
+                    <w:r>
+                      <w:rPr>
+                        <w:rFonts w:ascii="Cambria" w:hAnsi="Cambria" w:cs="Cambria"/>
+                        <w:b/>
+                        <w:sz w:val="21"/>
+                        <w:color w:val="000000"/>
+                      </w:rPr>
+                      <w:t>8. Standard Receptacle Repeatability Confidence Boost (+5%)</w:t>
+                    </w:r>
+                  </w:p>
+                </w:txbxContent>
+              </wps:txbx>
+              <wps:bodyPr vert="horz" lIns="72000" tIns="36000" rIns="72000" bIns="36000" anchor="ctr"/>
+            </wps:wsp>
+          </wp:inline>
+        </w:drawing>
+      </w:r>
+    </w:p>
+    <w:p xmlns:a="http://schemas.openxmlformats.org/drawingml/2006/main">
+      <w:pPr>
+        <w:jc w:val="center"/>
+        <w:spacing w:before="0" w:after="0" w:line="240" w:lineRule="auto"/>
+      </w:pPr>
+      <w:r>
+        <w:drawing>
+          <wp:inline distT="0" distB="0" distL="0" distR="0">
+            <wp:extent cx="190000" cy="165000"/>
+            <wp:docPr id="1037" name="Arrow_1037"/>
+            <wps:wsp>
+              <wps:cNvSpPr/>
+              <wps:spPr>
+                <a:xfrm>
+                  <a:off x="0" y="0"/>
+                  <a:ext cx="190000" cy="165000"/>
+                </a:xfrm>
+                <a:prstGeom prst="downArrow">
+                  <a:avLst>
+                    <a:gd name="adj1" fmla="val 50000"/>
+                    <a:gd name="adj2" fmla="val 50000"/>
+                  </a:avLst>
+                </a:prstGeom>
+                <a:solidFill>
+                  <a:srgbClr val="000000"/>
+                </a:solidFill>
+                <a:ln w="9525">
+                  <a:solidFill>
+                    <a:srgbClr val="000000"/>
+                  </a:solidFill>
+                </a:ln>
+              </wps:spPr>
+              <wps:bodyPr/>
+            </wps:wsp>
+          </wp:inline>
+        </w:drawing>
+      </w:r>
+    </w:p>
+    <w:p xmlns:a="http://schemas.openxmlformats.org/drawingml/2006/main">
+      <w:pPr>
+        <w:jc w:val="center"/>
+        <w:spacing w:before="0" w:after="0" w:line="240" w:lineRule="auto"/>
+      </w:pPr>
+      <w:r>
+        <w:drawing>
+          <wp:inline distT="0" distB="0" distL="0" distR="0">
+            <wp:extent cx="5400000" cy="410000"/>
+            <wp:docPr id="1038" name="FlowBox_1038"/>
+            <wps:wsp>
+              <wps:cNvSpPr/>
+              <wps:spPr>
+                <a:xfrm>
+                  <a:off x="0" y="0"/>
+                  <a:ext cx="5400000" cy="410000"/>
+                </a:xfrm>
+                <a:prstGeom prst="roundRect">
+                  <a:avLst>
+                    <a:gd name="adj" fmla="val 13500"/>
+                  </a:avLst>
+                </a:prstGeom>
+                <a:solidFill>
+                  <a:srgbClr val="FFFFFF"/>
+                </a:solidFill>
+                <a:ln w="22000">
+                  <a:solidFill>
+                    <a:srgbClr val="000000"/>
+                  </a:solidFill>
+                </a:ln>
+              </wps:spPr>
+              <wps:txbx>
+                <w:txbxContent>
+                  <w:p>
+                    <w:pPr>
+                      <w:jc w:val="center"/>
+                      <w:spacing w:before="0" w:after="0"/>
+                    </w:pPr>
+                    <w:r>
+                      <w:rPr>
+                        <w:rFonts w:ascii="Cambria" w:hAnsi="Cambria" w:cs="Cambria"/>
+                        <w:b/>
+                        <w:sz w:val="21"/>
+                        <w:color w:val="000000"/>
+                      </w:rPr>
+                      <w:t>9. Synthesis of Bounded Mass Tuple [Min Mass, Max Mass]</w:t>
+                    </w:r>
+                  </w:p>
+                </w:txbxContent>
+              </wps:txbx>
+              <wps:bodyPr vert="horz" lIns="72000" tIns="36000" rIns="72000" bIns="36000" anchor="ctr"/>
+            </wps:wsp>
+          </wp:inline>
+        </w:drawing>
+      </w:r>
+    </w:p>
+    <w:p xmlns:a="http://schemas.openxmlformats.org/drawingml/2006/main">
+      <w:pPr>
+        <w:jc w:val="center"/>
+        <w:spacing w:before="0" w:after="0" w:line="240" w:lineRule="auto"/>
+      </w:pPr>
+      <w:r>
+        <w:drawing>
+          <wp:inline distT="0" distB="0" distL="0" distR="0">
+            <wp:extent cx="190000" cy="165000"/>
+            <wp:docPr id="1039" name="Arrow_1039"/>
+            <wps:wsp>
+              <wps:cNvSpPr/>
+              <wps:spPr>
+                <a:xfrm>
+                  <a:off x="0" y="0"/>
+                  <a:ext cx="190000" cy="165000"/>
+                </a:xfrm>
+                <a:prstGeom prst="downArrow">
+                  <a:avLst>
+                    <a:gd name="adj1" fmla="val 50000"/>
+                    <a:gd name="adj2" fmla="val 50000"/>
+                  </a:avLst>
+                </a:prstGeom>
+                <a:solidFill>
+                  <a:srgbClr val="000000"/>
+                </a:solidFill>
+                <a:ln w="9525">
+                  <a:solidFill>
+                    <a:srgbClr val="000000"/>
+                  </a:solidFill>
+                </a:ln>
+              </wps:spPr>
+              <wps:bodyPr/>
+            </wps:wsp>
+          </wp:inline>
+        </w:drawing>
+      </w:r>
+    </w:p>
+    <w:p xmlns:a="http://schemas.openxmlformats.org/drawingml/2006/main">
+      <w:pPr>
+        <w:jc w:val="center"/>
+        <w:spacing w:before="0" w:after="0" w:line="240" w:lineRule="auto"/>
+      </w:pPr>
+      <w:r>
+        <w:drawing>
+          <wp:inline distT="0" distB="0" distL="0" distR="0">
+            <wp:extent cx="5400000" cy="410000"/>
+            <wp:docPr id="1040" name="FlowBox_1040"/>
+            <wps:wsp>
+              <wps:cNvSpPr/>
+              <wps:spPr>
+                <a:xfrm>
+                  <a:off x="0" y="0"/>
+                  <a:ext cx="5400000" cy="410000"/>
+                </a:xfrm>
+                <a:prstGeom prst="roundRect">
+                  <a:avLst>
+                    <a:gd name="adj" fmla="val 13500"/>
+                  </a:avLst>
+                </a:prstGeom>
+                <a:solidFill>
+                  <a:srgbClr val="FFFFFF"/>
+                </a:solidFill>
+                <a:ln w="22000">
+                  <a:solidFill>
+                    <a:srgbClr val="000000"/>
+                  </a:solidFill>
+                </a:ln>
+              </wps:spPr>
+              <wps:txbx>
+                <w:txbxContent>
+                  <w:p>
+                    <w:pPr>
+                      <w:jc w:val="center"/>
+                      <w:spacing w:before="0" w:after="0"/>
+                    </w:pPr>
+                    <w:r>
+                      <w:rPr>
+                        <w:rFonts w:ascii="Cambria" w:hAnsi="Cambria" w:cs="Cambria"/>
+                        <w:b/>
+                        <w:sz w:val="21"/>
+                        <w:color w:val="000000"/>
+                      </w:rPr>
+                      <w:t>10. Real-World Verified Physical Weight Check-in at Shelter Scale</w:t>
+                    </w:r>
+                  </w:p>
+                </w:txbxContent>
+              </wps:txbx>
+              <wps:bodyPr vert="horz" lIns="72000" tIns="36000" rIns="72000" bIns="36000" anchor="ctr"/>
+            </wps:wsp>
+          </wp:inline>
+        </w:drawing>
+      </w:r>
+    </w:p>
+    <w:p xmlns:a="http://schemas.openxmlformats.org/drawingml/2006/main">
+      <w:pPr>
+        <w:jc w:val="center"/>
+        <w:spacing w:before="0" w:after="0" w:line="240" w:lineRule="auto"/>
+      </w:pPr>
+      <w:r>
+        <w:drawing>
+          <wp:inline distT="0" distB="0" distL="0" distR="0">
+            <wp:extent cx="190000" cy="165000"/>
+            <wp:docPr id="1041" name="Arrow_1041"/>
+            <wps:wsp>
+              <wps:cNvSpPr/>
+              <wps:spPr>
+                <a:xfrm>
+                  <a:off x="0" y="0"/>
+                  <a:ext cx="190000" cy="165000"/>
+                </a:xfrm>
+                <a:prstGeom prst="downArrow">
+                  <a:avLst>
+                    <a:gd name="adj1" fmla="val 50000"/>
+                    <a:gd name="adj2" fmla="val 50000"/>
+                  </a:avLst>
+                </a:prstGeom>
+                <a:solidFill>
+                  <a:srgbClr val="000000"/>
+                </a:solidFill>
+                <a:ln w="9525">
+                  <a:solidFill>
+                    <a:srgbClr val="000000"/>
+                  </a:solidFill>
+                </a:ln>
+              </wps:spPr>
+              <wps:bodyPr/>
+            </wps:wsp>
+          </wp:inline>
+        </w:drawing>
+      </w:r>
+    </w:p>
+    <w:p xmlns:a="http://schemas.openxmlformats.org/drawingml/2006/main">
+      <w:pPr>
+        <w:jc w:val="center"/>
+        <w:spacing w:before="0" w:after="0" w:line="240" w:lineRule="auto"/>
+      </w:pPr>
+      <w:r>
+        <w:drawing>
+          <wp:inline distT="0" distB="0" distL="0" distR="0">
+            <wp:extent cx="5400000" cy="410000"/>
+            <wp:docPr id="1042" name="FlowBox_1042"/>
+            <wps:wsp>
+              <wps:cNvSpPr/>
+              <wps:spPr>
+                <a:xfrm>
+                  <a:off x="0" y="0"/>
+                  <a:ext cx="5400000" cy="410000"/>
+                </a:xfrm>
+                <a:prstGeom prst="roundRect">
+                  <a:avLst>
+                    <a:gd name="adj" fmla="val 13500"/>
+                  </a:avLst>
+                </a:prstGeom>
+                <a:solidFill>
+                  <a:srgbClr val="FFFFFF"/>
+                </a:solidFill>
+                <a:ln w="22000">
+                  <a:solidFill>
+                    <a:srgbClr val="000000"/>
+                  </a:solidFill>
+                </a:ln>
+              </wps:spPr>
+              <wps:txbx>
+                <w:txbxContent>
+                  <w:p>
+                    <w:pPr>
+                      <w:jc w:val="center"/>
+                      <w:spacing w:before="0" w:after="0"/>
+                    </w:pPr>
+                    <w:r>
+                      <w:rPr>
+                        <w:rFonts w:ascii="Cambria" w:hAnsi="Cambria" w:cs="Cambria"/>
+                        <w:b/>
+                        <w:sz w:val="21"/>
+                        <w:color w:val="000000"/>
+                      </w:rPr>
+                      <w:t>11. Closed-Loop Continuous MAPE Model Recalibration</w:t>
+                    </w:r>
+                  </w:p>
+                </w:txbxContent>
+              </wps:txbx>
+              <wps:bodyPr vert="horz" lIns="72000" tIns="36000" rIns="72000" bIns="36000" anchor="ctr"/>
+            </wps:wsp>
+          </wp:inline>
+        </w:drawing>
+      </w:r>
+    </w:p>
+    <w:p xmlns:a="http://schemas.openxmlformats.org/drawingml/2006/main">
+      <w:pPr>
+        <w:jc w:val="center"/>
+        <w:spacing w:before="0" w:after="0" w:line="240" w:lineRule="auto"/>
+      </w:pPr>
+      <w:r>
+        <w:drawing>
+          <wp:inline distT="0" distB="0" distL="0" distR="0">
+            <wp:extent cx="5400000" cy="410000"/>
+            <wp:docPr id="1043" name="FlowBox_1043"/>
+            <wps:wsp>
+              <wps:cNvSpPr/>
+              <wps:spPr>
+                <a:xfrm>
+                  <a:off x="0" y="0"/>
+                  <a:ext cx="5400000" cy="410000"/>
+                </a:xfrm>
+                <a:prstGeom prst="roundRect">
+                  <a:avLst>
+                    <a:gd name="adj" fmla="val 13500"/>
+                  </a:avLst>
+                </a:prstGeom>
+                <a:solidFill>
+                  <a:srgbClr val="FFFFFF"/>
+                </a:solidFill>
+                <a:ln w="22000">
+                  <a:solidFill>
+                    <a:srgbClr val="000000"/>
+                  </a:solidFill>
+                </a:ln>
+              </wps:spPr>
+              <wps:txbx>
+                <w:txbxContent>
+                  <w:p>
+                    <w:pPr>
+                      <w:jc w:val="center"/>
+                      <w:spacing w:before="0" w:after="0"/>
+                    </w:pPr>
+                    <w:r>
+                      <w:rPr>
+                        <w:rFonts w:ascii="Cambria" w:hAnsi="Cambria" w:cs="Cambria"/>
+                        <w:b/>
+                        <w:sz w:val="21"/>
+                        <w:color w:val="000000"/>
+                      </w:rPr>
+                      <w:t>1. Donation Preparation Timestamp &amp; Category Registration</w:t>
+                    </w:r>
+                  </w:p>
+                </w:txbxContent>
+              </wps:txbx>
+              <wps:bodyPr vert="horz" lIns="72000" tIns="36000" rIns="72000" bIns="36000" anchor="ctr"/>
+            </wps:wsp>
+          </wp:inline>
+        </w:drawing>
+      </w:r>
+    </w:p>
+    <w:p xmlns:a="http://schemas.openxmlformats.org/drawingml/2006/main">
+      <w:pPr>
+        <w:jc w:val="center"/>
+        <w:spacing w:before="0" w:after="0" w:line="240" w:lineRule="auto"/>
+      </w:pPr>
+      <w:r>
+        <w:drawing>
+          <wp:inline distT="0" distB="0" distL="0" distR="0">
+            <wp:extent cx="190000" cy="165000"/>
+            <wp:docPr id="1044" name="Arrow_1044"/>
+            <wps:wsp>
+              <wps:cNvSpPr/>
+              <wps:spPr>
+                <a:xfrm>
+                  <a:off x="0" y="0"/>
+                  <a:ext cx="190000" cy="165000"/>
+                </a:xfrm>
+                <a:prstGeom prst="downArrow">
+                  <a:avLst>
+                    <a:gd name="adj1" fmla="val 50000"/>
+                    <a:gd name="adj2" fmla="val 50000"/>
+                  </a:avLst>
+                </a:prstGeom>
+                <a:solidFill>
+                  <a:srgbClr val="000000"/>
+                </a:solidFill>
+                <a:ln w="9525">
+                  <a:solidFill>
+                    <a:srgbClr val="000000"/>
+                  </a:solidFill>
+                </a:ln>
+              </wps:spPr>
+              <wps:bodyPr/>
+            </wps:wsp>
+          </wp:inline>
+        </w:drawing>
+      </w:r>
+    </w:p>
+    <w:p xmlns:a="http://schemas.openxmlformats.org/drawingml/2006/main">
+      <w:pPr>
+        <w:jc w:val="center"/>
+        <w:spacing w:before="0" w:after="0" w:line="240" w:lineRule="auto"/>
+      </w:pPr>
+      <w:r>
+        <w:drawing>
+          <wp:inline distT="0" distB="0" distL="0" distR="0">
+            <wp:extent cx="5400000" cy="410000"/>
+            <wp:docPr id="1045" name="FlowBox_1045"/>
+            <wps:wsp>
+              <wps:cNvSpPr/>
+              <wps:spPr>
+                <a:xfrm>
+                  <a:off x="0" y="0"/>
+                  <a:ext cx="5400000" cy="410000"/>
+                </a:xfrm>
+                <a:prstGeom prst="roundRect">
+                  <a:avLst>
+                    <a:gd name="adj" fmla="val 13500"/>
+                  </a:avLst>
+                </a:prstGeom>
+                <a:solidFill>
+                  <a:srgbClr val="FFFFFF"/>
+                </a:solidFill>
+                <a:ln w="22000">
+                  <a:solidFill>
+                    <a:srgbClr val="000000"/>
+                  </a:solidFill>
+                </a:ln>
+              </wps:spPr>
+              <wps:txbx>
+                <w:txbxContent>
+                  <w:p>
+                    <w:pPr>
+                      <w:jc w:val="center"/>
+                      <w:spacing w:before="0" w:after="0"/>
+                    </w:pPr>
+                    <w:r>
+                      <w:rPr>
+                        <w:rFonts w:ascii="Cambria" w:hAnsi="Cambria" w:cs="Cambria"/>
+                        <w:b/>
+                        <w:sz w:val="21"/>
+                        <w:color w:val="000000"/>
+                      </w:rPr>
+                      <w:t>2. Category-Specific Room-Temperature Shelf-Life Matrix Query</w:t>
+                    </w:r>
+                  </w:p>
+                </w:txbxContent>
+              </wps:txbx>
+              <wps:bodyPr vert="horz" lIns="72000" tIns="36000" rIns="72000" bIns="36000" anchor="ctr"/>
+            </wps:wsp>
+          </wp:inline>
+        </w:drawing>
+      </w:r>
+    </w:p>
+    <w:p xmlns:a="http://schemas.openxmlformats.org/drawingml/2006/main">
+      <w:pPr>
+        <w:jc w:val="center"/>
+        <w:spacing w:before="0" w:after="0" w:line="240" w:lineRule="auto"/>
+      </w:pPr>
+      <w:r>
+        <w:drawing>
+          <wp:inline distT="0" distB="0" distL="0" distR="0">
+            <wp:extent cx="190000" cy="165000"/>
+            <wp:docPr id="1046" name="Arrow_1046"/>
+            <wps:wsp>
+              <wps:cNvSpPr/>
+              <wps:spPr>
+                <a:xfrm>
+                  <a:off x="0" y="0"/>
+                  <a:ext cx="190000" cy="165000"/>
+                </a:xfrm>
+                <a:prstGeom prst="downArrow">
+                  <a:avLst>
+                    <a:gd name="adj1" fmla="val 50000"/>
+                    <a:gd name="adj2" fmla="val 50000"/>
+                  </a:avLst>
+                </a:prstGeom>
+                <a:solidFill>
+                  <a:srgbClr val="000000"/>
+                </a:solidFill>
+                <a:ln w="9525">
+                  <a:solidFill>
+                    <a:srgbClr val="000000"/>
+                  </a:solidFill>
+                </a:ln>
+              </wps:spPr>
+              <wps:bodyPr/>
+            </wps:wsp>
+          </wp:inline>
+        </w:drawing>
+      </w:r>
+    </w:p>
+    <w:p xmlns:a="http://schemas.openxmlformats.org/drawingml/2006/main">
+      <w:pPr>
+        <w:jc w:val="center"/>
+        <w:spacing w:before="0" w:after="0" w:line="240" w:lineRule="auto"/>
+      </w:pPr>
+      <w:r>
+        <w:drawing>
+          <wp:inline distT="0" distB="0" distL="0" distR="0">
+            <wp:extent cx="5400000" cy="410000"/>
+            <wp:docPr id="1047" name="FlowBox_1047"/>
+            <wps:wsp>
+              <wps:cNvSpPr/>
+              <wps:spPr>
+                <a:xfrm>
+                  <a:off x="0" y="0"/>
+                  <a:ext cx="5400000" cy="410000"/>
+                </a:xfrm>
+                <a:prstGeom prst="roundRect">
+                  <a:avLst>
+                    <a:gd name="adj" fmla="val 13500"/>
+                  </a:avLst>
+                </a:prstGeom>
+                <a:solidFill>
+                  <a:srgbClr val="FFFFFF"/>
+                </a:solidFill>
+                <a:ln w="22000">
+                  <a:solidFill>
+                    <a:srgbClr val="000000"/>
+                  </a:solidFill>
+                </a:ln>
+              </wps:spPr>
+              <wps:txbx>
+                <w:txbxContent>
+                  <w:p>
+                    <w:pPr>
+                      <w:jc w:val="center"/>
+                      <w:spacing w:before="0" w:after="0"/>
+                    </w:pPr>
+                    <w:r>
+                      <w:rPr>
+                        <w:rFonts w:ascii="Cambria" w:hAnsi="Cambria" w:cs="Cambria"/>
+                        <w:b/>
+                        <w:sz w:val="21"/>
+                        <w:color w:val="000000"/>
+                      </w:rPr>
+                      <w:t>3. Remaining Safe Distribution Time Calculation (t_rem)</w:t>
+                    </w:r>
+                  </w:p>
+                </w:txbxContent>
+              </wps:txbx>
+              <wps:bodyPr vert="horz" lIns="72000" tIns="36000" rIns="72000" bIns="36000" anchor="ctr"/>
+            </wps:wsp>
+          </wp:inline>
+        </w:drawing>
+      </w:r>
+    </w:p>
+    <w:p xmlns:a="http://schemas.openxmlformats.org/drawingml/2006/main">
+      <w:pPr>
+        <w:jc w:val="center"/>
+        <w:spacing w:before="0" w:after="0" w:line="240" w:lineRule="auto"/>
+      </w:pPr>
+      <w:r>
+        <w:drawing>
+          <wp:inline distT="0" distB="0" distL="0" distR="0">
+            <wp:extent cx="190000" cy="165000"/>
+            <wp:docPr id="1048" name="Arrow_1048"/>
+            <wps:wsp>
+              <wps:cNvSpPr/>
+              <wps:spPr>
+                <a:xfrm>
+                  <a:off x="0" y="0"/>
+                  <a:ext cx="190000" cy="165000"/>
+                </a:xfrm>
+                <a:prstGeom prst="downArrow">
+                  <a:avLst>
+                    <a:gd name="adj1" fmla="val 50000"/>
+                    <a:gd name="adj2" fmla="val 50000"/>
+                  </a:avLst>
+                </a:prstGeom>
+                <a:solidFill>
+                  <a:srgbClr val="000000"/>
+                </a:solidFill>
+                <a:ln w="9525">
+                  <a:solidFill>
+                    <a:srgbClr val="000000"/>
+                  </a:solidFill>
+                </a:ln>
+              </wps:spPr>
+              <wps:bodyPr/>
+            </wps:wsp>
+          </wp:inline>
+        </w:drawing>
+      </w:r>
+    </w:p>
+    <w:p xmlns:a="http://schemas.openxmlformats.org/drawingml/2006/main">
+      <w:pPr>
+        <w:jc w:val="center"/>
+        <w:spacing w:before="0" w:after="0" w:line="240" w:lineRule="auto"/>
+      </w:pPr>
+      <w:r>
+        <w:drawing>
+          <wp:inline distT="0" distB="0" distL="0" distR="0">
+            <wp:extent cx="5400000" cy="410000"/>
+            <wp:docPr id="1049" name="FlowBox_1049"/>
+            <wps:wsp>
+              <wps:cNvSpPr/>
+              <wps:spPr>
+                <a:xfrm>
+                  <a:off x="0" y="0"/>
+                  <a:ext cx="5400000" cy="410000"/>
+                </a:xfrm>
+                <a:prstGeom prst="roundRect">
+                  <a:avLst>
+                    <a:gd name="adj" fmla="val 13500"/>
+                  </a:avLst>
+                </a:prstGeom>
+                <a:solidFill>
+                  <a:srgbClr val="FFFFFF"/>
+                </a:solidFill>
+                <a:ln w="22000">
+                  <a:solidFill>
+                    <a:srgbClr val="000000"/>
+                  </a:solidFill>
+                </a:ln>
+              </wps:spPr>
+              <wps:txbx>
+                <w:txbxContent>
+                  <w:p>
+                    <w:pPr>
+                      <w:jc w:val="center"/>
+                      <w:spacing w:before="0" w:after="0"/>
+                    </w:pPr>
+                    <w:r>
+                      <w:rPr>
+                        <w:rFonts w:ascii="Cambria" w:hAnsi="Cambria" w:cs="Cambria"/>
+                        <w:b/>
+                        <w:sz w:val="21"/>
+                        <w:color w:val="000000"/>
+                      </w:rPr>
+                      <w:t>4. Mass Impact Normalization Vector Computation (S_qty)</w:t>
+                    </w:r>
+                  </w:p>
+                </w:txbxContent>
+              </wps:txbx>
+              <wps:bodyPr vert="horz" lIns="72000" tIns="36000" rIns="72000" bIns="36000" anchor="ctr"/>
+            </wps:wsp>
+          </wp:inline>
+        </w:drawing>
+      </w:r>
+    </w:p>
+    <w:p xmlns:a="http://schemas.openxmlformats.org/drawingml/2006/main">
+      <w:pPr>
+        <w:jc w:val="center"/>
+        <w:spacing w:before="0" w:after="0" w:line="240" w:lineRule="auto"/>
+      </w:pPr>
+      <w:r>
+        <w:drawing>
+          <wp:inline distT="0" distB="0" distL="0" distR="0">
+            <wp:extent cx="190000" cy="165000"/>
+            <wp:docPr id="1050" name="Arrow_1050"/>
+            <wps:wsp>
+              <wps:cNvSpPr/>
+              <wps:spPr>
+                <a:xfrm>
+                  <a:off x="0" y="0"/>
+                  <a:ext cx="190000" cy="165000"/>
+                </a:xfrm>
+                <a:prstGeom prst="downArrow">
+                  <a:avLst>
+                    <a:gd name="adj1" fmla="val 50000"/>
+                    <a:gd name="adj2" fmla="val 50000"/>
+                  </a:avLst>
+                </a:prstGeom>
+                <a:solidFill>
+                  <a:srgbClr val="000000"/>
+                </a:solidFill>
+                <a:ln w="9525">
+                  <a:solidFill>
+                    <a:srgbClr val="000000"/>
+                  </a:solidFill>
+                </a:ln>
+              </wps:spPr>
+              <wps:bodyPr/>
+            </wps:wsp>
+          </wp:inline>
+        </w:drawing>
+      </w:r>
+    </w:p>
+    <w:p xmlns:a="http://schemas.openxmlformats.org/drawingml/2006/main">
+      <w:pPr>
+        <w:jc w:val="center"/>
+        <w:spacing w:before="0" w:after="0" w:line="240" w:lineRule="auto"/>
+      </w:pPr>
+      <w:r>
+        <w:drawing>
+          <wp:inline distT="0" distB="0" distL="0" distR="0">
+            <wp:extent cx="5400000" cy="410000"/>
+            <wp:docPr id="1051" name="FlowBox_1051"/>
+            <wps:wsp>
+              <wps:cNvSpPr/>
+              <wps:spPr>
+                <a:xfrm>
+                  <a:off x="0" y="0"/>
+                  <a:ext cx="5400000" cy="410000"/>
+                </a:xfrm>
+                <a:prstGeom prst="roundRect">
+                  <a:avLst>
+                    <a:gd name="adj" fmla="val 13500"/>
+                  </a:avLst>
+                </a:prstGeom>
+                <a:solidFill>
+                  <a:srgbClr val="FFFFFF"/>
+                </a:solidFill>
+                <a:ln w="22000">
+                  <a:solidFill>
+                    <a:srgbClr val="000000"/>
+                  </a:solidFill>
+                </a:ln>
+              </wps:spPr>
+              <wps:txbx>
+                <w:txbxContent>
+                  <w:p>
+                    <w:pPr>
+                      <w:jc w:val="center"/>
+                      <w:spacing w:before="0" w:after="0"/>
+                    </w:pPr>
+                    <w:r>
+                      <w:rPr>
+                        <w:rFonts w:ascii="Cambria" w:hAnsi="Cambria" w:cs="Cambria"/>
+                        <w:b/>
+                        <w:sz w:val="21"/>
+                        <w:color w:val="000000"/>
+                      </w:rPr>
+                      <w:t>5. Biochemical Freshness Urgency Vector Computation (S_fresh)</w:t>
+                    </w:r>
+                  </w:p>
+                </w:txbxContent>
+              </wps:txbx>
+              <wps:bodyPr vert="horz" lIns="72000" tIns="36000" rIns="72000" bIns="36000" anchor="ctr"/>
+            </wps:wsp>
+          </wp:inline>
+        </w:drawing>
+      </w:r>
+    </w:p>
+    <w:p xmlns:a="http://schemas.openxmlformats.org/drawingml/2006/main">
+      <w:pPr>
+        <w:jc w:val="center"/>
+        <w:spacing w:before="0" w:after="0" w:line="240" w:lineRule="auto"/>
+      </w:pPr>
+      <w:r>
+        <w:drawing>
+          <wp:inline distT="0" distB="0" distL="0" distR="0">
+            <wp:extent cx="190000" cy="165000"/>
+            <wp:docPr id="1052" name="Arrow_1052"/>
+            <wps:wsp>
+              <wps:cNvSpPr/>
+              <wps:spPr>
+                <a:xfrm>
+                  <a:off x="0" y="0"/>
+                  <a:ext cx="190000" cy="165000"/>
+                </a:xfrm>
+                <a:prstGeom prst="downArrow">
+                  <a:avLst>
+                    <a:gd name="adj1" fmla="val 50000"/>
+                    <a:gd name="adj2" fmla="val 50000"/>
+                  </a:avLst>
+                </a:prstGeom>
+                <a:solidFill>
+                  <a:srgbClr val="000000"/>
+                </a:solidFill>
+                <a:ln w="9525">
+                  <a:solidFill>
+                    <a:srgbClr val="000000"/>
+                  </a:solidFill>
+                </a:ln>
+              </wps:spPr>
+              <wps:bodyPr/>
+            </wps:wsp>
+          </wp:inline>
+        </w:drawing>
+      </w:r>
+    </w:p>
+    <w:p xmlns:a="http://schemas.openxmlformats.org/drawingml/2006/main">
+      <w:pPr>
+        <w:jc w:val="center"/>
+        <w:spacing w:before="0" w:after="0" w:line="240" w:lineRule="auto"/>
+      </w:pPr>
+      <w:r>
+        <w:drawing>
+          <wp:inline distT="0" distB="0" distL="0" distR="0">
+            <wp:extent cx="5400000" cy="410000"/>
+            <wp:docPr id="1053" name="FlowBox_1053"/>
+            <wps:wsp>
+              <wps:cNvSpPr/>
+              <wps:spPr>
+                <a:xfrm>
+                  <a:off x="0" y="0"/>
+                  <a:ext cx="5400000" cy="410000"/>
+                </a:xfrm>
+                <a:prstGeom prst="roundRect">
+                  <a:avLst>
+                    <a:gd name="adj" fmla="val 13500"/>
+                  </a:avLst>
+                </a:prstGeom>
+                <a:solidFill>
+                  <a:srgbClr val="FFFFFF"/>
+                </a:solidFill>
+                <a:ln w="22000">
+                  <a:solidFill>
+                    <a:srgbClr val="000000"/>
+                  </a:solidFill>
+                </a:ln>
+              </wps:spPr>
+              <wps:txbx>
+                <w:txbxContent>
+                  <w:p>
+                    <w:pPr>
+                      <w:jc w:val="center"/>
+                      <w:spacing w:before="0" w:after="0"/>
+                    </w:pPr>
+                    <w:r>
+                      <w:rPr>
+                        <w:rFonts w:ascii="Cambria" w:hAnsi="Cambria" w:cs="Cambria"/>
+                        <w:b/>
+                        <w:sz w:val="21"/>
+                        <w:color w:val="000000"/>
+                      </w:rPr>
+                      <w:t>6. Elapsed Preparation Time Decay Vector Computation (S_time)</w:t>
+                    </w:r>
+                  </w:p>
+                </w:txbxContent>
+              </wps:txbx>
+              <wps:bodyPr vert="horz" lIns="72000" tIns="36000" rIns="72000" bIns="36000" anchor="ctr"/>
+            </wps:wsp>
+          </wp:inline>
+        </w:drawing>
+      </w:r>
+    </w:p>
+    <w:p xmlns:a="http://schemas.openxmlformats.org/drawingml/2006/main">
+      <w:pPr>
+        <w:jc w:val="center"/>
+        <w:spacing w:before="0" w:after="0" w:line="240" w:lineRule="auto"/>
+      </w:pPr>
+      <w:r>
+        <w:drawing>
+          <wp:inline distT="0" distB="0" distL="0" distR="0">
+            <wp:extent cx="190000" cy="165000"/>
+            <wp:docPr id="1054" name="Arrow_1054"/>
+            <wps:wsp>
+              <wps:cNvSpPr/>
+              <wps:spPr>
+                <a:xfrm>
+                  <a:off x="0" y="0"/>
+                  <a:ext cx="190000" cy="165000"/>
+                </a:xfrm>
+                <a:prstGeom prst="downArrow">
+                  <a:avLst>
+                    <a:gd name="adj1" fmla="val 50000"/>
+                    <a:gd name="adj2" fmla="val 50000"/>
+                  </a:avLst>
+                </a:prstGeom>
+                <a:solidFill>
+                  <a:srgbClr val="000000"/>
+                </a:solidFill>
+                <a:ln w="9525">
+                  <a:solidFill>
+                    <a:srgbClr val="000000"/>
+                  </a:solidFill>
+                </a:ln>
+              </wps:spPr>
+              <wps:bodyPr/>
+            </wps:wsp>
+          </wp:inline>
+        </w:drawing>
+      </w:r>
+    </w:p>
+    <w:p xmlns:a="http://schemas.openxmlformats.org/drawingml/2006/main">
+      <w:pPr>
+        <w:jc w:val="center"/>
+        <w:spacing w:before="0" w:after="0" w:line="240" w:lineRule="auto"/>
+      </w:pPr>
+      <w:r>
+        <w:drawing>
+          <wp:inline distT="0" distB="0" distL="0" distR="0">
+            <wp:extent cx="5400000" cy="410000"/>
+            <wp:docPr id="1055" name="FlowBox_1055"/>
+            <wps:wsp>
+              <wps:cNvSpPr/>
+              <wps:spPr>
+                <a:xfrm>
+                  <a:off x="0" y="0"/>
+                  <a:ext cx="5400000" cy="410000"/>
+                </a:xfrm>
+                <a:prstGeom prst="roundRect">
+                  <a:avLst>
+                    <a:gd name="adj" fmla="val 13500"/>
+                  </a:avLst>
+                </a:prstGeom>
+                <a:solidFill>
+                  <a:srgbClr val="FFFFFF"/>
+                </a:solidFill>
+                <a:ln w="22000">
+                  <a:solidFill>
+                    <a:srgbClr val="000000"/>
+                  </a:solidFill>
+                </a:ln>
+              </wps:spPr>
+              <wps:txbx>
+                <w:txbxContent>
+                  <w:p>
+                    <w:pPr>
+                      <w:jc w:val="center"/>
+                      <w:spacing w:before="0" w:after="0"/>
+                    </w:pPr>
+                    <w:r>
+                      <w:rPr>
+                        <w:rFonts w:ascii="Cambria" w:hAnsi="Cambria" w:cs="Cambria"/>
+                        <w:b/>
+                        <w:sz w:val="21"/>
+                        <w:color w:val="000000"/>
+                      </w:rPr>
+                      <w:t>7. Tri-Factor Weighted Composite Priority Optimization</w:t>
+                    </w:r>
+                  </w:p>
+                </w:txbxContent>
+              </wps:txbx>
+              <wps:bodyPr vert="horz" lIns="72000" tIns="36000" rIns="72000" bIns="36000" anchor="ctr"/>
+            </wps:wsp>
+          </wp:inline>
+        </w:drawing>
+      </w:r>
+    </w:p>
+    <w:p xmlns:a="http://schemas.openxmlformats.org/drawingml/2006/main">
+      <w:pPr>
+        <w:jc w:val="center"/>
+        <w:spacing w:before="0" w:after="0" w:line="240" w:lineRule="auto"/>
+      </w:pPr>
+      <w:r>
+        <w:drawing>
+          <wp:inline distT="0" distB="0" distL="0" distR="0">
+            <wp:extent cx="190000" cy="165000"/>
+            <wp:docPr id="1056" name="Arrow_1056"/>
+            <wps:wsp>
+              <wps:cNvSpPr/>
+              <wps:spPr>
+                <a:xfrm>
+                  <a:off x="0" y="0"/>
+                  <a:ext cx="190000" cy="165000"/>
+                </a:xfrm>
+                <a:prstGeom prst="downArrow">
+                  <a:avLst>
+                    <a:gd name="adj1" fmla="val 50000"/>
+                    <a:gd name="adj2" fmla="val 50000"/>
+                  </a:avLst>
+                </a:prstGeom>
+                <a:solidFill>
+                  <a:srgbClr val="000000"/>
+                </a:solidFill>
+                <a:ln w="9525">
+                  <a:solidFill>
+                    <a:srgbClr val="000000"/>
+                  </a:solidFill>
+                </a:ln>
+              </wps:spPr>
+              <wps:bodyPr/>
+            </wps:wsp>
+          </wp:inline>
+        </w:drawing>
+      </w:r>
+    </w:p>
+    <w:p xmlns:a="http://schemas.openxmlformats.org/drawingml/2006/main">
+      <w:pPr>
+        <w:jc w:val="center"/>
+        <w:spacing w:before="0" w:after="0" w:line="240" w:lineRule="auto"/>
+      </w:pPr>
+      <w:r>
+        <w:drawing>
+          <wp:inline distT="0" distB="0" distL="0" distR="0">
+            <wp:extent cx="5400000" cy="410000"/>
+            <wp:docPr id="1057" name="FlowBox_1057"/>
+            <wps:wsp>
+              <wps:cNvSpPr/>
+              <wps:spPr>
+                <a:xfrm>
+                  <a:off x="0" y="0"/>
+                  <a:ext cx="5400000" cy="410000"/>
+                </a:xfrm>
+                <a:prstGeom prst="roundRect">
+                  <a:avLst>
+                    <a:gd name="adj" fmla="val 13500"/>
+                  </a:avLst>
+                </a:prstGeom>
+                <a:solidFill>
+                  <a:srgbClr val="FFFFFF"/>
+                </a:solidFill>
+                <a:ln w="22000">
+                  <a:solidFill>
+                    <a:srgbClr val="000000"/>
+                  </a:solidFill>
+                </a:ln>
+              </wps:spPr>
+              <wps:txbx>
+                <w:txbxContent>
+                  <w:p>
+                    <w:pPr>
+                      <w:jc w:val="center"/>
+                      <w:spacing w:before="0" w:after="0"/>
+                    </w:pPr>
+                    <w:r>
+                      <w:rPr>
+                        <w:rFonts w:ascii="Cambria" w:hAnsi="Cambria" w:cs="Cambria"/>
+                        <w:b/>
+                        <w:sz w:val="21"/>
+                        <w:color w:val="000000"/>
+                      </w:rPr>
+                      <w:t>8. Spoilage Threshold Verification (t_rem &gt; 0)</w:t>
+                    </w:r>
+                  </w:p>
+                </w:txbxContent>
+              </wps:txbx>
+              <wps:bodyPr vert="horz" lIns="72000" tIns="36000" rIns="72000" bIns="36000" anchor="ctr"/>
+            </wps:wsp>
+          </wp:inline>
+        </w:drawing>
+      </w:r>
+    </w:p>
+    <w:p xmlns:a="http://schemas.openxmlformats.org/drawingml/2006/main">
+      <w:pPr>
+        <w:jc w:val="center"/>
+        <w:spacing w:before="0" w:after="0" w:line="240" w:lineRule="auto"/>
+      </w:pPr>
+      <w:r>
+        <w:drawing>
+          <wp:inline distT="0" distB="0" distL="0" distR="0">
+            <wp:extent cx="190000" cy="165000"/>
+            <wp:docPr id="1058" name="Arrow_1058"/>
+            <wps:wsp>
+              <wps:cNvSpPr/>
+              <wps:spPr>
+                <a:xfrm>
+                  <a:off x="0" y="0"/>
+                  <a:ext cx="190000" cy="165000"/>
+                </a:xfrm>
+                <a:prstGeom prst="downArrow">
+                  <a:avLst>
+                    <a:gd name="adj1" fmla="val 50000"/>
+                    <a:gd name="adj2" fmla="val 50000"/>
+                  </a:avLst>
+                </a:prstGeom>
+                <a:solidFill>
+                  <a:srgbClr val="000000"/>
+                </a:solidFill>
+                <a:ln w="9525">
+                  <a:solidFill>
+                    <a:srgbClr val="000000"/>
+                  </a:solidFill>
+                </a:ln>
+              </wps:spPr>
+              <wps:bodyPr/>
+            </wps:wsp>
+          </wp:inline>
+        </w:drawing>
+      </w:r>
+    </w:p>
+    <w:p xmlns:a="http://schemas.openxmlformats.org/drawingml/2006/main">
+      <w:pPr>
+        <w:jc w:val="center"/>
+        <w:spacing w:before="0" w:after="0" w:line="240" w:lineRule="auto"/>
+      </w:pPr>
+      <w:r>
+        <w:drawing>
+          <wp:inline distT="0" distB="0" distL="0" distR="0">
+            <wp:extent cx="5400000" cy="410000"/>
+            <wp:docPr id="1059" name="FlowBox_1059"/>
+            <wps:wsp>
+              <wps:cNvSpPr/>
+              <wps:spPr>
+                <a:xfrm>
+                  <a:off x="0" y="0"/>
+                  <a:ext cx="5400000" cy="410000"/>
+                </a:xfrm>
+                <a:prstGeom prst="roundRect">
+                  <a:avLst>
+                    <a:gd name="adj" fmla="val 13500"/>
+                  </a:avLst>
+                </a:prstGeom>
+                <a:solidFill>
+                  <a:srgbClr val="FFFFFF"/>
+                </a:solidFill>
+                <a:ln w="22000">
+                  <a:solidFill>
+                    <a:srgbClr val="000000"/>
+                  </a:solidFill>
+                </a:ln>
+              </wps:spPr>
+              <wps:txbx>
+                <w:txbxContent>
+                  <w:p>
+                    <w:pPr>
+                      <w:jc w:val="center"/>
+                      <w:spacing w:before="0" w:after="0"/>
+                    </w:pPr>
+                    <w:r>
+                      <w:rPr>
+                        <w:rFonts w:ascii="Cambria" w:hAnsi="Cambria" w:cs="Cambria"/>
+                        <w:b/>
+                        <w:sz w:val="21"/>
+                        <w:color w:val="000000"/>
+                      </w:rPr>
+                      <w:t>9. Emergency Dispatch Alert Broadcast to Ranked Nearby NGOs</w:t>
+                    </w:r>
+                  </w:p>
+                </w:txbxContent>
+              </wps:txbx>
+              <wps:bodyPr vert="horz" lIns="72000" tIns="36000" rIns="72000" bIns="36000" anchor="ctr"/>
+            </wps:wsp>
+          </wp:inline>
+        </w:drawing>
+      </w:r>
+    </w:p>
+    <w:p xmlns:a="http://schemas.openxmlformats.org/drawingml/2006/main">
+      <w:pPr>
+        <w:jc w:val="center"/>
+        <w:spacing w:before="0" w:after="0" w:line="240" w:lineRule="auto"/>
+      </w:pPr>
+      <w:r>
+        <w:drawing>
+          <wp:inline distT="0" distB="0" distL="0" distR="0">
+            <wp:extent cx="190000" cy="165000"/>
+            <wp:docPr id="1060" name="Arrow_1060"/>
+            <wps:wsp>
+              <wps:cNvSpPr/>
+              <wps:spPr>
+                <a:xfrm>
+                  <a:off x="0" y="0"/>
+                  <a:ext cx="190000" cy="165000"/>
+                </a:xfrm>
+                <a:prstGeom prst="downArrow">
+                  <a:avLst>
+                    <a:gd name="adj1" fmla="val 50000"/>
+                    <a:gd name="adj2" fmla="val 50000"/>
+                  </a:avLst>
+                </a:prstGeom>
+                <a:solidFill>
+                  <a:srgbClr val="000000"/>
+                </a:solidFill>
+                <a:ln w="9525">
+                  <a:solidFill>
+                    <a:srgbClr val="000000"/>
+                  </a:solidFill>
+                </a:ln>
+              </wps:spPr>
+              <wps:bodyPr/>
+            </wps:wsp>
+          </wp:inline>
+        </w:drawing>
+      </w:r>
+    </w:p>
+    <w:p xmlns:a="http://schemas.openxmlformats.org/drawingml/2006/main">
+      <w:pPr>
+        <w:jc w:val="center"/>
+        <w:spacing w:before="0" w:after="0" w:line="240" w:lineRule="auto"/>
+      </w:pPr>
+      <w:r>
+        <w:drawing>
+          <wp:inline distT="0" distB="0" distL="0" distR="0">
+            <wp:extent cx="5400000" cy="410000"/>
+            <wp:docPr id="1061" name="FlowBox_1061"/>
+            <wps:wsp>
+              <wps:cNvSpPr/>
+              <wps:spPr>
+                <a:xfrm>
+                  <a:off x="0" y="0"/>
+                  <a:ext cx="5400000" cy="410000"/>
+                </a:xfrm>
+                <a:prstGeom prst="roundRect">
+                  <a:avLst>
+                    <a:gd name="adj" fmla="val 13500"/>
+                  </a:avLst>
+                </a:prstGeom>
+                <a:solidFill>
+                  <a:srgbClr val="FFFFFF"/>
+                </a:solidFill>
+                <a:ln w="22000">
+                  <a:solidFill>
+                    <a:srgbClr val="000000"/>
+                  </a:solidFill>
+                </a:ln>
+              </wps:spPr>
+              <wps:txbx>
+                <w:txbxContent>
+                  <w:p>
+                    <w:pPr>
+                      <w:jc w:val="center"/>
+                      <w:spacing w:before="0" w:after="0"/>
+                    </w:pPr>
+                    <w:r>
+                      <w:rPr>
+                        <w:rFonts w:ascii="Cambria" w:hAnsi="Cambria" w:cs="Cambria"/>
+                        <w:b/>
+                        <w:sz w:val="21"/>
+                        <w:color w:val="000000"/>
+                      </w:rPr>
+                      <w:t>10. Bio-Hazard Diversion to Composting for Expired Batches</w:t>
+                    </w:r>
+                  </w:p>
+                </w:txbxContent>
+              </wps:txbx>
+              <wps:bodyPr vert="horz" lIns="72000" tIns="36000" rIns="72000" bIns="36000" anchor="ctr"/>
+            </wps:wsp>
+          </wp:inline>
+        </w:drawing>
+      </w:r>
+    </w:p>
+    <w:p xmlns:a="http://schemas.openxmlformats.org/drawingml/2006/main">
+      <w:pPr>
+        <w:jc w:val="center"/>
+        <w:spacing w:before="0" w:after="0" w:line="240" w:lineRule="auto"/>
+      </w:pPr>
+      <w:r>
+        <w:drawing>
+          <wp:inline distT="0" distB="0" distL="0" distR="0">
+            <wp:extent cx="190000" cy="165000"/>
+            <wp:docPr id="1062" name="Arrow_1062"/>
+            <wps:wsp>
+              <wps:cNvSpPr/>
+              <wps:spPr>
+                <a:xfrm>
+                  <a:off x="0" y="0"/>
+                  <a:ext cx="190000" cy="165000"/>
+                </a:xfrm>
+                <a:prstGeom prst="downArrow">
+                  <a:avLst>
+                    <a:gd name="adj1" fmla="val 50000"/>
+                    <a:gd name="adj2" fmla="val 50000"/>
+                  </a:avLst>
+                </a:prstGeom>
+                <a:solidFill>
+                  <a:srgbClr val="000000"/>
+                </a:solidFill>
+                <a:ln w="9525">
+                  <a:solidFill>
+                    <a:srgbClr val="000000"/>
+                  </a:solidFill>
+                </a:ln>
+              </wps:spPr>
+              <wps:bodyPr/>
+            </wps:wsp>
+          </wp:inline>
+        </w:drawing>
+      </w:r>
+    </w:p>
+    <w:p xmlns:a="http://schemas.openxmlformats.org/drawingml/2006/main">
+      <w:pPr>
+        <w:jc w:val="center"/>
+        <w:spacing w:before="0" w:after="0" w:line="240" w:lineRule="auto"/>
+      </w:pPr>
+      <w:r>
+        <w:drawing>
+          <wp:inline distT="0" distB="0" distL="0" distR="0">
+            <wp:extent cx="5400000" cy="410000"/>
+            <wp:docPr id="1063" name="FlowBox_1063"/>
+            <wps:wsp>
+              <wps:cNvSpPr/>
+              <wps:spPr>
+                <a:xfrm>
+                  <a:off x="0" y="0"/>
+                  <a:ext cx="5400000" cy="410000"/>
+                </a:xfrm>
+                <a:prstGeom prst="roundRect">
+                  <a:avLst>
+                    <a:gd name="adj" fmla="val 13500"/>
+                  </a:avLst>
+                </a:prstGeom>
+                <a:solidFill>
+                  <a:srgbClr val="FFFFFF"/>
+                </a:solidFill>
+                <a:ln w="22000">
+                  <a:solidFill>
+                    <a:srgbClr val="000000"/>
+                  </a:solidFill>
+                </a:ln>
+              </wps:spPr>
+              <wps:txbx>
+                <w:txbxContent>
+                  <w:p>
+                    <w:pPr>
+                      <w:jc w:val="center"/>
+                      <w:spacing w:before="0" w:after="0"/>
+                    </w:pPr>
+                    <w:r>
+                      <w:rPr>
+                        <w:rFonts w:ascii="Cambria" w:hAnsi="Cambria" w:cs="Cambria"/>
+                        <w:b/>
+                        <w:sz w:val="21"/>
+                        <w:color w:val="000000"/>
+                      </w:rPr>
+                      <w:t>11. Persistence of Priority Urgency Record in Database Registry</w:t>
+                    </w:r>
+                  </w:p>
+                </w:txbxContent>
+              </wps:txbx>
+              <wps:bodyPr vert="horz" lIns="72000" tIns="36000" rIns="72000" bIns="36000" anchor="ctr"/>
+            </wps:wsp>
+          </wp:inline>
+        </w:drawing>
+      </w:r>
+    </w:p>
+    <w:p xmlns:a="http://schemas.openxmlformats.org/drawingml/2006/main">
+      <w:pPr>
+        <w:jc w:val="center"/>
+        <w:spacing w:before="0" w:after="0" w:line="240" w:lineRule="auto"/>
+      </w:pPr>
+      <w:r>
+        <w:drawing>
+          <wp:inline distT="0" distB="0" distL="0" distR="0">
+            <wp:extent cx="5400000" cy="380000"/>
+            <wp:docPr id="1064" name="FlowBox_1064"/>
+            <wps:wsp>
+              <wps:cNvSpPr/>
+              <wps:spPr>
+                <a:xfrm>
+                  <a:off x="0" y="0"/>
+                  <a:ext cx="5400000" cy="380000"/>
+                </a:xfrm>
+                <a:prstGeom prst="roundRect">
+                  <a:avLst>
+                    <a:gd name="adj" fmla="val 13500"/>
+                  </a:avLst>
+                </a:prstGeom>
+                <a:solidFill>
+                  <a:srgbClr val="FFFFFF"/>
+                </a:solidFill>
+                <a:ln w="22000">
+                  <a:solidFill>
+                    <a:srgbClr val="000000"/>
+                  </a:solidFill>
+                </a:ln>
+              </wps:spPr>
+              <wps:txbx>
+                <w:txbxContent>
+                  <w:p>
+                    <w:pPr>
+                      <w:jc w:val="center"/>
+                      <w:spacing w:before="0" w:after="0"/>
+                    </w:pPr>
+                    <w:r>
+                      <w:rPr>
+                        <w:rFonts w:ascii="Cambria" w:hAnsi="Cambria" w:cs="Cambria"/>
+                        <w:b/>
+                        <w:sz w:val="20"/>
+                        <w:color w:val="000000"/>
+                      </w:rPr>
+                      <w:t>1. Multi-Stop Dispatch Request &amp; Volunteer Location Ingestion</w:t>
+                    </w:r>
+                  </w:p>
+                </w:txbxContent>
+              </wps:txbx>
+              <wps:bodyPr vert="horz" lIns="72000" tIns="36000" rIns="72000" bIns="36000" anchor="ctr"/>
+            </wps:wsp>
+          </wp:inline>
+        </w:drawing>
+      </w:r>
+    </w:p>
+    <w:p xmlns:a="http://schemas.openxmlformats.org/drawingml/2006/main">
+      <w:pPr>
+        <w:jc w:val="center"/>
+        <w:spacing w:before="0" w:after="0" w:line="240" w:lineRule="auto"/>
+      </w:pPr>
+      <w:r>
+        <w:drawing>
+          <wp:inline distT="0" distB="0" distL="0" distR="0">
+            <wp:extent cx="190000" cy="150000"/>
+            <wp:docPr id="1065" name="Arrow_1065"/>
+            <wps:wsp>
+              <wps:cNvSpPr/>
+              <wps:spPr>
+                <a:xfrm>
+                  <a:off x="0" y="0"/>
+                  <a:ext cx="190000" cy="150000"/>
+                </a:xfrm>
+                <a:prstGeom prst="downArrow">
+                  <a:avLst>
+                    <a:gd name="adj1" fmla="val 50000"/>
+                    <a:gd name="adj2" fmla="val 50000"/>
+                  </a:avLst>
+                </a:prstGeom>
+                <a:solidFill>
+                  <a:srgbClr val="000000"/>
+                </a:solidFill>
+                <a:ln w="9525">
+                  <a:solidFill>
+                    <a:srgbClr val="000000"/>
+                  </a:solidFill>
+                </a:ln>
+              </wps:spPr>
+              <wps:bodyPr/>
+            </wps:wsp>
+          </wp:inline>
+        </w:drawing>
+      </w:r>
+    </w:p>
+    <w:p xmlns:a="http://schemas.openxmlformats.org/drawingml/2006/main">
+      <w:pPr>
+        <w:jc w:val="center"/>
+        <w:spacing w:before="0" w:after="0" w:line="240" w:lineRule="auto"/>
+      </w:pPr>
+      <w:r>
+        <w:drawing>
+          <wp:inline distT="0" distB="0" distL="0" distR="0">
+            <wp:extent cx="5400000" cy="380000"/>
+            <wp:docPr id="1066" name="FlowBox_1066"/>
+            <wps:wsp>
+              <wps:cNvSpPr/>
+              <wps:spPr>
+                <a:xfrm>
+                  <a:off x="0" y="0"/>
+                  <a:ext cx="5400000" cy="380000"/>
+                </a:xfrm>
+                <a:prstGeom prst="roundRect">
+                  <a:avLst>
+                    <a:gd name="adj" fmla="val 13500"/>
+                  </a:avLst>
+                </a:prstGeom>
+                <a:solidFill>
+                  <a:srgbClr val="FFFFFF"/>
+                </a:solidFill>
+                <a:ln w="22000">
+                  <a:solidFill>
+                    <a:srgbClr val="000000"/>
+                  </a:solidFill>
+                </a:ln>
+              </wps:spPr>
+              <wps:txbx>
+                <w:txbxContent>
+                  <w:p>
+                    <w:pPr>
+                      <w:jc w:val="center"/>
+                      <w:spacing w:before="0" w:after="0"/>
+                    </w:pPr>
+                    <w:r>
+                      <w:rPr>
+                        <w:rFonts w:ascii="Cambria" w:hAnsi="Cambria" w:cs="Cambria"/>
+                        <w:b/>
+                        <w:sz w:val="20"/>
+                        <w:color w:val="000000"/>
+                      </w:rPr>
+                      <w:t>2. Vehicle Gross Payload Capacity Limit Definition (C_max)</w:t>
+                    </w:r>
+                  </w:p>
+                </w:txbxContent>
+              </wps:txbx>
+              <wps:bodyPr vert="horz" lIns="72000" tIns="36000" rIns="72000" bIns="36000" anchor="ctr"/>
+            </wps:wsp>
+          </wp:inline>
+        </w:drawing>
+      </w:r>
+    </w:p>
+    <w:p xmlns:a="http://schemas.openxmlformats.org/drawingml/2006/main">
+      <w:pPr>
+        <w:jc w:val="center"/>
+        <w:spacing w:before="0" w:after="0" w:line="240" w:lineRule="auto"/>
+      </w:pPr>
+      <w:r>
+        <w:drawing>
+          <wp:inline distT="0" distB="0" distL="0" distR="0">
+            <wp:extent cx="190000" cy="150000"/>
+            <wp:docPr id="1067" name="Arrow_1067"/>
+            <wps:wsp>
+              <wps:cNvSpPr/>
+              <wps:spPr>
+                <a:xfrm>
+                  <a:off x="0" y="0"/>
+                  <a:ext cx="190000" cy="150000"/>
+                </a:xfrm>
+                <a:prstGeom prst="downArrow">
+                  <a:avLst>
+                    <a:gd name="adj1" fmla="val 50000"/>
+                    <a:gd name="adj2" fmla="val 50000"/>
+                  </a:avLst>
+                </a:prstGeom>
+                <a:solidFill>
+                  <a:srgbClr val="000000"/>
+                </a:solidFill>
+                <a:ln w="9525">
+                  <a:solidFill>
+                    <a:srgbClr val="000000"/>
+                  </a:solidFill>
+                </a:ln>
+              </wps:spPr>
+              <wps:bodyPr/>
+            </wps:wsp>
+          </wp:inline>
+        </w:drawing>
+      </w:r>
+    </w:p>
+    <w:p xmlns:a="http://schemas.openxmlformats.org/drawingml/2006/main">
+      <w:pPr>
+        <w:jc w:val="center"/>
+        <w:spacing w:before="0" w:after="0" w:line="240" w:lineRule="auto"/>
+      </w:pPr>
+      <w:r>
+        <w:drawing>
+          <wp:inline distT="0" distB="0" distL="0" distR="0">
+            <wp:extent cx="5400000" cy="380000"/>
+            <wp:docPr id="1068" name="FlowBox_1068"/>
+            <wps:wsp>
+              <wps:cNvSpPr/>
+              <wps:spPr>
+                <a:xfrm>
+                  <a:off x="0" y="0"/>
+                  <a:ext cx="5400000" cy="380000"/>
+                </a:xfrm>
+                <a:prstGeom prst="roundRect">
+                  <a:avLst>
+                    <a:gd name="adj" fmla="val 13500"/>
+                  </a:avLst>
+                </a:prstGeom>
+                <a:solidFill>
+                  <a:srgbClr val="FFFFFF"/>
+                </a:solidFill>
+                <a:ln w="22000">
+                  <a:solidFill>
+                    <a:srgbClr val="000000"/>
+                  </a:solidFill>
+                </a:ln>
+              </wps:spPr>
+              <wps:txbx>
+                <w:txbxContent>
+                  <w:p>
+                    <w:pPr>
+                      <w:jc w:val="center"/>
+                      <w:spacing w:before="0" w:after="0"/>
+                    </w:pPr>
+                    <w:r>
+                      <w:rPr>
+                        <w:rFonts w:ascii="Cambria" w:hAnsi="Cambria" w:cs="Cambria"/>
+                        <w:b/>
+                        <w:sz w:val="20"/>
+                        <w:color w:val="000000"/>
+                      </w:rPr>
+                      <w:t>3. Candidate Donor Pickup Nodes &amp; Recipient Shelter Set Assembly</w:t>
+                    </w:r>
+                  </w:p>
+                </w:txbxContent>
+              </wps:txbx>
+              <wps:bodyPr vert="horz" lIns="72000" tIns="36000" rIns="72000" bIns="36000" anchor="ctr"/>
+            </wps:wsp>
+          </wp:inline>
+        </w:drawing>
+      </w:r>
+    </w:p>
+    <w:p xmlns:a="http://schemas.openxmlformats.org/drawingml/2006/main">
+      <w:pPr>
+        <w:jc w:val="center"/>
+        <w:spacing w:before="0" w:after="0" w:line="240" w:lineRule="auto"/>
+      </w:pPr>
+      <w:r>
+        <w:drawing>
+          <wp:inline distT="0" distB="0" distL="0" distR="0">
+            <wp:extent cx="190000" cy="150000"/>
+            <wp:docPr id="1069" name="Arrow_1069"/>
+            <wps:wsp>
+              <wps:cNvSpPr/>
+              <wps:spPr>
+                <a:xfrm>
+                  <a:off x="0" y="0"/>
+                  <a:ext cx="190000" cy="150000"/>
+                </a:xfrm>
+                <a:prstGeom prst="downArrow">
+                  <a:avLst>
+                    <a:gd name="adj1" fmla="val 50000"/>
+                    <a:gd name="adj2" fmla="val 50000"/>
+                  </a:avLst>
+                </a:prstGeom>
+                <a:solidFill>
+                  <a:srgbClr val="000000"/>
+                </a:solidFill>
+                <a:ln w="9525">
+                  <a:solidFill>
+                    <a:srgbClr val="000000"/>
+                  </a:solidFill>
+                </a:ln>
+              </wps:spPr>
+              <wps:bodyPr/>
+            </wps:wsp>
+          </wp:inline>
+        </w:drawing>
+      </w:r>
+    </w:p>
+    <w:p xmlns:a="http://schemas.openxmlformats.org/drawingml/2006/main">
+      <w:pPr>
+        <w:jc w:val="center"/>
+        <w:spacing w:before="0" w:after="0" w:line="240" w:lineRule="auto"/>
+      </w:pPr>
+      <w:r>
+        <w:drawing>
+          <wp:inline distT="0" distB="0" distL="0" distR="0">
+            <wp:extent cx="5400000" cy="380000"/>
+            <wp:docPr id="1070" name="FlowBox_1070"/>
+            <wps:wsp>
+              <wps:cNvSpPr/>
+              <wps:spPr>
+                <a:xfrm>
+                  <a:off x="0" y="0"/>
+                  <a:ext cx="5400000" cy="380000"/>
+                </a:xfrm>
+                <a:prstGeom prst="roundRect">
+                  <a:avLst>
+                    <a:gd name="adj" fmla="val 13500"/>
+                  </a:avLst>
+                </a:prstGeom>
+                <a:solidFill>
+                  <a:srgbClr val="FFFFFF"/>
+                </a:solidFill>
+                <a:ln w="22000">
+                  <a:solidFill>
+                    <a:srgbClr val="000000"/>
+                  </a:solidFill>
+                </a:ln>
+              </wps:spPr>
+              <wps:txbx>
+                <w:txbxContent>
+                  <w:p>
+                    <w:pPr>
+                      <w:jc w:val="center"/>
+                      <w:spacing w:before="0" w:after="0"/>
+                    </w:pPr>
+                    <w:r>
+                      <w:rPr>
+                        <w:rFonts w:ascii="Cambria" w:hAnsi="Cambria" w:cs="Cambria"/>
+                        <w:b/>
+                        <w:sz w:val="20"/>
+                        <w:color w:val="000000"/>
+                      </w:rPr>
+                      <w:t>4. All-Pairs Haversine Geospatial Distance Matrix Computation</w:t>
+                    </w:r>
+                  </w:p>
+                </w:txbxContent>
+              </wps:txbx>
+              <wps:bodyPr vert="horz" lIns="72000" tIns="36000" rIns="72000" bIns="36000" anchor="ctr"/>
+            </wps:wsp>
+          </wp:inline>
+        </w:drawing>
+      </w:r>
+    </w:p>
+    <w:p xmlns:a="http://schemas.openxmlformats.org/drawingml/2006/main">
+      <w:pPr>
+        <w:jc w:val="center"/>
+        <w:spacing w:before="0" w:after="0" w:line="240" w:lineRule="auto"/>
+      </w:pPr>
+      <w:r>
+        <w:drawing>
+          <wp:inline distT="0" distB="0" distL="0" distR="0">
+            <wp:extent cx="190000" cy="150000"/>
+            <wp:docPr id="1071" name="Arrow_1071"/>
+            <wps:wsp>
+              <wps:cNvSpPr/>
+              <wps:spPr>
+                <a:xfrm>
+                  <a:off x="0" y="0"/>
+                  <a:ext cx="190000" cy="150000"/>
+                </a:xfrm>
+                <a:prstGeom prst="downArrow">
+                  <a:avLst>
+                    <a:gd name="adj1" fmla="val 50000"/>
+                    <a:gd name="adj2" fmla="val 50000"/>
+                  </a:avLst>
+                </a:prstGeom>
+                <a:solidFill>
+                  <a:srgbClr val="000000"/>
+                </a:solidFill>
+                <a:ln w="9525">
+                  <a:solidFill>
+                    <a:srgbClr val="000000"/>
+                  </a:solidFill>
+                </a:ln>
+              </wps:spPr>
+              <wps:bodyPr/>
+            </wps:wsp>
+          </wp:inline>
+        </w:drawing>
+      </w:r>
+    </w:p>
+    <w:p xmlns:a="http://schemas.openxmlformats.org/drawingml/2006/main">
+      <w:pPr>
+        <w:jc w:val="center"/>
+        <w:spacing w:before="0" w:after="0" w:line="240" w:lineRule="auto"/>
+      </w:pPr>
+      <w:r>
+        <w:drawing>
+          <wp:inline distT="0" distB="0" distL="0" distR="0">
+            <wp:extent cx="5400000" cy="380000"/>
+            <wp:docPr id="1072" name="FlowBox_1072"/>
+            <wps:wsp>
+              <wps:cNvSpPr/>
+              <wps:spPr>
+                <a:xfrm>
+                  <a:off x="0" y="0"/>
+                  <a:ext cx="5400000" cy="380000"/>
+                </a:xfrm>
+                <a:prstGeom prst="roundRect">
+                  <a:avLst>
+                    <a:gd name="adj" fmla="val 13500"/>
+                  </a:avLst>
+                </a:prstGeom>
+                <a:solidFill>
+                  <a:srgbClr val="FFFFFF"/>
+                </a:solidFill>
+                <a:ln w="22000">
+                  <a:solidFill>
+                    <a:srgbClr val="000000"/>
+                  </a:solidFill>
+                </a:ln>
+              </wps:spPr>
+              <wps:txbx>
+                <w:txbxContent>
+                  <w:p>
+                    <w:pPr>
+                      <w:jc w:val="center"/>
+                      <w:spacing w:before="0" w:after="0"/>
+                    </w:pPr>
+                    <w:r>
+                      <w:rPr>
+                        <w:rFonts w:ascii="Cambria" w:hAnsi="Cambria" w:cs="Cambria"/>
+                        <w:b/>
+                        <w:sz w:val="20"/>
+                        <w:color w:val="000000"/>
+                      </w:rPr>
+                      <w:t>5. Trajectory Initialization &amp; Cumulative Payload Tracking</w:t>
+                    </w:r>
+                  </w:p>
+                </w:txbxContent>
+              </wps:txbx>
+              <wps:bodyPr vert="horz" lIns="72000" tIns="36000" rIns="72000" bIns="36000" anchor="ctr"/>
+            </wps:wsp>
+          </wp:inline>
+        </w:drawing>
+      </w:r>
+    </w:p>
+    <w:p xmlns:a="http://schemas.openxmlformats.org/drawingml/2006/main">
+      <w:pPr>
+        <w:jc w:val="center"/>
+        <w:spacing w:before="0" w:after="0" w:line="240" w:lineRule="auto"/>
+      </w:pPr>
+      <w:r>
+        <w:drawing>
+          <wp:inline distT="0" distB="0" distL="0" distR="0">
+            <wp:extent cx="190000" cy="150000"/>
+            <wp:docPr id="1073" name="Arrow_1073"/>
+            <wps:wsp>
+              <wps:cNvSpPr/>
+              <wps:spPr>
+                <a:xfrm>
+                  <a:off x="0" y="0"/>
+                  <a:ext cx="190000" cy="150000"/>
+                </a:xfrm>
+                <a:prstGeom prst="downArrow">
+                  <a:avLst>
+                    <a:gd name="adj1" fmla="val 50000"/>
+                    <a:gd name="adj2" fmla="val 50000"/>
+                  </a:avLst>
+                </a:prstGeom>
+                <a:solidFill>
+                  <a:srgbClr val="000000"/>
+                </a:solidFill>
+                <a:ln w="9525">
+                  <a:solidFill>
+                    <a:srgbClr val="000000"/>
+                  </a:solidFill>
+                </a:ln>
+              </wps:spPr>
+              <wps:bodyPr/>
+            </wps:wsp>
+          </wp:inline>
+        </w:drawing>
+      </w:r>
+    </w:p>
+    <w:p xmlns:a="http://schemas.openxmlformats.org/drawingml/2006/main">
+      <w:pPr>
+        <w:jc w:val="center"/>
+        <w:spacing w:before="0" w:after="0" w:line="240" w:lineRule="auto"/>
+      </w:pPr>
+      <w:r>
+        <w:drawing>
+          <wp:inline distT="0" distB="0" distL="0" distR="0">
+            <wp:extent cx="5400000" cy="380000"/>
+            <wp:docPr id="1074" name="FlowBox_1074"/>
+            <wps:wsp>
+              <wps:cNvSpPr/>
+              <wps:spPr>
+                <a:xfrm>
+                  <a:off x="0" y="0"/>
+                  <a:ext cx="5400000" cy="380000"/>
+                </a:xfrm>
+                <a:prstGeom prst="roundRect">
+                  <a:avLst>
+                    <a:gd name="adj" fmla="val 13500"/>
+                  </a:avLst>
+                </a:prstGeom>
+                <a:solidFill>
+                  <a:srgbClr val="FFFFFF"/>
+                </a:solidFill>
+                <a:ln w="22000">
+                  <a:solidFill>
+                    <a:srgbClr val="000000"/>
+                  </a:solidFill>
+                </a:ln>
+              </wps:spPr>
+              <wps:txbx>
+                <w:txbxContent>
+                  <w:p>
+                    <w:pPr>
+                      <w:jc w:val="center"/>
+                      <w:spacing w:before="0" w:after="0"/>
+                    </w:pPr>
+                    <w:r>
+                      <w:rPr>
+                        <w:rFonts w:ascii="Cambria" w:hAnsi="Cambria" w:cs="Cambria"/>
+                        <w:b/>
+                        <w:sz w:val="20"/>
+                        <w:color w:val="000000"/>
+                      </w:rPr>
+                      <w:t>6. Spatial Nearest-Neighbor Candidate Node Search</w:t>
+                    </w:r>
+                  </w:p>
+                </w:txbxContent>
+              </wps:txbx>
+              <wps:bodyPr vert="horz" lIns="72000" tIns="36000" rIns="72000" bIns="36000" anchor="ctr"/>
+            </wps:wsp>
+          </wp:inline>
+        </w:drawing>
+      </w:r>
+    </w:p>
+    <w:p xmlns:a="http://schemas.openxmlformats.org/drawingml/2006/main">
+      <w:pPr>
+        <w:jc w:val="center"/>
+        <w:spacing w:before="0" w:after="0" w:line="240" w:lineRule="auto"/>
+      </w:pPr>
+      <w:r>
+        <w:drawing>
+          <wp:inline distT="0" distB="0" distL="0" distR="0">
+            <wp:extent cx="190000" cy="150000"/>
+            <wp:docPr id="1075" name="Arrow_1075"/>
+            <wps:wsp>
+              <wps:cNvSpPr/>
+              <wps:spPr>
+                <a:xfrm>
+                  <a:off x="0" y="0"/>
+                  <a:ext cx="190000" cy="150000"/>
+                </a:xfrm>
+                <a:prstGeom prst="downArrow">
+                  <a:avLst>
+                    <a:gd name="adj1" fmla="val 50000"/>
+                    <a:gd name="adj2" fmla="val 50000"/>
+                  </a:avLst>
+                </a:prstGeom>
+                <a:solidFill>
+                  <a:srgbClr val="000000"/>
+                </a:solidFill>
+                <a:ln w="9525">
+                  <a:solidFill>
+                    <a:srgbClr val="000000"/>
+                  </a:solidFill>
+                </a:ln>
+              </wps:spPr>
+              <wps:bodyPr/>
+            </wps:wsp>
+          </wp:inline>
+        </w:drawing>
+      </w:r>
+    </w:p>
+    <w:p xmlns:a="http://schemas.openxmlformats.org/drawingml/2006/main">
+      <w:pPr>
+        <w:jc w:val="center"/>
+        <w:spacing w:before="0" w:after="0" w:line="240" w:lineRule="auto"/>
+      </w:pPr>
+      <w:r>
+        <w:drawing>
+          <wp:inline distT="0" distB="0" distL="0" distR="0">
+            <wp:extent cx="5400000" cy="380000"/>
+            <wp:docPr id="1076" name="FlowBox_1076"/>
+            <wps:wsp>
+              <wps:cNvSpPr/>
+              <wps:spPr>
+                <a:xfrm>
+                  <a:off x="0" y="0"/>
+                  <a:ext cx="5400000" cy="380000"/>
+                </a:xfrm>
+                <a:prstGeom prst="roundRect">
+                  <a:avLst>
+                    <a:gd name="adj" fmla="val 13500"/>
+                  </a:avLst>
+                </a:prstGeom>
+                <a:solidFill>
+                  <a:srgbClr val="FFFFFF"/>
+                </a:solidFill>
+                <a:ln w="22000">
+                  <a:solidFill>
+                    <a:srgbClr val="000000"/>
+                  </a:solidFill>
+                </a:ln>
+              </wps:spPr>
+              <wps:txbx>
+                <w:txbxContent>
+                  <w:p>
+                    <w:pPr>
+                      <w:jc w:val="center"/>
+                      <w:spacing w:before="0" w:after="0"/>
+                    </w:pPr>
+                    <w:r>
+                      <w:rPr>
+                        <w:rFonts w:ascii="Cambria" w:hAnsi="Cambria" w:cs="Cambria"/>
+                        <w:b/>
+                        <w:sz w:val="20"/>
+                        <w:color w:val="000000"/>
+                      </w:rPr>
+                      <w:t>7. Vehicle Payload Capacity Feasibility Assessment (L + M &lt;= C_max)</w:t>
+                    </w:r>
+                  </w:p>
+                </w:txbxContent>
+              </wps:txbx>
+              <wps:bodyPr vert="horz" lIns="72000" tIns="36000" rIns="72000" bIns="36000" anchor="ctr"/>
+            </wps:wsp>
+          </wp:inline>
+        </w:drawing>
+      </w:r>
+    </w:p>
+    <w:p xmlns:a="http://schemas.openxmlformats.org/drawingml/2006/main">
+      <w:pPr>
+        <w:jc w:val="center"/>
+        <w:spacing w:before="0" w:after="0" w:line="240" w:lineRule="auto"/>
+      </w:pPr>
+      <w:r>
+        <w:drawing>
+          <wp:inline distT="0" distB="0" distL="0" distR="0">
+            <wp:extent cx="190000" cy="150000"/>
+            <wp:docPr id="1077" name="Arrow_1077"/>
+            <wps:wsp>
+              <wps:cNvSpPr/>
+              <wps:spPr>
+                <a:xfrm>
+                  <a:off x="0" y="0"/>
+                  <a:ext cx="190000" cy="150000"/>
+                </a:xfrm>
+                <a:prstGeom prst="downArrow">
+                  <a:avLst>
+                    <a:gd name="adj1" fmla="val 50000"/>
+                    <a:gd name="adj2" fmla="val 50000"/>
+                  </a:avLst>
+                </a:prstGeom>
+                <a:solidFill>
+                  <a:srgbClr val="000000"/>
+                </a:solidFill>
+                <a:ln w="9525">
+                  <a:solidFill>
+                    <a:srgbClr val="000000"/>
+                  </a:solidFill>
+                </a:ln>
+              </wps:spPr>
+              <wps:bodyPr/>
+            </wps:wsp>
+          </wp:inline>
+        </w:drawing>
+      </w:r>
+    </w:p>
+    <w:p xmlns:a="http://schemas.openxmlformats.org/drawingml/2006/main">
+      <w:pPr>
+        <w:jc w:val="center"/>
+        <w:spacing w:before="0" w:after="0" w:line="240" w:lineRule="auto"/>
+      </w:pPr>
+      <w:r>
+        <w:drawing>
+          <wp:inline distT="0" distB="0" distL="0" distR="0">
+            <wp:extent cx="5400000" cy="380000"/>
+            <wp:docPr id="1078" name="FlowBox_1078"/>
+            <wps:wsp>
+              <wps:cNvSpPr/>
+              <wps:spPr>
+                <a:xfrm>
+                  <a:off x="0" y="0"/>
+                  <a:ext cx="5400000" cy="380000"/>
+                </a:xfrm>
+                <a:prstGeom prst="roundRect">
+                  <a:avLst>
+                    <a:gd name="adj" fmla="val 13500"/>
+                  </a:avLst>
+                </a:prstGeom>
+                <a:solidFill>
+                  <a:srgbClr val="FFFFFF"/>
+                </a:solidFill>
+                <a:ln w="22000">
+                  <a:solidFill>
+                    <a:srgbClr val="000000"/>
+                  </a:solidFill>
+                </a:ln>
+              </wps:spPr>
+              <wps:txbx>
+                <w:txbxContent>
+                  <w:p>
+                    <w:pPr>
+                      <w:jc w:val="center"/>
+                      <w:spacing w:before="0" w:after="0"/>
+                    </w:pPr>
+                    <w:r>
+                      <w:rPr>
+                        <w:rFonts w:ascii="Cambria" w:hAnsi="Cambria" w:cs="Cambria"/>
+                        <w:b/>
+                        <w:sz w:val="20"/>
+                        <w:color w:val="000000"/>
+                      </w:rPr>
+                      <w:t>8. Mandatory Intermediate Delivery Dropoff upon Capacity Breach</w:t>
+                    </w:r>
+                  </w:p>
+                </w:txbxContent>
+              </wps:txbx>
+              <wps:bodyPr vert="horz" lIns="72000" tIns="36000" rIns="72000" bIns="36000" anchor="ctr"/>
+            </wps:wsp>
+          </wp:inline>
+        </w:drawing>
+      </w:r>
+    </w:p>
+    <w:p xmlns:a="http://schemas.openxmlformats.org/drawingml/2006/main">
+      <w:pPr>
+        <w:jc w:val="center"/>
+        <w:spacing w:before="0" w:after="0" w:line="240" w:lineRule="auto"/>
+      </w:pPr>
+      <w:r>
+        <w:drawing>
+          <wp:inline distT="0" distB="0" distL="0" distR="0">
+            <wp:extent cx="190000" cy="150000"/>
+            <wp:docPr id="1079" name="Arrow_1079"/>
+            <wps:wsp>
+              <wps:cNvSpPr/>
+              <wps:spPr>
+                <a:xfrm>
+                  <a:off x="0" y="0"/>
+                  <a:ext cx="190000" cy="150000"/>
+                </a:xfrm>
+                <a:prstGeom prst="downArrow">
+                  <a:avLst>
+                    <a:gd name="adj1" fmla="val 50000"/>
+                    <a:gd name="adj2" fmla="val 50000"/>
+                  </a:avLst>
+                </a:prstGeom>
+                <a:solidFill>
+                  <a:srgbClr val="000000"/>
+                </a:solidFill>
+                <a:ln w="9525">
+                  <a:solidFill>
+                    <a:srgbClr val="000000"/>
+                  </a:solidFill>
+                </a:ln>
+              </wps:spPr>
+              <wps:bodyPr/>
+            </wps:wsp>
+          </wp:inline>
+        </w:drawing>
+      </w:r>
+    </w:p>
+    <w:p xmlns:a="http://schemas.openxmlformats.org/drawingml/2006/main">
+      <w:pPr>
+        <w:jc w:val="center"/>
+        <w:spacing w:before="0" w:after="0" w:line="240" w:lineRule="auto"/>
+      </w:pPr>
+      <w:r>
+        <w:drawing>
+          <wp:inline distT="0" distB="0" distL="0" distR="0">
+            <wp:extent cx="5400000" cy="380000"/>
+            <wp:docPr id="1080" name="FlowBox_1080"/>
+            <wps:wsp>
+              <wps:cNvSpPr/>
+              <wps:spPr>
+                <a:xfrm>
+                  <a:off x="0" y="0"/>
+                  <a:ext cx="5400000" cy="380000"/>
+                </a:xfrm>
+                <a:prstGeom prst="roundRect">
+                  <a:avLst>
+                    <a:gd name="adj" fmla="val 13500"/>
+                  </a:avLst>
+                </a:prstGeom>
+                <a:solidFill>
+                  <a:srgbClr val="FFFFFF"/>
+                </a:solidFill>
+                <a:ln w="22000">
+                  <a:solidFill>
+                    <a:srgbClr val="000000"/>
+                  </a:solidFill>
+                </a:ln>
+              </wps:spPr>
+              <wps:txbx>
+                <w:txbxContent>
+                  <w:p>
+                    <w:pPr>
+                      <w:jc w:val="center"/>
+                      <w:spacing w:before="0" w:after="0"/>
+                    </w:pPr>
+                    <w:r>
+                      <w:rPr>
+                        <w:rFonts w:ascii="Cambria" w:hAnsi="Cambria" w:cs="Cambria"/>
+                        <w:b/>
+                        <w:sz w:val="20"/>
+                        <w:color w:val="000000"/>
+                      </w:rPr>
+                      <w:t>9. Topological Precedence Delivery Dropoff Execution</w:t>
+                    </w:r>
+                  </w:p>
+                </w:txbxContent>
+              </wps:txbx>
+              <wps:bodyPr vert="horz" lIns="72000" tIns="36000" rIns="72000" bIns="36000" anchor="ctr"/>
+            </wps:wsp>
+          </wp:inline>
+        </w:drawing>
+      </w:r>
+    </w:p>
+    <w:p xmlns:a="http://schemas.openxmlformats.org/drawingml/2006/main">
+      <w:pPr>
+        <w:jc w:val="center"/>
+        <w:spacing w:before="0" w:after="0" w:line="240" w:lineRule="auto"/>
+      </w:pPr>
+      <w:r>
+        <w:drawing>
+          <wp:inline distT="0" distB="0" distL="0" distR="0">
+            <wp:extent cx="190000" cy="150000"/>
+            <wp:docPr id="1081" name="Arrow_1081"/>
+            <wps:wsp>
+              <wps:cNvSpPr/>
+              <wps:spPr>
+                <a:xfrm>
+                  <a:off x="0" y="0"/>
+                  <a:ext cx="190000" cy="150000"/>
+                </a:xfrm>
+                <a:prstGeom prst="downArrow">
+                  <a:avLst>
+                    <a:gd name="adj1" fmla="val 50000"/>
+                    <a:gd name="adj2" fmla="val 50000"/>
+                  </a:avLst>
+                </a:prstGeom>
+                <a:solidFill>
+                  <a:srgbClr val="000000"/>
+                </a:solidFill>
+                <a:ln w="9525">
+                  <a:solidFill>
+                    <a:srgbClr val="000000"/>
+                  </a:solidFill>
+                </a:ln>
+              </wps:spPr>
+              <wps:bodyPr/>
+            </wps:wsp>
+          </wp:inline>
+        </w:drawing>
+      </w:r>
+    </w:p>
+    <w:p xmlns:a="http://schemas.openxmlformats.org/drawingml/2006/main">
+      <w:pPr>
+        <w:jc w:val="center"/>
+        <w:spacing w:before="0" w:after="0" w:line="240" w:lineRule="auto"/>
+      </w:pPr>
+      <w:r>
+        <w:drawing>
+          <wp:inline distT="0" distB="0" distL="0" distR="0">
+            <wp:extent cx="5400000" cy="380000"/>
+            <wp:docPr id="1082" name="FlowBox_1082"/>
+            <wps:wsp>
+              <wps:cNvSpPr/>
+              <wps:spPr>
+                <a:xfrm>
+                  <a:off x="0" y="0"/>
+                  <a:ext cx="5400000" cy="380000"/>
+                </a:xfrm>
+                <a:prstGeom prst="roundRect">
+                  <a:avLst>
+                    <a:gd name="adj" fmla="val 13500"/>
+                  </a:avLst>
+                </a:prstGeom>
+                <a:solidFill>
+                  <a:srgbClr val="FFFFFF"/>
+                </a:solidFill>
+                <a:ln w="22000">
+                  <a:solidFill>
+                    <a:srgbClr val="000000"/>
+                  </a:solidFill>
+                </a:ln>
+              </wps:spPr>
+              <wps:txbx>
+                <w:txbxContent>
+                  <w:p>
+                    <w:pPr>
+                      <w:jc w:val="center"/>
+                      <w:spacing w:before="0" w:after="0"/>
+                    </w:pPr>
+                    <w:r>
+                      <w:rPr>
+                        <w:rFonts w:ascii="Cambria" w:hAnsi="Cambria" w:cs="Cambria"/>
+                        <w:b/>
+                        <w:sz w:val="20"/>
+                        <w:color w:val="000000"/>
+                      </w:rPr>
+                      <w:t>10. Consolidated Route Optimization vs. Radial Baseline Calculation</w:t>
+                    </w:r>
+                  </w:p>
+                </w:txbxContent>
+              </wps:txbx>
+              <wps:bodyPr vert="horz" lIns="72000" tIns="36000" rIns="72000" bIns="36000" anchor="ctr"/>
+            </wps:wsp>
+          </wp:inline>
+        </w:drawing>
+      </w:r>
+    </w:p>
+    <w:p xmlns:a="http://schemas.openxmlformats.org/drawingml/2006/main">
+      <w:pPr>
+        <w:jc w:val="center"/>
+        <w:spacing w:before="0" w:after="0" w:line="240" w:lineRule="auto"/>
+      </w:pPr>
+      <w:r>
+        <w:drawing>
+          <wp:inline distT="0" distB="0" distL="0" distR="0">
+            <wp:extent cx="190000" cy="150000"/>
+            <wp:docPr id="1083" name="Arrow_1083"/>
+            <wps:wsp>
+              <wps:cNvSpPr/>
+              <wps:spPr>
+                <a:xfrm>
+                  <a:off x="0" y="0"/>
+                  <a:ext cx="190000" cy="150000"/>
+                </a:xfrm>
+                <a:prstGeom prst="downArrow">
+                  <a:avLst>
+                    <a:gd name="adj1" fmla="val 50000"/>
+                    <a:gd name="adj2" fmla="val 50000"/>
+                  </a:avLst>
+                </a:prstGeom>
+                <a:solidFill>
+                  <a:srgbClr val="000000"/>
+                </a:solidFill>
+                <a:ln w="9525">
+                  <a:solidFill>
+                    <a:srgbClr val="000000"/>
+                  </a:solidFill>
+                </a:ln>
+              </wps:spPr>
+              <wps:bodyPr/>
+            </wps:wsp>
+          </wp:inline>
+        </w:drawing>
+      </w:r>
+    </w:p>
+    <w:p xmlns:a="http://schemas.openxmlformats.org/drawingml/2006/main">
+      <w:pPr>
+        <w:jc w:val="center"/>
+        <w:spacing w:before="0" w:after="0" w:line="240" w:lineRule="auto"/>
+      </w:pPr>
+      <w:r>
+        <w:drawing>
+          <wp:inline distT="0" distB="0" distL="0" distR="0">
+            <wp:extent cx="5400000" cy="380000"/>
+            <wp:docPr id="1084" name="FlowBox_1084"/>
+            <wps:wsp>
+              <wps:cNvSpPr/>
+              <wps:spPr>
+                <a:xfrm>
+                  <a:off x="0" y="0"/>
+                  <a:ext cx="5400000" cy="380000"/>
+                </a:xfrm>
+                <a:prstGeom prst="roundRect">
+                  <a:avLst>
+                    <a:gd name="adj" fmla="val 13500"/>
+                  </a:avLst>
+                </a:prstGeom>
+                <a:solidFill>
+                  <a:srgbClr val="FFFFFF"/>
+                </a:solidFill>
+                <a:ln w="22000">
+                  <a:solidFill>
+                    <a:srgbClr val="000000"/>
+                  </a:solidFill>
+                </a:ln>
+              </wps:spPr>
+              <wps:txbx>
+                <w:txbxContent>
+                  <w:p>
+                    <w:pPr>
+                      <w:jc w:val="center"/>
+                      <w:spacing w:before="0" w:after="0"/>
+                    </w:pPr>
+                    <w:r>
+                      <w:rPr>
+                        <w:rFonts w:ascii="Cambria" w:hAnsi="Cambria" w:cs="Cambria"/>
+                        <w:b/>
+                        <w:sz w:val="20"/>
+                        <w:color w:val="000000"/>
+                      </w:rPr>
+                      <w:t>11. Fuel Savings &amp; Transport CO2e Mitigation Modeling</w:t>
+                    </w:r>
+                  </w:p>
+                </w:txbxContent>
+              </wps:txbx>
+              <wps:bodyPr vert="horz" lIns="72000" tIns="36000" rIns="72000" bIns="36000" anchor="ctr"/>
+            </wps:wsp>
+          </wp:inline>
+        </w:drawing>
+      </w:r>
+    </w:p>
+    <w:p xmlns:a="http://schemas.openxmlformats.org/drawingml/2006/main">
+      <w:pPr>
+        <w:jc w:val="center"/>
+        <w:spacing w:before="0" w:after="0" w:line="240" w:lineRule="auto"/>
+      </w:pPr>
+      <w:r>
+        <w:drawing>
+          <wp:inline distT="0" distB="0" distL="0" distR="0">
+            <wp:extent cx="190000" cy="150000"/>
+            <wp:docPr id="1085" name="Arrow_1085"/>
+            <wps:wsp>
+              <wps:cNvSpPr/>
+              <wps:spPr>
+                <a:xfrm>
+                  <a:off x="0" y="0"/>
+                  <a:ext cx="190000" cy="150000"/>
+                </a:xfrm>
+                <a:prstGeom prst="downArrow">
+                  <a:avLst>
+                    <a:gd name="adj1" fmla="val 50000"/>
+                    <a:gd name="adj2" fmla="val 50000"/>
+                  </a:avLst>
+                </a:prstGeom>
+                <a:solidFill>
+                  <a:srgbClr val="000000"/>
+                </a:solidFill>
+                <a:ln w="9525">
+                  <a:solidFill>
+                    <a:srgbClr val="000000"/>
+                  </a:solidFill>
+                </a:ln>
+              </wps:spPr>
+              <wps:bodyPr/>
+            </wps:wsp>
+          </wp:inline>
+        </w:drawing>
+      </w:r>
+    </w:p>
+    <w:p xmlns:a="http://schemas.openxmlformats.org/drawingml/2006/main">
+      <w:pPr>
+        <w:jc w:val="center"/>
+        <w:spacing w:before="0" w:after="0" w:line="240" w:lineRule="auto"/>
+      </w:pPr>
+      <w:r>
+        <w:drawing>
+          <wp:inline distT="0" distB="0" distL="0" distR="0">
+            <wp:extent cx="5400000" cy="380000"/>
+            <wp:docPr id="1086" name="FlowBox_1086"/>
+            <wps:wsp>
+              <wps:cNvSpPr/>
+              <wps:spPr>
+                <a:xfrm>
+                  <a:off x="0" y="0"/>
+                  <a:ext cx="5400000" cy="380000"/>
+                </a:xfrm>
+                <a:prstGeom prst="roundRect">
+                  <a:avLst>
+                    <a:gd name="adj" fmla="val 13500"/>
+                  </a:avLst>
+                </a:prstGeom>
+                <a:solidFill>
+                  <a:srgbClr val="FFFFFF"/>
+                </a:solidFill>
+                <a:ln w="22000">
+                  <a:solidFill>
+                    <a:srgbClr val="000000"/>
+                  </a:solidFill>
+                </a:ln>
+              </wps:spPr>
+              <wps:txbx>
+                <w:txbxContent>
+                  <w:p>
+                    <w:pPr>
+                      <w:jc w:val="center"/>
+                      <w:spacing w:before="0" w:after="0"/>
+                    </w:pPr>
+                    <w:r>
+                      <w:rPr>
+                        <w:rFonts w:ascii="Cambria" w:hAnsi="Cambria" w:cs="Cambria"/>
+                        <w:b/>
+                        <w:sz w:val="20"/>
+                        <w:color w:val="000000"/>
+                      </w:rPr>
+                      <w:t>12. Waypoint Manifest Transmission to Mobile Navigation Client</w:t>
+                    </w:r>
+                  </w:p>
+                </w:txbxContent>
+              </wps:txbx>
+              <wps:bodyPr vert="horz" lIns="72000" tIns="36000" rIns="72000" bIns="36000" anchor="ctr"/>
+            </wps:wsp>
+          </wp:inline>
+        </w:drawing>
+      </w:r>
+    </w:p>
+    <w:p xmlns:a="http://schemas.openxmlformats.org/drawingml/2006/main">
+      <w:pPr>
+        <w:jc w:val="center"/>
+        <w:spacing w:before="0" w:after="0" w:line="240" w:lineRule="auto"/>
+      </w:pPr>
+      <w:r>
+        <w:drawing>
+          <wp:inline distT="0" distB="0" distL="0" distR="0">
+            <wp:extent cx="5400000" cy="410000"/>
+            <wp:docPr id="1087" name="FlowBox_1087"/>
+            <wps:wsp>
+              <wps:cNvSpPr/>
+              <wps:spPr>
+                <a:xfrm>
+                  <a:off x="0" y="0"/>
+                  <a:ext cx="5400000" cy="410000"/>
+                </a:xfrm>
+                <a:prstGeom prst="roundRect">
+                  <a:avLst>
+                    <a:gd name="adj" fmla="val 13500"/>
+                  </a:avLst>
+                </a:prstGeom>
+                <a:solidFill>
+                  <a:srgbClr val="FFFFFF"/>
+                </a:solidFill>
+                <a:ln w="22000">
+                  <a:solidFill>
+                    <a:srgbClr val="000000"/>
+                  </a:solidFill>
+                </a:ln>
+              </wps:spPr>
+              <wps:txbx>
+                <w:txbxContent>
+                  <w:p>
+                    <w:pPr>
+                      <w:jc w:val="center"/>
+                      <w:spacing w:before="0" w:after="0"/>
+                    </w:pPr>
+                    <w:r>
+                      <w:rPr>
+                        <w:rFonts w:ascii="Cambria" w:hAnsi="Cambria" w:cs="Cambria"/>
+                        <w:b/>
+                        <w:sz w:val="21"/>
+                        <w:color w:val="000000"/>
+                      </w:rPr>
+                      <w:t>1. 24-Hour Regional Forecast Cycle Initialization</w:t>
+                    </w:r>
+                  </w:p>
+                </w:txbxContent>
+              </wps:txbx>
+              <wps:bodyPr vert="horz" lIns="72000" tIns="36000" rIns="72000" bIns="36000" anchor="ctr"/>
+            </wps:wsp>
+          </wp:inline>
+        </w:drawing>
+      </w:r>
+    </w:p>
+    <w:p xmlns:a="http://schemas.openxmlformats.org/drawingml/2006/main">
+      <w:pPr>
+        <w:jc w:val="center"/>
+        <w:spacing w:before="0" w:after="0" w:line="240" w:lineRule="auto"/>
+      </w:pPr>
+      <w:r>
+        <w:drawing>
+          <wp:inline distT="0" distB="0" distL="0" distR="0">
+            <wp:extent cx="190000" cy="165000"/>
+            <wp:docPr id="1088" name="Arrow_1088"/>
+            <wps:wsp>
+              <wps:cNvSpPr/>
+              <wps:spPr>
+                <a:xfrm>
+                  <a:off x="0" y="0"/>
+                  <a:ext cx="190000" cy="165000"/>
+                </a:xfrm>
+                <a:prstGeom prst="downArrow">
+                  <a:avLst>
+                    <a:gd name="adj1" fmla="val 50000"/>
+                    <a:gd name="adj2" fmla="val 50000"/>
+                  </a:avLst>
+                </a:prstGeom>
+                <a:solidFill>
+                  <a:srgbClr val="000000"/>
+                </a:solidFill>
+                <a:ln w="9525">
+                  <a:solidFill>
+                    <a:srgbClr val="000000"/>
+                  </a:solidFill>
+                </a:ln>
+              </wps:spPr>
+              <wps:bodyPr/>
+            </wps:wsp>
+          </wp:inline>
+        </w:drawing>
+      </w:r>
+    </w:p>
+    <w:p xmlns:a="http://schemas.openxmlformats.org/drawingml/2006/main">
+      <w:pPr>
+        <w:jc w:val="center"/>
+        <w:spacing w:before="0" w:after="0" w:line="240" w:lineRule="auto"/>
+      </w:pPr>
+      <w:r>
+        <w:drawing>
+          <wp:inline distT="0" distB="0" distL="0" distR="0">
+            <wp:extent cx="5400000" cy="410000"/>
+            <wp:docPr id="1089" name="FlowBox_1089"/>
+            <wps:wsp>
+              <wps:cNvSpPr/>
+              <wps:spPr>
+                <a:xfrm>
+                  <a:off x="0" y="0"/>
+                  <a:ext cx="5400000" cy="410000"/>
+                </a:xfrm>
+                <a:prstGeom prst="roundRect">
+                  <a:avLst>
+                    <a:gd name="adj" fmla="val 13500"/>
+                  </a:avLst>
+                </a:prstGeom>
+                <a:solidFill>
+                  <a:srgbClr val="FFFFFF"/>
+                </a:solidFill>
+                <a:ln w="22000">
+                  <a:solidFill>
+                    <a:srgbClr val="000000"/>
+                  </a:solidFill>
+                </a:ln>
+              </wps:spPr>
+              <wps:txbx>
+                <w:txbxContent>
+                  <w:p>
+                    <w:pPr>
+                      <w:jc w:val="center"/>
+                      <w:spacing w:before="0" w:after="0"/>
+                    </w:pPr>
+                    <w:r>
+                      <w:rPr>
+                        <w:rFonts w:ascii="Cambria" w:hAnsi="Cambria" w:cs="Cambria"/>
+                        <w:b/>
+                        <w:sz w:val="21"/>
+                        <w:color w:val="000000"/>
+                      </w:rPr>
+                      <w:t>2. Recipient Shelter Inventory &amp; Bed Capacity Telemetry Ingestion</w:t>
+                    </w:r>
+                  </w:p>
+                </w:txbxContent>
+              </wps:txbx>
+              <wps:bodyPr vert="horz" lIns="72000" tIns="36000" rIns="72000" bIns="36000" anchor="ctr"/>
+            </wps:wsp>
+          </wp:inline>
+        </w:drawing>
+      </w:r>
+    </w:p>
+    <w:p xmlns:a="http://schemas.openxmlformats.org/drawingml/2006/main">
+      <w:pPr>
+        <w:jc w:val="center"/>
+        <w:spacing w:before="0" w:after="0" w:line="240" w:lineRule="auto"/>
+      </w:pPr>
+      <w:r>
+        <w:drawing>
+          <wp:inline distT="0" distB="0" distL="0" distR="0">
+            <wp:extent cx="190000" cy="165000"/>
+            <wp:docPr id="1090" name="Arrow_1090"/>
+            <wps:wsp>
+              <wps:cNvSpPr/>
+              <wps:spPr>
+                <a:xfrm>
+                  <a:off x="0" y="0"/>
+                  <a:ext cx="190000" cy="165000"/>
+                </a:xfrm>
+                <a:prstGeom prst="downArrow">
+                  <a:avLst>
+                    <a:gd name="adj1" fmla="val 50000"/>
+                    <a:gd name="adj2" fmla="val 50000"/>
+                  </a:avLst>
+                </a:prstGeom>
+                <a:solidFill>
+                  <a:srgbClr val="000000"/>
+                </a:solidFill>
+                <a:ln w="9525">
+                  <a:solidFill>
+                    <a:srgbClr val="000000"/>
+                  </a:solidFill>
+                </a:ln>
+              </wps:spPr>
+              <wps:bodyPr/>
+            </wps:wsp>
+          </wp:inline>
+        </w:drawing>
+      </w:r>
+    </w:p>
+    <w:p xmlns:a="http://schemas.openxmlformats.org/drawingml/2006/main">
+      <w:pPr>
+        <w:jc w:val="center"/>
+        <w:spacing w:before="0" w:after="0" w:line="240" w:lineRule="auto"/>
+      </w:pPr>
+      <w:r>
+        <w:drawing>
+          <wp:inline distT="0" distB="0" distL="0" distR="0">
+            <wp:extent cx="5400000" cy="410000"/>
+            <wp:docPr id="1091" name="FlowBox_1091"/>
+            <wps:wsp>
+              <wps:cNvSpPr/>
+              <wps:spPr>
+                <a:xfrm>
+                  <a:off x="0" y="0"/>
+                  <a:ext cx="5400000" cy="410000"/>
+                </a:xfrm>
+                <a:prstGeom prst="roundRect">
+                  <a:avLst>
+                    <a:gd name="adj" fmla="val 13500"/>
+                  </a:avLst>
+                </a:prstGeom>
+                <a:solidFill>
+                  <a:srgbClr val="FFFFFF"/>
+                </a:solidFill>
+                <a:ln w="22000">
+                  <a:solidFill>
+                    <a:srgbClr val="000000"/>
+                  </a:solidFill>
+                </a:ln>
+              </wps:spPr>
+              <wps:txbx>
+                <w:txbxContent>
+                  <w:p>
+                    <w:pPr>
+                      <w:jc w:val="center"/>
+                      <w:spacing w:before="0" w:after="0"/>
+                    </w:pPr>
+                    <w:r>
+                      <w:rPr>
+                        <w:rFonts w:ascii="Cambria" w:hAnsi="Cambria" w:cs="Cambria"/>
+                        <w:b/>
+                        <w:sz w:val="21"/>
+                        <w:color w:val="000000"/>
+                      </w:rPr>
+                      <w:t>3. Day-of-Week Trend &amp; Local Festival Calendar Multipliers</w:t>
+                    </w:r>
+                  </w:p>
+                </w:txbxContent>
+              </wps:txbx>
+              <wps:bodyPr vert="horz" lIns="72000" tIns="36000" rIns="72000" bIns="36000" anchor="ctr"/>
+            </wps:wsp>
+          </wp:inline>
+        </w:drawing>
+      </w:r>
+    </w:p>
+    <w:p xmlns:a="http://schemas.openxmlformats.org/drawingml/2006/main">
+      <w:pPr>
+        <w:jc w:val="center"/>
+        <w:spacing w:before="0" w:after="0" w:line="240" w:lineRule="auto"/>
+      </w:pPr>
+      <w:r>
+        <w:drawing>
+          <wp:inline distT="0" distB="0" distL="0" distR="0">
+            <wp:extent cx="190000" cy="165000"/>
+            <wp:docPr id="1092" name="Arrow_1092"/>
+            <wps:wsp>
+              <wps:cNvSpPr/>
+              <wps:spPr>
+                <a:xfrm>
+                  <a:off x="0" y="0"/>
+                  <a:ext cx="190000" cy="165000"/>
+                </a:xfrm>
+                <a:prstGeom prst="downArrow">
+                  <a:avLst>
+                    <a:gd name="adj1" fmla="val 50000"/>
+                    <a:gd name="adj2" fmla="val 50000"/>
+                  </a:avLst>
+                </a:prstGeom>
+                <a:solidFill>
+                  <a:srgbClr val="000000"/>
+                </a:solidFill>
+                <a:ln w="9525">
+                  <a:solidFill>
+                    <a:srgbClr val="000000"/>
+                  </a:solidFill>
+                </a:ln>
+              </wps:spPr>
+              <wps:bodyPr/>
+            </wps:wsp>
+          </wp:inline>
+        </w:drawing>
+      </w:r>
+    </w:p>
+    <w:p xmlns:a="http://schemas.openxmlformats.org/drawingml/2006/main">
+      <w:pPr>
+        <w:jc w:val="center"/>
+        <w:spacing w:before="0" w:after="0" w:line="240" w:lineRule="auto"/>
+      </w:pPr>
+      <w:r>
+        <w:drawing>
+          <wp:inline distT="0" distB="0" distL="0" distR="0">
+            <wp:extent cx="5400000" cy="410000"/>
+            <wp:docPr id="1093" name="FlowBox_1093"/>
+            <wps:wsp>
+              <wps:cNvSpPr/>
+              <wps:spPr>
+                <a:xfrm>
+                  <a:off x="0" y="0"/>
+                  <a:ext cx="5400000" cy="410000"/>
+                </a:xfrm>
+                <a:prstGeom prst="roundRect">
+                  <a:avLst>
+                    <a:gd name="adj" fmla="val 13500"/>
+                  </a:avLst>
+                </a:prstGeom>
+                <a:solidFill>
+                  <a:srgbClr val="FFFFFF"/>
+                </a:solidFill>
+                <a:ln w="22000">
+                  <a:solidFill>
+                    <a:srgbClr val="000000"/>
+                  </a:solidFill>
+                </a:ln>
+              </wps:spPr>
+              <wps:txbx>
+                <w:txbxContent>
+                  <w:p>
+                    <w:pPr>
+                      <w:jc w:val="center"/>
+                      <w:spacing w:before="0" w:after="0"/>
+                    </w:pPr>
+                    <w:r>
+                      <w:rPr>
+                        <w:rFonts w:ascii="Cambria" w:hAnsi="Cambria" w:cs="Cambria"/>
+                        <w:b/>
+                        <w:sz w:val="21"/>
+                        <w:color w:val="000000"/>
+                      </w:rPr>
+                      <w:t>4. Time-Series Meal Deficit Calculation (Cap × 2.20 × Multipliers)</w:t>
+                    </w:r>
+                  </w:p>
+                </w:txbxContent>
+              </wps:txbx>
+              <wps:bodyPr vert="horz" lIns="72000" tIns="36000" rIns="72000" bIns="36000" anchor="ctr"/>
+            </wps:wsp>
+          </wp:inline>
+        </w:drawing>
+      </w:r>
+    </w:p>
+    <w:p xmlns:a="http://schemas.openxmlformats.org/drawingml/2006/main">
+      <w:pPr>
+        <w:jc w:val="center"/>
+        <w:spacing w:before="0" w:after="0" w:line="240" w:lineRule="auto"/>
+      </w:pPr>
+      <w:r>
+        <w:drawing>
+          <wp:inline distT="0" distB="0" distL="0" distR="0">
+            <wp:extent cx="190000" cy="165000"/>
+            <wp:docPr id="1094" name="Arrow_1094"/>
+            <wps:wsp>
+              <wps:cNvSpPr/>
+              <wps:spPr>
+                <a:xfrm>
+                  <a:off x="0" y="0"/>
+                  <a:ext cx="190000" cy="165000"/>
+                </a:xfrm>
+                <a:prstGeom prst="downArrow">
+                  <a:avLst>
+                    <a:gd name="adj1" fmla="val 50000"/>
+                    <a:gd name="adj2" fmla="val 50000"/>
+                  </a:avLst>
+                </a:prstGeom>
+                <a:solidFill>
+                  <a:srgbClr val="000000"/>
+                </a:solidFill>
+                <a:ln w="9525">
+                  <a:solidFill>
+                    <a:srgbClr val="000000"/>
+                  </a:solidFill>
+                </a:ln>
+              </wps:spPr>
+              <wps:bodyPr/>
+            </wps:wsp>
+          </wp:inline>
+        </w:drawing>
+      </w:r>
+    </w:p>
+    <w:p xmlns:a="http://schemas.openxmlformats.org/drawingml/2006/main">
+      <w:pPr>
+        <w:jc w:val="center"/>
+        <w:spacing w:before="0" w:after="0" w:line="240" w:lineRule="auto"/>
+      </w:pPr>
+      <w:r>
+        <w:drawing>
+          <wp:inline distT="0" distB="0" distL="0" distR="0">
+            <wp:extent cx="5400000" cy="410000"/>
+            <wp:docPr id="1095" name="FlowBox_1095"/>
+            <wps:wsp>
+              <wps:cNvSpPr/>
+              <wps:spPr>
+                <a:xfrm>
+                  <a:off x="0" y="0"/>
+                  <a:ext cx="5400000" cy="410000"/>
+                </a:xfrm>
+                <a:prstGeom prst="roundRect">
+                  <a:avLst>
+                    <a:gd name="adj" fmla="val 13500"/>
+                  </a:avLst>
+                </a:prstGeom>
+                <a:solidFill>
+                  <a:srgbClr val="FFFFFF"/>
+                </a:solidFill>
+                <a:ln w="22000">
+                  <a:solidFill>
+                    <a:srgbClr val="000000"/>
+                  </a:solidFill>
+                </a:ln>
+              </wps:spPr>
+              <wps:txbx>
+                <w:txbxContent>
+                  <w:p>
+                    <w:pPr>
+                      <w:jc w:val="center"/>
+                      <w:spacing w:before="0" w:after="0"/>
+                    </w:pPr>
+                    <w:r>
+                      <w:rPr>
+                        <w:rFonts w:ascii="Cambria" w:hAnsi="Cambria" w:cs="Cambria"/>
+                        <w:b/>
+                        <w:sz w:val="21"/>
+                        <w:color w:val="000000"/>
+                      </w:rPr>
+                      <w:t>5. Urban Corridor Geospatial Clustering &amp; High-Demand Zone Demarcation</w:t>
+                    </w:r>
+                  </w:p>
+                </w:txbxContent>
+              </wps:txbx>
+              <wps:bodyPr vert="horz" lIns="72000" tIns="36000" rIns="72000" bIns="36000" anchor="ctr"/>
+            </wps:wsp>
+          </wp:inline>
+        </w:drawing>
+      </w:r>
+    </w:p>
+    <w:p xmlns:a="http://schemas.openxmlformats.org/drawingml/2006/main">
+      <w:pPr>
+        <w:jc w:val="center"/>
+        <w:spacing w:before="0" w:after="0" w:line="240" w:lineRule="auto"/>
+      </w:pPr>
+      <w:r>
+        <w:drawing>
+          <wp:inline distT="0" distB="0" distL="0" distR="0">
+            <wp:extent cx="190000" cy="165000"/>
+            <wp:docPr id="1096" name="Arrow_1096"/>
+            <wps:wsp>
+              <wps:cNvSpPr/>
+              <wps:spPr>
+                <a:xfrm>
+                  <a:off x="0" y="0"/>
+                  <a:ext cx="190000" cy="165000"/>
+                </a:xfrm>
+                <a:prstGeom prst="downArrow">
+                  <a:avLst>
+                    <a:gd name="adj1" fmla="val 50000"/>
+                    <a:gd name="adj2" fmla="val 50000"/>
+                  </a:avLst>
+                </a:prstGeom>
+                <a:solidFill>
+                  <a:srgbClr val="000000"/>
+                </a:solidFill>
+                <a:ln w="9525">
+                  <a:solidFill>
+                    <a:srgbClr val="000000"/>
+                  </a:solidFill>
+                </a:ln>
+              </wps:spPr>
+              <wps:bodyPr/>
+            </wps:wsp>
+          </wp:inline>
+        </w:drawing>
+      </w:r>
+    </w:p>
+    <w:p xmlns:a="http://schemas.openxmlformats.org/drawingml/2006/main">
+      <w:pPr>
+        <w:jc w:val="center"/>
+        <w:spacing w:before="0" w:after="0" w:line="240" w:lineRule="auto"/>
+      </w:pPr>
+      <w:r>
+        <w:drawing>
+          <wp:inline distT="0" distB="0" distL="0" distR="0">
+            <wp:extent cx="5400000" cy="410000"/>
+            <wp:docPr id="1097" name="FlowBox_1097"/>
+            <wps:wsp>
+              <wps:cNvSpPr/>
+              <wps:spPr>
+                <a:xfrm>
+                  <a:off x="0" y="0"/>
+                  <a:ext cx="5400000" cy="410000"/>
+                </a:xfrm>
+                <a:prstGeom prst="roundRect">
+                  <a:avLst>
+                    <a:gd name="adj" fmla="val 13500"/>
+                  </a:avLst>
+                </a:prstGeom>
+                <a:solidFill>
+                  <a:srgbClr val="FFFFFF"/>
+                </a:solidFill>
+                <a:ln w="22000">
+                  <a:solidFill>
+                    <a:srgbClr val="000000"/>
+                  </a:solidFill>
+                </a:ln>
+              </wps:spPr>
+              <wps:txbx>
+                <w:txbxContent>
+                  <w:p>
+                    <w:pPr>
+                      <w:jc w:val="center"/>
+                      <w:spacing w:before="0" w:after="0"/>
+                    </w:pPr>
+                    <w:r>
+                      <w:rPr>
+                        <w:rFonts w:ascii="Cambria" w:hAnsi="Cambria" w:cs="Cambria"/>
+                        <w:b/>
+                        <w:sz w:val="21"/>
+                        <w:color w:val="000000"/>
+                      </w:rPr>
+                      <w:t>6. Deficit Urgency Classification &amp; Peak Hunger Window Demarcation</w:t>
+                    </w:r>
+                  </w:p>
+                </w:txbxContent>
+              </wps:txbx>
+              <wps:bodyPr vert="horz" lIns="72000" tIns="36000" rIns="72000" bIns="36000" anchor="ctr"/>
+            </wps:wsp>
+          </wp:inline>
+        </w:drawing>
+      </w:r>
+    </w:p>
+    <w:p xmlns:a="http://schemas.openxmlformats.org/drawingml/2006/main">
+      <w:pPr>
+        <w:jc w:val="center"/>
+        <w:spacing w:before="0" w:after="0" w:line="240" w:lineRule="auto"/>
+      </w:pPr>
+      <w:r>
+        <w:drawing>
+          <wp:inline distT="0" distB="0" distL="0" distR="0">
+            <wp:extent cx="190000" cy="165000"/>
+            <wp:docPr id="1098" name="Arrow_1098"/>
+            <wps:wsp>
+              <wps:cNvSpPr/>
+              <wps:spPr>
+                <a:xfrm>
+                  <a:off x="0" y="0"/>
+                  <a:ext cx="190000" cy="165000"/>
+                </a:xfrm>
+                <a:prstGeom prst="downArrow">
+                  <a:avLst>
+                    <a:gd name="adj1" fmla="val 50000"/>
+                    <a:gd name="adj2" fmla="val 50000"/>
+                  </a:avLst>
+                </a:prstGeom>
+                <a:solidFill>
+                  <a:srgbClr val="000000"/>
+                </a:solidFill>
+                <a:ln w="9525">
+                  <a:solidFill>
+                    <a:srgbClr val="000000"/>
+                  </a:solidFill>
+                </a:ln>
+              </wps:spPr>
+              <wps:bodyPr/>
+            </wps:wsp>
+          </wp:inline>
+        </w:drawing>
+      </w:r>
+    </w:p>
+    <w:p xmlns:a="http://schemas.openxmlformats.org/drawingml/2006/main">
+      <w:pPr>
+        <w:jc w:val="center"/>
+        <w:spacing w:before="0" w:after="0" w:line="240" w:lineRule="auto"/>
+      </w:pPr>
+      <w:r>
+        <w:drawing>
+          <wp:inline distT="0" distB="0" distL="0" distR="0">
+            <wp:extent cx="5400000" cy="410000"/>
+            <wp:docPr id="1099" name="FlowBox_1099"/>
+            <wps:wsp>
+              <wps:cNvSpPr/>
+              <wps:spPr>
+                <a:xfrm>
+                  <a:off x="0" y="0"/>
+                  <a:ext cx="5400000" cy="410000"/>
+                </a:xfrm>
+                <a:prstGeom prst="roundRect">
+                  <a:avLst>
+                    <a:gd name="adj" fmla="val 13500"/>
+                  </a:avLst>
+                </a:prstGeom>
+                <a:solidFill>
+                  <a:srgbClr val="FFFFFF"/>
+                </a:solidFill>
+                <a:ln w="22000">
+                  <a:solidFill>
+                    <a:srgbClr val="000000"/>
+                  </a:solidFill>
+                </a:ln>
+              </wps:spPr>
+              <wps:txbx>
+                <w:txbxContent>
+                  <w:p>
+                    <w:pPr>
+                      <w:jc w:val="center"/>
+                      <w:spacing w:before="0" w:after="0"/>
+                    </w:pPr>
+                    <w:r>
+                      <w:rPr>
+                        <w:rFonts w:ascii="Cambria" w:hAnsi="Cambria" w:cs="Cambria"/>
+                        <w:b/>
+                        <w:sz w:val="21"/>
+                        <w:color w:val="000000"/>
+                      </w:rPr>
+                      <w:t>7. Commercial Banquet &amp; Institutional Kitchen Surplus Aggregation</w:t>
+                    </w:r>
+                  </w:p>
+                </w:txbxContent>
+              </wps:txbx>
+              <wps:bodyPr vert="horz" lIns="72000" tIns="36000" rIns="72000" bIns="36000" anchor="ctr"/>
+            </wps:wsp>
+          </wp:inline>
+        </w:drawing>
+      </w:r>
+    </w:p>
+    <w:p xmlns:a="http://schemas.openxmlformats.org/drawingml/2006/main">
+      <w:pPr>
+        <w:jc w:val="center"/>
+        <w:spacing w:before="0" w:after="0" w:line="240" w:lineRule="auto"/>
+      </w:pPr>
+      <w:r>
+        <w:drawing>
+          <wp:inline distT="0" distB="0" distL="0" distR="0">
+            <wp:extent cx="190000" cy="165000"/>
+            <wp:docPr id="1100" name="Arrow_1100"/>
+            <wps:wsp>
+              <wps:cNvSpPr/>
+              <wps:spPr>
+                <a:xfrm>
+                  <a:off x="0" y="0"/>
+                  <a:ext cx="190000" cy="165000"/>
+                </a:xfrm>
+                <a:prstGeom prst="downArrow">
+                  <a:avLst>
+                    <a:gd name="adj1" fmla="val 50000"/>
+                    <a:gd name="adj2" fmla="val 50000"/>
+                  </a:avLst>
+                </a:prstGeom>
+                <a:solidFill>
+                  <a:srgbClr val="000000"/>
+                </a:solidFill>
+                <a:ln w="9525">
+                  <a:solidFill>
+                    <a:srgbClr val="000000"/>
+                  </a:solidFill>
+                </a:ln>
+              </wps:spPr>
+              <wps:bodyPr/>
+            </wps:wsp>
+          </wp:inline>
+        </w:drawing>
+      </w:r>
+    </w:p>
+    <w:p xmlns:a="http://schemas.openxmlformats.org/drawingml/2006/main">
+      <w:pPr>
+        <w:jc w:val="center"/>
+        <w:spacing w:before="0" w:after="0" w:line="240" w:lineRule="auto"/>
+      </w:pPr>
+      <w:r>
+        <w:drawing>
+          <wp:inline distT="0" distB="0" distL="0" distR="0">
+            <wp:extent cx="5400000" cy="410000"/>
+            <wp:docPr id="1101" name="FlowBox_1101"/>
+            <wps:wsp>
+              <wps:cNvSpPr/>
+              <wps:spPr>
+                <a:xfrm>
+                  <a:off x="0" y="0"/>
+                  <a:ext cx="5400000" cy="410000"/>
+                </a:xfrm>
+                <a:prstGeom prst="roundRect">
+                  <a:avLst>
+                    <a:gd name="adj" fmla="val 13500"/>
+                  </a:avLst>
+                </a:prstGeom>
+                <a:solidFill>
+                  <a:srgbClr val="FFFFFF"/>
+                </a:solidFill>
+                <a:ln w="22000">
+                  <a:solidFill>
+                    <a:srgbClr val="000000"/>
+                  </a:solidFill>
+                </a:ln>
+              </wps:spPr>
+              <wps:txbx>
+                <w:txbxContent>
+                  <w:p>
+                    <w:pPr>
+                      <w:jc w:val="center"/>
+                      <w:spacing w:before="0" w:after="0"/>
+                    </w:pPr>
+                    <w:r>
+                      <w:rPr>
+                        <w:rFonts w:ascii="Cambria" w:hAnsi="Cambria" w:cs="Cambria"/>
+                        <w:b/>
+                        <w:sz w:val="21"/>
+                        <w:color w:val="000000"/>
+                      </w:rPr>
+                      <w:t>8. Deficit Coverage Percentage Evaluation (Surplus / Deficit × 100)</w:t>
+                    </w:r>
+                  </w:p>
+                </w:txbxContent>
+              </wps:txbx>
+              <wps:bodyPr vert="horz" lIns="72000" tIns="36000" rIns="72000" bIns="36000" anchor="ctr"/>
+            </wps:wsp>
+          </wp:inline>
+        </w:drawing>
+      </w:r>
+    </w:p>
+    <w:p xmlns:a="http://schemas.openxmlformats.org/drawingml/2006/main">
+      <w:pPr>
+        <w:jc w:val="center"/>
+        <w:spacing w:before="0" w:after="0" w:line="240" w:lineRule="auto"/>
+      </w:pPr>
+      <w:r>
+        <w:drawing>
+          <wp:inline distT="0" distB="0" distL="0" distR="0">
+            <wp:extent cx="190000" cy="165000"/>
+            <wp:docPr id="1102" name="Arrow_1102"/>
+            <wps:wsp>
+              <wps:cNvSpPr/>
+              <wps:spPr>
+                <a:xfrm>
+                  <a:off x="0" y="0"/>
+                  <a:ext cx="190000" cy="165000"/>
+                </a:xfrm>
+                <a:prstGeom prst="downArrow">
+                  <a:avLst>
+                    <a:gd name="adj1" fmla="val 50000"/>
+                    <a:gd name="adj2" fmla="val 50000"/>
+                  </a:avLst>
+                </a:prstGeom>
+                <a:solidFill>
+                  <a:srgbClr val="000000"/>
+                </a:solidFill>
+                <a:ln w="9525">
+                  <a:solidFill>
+                    <a:srgbClr val="000000"/>
+                  </a:solidFill>
+                </a:ln>
+              </wps:spPr>
+              <wps:bodyPr/>
+            </wps:wsp>
+          </wp:inline>
+        </w:drawing>
+      </w:r>
+    </w:p>
+    <w:p xmlns:a="http://schemas.openxmlformats.org/drawingml/2006/main">
+      <w:pPr>
+        <w:jc w:val="center"/>
+        <w:spacing w:before="0" w:after="0" w:line="240" w:lineRule="auto"/>
+      </w:pPr>
+      <w:r>
+        <w:drawing>
+          <wp:inline distT="0" distB="0" distL="0" distR="0">
+            <wp:extent cx="5400000" cy="410000"/>
+            <wp:docPr id="1103" name="FlowBox_1103"/>
+            <wps:wsp>
+              <wps:cNvSpPr/>
+              <wps:spPr>
+                <a:xfrm>
+                  <a:off x="0" y="0"/>
+                  <a:ext cx="5400000" cy="410000"/>
+                </a:xfrm>
+                <a:prstGeom prst="roundRect">
+                  <a:avLst>
+                    <a:gd name="adj" fmla="val 13500"/>
+                  </a:avLst>
+                </a:prstGeom>
+                <a:solidFill>
+                  <a:srgbClr val="FFFFFF"/>
+                </a:solidFill>
+                <a:ln w="22000">
+                  <a:solidFill>
+                    <a:srgbClr val="000000"/>
+                  </a:solidFill>
+                </a:ln>
+              </wps:spPr>
+              <wps:txbx>
+                <w:txbxContent>
+                  <w:p>
+                    <w:pPr>
+                      <w:jc w:val="center"/>
+                      <w:spacing w:before="0" w:after="0"/>
+                    </w:pPr>
+                    <w:r>
+                      <w:rPr>
+                        <w:rFonts w:ascii="Cambria" w:hAnsi="Cambria" w:cs="Cambria"/>
+                        <w:b/>
+                        <w:sz w:val="21"/>
+                        <w:color w:val="000000"/>
+                      </w:rPr>
+                      <w:t>9. Automated Proactive Dispatch Solicitations (6-Hour Notice)</w:t>
+                    </w:r>
+                  </w:p>
+                </w:txbxContent>
+              </wps:txbx>
+              <wps:bodyPr vert="horz" lIns="72000" tIns="36000" rIns="72000" bIns="36000" anchor="ctr"/>
+            </wps:wsp>
+          </wp:inline>
+        </w:drawing>
+      </w:r>
+    </w:p>
+    <w:p xmlns:a="http://schemas.openxmlformats.org/drawingml/2006/main">
+      <w:pPr>
+        <w:jc w:val="center"/>
+        <w:spacing w:before="0" w:after="0" w:line="240" w:lineRule="auto"/>
+      </w:pPr>
+      <w:r>
+        <w:drawing>
+          <wp:inline distT="0" distB="0" distL="0" distR="0">
+            <wp:extent cx="190000" cy="165000"/>
+            <wp:docPr id="1104" name="Arrow_1104"/>
+            <wps:wsp>
+              <wps:cNvSpPr/>
+              <wps:spPr>
+                <a:xfrm>
+                  <a:off x="0" y="0"/>
+                  <a:ext cx="190000" cy="165000"/>
+                </a:xfrm>
+                <a:prstGeom prst="downArrow">
+                  <a:avLst>
+                    <a:gd name="adj1" fmla="val 50000"/>
+                    <a:gd name="adj2" fmla="val 50000"/>
+                  </a:avLst>
+                </a:prstGeom>
+                <a:solidFill>
+                  <a:srgbClr val="000000"/>
+                </a:solidFill>
+                <a:ln w="9525">
+                  <a:solidFill>
+                    <a:srgbClr val="000000"/>
+                  </a:solidFill>
+                </a:ln>
+              </wps:spPr>
+              <wps:bodyPr/>
+            </wps:wsp>
+          </wp:inline>
+        </w:drawing>
+      </w:r>
+    </w:p>
+    <w:p xmlns:a="http://schemas.openxmlformats.org/drawingml/2006/main">
+      <w:pPr>
+        <w:jc w:val="center"/>
+        <w:spacing w:before="0" w:after="0" w:line="240" w:lineRule="auto"/>
+      </w:pPr>
+      <w:r>
+        <w:drawing>
+          <wp:inline distT="0" distB="0" distL="0" distR="0">
+            <wp:extent cx="5400000" cy="410000"/>
+            <wp:docPr id="1105" name="FlowBox_1105"/>
+            <wps:wsp>
+              <wps:cNvSpPr/>
+              <wps:spPr>
+                <a:xfrm>
+                  <a:off x="0" y="0"/>
+                  <a:ext cx="5400000" cy="410000"/>
+                </a:xfrm>
+                <a:prstGeom prst="roundRect">
+                  <a:avLst>
+                    <a:gd name="adj" fmla="val 13500"/>
+                  </a:avLst>
+                </a:prstGeom>
+                <a:solidFill>
+                  <a:srgbClr val="FFFFFF"/>
+                </a:solidFill>
+                <a:ln w="22000">
+                  <a:solidFill>
+                    <a:srgbClr val="000000"/>
+                  </a:solidFill>
+                </a:ln>
+              </wps:spPr>
+              <wps:txbx>
+                <w:txbxContent>
+                  <w:p>
+                    <w:pPr>
+                      <w:jc w:val="center"/>
+                      <w:spacing w:before="0" w:after="0"/>
+                    </w:pPr>
+                    <w:r>
+                      <w:rPr>
+                        <w:rFonts w:ascii="Cambria" w:hAnsi="Cambria" w:cs="Cambria"/>
+                        <w:b/>
+                        <w:sz w:val="21"/>
+                        <w:color w:val="000000"/>
+                      </w:rPr>
+                      <w:t>10. Forward-Looking Surplus Matching to Deficit Corridors</w:t>
+                    </w:r>
+                  </w:p>
+                </w:txbxContent>
+              </wps:txbx>
+              <wps:bodyPr vert="horz" lIns="72000" tIns="36000" rIns="72000" bIns="36000" anchor="ctr"/>
+            </wps:wsp>
+          </wp:inline>
+        </w:drawing>
+      </w:r>
+    </w:p>
+    <w:p xmlns:a="http://schemas.openxmlformats.org/drawingml/2006/main">
+      <w:pPr>
+        <w:jc w:val="center"/>
+        <w:spacing w:before="0" w:after="0" w:line="240" w:lineRule="auto"/>
+      </w:pPr>
+      <w:r>
+        <w:drawing>
+          <wp:inline distT="0" distB="0" distL="0" distR="0">
+            <wp:extent cx="190000" cy="165000"/>
+            <wp:docPr id="1106" name="Arrow_1106"/>
+            <wps:wsp>
+              <wps:cNvSpPr/>
+              <wps:spPr>
+                <a:xfrm>
+                  <a:off x="0" y="0"/>
+                  <a:ext cx="190000" cy="165000"/>
+                </a:xfrm>
+                <a:prstGeom prst="downArrow">
+                  <a:avLst>
+                    <a:gd name="adj1" fmla="val 50000"/>
+                    <a:gd name="adj2" fmla="val 50000"/>
+                  </a:avLst>
+                </a:prstGeom>
+                <a:solidFill>
+                  <a:srgbClr val="000000"/>
+                </a:solidFill>
+                <a:ln w="9525">
+                  <a:solidFill>
+                    <a:srgbClr val="000000"/>
+                  </a:solidFill>
+                </a:ln>
+              </wps:spPr>
+              <wps:bodyPr/>
+            </wps:wsp>
+          </wp:inline>
+        </w:drawing>
+      </w:r>
+    </w:p>
+    <w:p xmlns:a="http://schemas.openxmlformats.org/drawingml/2006/main">
+      <w:pPr>
+        <w:jc w:val="center"/>
+        <w:spacing w:before="0" w:after="0" w:line="240" w:lineRule="auto"/>
+      </w:pPr>
+      <w:r>
+        <w:drawing>
+          <wp:inline distT="0" distB="0" distL="0" distR="0">
+            <wp:extent cx="5400000" cy="410000"/>
+            <wp:docPr id="1107" name="FlowBox_1107"/>
+            <wps:wsp>
+              <wps:cNvSpPr/>
+              <wps:spPr>
+                <a:xfrm>
+                  <a:off x="0" y="0"/>
+                  <a:ext cx="5400000" cy="410000"/>
+                </a:xfrm>
+                <a:prstGeom prst="roundRect">
+                  <a:avLst>
+                    <a:gd name="adj" fmla="val 13500"/>
+                  </a:avLst>
+                </a:prstGeom>
+                <a:solidFill>
+                  <a:srgbClr val="FFFFFF"/>
+                </a:solidFill>
+                <a:ln w="22000">
+                  <a:solidFill>
+                    <a:srgbClr val="000000"/>
+                  </a:solidFill>
+                </a:ln>
+              </wps:spPr>
+              <wps:txbx>
+                <w:txbxContent>
+                  <w:p>
+                    <w:pPr>
+                      <w:jc w:val="center"/>
+                      <w:spacing w:before="0" w:after="0"/>
+                    </w:pPr>
+                    <w:r>
+                      <w:rPr>
+                        <w:rFonts w:ascii="Cambria" w:hAnsi="Cambria" w:cs="Cambria"/>
+                        <w:b/>
+                        <w:sz w:val="21"/>
+                        <w:color w:val="000000"/>
+                      </w:rPr>
+                      <w:t>11. Real-Time Demand Matrix Rendering on Administrative Dashboard</w:t>
+                    </w:r>
+                  </w:p>
+                </w:txbxContent>
+              </wps:txbx>
+              <wps:bodyPr vert="horz" lIns="72000" tIns="36000" rIns="72000" bIns="36000" anchor="ctr"/>
+            </wps:wsp>
+          </wp:inline>
+        </w:drawing>
+      </w:r>
+    </w:p>
+    <w:p xmlns:a="http://schemas.openxmlformats.org/drawingml/2006/main">
+      <w:pPr>
+        <w:jc w:val="center"/>
+        <w:spacing w:before="0" w:after="0" w:line="240" w:lineRule="auto"/>
+      </w:pPr>
+      <w:r>
+        <w:drawing>
+          <wp:inline distT="0" distB="0" distL="0" distR="0">
+            <wp:extent cx="5400000" cy="350000"/>
+            <wp:docPr id="1108" name="FlowBox_1108"/>
+            <wps:wsp>
+              <wps:cNvSpPr/>
+              <wps:spPr>
+                <a:xfrm>
+                  <a:off x="0" y="0"/>
+                  <a:ext cx="5400000" cy="350000"/>
+                </a:xfrm>
+                <a:prstGeom prst="roundRect">
+                  <a:avLst>
+                    <a:gd name="adj" fmla="val 13500"/>
+                  </a:avLst>
+                </a:prstGeom>
+                <a:solidFill>
+                  <a:srgbClr val="FFFFFF"/>
+                </a:solidFill>
+                <a:ln w="22000">
+                  <a:solidFill>
+                    <a:srgbClr val="000000"/>
+                  </a:solidFill>
+                </a:ln>
+              </wps:spPr>
+              <wps:txbx>
+                <w:txbxContent>
+                  <w:p>
+                    <w:pPr>
+                      <w:jc w:val="center"/>
+                      <w:spacing w:before="0" w:after="0"/>
+                    </w:pPr>
+                    <w:r>
+                      <w:rPr>
+                        <w:rFonts w:ascii="Cambria" w:hAnsi="Cambria" w:cs="Cambria"/>
+                        <w:b/>
+                        <w:sz w:val="19"/>
+                        <w:color w:val="000000"/>
+                      </w:rPr>
+                      <w:t>1. Validated Food Donation Pipeline Assignment</w:t>
+                    </w:r>
+                  </w:p>
+                </w:txbxContent>
+              </wps:txbx>
+              <wps:bodyPr vert="horz" lIns="72000" tIns="36000" rIns="72000" bIns="36000" anchor="ctr"/>
+            </wps:wsp>
+          </wp:inline>
+        </w:drawing>
+      </w:r>
+    </w:p>
+    <w:p xmlns:a="http://schemas.openxmlformats.org/drawingml/2006/main">
+      <w:pPr>
+        <w:jc w:val="center"/>
+        <w:spacing w:before="0" w:after="0" w:line="240" w:lineRule="auto"/>
+      </w:pPr>
+      <w:r>
+        <w:drawing>
+          <wp:inline distT="0" distB="0" distL="0" distR="0">
+            <wp:extent cx="190000" cy="135000"/>
+            <wp:docPr id="1109" name="Arrow_1109"/>
+            <wps:wsp>
+              <wps:cNvSpPr/>
+              <wps:spPr>
+                <a:xfrm>
+                  <a:off x="0" y="0"/>
+                  <a:ext cx="190000" cy="135000"/>
+                </a:xfrm>
+                <a:prstGeom prst="downArrow">
+                  <a:avLst>
+                    <a:gd name="adj1" fmla="val 50000"/>
+                    <a:gd name="adj2" fmla="val 50000"/>
+                  </a:avLst>
+                </a:prstGeom>
+                <a:solidFill>
+                  <a:srgbClr val="000000"/>
+                </a:solidFill>
+                <a:ln w="9525">
+                  <a:solidFill>
+                    <a:srgbClr val="000000"/>
+                  </a:solidFill>
+                </a:ln>
+              </wps:spPr>
+              <wps:bodyPr/>
+            </wps:wsp>
+          </wp:inline>
+        </w:drawing>
+      </w:r>
+    </w:p>
+    <w:p xmlns:a="http://schemas.openxmlformats.org/drawingml/2006/main">
+      <w:pPr>
+        <w:jc w:val="center"/>
+        <w:spacing w:before="0" w:after="0" w:line="240" w:lineRule="auto"/>
+      </w:pPr>
+      <w:r>
+        <w:drawing>
+          <wp:inline distT="0" distB="0" distL="0" distR="0">
+            <wp:extent cx="5400000" cy="350000"/>
+            <wp:docPr id="1110" name="FlowBox_1110"/>
+            <wps:wsp>
+              <wps:cNvSpPr/>
+              <wps:spPr>
+                <a:xfrm>
+                  <a:off x="0" y="0"/>
+                  <a:ext cx="5400000" cy="350000"/>
+                </a:xfrm>
+                <a:prstGeom prst="roundRect">
+                  <a:avLst>
+                    <a:gd name="adj" fmla="val 13500"/>
+                  </a:avLst>
+                </a:prstGeom>
+                <a:solidFill>
+                  <a:srgbClr val="FFFFFF"/>
+                </a:solidFill>
+                <a:ln w="22000">
+                  <a:solidFill>
+                    <a:srgbClr val="000000"/>
+                  </a:solidFill>
+                </a:ln>
+              </wps:spPr>
+              <wps:txbx>
+                <w:txbxContent>
+                  <w:p>
+                    <w:pPr>
+                      <w:jc w:val="center"/>
+                      <w:spacing w:before="0" w:after="0"/>
+                    </w:pPr>
+                    <w:r>
+                      <w:rPr>
+                        <w:rFonts w:ascii="Cambria" w:hAnsi="Cambria" w:cs="Cambria"/>
+                        <w:b/>
+                        <w:sz w:val="19"/>
+                        <w:color w:val="000000"/>
+                      </w:rPr>
+                      <w:t>2. Non-Deterministic Single-Use Handover Token Generation (τ)</w:t>
+                    </w:r>
+                  </w:p>
+                </w:txbxContent>
+              </wps:txbx>
+              <wps:bodyPr vert="horz" lIns="72000" tIns="36000" rIns="72000" bIns="36000" anchor="ctr"/>
+            </wps:wsp>
+          </wp:inline>
+        </w:drawing>
+      </w:r>
+    </w:p>
+    <w:p xmlns:a="http://schemas.openxmlformats.org/drawingml/2006/main">
+      <w:pPr>
+        <w:jc w:val="center"/>
+        <w:spacing w:before="0" w:after="0" w:line="240" w:lineRule="auto"/>
+      </w:pPr>
+      <w:r>
+        <w:drawing>
+          <wp:inline distT="0" distB="0" distL="0" distR="0">
+            <wp:extent cx="190000" cy="135000"/>
+            <wp:docPr id="1111" name="Arrow_1111"/>
+            <wps:wsp>
+              <wps:cNvSpPr/>
+              <wps:spPr>
+                <a:xfrm>
+                  <a:off x="0" y="0"/>
+                  <a:ext cx="190000" cy="135000"/>
+                </a:xfrm>
+                <a:prstGeom prst="downArrow">
+                  <a:avLst>
+                    <a:gd name="adj1" fmla="val 50000"/>
+                    <a:gd name="adj2" fmla="val 50000"/>
+                  </a:avLst>
+                </a:prstGeom>
+                <a:solidFill>
+                  <a:srgbClr val="000000"/>
+                </a:solidFill>
+                <a:ln w="9525">
+                  <a:solidFill>
+                    <a:srgbClr val="000000"/>
+                  </a:solidFill>
+                </a:ln>
+              </wps:spPr>
+              <wps:bodyPr/>
+            </wps:wsp>
+          </wp:inline>
+        </w:drawing>
+      </w:r>
+    </w:p>
+    <w:p xmlns:a="http://schemas.openxmlformats.org/drawingml/2006/main">
+      <w:pPr>
+        <w:jc w:val="center"/>
+        <w:spacing w:before="0" w:after="0" w:line="240" w:lineRule="auto"/>
+      </w:pPr>
+      <w:r>
+        <w:drawing>
+          <wp:inline distT="0" distB="0" distL="0" distR="0">
+            <wp:extent cx="5400000" cy="350000"/>
+            <wp:docPr id="1112" name="FlowBox_1112"/>
+            <wps:wsp>
+              <wps:cNvSpPr/>
+              <wps:spPr>
+                <a:xfrm>
+                  <a:off x="0" y="0"/>
+                  <a:ext cx="5400000" cy="350000"/>
+                </a:xfrm>
+                <a:prstGeom prst="roundRect">
+                  <a:avLst>
+                    <a:gd name="adj" fmla="val 13500"/>
+                  </a:avLst>
+                </a:prstGeom>
+                <a:solidFill>
+                  <a:srgbClr val="FFFFFF"/>
+                </a:solidFill>
+                <a:ln w="22000">
+                  <a:solidFill>
+                    <a:srgbClr val="000000"/>
+                  </a:solidFill>
+                </a:ln>
+              </wps:spPr>
+              <wps:txbx>
+                <w:txbxContent>
+                  <w:p>
+                    <w:pPr>
+                      <w:jc w:val="center"/>
+                      <w:spacing w:before="0" w:after="0"/>
+                    </w:pPr>
+                    <w:r>
+                      <w:rPr>
+                        <w:rFonts w:ascii="Cambria" w:hAnsi="Cambria" w:cs="Cambria"/>
+                        <w:b/>
+                        <w:sz w:val="19"/>
+                        <w:color w:val="000000"/>
+                      </w:rPr>
+                      <w:t>3. High-Density 2D Optical QR Code Rendering &amp; Container Affixation</w:t>
+                    </w:r>
+                  </w:p>
+                </w:txbxContent>
+              </wps:txbx>
+              <wps:bodyPr vert="horz" lIns="72000" tIns="36000" rIns="72000" bIns="36000" anchor="ctr"/>
+            </wps:wsp>
+          </wp:inline>
+        </w:drawing>
+      </w:r>
+    </w:p>
+    <w:p xmlns:a="http://schemas.openxmlformats.org/drawingml/2006/main">
+      <w:pPr>
+        <w:jc w:val="center"/>
+        <w:spacing w:before="0" w:after="0" w:line="240" w:lineRule="auto"/>
+      </w:pPr>
+      <w:r>
+        <w:drawing>
+          <wp:inline distT="0" distB="0" distL="0" distR="0">
+            <wp:extent cx="190000" cy="135000"/>
+            <wp:docPr id="1113" name="Arrow_1113"/>
+            <wps:wsp>
+              <wps:cNvSpPr/>
+              <wps:spPr>
+                <a:xfrm>
+                  <a:off x="0" y="0"/>
+                  <a:ext cx="190000" cy="135000"/>
+                </a:xfrm>
+                <a:prstGeom prst="downArrow">
+                  <a:avLst>
+                    <a:gd name="adj1" fmla="val 50000"/>
+                    <a:gd name="adj2" fmla="val 50000"/>
+                  </a:avLst>
+                </a:prstGeom>
+                <a:solidFill>
+                  <a:srgbClr val="000000"/>
+                </a:solidFill>
+                <a:ln w="9525">
+                  <a:solidFill>
+                    <a:srgbClr val="000000"/>
+                  </a:solidFill>
+                </a:ln>
+              </wps:spPr>
+              <wps:bodyPr/>
+            </wps:wsp>
+          </wp:inline>
+        </w:drawing>
+      </w:r>
+    </w:p>
+    <w:p xmlns:a="http://schemas.openxmlformats.org/drawingml/2006/main">
+      <w:pPr>
+        <w:jc w:val="center"/>
+        <w:spacing w:before="0" w:after="0" w:line="240" w:lineRule="auto"/>
+      </w:pPr>
+      <w:r>
+        <w:drawing>
+          <wp:inline distT="0" distB="0" distL="0" distR="0">
+            <wp:extent cx="5400000" cy="350000"/>
+            <wp:docPr id="1114" name="FlowBox_1114"/>
+            <wps:wsp>
+              <wps:cNvSpPr/>
+              <wps:spPr>
+                <a:xfrm>
+                  <a:off x="0" y="0"/>
+                  <a:ext cx="5400000" cy="350000"/>
+                </a:xfrm>
+                <a:prstGeom prst="roundRect">
+                  <a:avLst>
+                    <a:gd name="adj" fmla="val 13500"/>
+                  </a:avLst>
+                </a:prstGeom>
+                <a:solidFill>
+                  <a:srgbClr val="FFFFFF"/>
+                </a:solidFill>
+                <a:ln w="22000">
+                  <a:solidFill>
+                    <a:srgbClr val="000000"/>
+                  </a:solidFill>
+                </a:ln>
+              </wps:spPr>
+              <wps:txbx>
+                <w:txbxContent>
+                  <w:p>
+                    <w:pPr>
+                      <w:jc w:val="center"/>
+                      <w:spacing w:before="0" w:after="0"/>
+                    </w:pPr>
+                    <w:r>
+                      <w:rPr>
+                        <w:rFonts w:ascii="Cambria" w:hAnsi="Cambria" w:cs="Cambria"/>
+                        <w:b/>
+                        <w:sz w:val="19"/>
+                        <w:color w:val="000000"/>
+                      </w:rPr>
+                      <w:t>4. Volunteer In-Transit Tracking to Destination Shelter Depot</w:t>
+                    </w:r>
+                  </w:p>
+                </w:txbxContent>
+              </wps:txbx>
+              <wps:bodyPr vert="horz" lIns="72000" tIns="36000" rIns="72000" bIns="36000" anchor="ctr"/>
+            </wps:wsp>
+          </wp:inline>
+        </w:drawing>
+      </w:r>
+    </w:p>
+    <w:p xmlns:a="http://schemas.openxmlformats.org/drawingml/2006/main">
+      <w:pPr>
+        <w:jc w:val="center"/>
+        <w:spacing w:before="0" w:after="0" w:line="240" w:lineRule="auto"/>
+      </w:pPr>
+      <w:r>
+        <w:drawing>
+          <wp:inline distT="0" distB="0" distL="0" distR="0">
+            <wp:extent cx="190000" cy="135000"/>
+            <wp:docPr id="1115" name="Arrow_1115"/>
+            <wps:wsp>
+              <wps:cNvSpPr/>
+              <wps:spPr>
+                <a:xfrm>
+                  <a:off x="0" y="0"/>
+                  <a:ext cx="190000" cy="135000"/>
+                </a:xfrm>
+                <a:prstGeom prst="downArrow">
+                  <a:avLst>
+                    <a:gd name="adj1" fmla="val 50000"/>
+                    <a:gd name="adj2" fmla="val 50000"/>
+                  </a:avLst>
+                </a:prstGeom>
+                <a:solidFill>
+                  <a:srgbClr val="000000"/>
+                </a:solidFill>
+                <a:ln w="9525">
+                  <a:solidFill>
+                    <a:srgbClr val="000000"/>
+                  </a:solidFill>
+                </a:ln>
+              </wps:spPr>
+              <wps:bodyPr/>
+            </wps:wsp>
+          </wp:inline>
+        </w:drawing>
+      </w:r>
+    </w:p>
+    <w:p xmlns:a="http://schemas.openxmlformats.org/drawingml/2006/main">
+      <w:pPr>
+        <w:jc w:val="center"/>
+        <w:spacing w:before="0" w:after="0" w:line="240" w:lineRule="auto"/>
+      </w:pPr>
+      <w:r>
+        <w:drawing>
+          <wp:inline distT="0" distB="0" distL="0" distR="0">
+            <wp:extent cx="5400000" cy="350000"/>
+            <wp:docPr id="1116" name="FlowBox_1116"/>
+            <wps:wsp>
+              <wps:cNvSpPr/>
+              <wps:spPr>
+                <a:xfrm>
+                  <a:off x="0" y="0"/>
+                  <a:ext cx="5400000" cy="350000"/>
+                </a:xfrm>
+                <a:prstGeom prst="roundRect">
+                  <a:avLst>
+                    <a:gd name="adj" fmla="val 13500"/>
+                  </a:avLst>
+                </a:prstGeom>
+                <a:solidFill>
+                  <a:srgbClr val="FFFFFF"/>
+                </a:solidFill>
+                <a:ln w="22000">
+                  <a:solidFill>
+                    <a:srgbClr val="000000"/>
+                  </a:solidFill>
+                </a:ln>
+              </wps:spPr>
+              <wps:txbx>
+                <w:txbxContent>
+                  <w:p>
+                    <w:pPr>
+                      <w:jc w:val="center"/>
+                      <w:spacing w:before="0" w:after="0"/>
+                    </w:pPr>
+                    <w:r>
+                      <w:rPr>
+                        <w:rFonts w:ascii="Cambria" w:hAnsi="Cambria" w:cs="Cambria"/>
+                        <w:b/>
+                        <w:sz w:val="19"/>
+                        <w:color w:val="000000"/>
+                      </w:rPr>
+                      <w:t>5. Optical Barcode Scan &amp; Token Data Ingestion at Physical Handover</w:t>
+                    </w:r>
+                  </w:p>
+                </w:txbxContent>
+              </wps:txbx>
+              <wps:bodyPr vert="horz" lIns="72000" tIns="36000" rIns="72000" bIns="36000" anchor="ctr"/>
+            </wps:wsp>
+          </wp:inline>
+        </w:drawing>
+      </w:r>
+    </w:p>
+    <w:p xmlns:a="http://schemas.openxmlformats.org/drawingml/2006/main">
+      <w:pPr>
+        <w:jc w:val="center"/>
+        <w:spacing w:before="0" w:after="0" w:line="240" w:lineRule="auto"/>
+      </w:pPr>
+      <w:r>
+        <w:drawing>
+          <wp:inline distT="0" distB="0" distL="0" distR="0">
+            <wp:extent cx="190000" cy="135000"/>
+            <wp:docPr id="1117" name="Arrow_1117"/>
+            <wps:wsp>
+              <wps:cNvSpPr/>
+              <wps:spPr>
+                <a:xfrm>
+                  <a:off x="0" y="0"/>
+                  <a:ext cx="190000" cy="135000"/>
+                </a:xfrm>
+                <a:prstGeom prst="downArrow">
+                  <a:avLst>
+                    <a:gd name="adj1" fmla="val 50000"/>
+                    <a:gd name="adj2" fmla="val 50000"/>
+                  </a:avLst>
+                </a:prstGeom>
+                <a:solidFill>
+                  <a:srgbClr val="000000"/>
+                </a:solidFill>
+                <a:ln w="9525">
+                  <a:solidFill>
+                    <a:srgbClr val="000000"/>
+                  </a:solidFill>
+                </a:ln>
+              </wps:spPr>
+              <wps:bodyPr/>
+            </wps:wsp>
+          </wp:inline>
+        </w:drawing>
+      </w:r>
+    </w:p>
+    <w:p xmlns:a="http://schemas.openxmlformats.org/drawingml/2006/main">
+      <w:pPr>
+        <w:jc w:val="center"/>
+        <w:spacing w:before="0" w:after="0" w:line="240" w:lineRule="auto"/>
+      </w:pPr>
+      <w:r>
+        <w:drawing>
+          <wp:inline distT="0" distB="0" distL="0" distR="0">
+            <wp:extent cx="5400000" cy="350000"/>
+            <wp:docPr id="1118" name="FlowBox_1118"/>
+            <wps:wsp>
+              <wps:cNvSpPr/>
+              <wps:spPr>
+                <a:xfrm>
+                  <a:off x="0" y="0"/>
+                  <a:ext cx="5400000" cy="350000"/>
+                </a:xfrm>
+                <a:prstGeom prst="roundRect">
+                  <a:avLst>
+                    <a:gd name="adj" fmla="val 13500"/>
+                  </a:avLst>
+                </a:prstGeom>
+                <a:solidFill>
+                  <a:srgbClr val="FFFFFF"/>
+                </a:solidFill>
+                <a:ln w="22000">
+                  <a:solidFill>
+                    <a:srgbClr val="000000"/>
+                  </a:solidFill>
+                </a:ln>
+              </wps:spPr>
+              <wps:txbx>
+                <w:txbxContent>
+                  <w:p>
+                    <w:pPr>
+                      <w:jc w:val="center"/>
+                      <w:spacing w:before="0" w:after="0"/>
+                    </w:pPr>
+                    <w:r>
+                      <w:rPr>
+                        <w:rFonts w:ascii="Cambria" w:hAnsi="Cambria" w:cs="Cambria"/>
+                        <w:b/>
+                        <w:sz w:val="19"/>
+                        <w:color w:val="000000"/>
+                      </w:rPr>
+                      <w:t>6. Zero-Trust Cryptographic String Comparison (τ_input == τ)</w:t>
+                    </w:r>
+                  </w:p>
+                </w:txbxContent>
+              </wps:txbx>
+              <wps:bodyPr vert="horz" lIns="72000" tIns="36000" rIns="72000" bIns="36000" anchor="ctr"/>
+            </wps:wsp>
+          </wp:inline>
+        </w:drawing>
+      </w:r>
+    </w:p>
+    <w:p xmlns:a="http://schemas.openxmlformats.org/drawingml/2006/main">
+      <w:pPr>
+        <w:jc w:val="center"/>
+        <w:spacing w:before="0" w:after="0" w:line="240" w:lineRule="auto"/>
+      </w:pPr>
+      <w:r>
+        <w:drawing>
+          <wp:inline distT="0" distB="0" distL="0" distR="0">
+            <wp:extent cx="190000" cy="135000"/>
+            <wp:docPr id="1119" name="Arrow_1119"/>
+            <wps:wsp>
+              <wps:cNvSpPr/>
+              <wps:spPr>
+                <a:xfrm>
+                  <a:off x="0" y="0"/>
+                  <a:ext cx="190000" cy="135000"/>
+                </a:xfrm>
+                <a:prstGeom prst="downArrow">
+                  <a:avLst>
+                    <a:gd name="adj1" fmla="val 50000"/>
+                    <a:gd name="adj2" fmla="val 50000"/>
+                  </a:avLst>
+                </a:prstGeom>
+                <a:solidFill>
+                  <a:srgbClr val="000000"/>
+                </a:solidFill>
+                <a:ln w="9525">
+                  <a:solidFill>
+                    <a:srgbClr val="000000"/>
+                  </a:solidFill>
+                </a:ln>
+              </wps:spPr>
+              <wps:bodyPr/>
+            </wps:wsp>
+          </wp:inline>
+        </w:drawing>
+      </w:r>
+    </w:p>
+    <w:p xmlns:a="http://schemas.openxmlformats.org/drawingml/2006/main">
+      <w:pPr>
+        <w:jc w:val="center"/>
+        <w:spacing w:before="0" w:after="0" w:line="240" w:lineRule="auto"/>
+      </w:pPr>
+      <w:r>
+        <w:drawing>
+          <wp:inline distT="0" distB="0" distL="0" distR="0">
+            <wp:extent cx="5400000" cy="350000"/>
+            <wp:docPr id="1120" name="FlowBox_1120"/>
+            <wps:wsp>
+              <wps:cNvSpPr/>
+              <wps:spPr>
+                <a:xfrm>
+                  <a:off x="0" y="0"/>
+                  <a:ext cx="5400000" cy="350000"/>
+                </a:xfrm>
+                <a:prstGeom prst="roundRect">
+                  <a:avLst>
+                    <a:gd name="adj" fmla="val 13500"/>
+                  </a:avLst>
+                </a:prstGeom>
+                <a:solidFill>
+                  <a:srgbClr val="FFFFFF"/>
+                </a:solidFill>
+                <a:ln w="22000">
+                  <a:solidFill>
+                    <a:srgbClr val="000000"/>
+                  </a:solidFill>
+                </a:ln>
+              </wps:spPr>
+              <wps:txbx>
+                <w:txbxContent>
+                  <w:p>
+                    <w:pPr>
+                      <w:jc w:val="center"/>
+                      <w:spacing w:before="0" w:after="0"/>
+                    </w:pPr>
+                    <w:r>
+                      <w:rPr>
+                        <w:rFonts w:ascii="Cambria" w:hAnsi="Cambria" w:cs="Cambria"/>
+                        <w:b/>
+                        <w:sz w:val="19"/>
+                        <w:color w:val="000000"/>
+                      </w:rPr>
+                      <w:t>7. Security State Lockout upon Handover Token Mismatch</w:t>
+                    </w:r>
+                  </w:p>
+                </w:txbxContent>
+              </wps:txbx>
+              <wps:bodyPr vert="horz" lIns="72000" tIns="36000" rIns="72000" bIns="36000" anchor="ctr"/>
+            </wps:wsp>
+          </wp:inline>
+        </w:drawing>
+      </w:r>
+    </w:p>
+    <w:p xmlns:a="http://schemas.openxmlformats.org/drawingml/2006/main">
+      <w:pPr>
+        <w:jc w:val="center"/>
+        <w:spacing w:before="0" w:after="0" w:line="240" w:lineRule="auto"/>
+      </w:pPr>
+      <w:r>
+        <w:drawing>
+          <wp:inline distT="0" distB="0" distL="0" distR="0">
+            <wp:extent cx="190000" cy="135000"/>
+            <wp:docPr id="1121" name="Arrow_1121"/>
+            <wps:wsp>
+              <wps:cNvSpPr/>
+              <wps:spPr>
+                <a:xfrm>
+                  <a:off x="0" y="0"/>
+                  <a:ext cx="190000" cy="135000"/>
+                </a:xfrm>
+                <a:prstGeom prst="downArrow">
+                  <a:avLst>
+                    <a:gd name="adj1" fmla="val 50000"/>
+                    <a:gd name="adj2" fmla="val 50000"/>
+                  </a:avLst>
+                </a:prstGeom>
+                <a:solidFill>
+                  <a:srgbClr val="000000"/>
+                </a:solidFill>
+                <a:ln w="9525">
+                  <a:solidFill>
+                    <a:srgbClr val="000000"/>
+                  </a:solidFill>
+                </a:ln>
+              </wps:spPr>
+              <wps:bodyPr/>
+            </wps:wsp>
+          </wp:inline>
+        </w:drawing>
+      </w:r>
+    </w:p>
+    <w:p xmlns:a="http://schemas.openxmlformats.org/drawingml/2006/main">
+      <w:pPr>
+        <w:jc w:val="center"/>
+        <w:spacing w:before="0" w:after="0" w:line="240" w:lineRule="auto"/>
+      </w:pPr>
+      <w:r>
+        <w:drawing>
+          <wp:inline distT="0" distB="0" distL="0" distR="0">
+            <wp:extent cx="5400000" cy="350000"/>
+            <wp:docPr id="1122" name="FlowBox_1122"/>
+            <wps:wsp>
+              <wps:cNvSpPr/>
+              <wps:spPr>
+                <a:xfrm>
+                  <a:off x="0" y="0"/>
+                  <a:ext cx="5400000" cy="350000"/>
+                </a:xfrm>
+                <a:prstGeom prst="roundRect">
+                  <a:avLst>
+                    <a:gd name="adj" fmla="val 13500"/>
+                  </a:avLst>
+                </a:prstGeom>
+                <a:solidFill>
+                  <a:srgbClr val="FFFFFF"/>
+                </a:solidFill>
+                <a:ln w="22000">
+                  <a:solidFill>
+                    <a:srgbClr val="000000"/>
+                  </a:solidFill>
+                </a:ln>
+              </wps:spPr>
+              <wps:txbx>
+                <w:txbxContent>
+                  <w:p>
+                    <w:pPr>
+                      <w:jc w:val="center"/>
+                      <w:spacing w:before="0" w:after="0"/>
+                    </w:pPr>
+                    <w:r>
+                      <w:rPr>
+                        <w:rFonts w:ascii="Cambria" w:hAnsi="Cambria" w:cs="Cambria"/>
+                        <w:b/>
+                        <w:sz w:val="19"/>
+                        <w:color w:val="000000"/>
+                      </w:rPr>
+                      <w:t>8. Authorized State Transition to Delivered upon Token Verification</w:t>
+                    </w:r>
+                  </w:p>
+                </w:txbxContent>
+              </wps:txbx>
+              <wps:bodyPr vert="horz" lIns="72000" tIns="36000" rIns="72000" bIns="36000" anchor="ctr"/>
+            </wps:wsp>
+          </wp:inline>
+        </w:drawing>
+      </w:r>
+    </w:p>
+    <w:p xmlns:a="http://schemas.openxmlformats.org/drawingml/2006/main">
+      <w:pPr>
+        <w:jc w:val="center"/>
+        <w:spacing w:before="0" w:after="0" w:line="240" w:lineRule="auto"/>
+      </w:pPr>
+      <w:r>
+        <w:drawing>
+          <wp:inline distT="0" distB="0" distL="0" distR="0">
+            <wp:extent cx="190000" cy="135000"/>
+            <wp:docPr id="1123" name="Arrow_1123"/>
+            <wps:wsp>
+              <wps:cNvSpPr/>
+              <wps:spPr>
+                <a:xfrm>
+                  <a:off x="0" y="0"/>
+                  <a:ext cx="190000" cy="135000"/>
+                </a:xfrm>
+                <a:prstGeom prst="downArrow">
+                  <a:avLst>
+                    <a:gd name="adj1" fmla="val 50000"/>
+                    <a:gd name="adj2" fmla="val 50000"/>
+                  </a:avLst>
+                </a:prstGeom>
+                <a:solidFill>
+                  <a:srgbClr val="000000"/>
+                </a:solidFill>
+                <a:ln w="9525">
+                  <a:solidFill>
+                    <a:srgbClr val="000000"/>
+                  </a:solidFill>
+                </a:ln>
+              </wps:spPr>
+              <wps:bodyPr/>
+            </wps:wsp>
+          </wp:inline>
+        </w:drawing>
+      </w:r>
+    </w:p>
+    <w:p xmlns:a="http://schemas.openxmlformats.org/drawingml/2006/main">
+      <w:pPr>
+        <w:jc w:val="center"/>
+        <w:spacing w:before="0" w:after="0" w:line="240" w:lineRule="auto"/>
+      </w:pPr>
+      <w:r>
+        <w:drawing>
+          <wp:inline distT="0" distB="0" distL="0" distR="0">
+            <wp:extent cx="5400000" cy="350000"/>
+            <wp:docPr id="1124" name="FlowBox_1124"/>
+            <wps:wsp>
+              <wps:cNvSpPr/>
+              <wps:spPr>
+                <a:xfrm>
+                  <a:off x="0" y="0"/>
+                  <a:ext cx="5400000" cy="350000"/>
+                </a:xfrm>
+                <a:prstGeom prst="roundRect">
+                  <a:avLst>
+                    <a:gd name="adj" fmla="val 13500"/>
+                  </a:avLst>
+                </a:prstGeom>
+                <a:solidFill>
+                  <a:srgbClr val="FFFFFF"/>
+                </a:solidFill>
+                <a:ln w="22000">
+                  <a:solidFill>
+                    <a:srgbClr val="000000"/>
+                  </a:solidFill>
+                </a:ln>
+              </wps:spPr>
+              <wps:txbx>
+                <w:txbxContent>
+                  <w:p>
+                    <w:pPr>
+                      <w:jc w:val="center"/>
+                      <w:spacing w:before="0" w:after="0"/>
+                    </w:pPr>
+                    <w:r>
+                      <w:rPr>
+                        <w:rFonts w:ascii="Cambria" w:hAnsi="Cambria" w:cs="Cambria"/>
+                        <w:b/>
+                        <w:sz w:val="19"/>
+                        <w:color w:val="000000"/>
+                      </w:rPr>
+                      <w:t>9. IPCC AR6 Multi-Gas Environmental Nexus Accounting</w:t>
+                    </w:r>
+                  </w:p>
+                </w:txbxContent>
+              </wps:txbx>
+              <wps:bodyPr vert="horz" lIns="72000" tIns="36000" rIns="72000" bIns="36000" anchor="ctr"/>
+            </wps:wsp>
+          </wp:inline>
+        </w:drawing>
+      </w:r>
+    </w:p>
+    <w:p xmlns:a="http://schemas.openxmlformats.org/drawingml/2006/main">
+      <w:pPr>
+        <w:jc w:val="center"/>
+        <w:spacing w:before="0" w:after="0" w:line="240" w:lineRule="auto"/>
+      </w:pPr>
+      <w:r>
+        <w:drawing>
+          <wp:inline distT="0" distB="0" distL="0" distR="0">
+            <wp:extent cx="190000" cy="135000"/>
+            <wp:docPr id="1125" name="Arrow_1125"/>
+            <wps:wsp>
+              <wps:cNvSpPr/>
+              <wps:spPr>
+                <a:xfrm>
+                  <a:off x="0" y="0"/>
+                  <a:ext cx="190000" cy="135000"/>
+                </a:xfrm>
+                <a:prstGeom prst="downArrow">
+                  <a:avLst>
+                    <a:gd name="adj1" fmla="val 50000"/>
+                    <a:gd name="adj2" fmla="val 50000"/>
+                  </a:avLst>
+                </a:prstGeom>
+                <a:solidFill>
+                  <a:srgbClr val="000000"/>
+                </a:solidFill>
+                <a:ln w="9525">
+                  <a:solidFill>
+                    <a:srgbClr val="000000"/>
+                  </a:solidFill>
+                </a:ln>
+              </wps:spPr>
+              <wps:bodyPr/>
+            </wps:wsp>
+          </wp:inline>
+        </w:drawing>
+      </w:r>
+    </w:p>
+    <w:p xmlns:a="http://schemas.openxmlformats.org/drawingml/2006/main">
+      <w:pPr>
+        <w:jc w:val="center"/>
+        <w:spacing w:before="0" w:after="0" w:line="240" w:lineRule="auto"/>
+      </w:pPr>
+      <w:r>
+        <w:drawing>
+          <wp:inline distT="0" distB="0" distL="0" distR="0">
+            <wp:extent cx="5400000" cy="350000"/>
+            <wp:docPr id="1126" name="FlowBox_1126"/>
+            <wps:wsp>
+              <wps:cNvSpPr/>
+              <wps:spPr>
+                <a:xfrm>
+                  <a:off x="0" y="0"/>
+                  <a:ext cx="5400000" cy="350000"/>
+                </a:xfrm>
+                <a:prstGeom prst="roundRect">
+                  <a:avLst>
+                    <a:gd name="adj" fmla="val 13500"/>
+                  </a:avLst>
+                </a:prstGeom>
+                <a:solidFill>
+                  <a:srgbClr val="FFFFFF"/>
+                </a:solidFill>
+                <a:ln w="22000">
+                  <a:solidFill>
+                    <a:srgbClr val="000000"/>
+                  </a:solidFill>
+                </a:ln>
+              </wps:spPr>
+              <wps:txbx>
+                <w:txbxContent>
+                  <w:p>
+                    <w:pPr>
+                      <w:jc w:val="center"/>
+                      <w:spacing w:before="0" w:after="0"/>
+                    </w:pPr>
+                    <w:r>
+                      <w:rPr>
+                        <w:rFonts w:ascii="Cambria" w:hAnsi="Cambria" w:cs="Cambria"/>
+                        <w:b/>
+                        <w:sz w:val="19"/>
+                        <w:color w:val="000000"/>
+                      </w:rPr>
+                      <w:t>10. Methane Landfill Mitigation (GWP 28×) &amp; Virtual Water Savings</w:t>
+                    </w:r>
+                  </w:p>
+                </w:txbxContent>
+              </wps:txbx>
+              <wps:bodyPr vert="horz" lIns="72000" tIns="36000" rIns="72000" bIns="36000" anchor="ctr"/>
+            </wps:wsp>
+          </wp:inline>
+        </w:drawing>
+      </w:r>
+    </w:p>
+    <w:p xmlns:a="http://schemas.openxmlformats.org/drawingml/2006/main">
+      <w:pPr>
+        <w:jc w:val="center"/>
+        <w:spacing w:before="0" w:after="0" w:line="240" w:lineRule="auto"/>
+      </w:pPr>
+      <w:r>
+        <w:drawing>
+          <wp:inline distT="0" distB="0" distL="0" distR="0">
+            <wp:extent cx="190000" cy="135000"/>
+            <wp:docPr id="1127" name="Arrow_1127"/>
+            <wps:wsp>
+              <wps:cNvSpPr/>
+              <wps:spPr>
+                <a:xfrm>
+                  <a:off x="0" y="0"/>
+                  <a:ext cx="190000" cy="135000"/>
+                </a:xfrm>
+                <a:prstGeom prst="downArrow">
+                  <a:avLst>
+                    <a:gd name="adj1" fmla="val 50000"/>
+                    <a:gd name="adj2" fmla="val 50000"/>
+                  </a:avLst>
+                </a:prstGeom>
+                <a:solidFill>
+                  <a:srgbClr val="000000"/>
+                </a:solidFill>
+                <a:ln w="9525">
+                  <a:solidFill>
+                    <a:srgbClr val="000000"/>
+                  </a:solidFill>
+                </a:ln>
+              </wps:spPr>
+              <wps:bodyPr/>
+            </wps:wsp>
+          </wp:inline>
+        </w:drawing>
+      </w:r>
+    </w:p>
+    <w:p xmlns:a="http://schemas.openxmlformats.org/drawingml/2006/main">
+      <w:pPr>
+        <w:jc w:val="center"/>
+        <w:spacing w:before="0" w:after="0" w:line="240" w:lineRule="auto"/>
+      </w:pPr>
+      <w:r>
+        <w:drawing>
+          <wp:inline distT="0" distB="0" distL="0" distR="0">
+            <wp:extent cx="5400000" cy="350000"/>
+            <wp:docPr id="1128" name="FlowBox_1128"/>
+            <wps:wsp>
+              <wps:cNvSpPr/>
+              <wps:spPr>
+                <a:xfrm>
+                  <a:off x="0" y="0"/>
+                  <a:ext cx="5400000" cy="350000"/>
+                </a:xfrm>
+                <a:prstGeom prst="roundRect">
+                  <a:avLst>
+                    <a:gd name="adj" fmla="val 13500"/>
+                  </a:avLst>
+                </a:prstGeom>
+                <a:solidFill>
+                  <a:srgbClr val="FFFFFF"/>
+                </a:solidFill>
+                <a:ln w="22000">
+                  <a:solidFill>
+                    <a:srgbClr val="000000"/>
+                  </a:solidFill>
+                </a:ln>
+              </wps:spPr>
+              <wps:txbx>
+                <w:txbxContent>
+                  <w:p>
+                    <w:pPr>
+                      <w:jc w:val="center"/>
+                      <w:spacing w:before="0" w:after="0"/>
+                    </w:pPr>
+                    <w:r>
+                      <w:rPr>
+                        <w:rFonts w:ascii="Cambria" w:hAnsi="Cambria" w:cs="Cambria"/>
+                        <w:b/>
+                        <w:sz w:val="19"/>
+                        <w:color w:val="000000"/>
+                      </w:rPr>
+                      <w:t>11. Canonical Ledger Payload Serialization: "EVS-LEDGER-V1|..."</w:t>
+                    </w:r>
+                  </w:p>
+                </w:txbxContent>
+              </wps:txbx>
+              <wps:bodyPr vert="horz" lIns="72000" tIns="36000" rIns="72000" bIns="36000" anchor="ctr"/>
+            </wps:wsp>
+          </wp:inline>
+        </w:drawing>
+      </w:r>
+    </w:p>
+    <w:p xmlns:a="http://schemas.openxmlformats.org/drawingml/2006/main">
+      <w:pPr>
+        <w:jc w:val="center"/>
+        <w:spacing w:before="0" w:after="0" w:line="240" w:lineRule="auto"/>
+      </w:pPr>
+      <w:r>
+        <w:drawing>
+          <wp:inline distT="0" distB="0" distL="0" distR="0">
+            <wp:extent cx="190000" cy="135000"/>
+            <wp:docPr id="1129" name="Arrow_1129"/>
+            <wps:wsp>
+              <wps:cNvSpPr/>
+              <wps:spPr>
+                <a:xfrm>
+                  <a:off x="0" y="0"/>
+                  <a:ext cx="190000" cy="135000"/>
+                </a:xfrm>
+                <a:prstGeom prst="downArrow">
+                  <a:avLst>
+                    <a:gd name="adj1" fmla="val 50000"/>
+                    <a:gd name="adj2" fmla="val 50000"/>
+                  </a:avLst>
+                </a:prstGeom>
+                <a:solidFill>
+                  <a:srgbClr val="000000"/>
+                </a:solidFill>
+                <a:ln w="9525">
+                  <a:solidFill>
+                    <a:srgbClr val="000000"/>
+                  </a:solidFill>
+                </a:ln>
+              </wps:spPr>
+              <wps:bodyPr/>
+            </wps:wsp>
+          </wp:inline>
+        </w:drawing>
+      </w:r>
+    </w:p>
+    <w:p xmlns:a="http://schemas.openxmlformats.org/drawingml/2006/main">
+      <w:pPr>
+        <w:jc w:val="center"/>
+        <w:spacing w:before="0" w:after="0" w:line="240" w:lineRule="auto"/>
+      </w:pPr>
+      <w:r>
+        <w:drawing>
+          <wp:inline distT="0" distB="0" distL="0" distR="0">
+            <wp:extent cx="5400000" cy="350000"/>
+            <wp:docPr id="1130" name="FlowBox_1130"/>
+            <wps:wsp>
+              <wps:cNvSpPr/>
+              <wps:spPr>
+                <a:xfrm>
+                  <a:off x="0" y="0"/>
+                  <a:ext cx="5400000" cy="350000"/>
+                </a:xfrm>
+                <a:prstGeom prst="roundRect">
+                  <a:avLst>
+                    <a:gd name="adj" fmla="val 13500"/>
+                  </a:avLst>
+                </a:prstGeom>
+                <a:solidFill>
+                  <a:srgbClr val="FFFFFF"/>
+                </a:solidFill>
+                <a:ln w="22000">
+                  <a:solidFill>
+                    <a:srgbClr val="000000"/>
+                  </a:solidFill>
+                </a:ln>
+              </wps:spPr>
+              <wps:txbx>
+                <w:txbxContent>
+                  <w:p>
+                    <w:pPr>
+                      <w:jc w:val="center"/>
+                      <w:spacing w:before="0" w:after="0"/>
+                    </w:pPr>
+                    <w:r>
+                      <w:rPr>
+                        <w:rFonts w:ascii="Cambria" w:hAnsi="Cambria" w:cs="Cambria"/>
+                        <w:b/>
+                        <w:sz w:val="19"/>
+                        <w:color w:val="000000"/>
+                      </w:rPr>
+                      <w:t>12. 256-Bit SHA-256 Cryptographic Hash Digest Generation</w:t>
+                    </w:r>
+                  </w:p>
+                </w:txbxContent>
+              </wps:txbx>
+              <wps:bodyPr vert="horz" lIns="72000" tIns="36000" rIns="72000" bIns="36000" anchor="ctr"/>
+            </wps:wsp>
+          </wp:inline>
+        </w:drawing>
+      </w:r>
+    </w:p>
+    <w:p xmlns:a="http://schemas.openxmlformats.org/drawingml/2006/main">
+      <w:pPr>
+        <w:jc w:val="center"/>
+        <w:spacing w:before="0" w:after="0" w:line="240" w:lineRule="auto"/>
+      </w:pPr>
+      <w:r>
+        <w:drawing>
+          <wp:inline distT="0" distB="0" distL="0" distR="0">
+            <wp:extent cx="190000" cy="135000"/>
+            <wp:docPr id="1131" name="Arrow_1131"/>
+            <wps:wsp>
+              <wps:cNvSpPr/>
+              <wps:spPr>
+                <a:xfrm>
+                  <a:off x="0" y="0"/>
+                  <a:ext cx="190000" cy="135000"/>
+                </a:xfrm>
+                <a:prstGeom prst="downArrow">
+                  <a:avLst>
+                    <a:gd name="adj1" fmla="val 50000"/>
+                    <a:gd name="adj2" fmla="val 50000"/>
+                  </a:avLst>
+                </a:prstGeom>
+                <a:solidFill>
+                  <a:srgbClr val="000000"/>
+                </a:solidFill>
+                <a:ln w="9525">
+                  <a:solidFill>
+                    <a:srgbClr val="000000"/>
+                  </a:solidFill>
+                </a:ln>
+              </wps:spPr>
+              <wps:bodyPr/>
+            </wps:wsp>
+          </wp:inline>
+        </w:drawing>
+      </w:r>
+    </w:p>
+    <w:p xmlns:a="http://schemas.openxmlformats.org/drawingml/2006/main">
+      <w:pPr>
+        <w:jc w:val="center"/>
+        <w:spacing w:before="0" w:after="0" w:line="240" w:lineRule="auto"/>
+      </w:pPr>
+      <w:r>
+        <w:drawing>
+          <wp:inline distT="0" distB="0" distL="0" distR="0">
+            <wp:extent cx="5400000" cy="350000"/>
+            <wp:docPr id="1132" name="FlowBox_1132"/>
+            <wps:wsp>
+              <wps:cNvSpPr/>
+              <wps:spPr>
+                <a:xfrm>
+                  <a:off x="0" y="0"/>
+                  <a:ext cx="5400000" cy="350000"/>
+                </a:xfrm>
+                <a:prstGeom prst="roundRect">
+                  <a:avLst>
+                    <a:gd name="adj" fmla="val 13500"/>
+                  </a:avLst>
+                </a:prstGeom>
+                <a:solidFill>
+                  <a:srgbClr val="FFFFFF"/>
+                </a:solidFill>
+                <a:ln w="22000">
+                  <a:solidFill>
+                    <a:srgbClr val="000000"/>
+                  </a:solidFill>
+                </a:ln>
+              </wps:spPr>
+              <wps:txbx>
+                <w:txbxContent>
+                  <w:p>
+                    <w:pPr>
+                      <w:jc w:val="center"/>
+                      <w:spacing w:before="0" w:after="0"/>
+                    </w:pPr>
+                    <w:r>
+                      <w:rPr>
+                        <w:rFonts w:ascii="Cambria" w:hAnsi="Cambria" w:cs="Cambria"/>
+                        <w:b/>
+                        <w:sz w:val="19"/>
+                        <w:color w:val="000000"/>
+                      </w:rPr>
+                      <w:t>13. Immutable Ledger Record Persistence &amp; Public Audit API Exposure</w:t>
+                    </w:r>
+                  </w:p>
+                </w:txbxContent>
+              </wps:txbx>
+              <wps:bodyPr vert="horz" lIns="72000" tIns="36000" rIns="72000" bIns="36000" anchor="ctr"/>
+            </wps:wsp>
+          </wp:inline>
+        </w:drawing>
+      </w:r>
+    </w:p>
   </w:body>
 </w:document>
 </file>
@@ -700,7 +6718,7 @@
         <w:color w:val="000000"/>
         <w:sz w:val="17"/>
       </w:rPr>
-      <w:t>PATENT APPLICATION SPECIFICATION DRAWINGS • BLACK &amp; WHITE</w:t>
+      <w:t>PATENT APPLICATION SPECIFICATION DRAWINGS • EDITABLE WORD FORMAT</w:t>
     </w:r>
   </w:p>
 </w:hdr>
